--- a/6-过程管理/流程制度规范类文件/ZGS-06-07-发布管理制度.docx
+++ b/6-过程管理/流程制度规范类文件/ZGS-06-07-发布管理制度.docx
@@ -21,7 +21,7 @@
         <w:spacing w:before="3120" w:beforeLines="1000"/>
         <w:textAlignment w:val="baseline"/>
       </w:pPr>
-      <w:bookmarkStart w:id="0" w:name="_Toc25431"/>
+      <w:bookmarkStart w:id="0" w:name="_Toc24851"/>
       <w:r>
         <w:drawing>
           <wp:anchor distT="0" distB="0" distL="114300" distR="114300" simplePos="0" relativeHeight="251660288" behindDoc="1" locked="0" layoutInCell="1" allowOverlap="1">
@@ -49,7 +49,7 @@
                     </pic:cNvPicPr>
                   </pic:nvPicPr>
                   <pic:blipFill>
-                    <a:blip r:embed="rId7"/>
+                    <a:blip r:embed="rId12"/>
                     <a:stretch>
                       <a:fillRect/>
                     </a:stretch>
@@ -104,7 +104,7 @@
                     </pic:cNvPicPr>
                   </pic:nvPicPr>
                   <pic:blipFill>
-                    <a:blip r:embed="rId8">
+                    <a:blip r:embed="rId13">
                       <a:alphaModFix amt="58000"/>
                       <a:lum contrast="-52000"/>
                     </a:blip>
@@ -159,7 +159,7 @@
           <w:lang w:val="en-US" w:eastAsia="zh-CN"/>
         </w:rPr>
       </w:pPr>
-      <w:bookmarkStart w:id="1" w:name="_Toc2020"/>
+      <w:bookmarkStart w:id="1" w:name="_Toc12019"/>
       <w:r>
         <w:rPr>
           <w:rFonts w:hint="eastAsia"/>
@@ -205,59 +205,6 @@
           <w:szCs w:val="24"/>
         </w:rPr>
         <w:t>文件编号：ZGS-06-07</w:t>
-      </w:r>
-      <w:r>
-        <w:rPr>
-          <w:rFonts w:hint="eastAsia" w:ascii="宋体" w:hAnsi="宋体" w:eastAsia="宋体" w:cs="宋体"/>
-          <w:b/>
-          <w:bCs/>
-          <w:spacing w:val="-3"/>
-          <w:sz w:val="24"/>
-          <w:szCs w:val="24"/>
-          <w:lang w:val="en-US" w:eastAsia="zh-CN"/>
-        </w:rPr>
-      </w:r>
-      <w:r>
-        <w:rPr>
-          <w:rFonts w:ascii="宋体" w:hAnsi="宋体" w:eastAsia="宋体" w:cs="宋体"/>
-          <w:b/>
-          <w:bCs/>
-          <w:spacing w:val="-3"/>
-          <w:sz w:val="24"/>
-          <w:szCs w:val="24"/>
-        </w:rPr>
-      </w:r>
-      <w:r>
-        <w:rPr>
-          <w:rFonts w:hint="eastAsia" w:ascii="宋体" w:hAnsi="宋体" w:cs="宋体"/>
-          <w:b/>
-          <w:bCs/>
-          <w:spacing w:val="-3"/>
-          <w:sz w:val="24"/>
-          <w:szCs w:val="24"/>
-          <w:lang w:val="en-US" w:eastAsia="zh-CN"/>
-        </w:rPr>
-      </w:r>
-      <w:r>
-        <w:rPr>
-          <w:rFonts w:ascii="宋体" w:hAnsi="宋体" w:eastAsia="宋体" w:cs="宋体"/>
-          <w:b/>
-          <w:bCs/>
-          <w:spacing w:val="-3"/>
-          <w:sz w:val="24"/>
-          <w:szCs w:val="24"/>
-        </w:rPr>
-      </w:r>
-      <w:r>
-        <w:rPr>
-          <w:rFonts w:hint="eastAsia" w:ascii="宋体" w:hAnsi="宋体" w:cs="宋体"/>
-          <w:b/>
-          <w:bCs/>
-          <w:spacing w:val="-3"/>
-          <w:sz w:val="24"/>
-          <w:szCs w:val="24"/>
-          <w:lang w:val="en-US" w:eastAsia="zh-CN"/>
-        </w:rPr>
       </w:r>
     </w:p>
     <w:tbl>
@@ -558,17 +505,7 @@
                 <w:vertAlign w:val="baseline"/>
                 <w:lang w:val="en-US" w:eastAsia="zh-CN"/>
               </w:rPr>
-              <w:t>审核</w:t>
-            </w:r>
-            <w:bookmarkStart w:id="36" w:name="_GoBack"/>
-            <w:bookmarkEnd w:id="36"/>
-            <w:r>
-              <w:rPr>
-                <w:rFonts w:hint="eastAsia"/>
-                <w:vertAlign w:val="baseline"/>
-                <w:lang w:val="en-US" w:eastAsia="zh-CN"/>
-              </w:rPr>
-              <w:t>时间</w:t>
+              <w:t>审核时间</w:t>
             </w:r>
             <w:r>
               <w:rPr>
@@ -647,31 +584,6 @@
                 <w:lang w:val="en-US" w:eastAsia="zh-CN"/>
               </w:rPr>
               <w:t>批准人:宋海滨</w:t>
-            </w:r>
-            <w:r>
-              <w:rPr>
-                <w:rFonts w:hint="eastAsia"/>
-                <w:spacing w:val="1"/>
-                <w:kern w:val="0"/>
-                <w:vertAlign w:val="baseline"/>
-                <w:lang w:val="en-US" w:eastAsia="zh-CN"/>
-              </w:rPr>
-            </w:r>
-            <w:r>
-              <w:rPr>
-                <w:rFonts w:hint="eastAsia" w:asciiTheme="minorAscii" w:hAnsiTheme="minorAscii" w:eastAsiaTheme="minorEastAsia"/>
-                <w:spacing w:val="227"/>
-                <w:sz w:val="21"/>
-                <w:vertAlign w:val="baseline"/>
-                <w:lang w:val="en-US" w:eastAsia="zh-CN"/>
-              </w:rPr>
-            </w:r>
-            <w:r>
-              <w:rPr>
-                <w:rFonts w:hint="eastAsia"/>
-                <w:u w:val="single"/>
-                <w:lang w:val="en-US" w:eastAsia="zh-CN"/>
-              </w:rPr>
             </w:r>
           </w:p>
         </w:tc>
@@ -1634,23 +1546,9 @@
         <w:p>
           <w:pPr>
             <w:pStyle w:val="16"/>
-            <w:keepNext w:val="0"/>
-            <w:keepLines w:val="0"/>
-            <w:pageBreakBefore w:val="0"/>
             <w:tabs>
               <w:tab w:val="right" w:leader="dot" w:pos="8306"/>
             </w:tabs>
-            <w:kinsoku w:val="0"/>
-            <w:wordWrap/>
-            <w:overflowPunct/>
-            <w:topLinePunct w:val="0"/>
-            <w:autoSpaceDE w:val="0"/>
-            <w:autoSpaceDN w:val="0"/>
-            <w:bidi w:val="0"/>
-            <w:adjustRightInd w:val="0"/>
-            <w:snapToGrid w:val="0"/>
-            <w:spacing w:line="312" w:lineRule="auto"/>
-            <w:textAlignment w:val="baseline"/>
           </w:pPr>
           <w:r>
             <w:rPr>
@@ -1688,7 +1586,7 @@
               <w:rFonts w:hint="eastAsia" w:ascii="宋体" w:hAnsi="宋体" w:eastAsia="宋体" w:cs="宋体"/>
               <w:szCs w:val="24"/>
             </w:rPr>
-            <w:instrText xml:space="preserve"> HYPERLINK \l _Toc25431 </w:instrText>
+            <w:instrText xml:space="preserve"> HYPERLINK \l _Toc24851 </w:instrText>
           </w:r>
           <w:r>
             <w:rPr>
@@ -1711,7 +1609,7 @@
             <w:fldChar w:fldCharType="begin"/>
           </w:r>
           <w:r>
-            <w:instrText xml:space="preserve"> PAGEREF _Toc25431 \h </w:instrText>
+            <w:instrText xml:space="preserve"> PAGEREF _Toc24851 \h </w:instrText>
           </w:r>
           <w:r>
             <w:fldChar w:fldCharType="separate"/>
@@ -1733,23 +1631,9 @@
         <w:p>
           <w:pPr>
             <w:pStyle w:val="16"/>
-            <w:keepNext w:val="0"/>
-            <w:keepLines w:val="0"/>
-            <w:pageBreakBefore w:val="0"/>
             <w:tabs>
               <w:tab w:val="right" w:leader="dot" w:pos="8306"/>
             </w:tabs>
-            <w:kinsoku w:val="0"/>
-            <w:wordWrap/>
-            <w:overflowPunct/>
-            <w:topLinePunct w:val="0"/>
-            <w:autoSpaceDE w:val="0"/>
-            <w:autoSpaceDN w:val="0"/>
-            <w:bidi w:val="0"/>
-            <w:adjustRightInd w:val="0"/>
-            <w:snapToGrid w:val="0"/>
-            <w:spacing w:line="312" w:lineRule="auto"/>
-            <w:textAlignment w:val="baseline"/>
           </w:pPr>
           <w:r>
             <w:rPr>
@@ -1763,7 +1647,7 @@
               <w:rFonts w:hint="eastAsia" w:ascii="宋体" w:hAnsi="宋体" w:eastAsia="宋体" w:cs="宋体"/>
               <w:szCs w:val="24"/>
             </w:rPr>
-            <w:instrText xml:space="preserve"> HYPERLINK \l _Toc2020 </w:instrText>
+            <w:instrText xml:space="preserve"> HYPERLINK \l _Toc12019 </w:instrText>
           </w:r>
           <w:r>
             <w:rPr>
@@ -1786,7 +1670,7 @@
             <w:fldChar w:fldCharType="begin"/>
           </w:r>
           <w:r>
-            <w:instrText xml:space="preserve"> PAGEREF _Toc2020 \h </w:instrText>
+            <w:instrText xml:space="preserve"> PAGEREF _Toc12019 \h </w:instrText>
           </w:r>
           <w:r>
             <w:fldChar w:fldCharType="separate"/>
@@ -1808,23 +1692,9 @@
         <w:p>
           <w:pPr>
             <w:pStyle w:val="16"/>
-            <w:keepNext w:val="0"/>
-            <w:keepLines w:val="0"/>
-            <w:pageBreakBefore w:val="0"/>
             <w:tabs>
               <w:tab w:val="right" w:leader="dot" w:pos="8306"/>
             </w:tabs>
-            <w:kinsoku w:val="0"/>
-            <w:wordWrap/>
-            <w:overflowPunct/>
-            <w:topLinePunct w:val="0"/>
-            <w:autoSpaceDE w:val="0"/>
-            <w:autoSpaceDN w:val="0"/>
-            <w:bidi w:val="0"/>
-            <w:adjustRightInd w:val="0"/>
-            <w:snapToGrid w:val="0"/>
-            <w:spacing w:line="312" w:lineRule="auto"/>
-            <w:textAlignment w:val="baseline"/>
           </w:pPr>
           <w:r>
             <w:rPr>
@@ -1838,7 +1708,7 @@
               <w:rFonts w:hint="eastAsia" w:ascii="宋体" w:hAnsi="宋体" w:eastAsia="宋体" w:cs="宋体"/>
               <w:szCs w:val="24"/>
             </w:rPr>
-            <w:instrText xml:space="preserve"> HYPERLINK \l _Toc32542 </w:instrText>
+            <w:instrText xml:space="preserve"> HYPERLINK \l _Toc29965 </w:instrText>
           </w:r>
           <w:r>
             <w:rPr>
@@ -1867,7 +1737,7 @@
             <w:fldChar w:fldCharType="begin"/>
           </w:r>
           <w:r>
-            <w:instrText xml:space="preserve"> PAGEREF _Toc32542 \h </w:instrText>
+            <w:instrText xml:space="preserve"> PAGEREF _Toc29965 \h </w:instrText>
           </w:r>
           <w:r>
             <w:fldChar w:fldCharType="separate"/>
@@ -1889,23 +1759,9 @@
         <w:p>
           <w:pPr>
             <w:pStyle w:val="17"/>
-            <w:keepNext w:val="0"/>
-            <w:keepLines w:val="0"/>
-            <w:pageBreakBefore w:val="0"/>
             <w:tabs>
               <w:tab w:val="right" w:leader="dot" w:pos="8306"/>
             </w:tabs>
-            <w:kinsoku w:val="0"/>
-            <w:wordWrap/>
-            <w:overflowPunct/>
-            <w:topLinePunct w:val="0"/>
-            <w:autoSpaceDE w:val="0"/>
-            <w:autoSpaceDN w:val="0"/>
-            <w:bidi w:val="0"/>
-            <w:adjustRightInd w:val="0"/>
-            <w:snapToGrid w:val="0"/>
-            <w:spacing w:line="312" w:lineRule="auto"/>
-            <w:textAlignment w:val="baseline"/>
           </w:pPr>
           <w:r>
             <w:rPr>
@@ -1919,7 +1775,7 @@
               <w:rFonts w:hint="eastAsia" w:ascii="宋体" w:hAnsi="宋体" w:eastAsia="宋体" w:cs="宋体"/>
               <w:szCs w:val="24"/>
             </w:rPr>
-            <w:instrText xml:space="preserve"> HYPERLINK \l _Toc7936 </w:instrText>
+            <w:instrText xml:space="preserve"> HYPERLINK \l _Toc6211 </w:instrText>
           </w:r>
           <w:r>
             <w:rPr>
@@ -1949,7 +1805,7 @@
             <w:fldChar w:fldCharType="begin"/>
           </w:r>
           <w:r>
-            <w:instrText xml:space="preserve"> PAGEREF _Toc7936 \h </w:instrText>
+            <w:instrText xml:space="preserve"> PAGEREF _Toc6211 \h </w:instrText>
           </w:r>
           <w:r>
             <w:fldChar w:fldCharType="separate"/>
@@ -1971,23 +1827,9 @@
         <w:p>
           <w:pPr>
             <w:pStyle w:val="17"/>
-            <w:keepNext w:val="0"/>
-            <w:keepLines w:val="0"/>
-            <w:pageBreakBefore w:val="0"/>
             <w:tabs>
               <w:tab w:val="right" w:leader="dot" w:pos="8306"/>
             </w:tabs>
-            <w:kinsoku w:val="0"/>
-            <w:wordWrap/>
-            <w:overflowPunct/>
-            <w:topLinePunct w:val="0"/>
-            <w:autoSpaceDE w:val="0"/>
-            <w:autoSpaceDN w:val="0"/>
-            <w:bidi w:val="0"/>
-            <w:adjustRightInd w:val="0"/>
-            <w:snapToGrid w:val="0"/>
-            <w:spacing w:line="312" w:lineRule="auto"/>
-            <w:textAlignment w:val="baseline"/>
           </w:pPr>
           <w:r>
             <w:rPr>
@@ -2001,7 +1843,7 @@
               <w:rFonts w:hint="eastAsia" w:ascii="宋体" w:hAnsi="宋体" w:eastAsia="宋体" w:cs="宋体"/>
               <w:szCs w:val="24"/>
             </w:rPr>
-            <w:instrText xml:space="preserve"> HYPERLINK \l _Toc21012 </w:instrText>
+            <w:instrText xml:space="preserve"> HYPERLINK \l _Toc4 </w:instrText>
           </w:r>
           <w:r>
             <w:rPr>
@@ -2031,7 +1873,7 @@
             <w:fldChar w:fldCharType="begin"/>
           </w:r>
           <w:r>
-            <w:instrText xml:space="preserve"> PAGEREF _Toc21012 \h </w:instrText>
+            <w:instrText xml:space="preserve"> PAGEREF _Toc4 \h </w:instrText>
           </w:r>
           <w:r>
             <w:fldChar w:fldCharType="separate"/>
@@ -2053,23 +1895,9 @@
         <w:p>
           <w:pPr>
             <w:pStyle w:val="17"/>
-            <w:keepNext w:val="0"/>
-            <w:keepLines w:val="0"/>
-            <w:pageBreakBefore w:val="0"/>
             <w:tabs>
               <w:tab w:val="right" w:leader="dot" w:pos="8306"/>
             </w:tabs>
-            <w:kinsoku w:val="0"/>
-            <w:wordWrap/>
-            <w:overflowPunct/>
-            <w:topLinePunct w:val="0"/>
-            <w:autoSpaceDE w:val="0"/>
-            <w:autoSpaceDN w:val="0"/>
-            <w:bidi w:val="0"/>
-            <w:adjustRightInd w:val="0"/>
-            <w:snapToGrid w:val="0"/>
-            <w:spacing w:line="312" w:lineRule="auto"/>
-            <w:textAlignment w:val="baseline"/>
           </w:pPr>
           <w:r>
             <w:rPr>
@@ -2083,7 +1911,7 @@
               <w:rFonts w:hint="eastAsia" w:ascii="宋体" w:hAnsi="宋体" w:eastAsia="宋体" w:cs="宋体"/>
               <w:szCs w:val="24"/>
             </w:rPr>
-            <w:instrText xml:space="preserve"> HYPERLINK \l _Toc22109 </w:instrText>
+            <w:instrText xml:space="preserve"> HYPERLINK \l _Toc32451 </w:instrText>
           </w:r>
           <w:r>
             <w:rPr>
@@ -2113,7 +1941,7 @@
             <w:fldChar w:fldCharType="begin"/>
           </w:r>
           <w:r>
-            <w:instrText xml:space="preserve"> PAGEREF _Toc22109 \h </w:instrText>
+            <w:instrText xml:space="preserve"> PAGEREF _Toc32451 \h </w:instrText>
           </w:r>
           <w:r>
             <w:fldChar w:fldCharType="separate"/>
@@ -2135,23 +1963,9 @@
         <w:p>
           <w:pPr>
             <w:pStyle w:val="17"/>
-            <w:keepNext w:val="0"/>
-            <w:keepLines w:val="0"/>
-            <w:pageBreakBefore w:val="0"/>
             <w:tabs>
               <w:tab w:val="right" w:leader="dot" w:pos="8306"/>
             </w:tabs>
-            <w:kinsoku w:val="0"/>
-            <w:wordWrap/>
-            <w:overflowPunct/>
-            <w:topLinePunct w:val="0"/>
-            <w:autoSpaceDE w:val="0"/>
-            <w:autoSpaceDN w:val="0"/>
-            <w:bidi w:val="0"/>
-            <w:adjustRightInd w:val="0"/>
-            <w:snapToGrid w:val="0"/>
-            <w:spacing w:line="312" w:lineRule="auto"/>
-            <w:textAlignment w:val="baseline"/>
           </w:pPr>
           <w:r>
             <w:rPr>
@@ -2165,7 +1979,7 @@
               <w:rFonts w:hint="eastAsia" w:ascii="宋体" w:hAnsi="宋体" w:eastAsia="宋体" w:cs="宋体"/>
               <w:szCs w:val="24"/>
             </w:rPr>
-            <w:instrText xml:space="preserve"> HYPERLINK \l _Toc12264 </w:instrText>
+            <w:instrText xml:space="preserve"> HYPERLINK \l _Toc8690 </w:instrText>
           </w:r>
           <w:r>
             <w:rPr>
@@ -2195,7 +2009,7 @@
             <w:fldChar w:fldCharType="begin"/>
           </w:r>
           <w:r>
-            <w:instrText xml:space="preserve"> PAGEREF _Toc12264 \h </w:instrText>
+            <w:instrText xml:space="preserve"> PAGEREF _Toc8690 \h </w:instrText>
           </w:r>
           <w:r>
             <w:fldChar w:fldCharType="separate"/>
@@ -2217,23 +2031,9 @@
         <w:p>
           <w:pPr>
             <w:pStyle w:val="13"/>
-            <w:keepNext w:val="0"/>
-            <w:keepLines w:val="0"/>
-            <w:pageBreakBefore w:val="0"/>
             <w:tabs>
               <w:tab w:val="right" w:leader="dot" w:pos="8306"/>
             </w:tabs>
-            <w:kinsoku w:val="0"/>
-            <w:wordWrap/>
-            <w:overflowPunct/>
-            <w:topLinePunct w:val="0"/>
-            <w:autoSpaceDE w:val="0"/>
-            <w:autoSpaceDN w:val="0"/>
-            <w:bidi w:val="0"/>
-            <w:adjustRightInd w:val="0"/>
-            <w:snapToGrid w:val="0"/>
-            <w:spacing w:line="312" w:lineRule="auto"/>
-            <w:textAlignment w:val="baseline"/>
           </w:pPr>
           <w:r>
             <w:rPr>
@@ -2247,7 +2047,7 @@
               <w:rFonts w:hint="eastAsia" w:ascii="宋体" w:hAnsi="宋体" w:eastAsia="宋体" w:cs="宋体"/>
               <w:szCs w:val="24"/>
             </w:rPr>
-            <w:instrText xml:space="preserve"> HYPERLINK \l _Toc29507 </w:instrText>
+            <w:instrText xml:space="preserve"> HYPERLINK \l _Toc21971 </w:instrText>
           </w:r>
           <w:r>
             <w:rPr>
@@ -2277,7 +2077,7 @@
             <w:fldChar w:fldCharType="begin"/>
           </w:r>
           <w:r>
-            <w:instrText xml:space="preserve"> PAGEREF _Toc29507 \h </w:instrText>
+            <w:instrText xml:space="preserve"> PAGEREF _Toc21971 \h </w:instrText>
           </w:r>
           <w:r>
             <w:fldChar w:fldCharType="separate"/>
@@ -2299,23 +2099,9 @@
         <w:p>
           <w:pPr>
             <w:pStyle w:val="13"/>
-            <w:keepNext w:val="0"/>
-            <w:keepLines w:val="0"/>
-            <w:pageBreakBefore w:val="0"/>
             <w:tabs>
               <w:tab w:val="right" w:leader="dot" w:pos="8306"/>
             </w:tabs>
-            <w:kinsoku w:val="0"/>
-            <w:wordWrap/>
-            <w:overflowPunct/>
-            <w:topLinePunct w:val="0"/>
-            <w:autoSpaceDE w:val="0"/>
-            <w:autoSpaceDN w:val="0"/>
-            <w:bidi w:val="0"/>
-            <w:adjustRightInd w:val="0"/>
-            <w:snapToGrid w:val="0"/>
-            <w:spacing w:line="312" w:lineRule="auto"/>
-            <w:textAlignment w:val="baseline"/>
           </w:pPr>
           <w:r>
             <w:rPr>
@@ -2329,7 +2115,7 @@
               <w:rFonts w:hint="eastAsia" w:ascii="宋体" w:hAnsi="宋体" w:eastAsia="宋体" w:cs="宋体"/>
               <w:szCs w:val="24"/>
             </w:rPr>
-            <w:instrText xml:space="preserve"> HYPERLINK \l _Toc28593 </w:instrText>
+            <w:instrText xml:space="preserve"> HYPERLINK \l _Toc11989 </w:instrText>
           </w:r>
           <w:r>
             <w:rPr>
@@ -2359,7 +2145,7 @@
             <w:fldChar w:fldCharType="begin"/>
           </w:r>
           <w:r>
-            <w:instrText xml:space="preserve"> PAGEREF _Toc28593 \h </w:instrText>
+            <w:instrText xml:space="preserve"> PAGEREF _Toc11989 \h </w:instrText>
           </w:r>
           <w:r>
             <w:fldChar w:fldCharType="separate"/>
@@ -2381,23 +2167,9 @@
         <w:p>
           <w:pPr>
             <w:pStyle w:val="16"/>
-            <w:keepNext w:val="0"/>
-            <w:keepLines w:val="0"/>
-            <w:pageBreakBefore w:val="0"/>
             <w:tabs>
               <w:tab w:val="right" w:leader="dot" w:pos="8306"/>
             </w:tabs>
-            <w:kinsoku w:val="0"/>
-            <w:wordWrap/>
-            <w:overflowPunct/>
-            <w:topLinePunct w:val="0"/>
-            <w:autoSpaceDE w:val="0"/>
-            <w:autoSpaceDN w:val="0"/>
-            <w:bidi w:val="0"/>
-            <w:adjustRightInd w:val="0"/>
-            <w:snapToGrid w:val="0"/>
-            <w:spacing w:line="312" w:lineRule="auto"/>
-            <w:textAlignment w:val="baseline"/>
           </w:pPr>
           <w:r>
             <w:rPr>
@@ -2411,7 +2183,7 @@
               <w:rFonts w:hint="eastAsia" w:ascii="宋体" w:hAnsi="宋体" w:eastAsia="宋体" w:cs="宋体"/>
               <w:szCs w:val="24"/>
             </w:rPr>
-            <w:instrText xml:space="preserve"> HYPERLINK \l _Toc17303 </w:instrText>
+            <w:instrText xml:space="preserve"> HYPERLINK \l _Toc7954 </w:instrText>
           </w:r>
           <w:r>
             <w:rPr>
@@ -2441,7 +2213,7 @@
             <w:fldChar w:fldCharType="begin"/>
           </w:r>
           <w:r>
-            <w:instrText xml:space="preserve"> PAGEREF _Toc17303 \h </w:instrText>
+            <w:instrText xml:space="preserve"> PAGEREF _Toc7954 \h </w:instrText>
           </w:r>
           <w:r>
             <w:fldChar w:fldCharType="separate"/>
@@ -2463,23 +2235,9 @@
         <w:p>
           <w:pPr>
             <w:pStyle w:val="16"/>
-            <w:keepNext w:val="0"/>
-            <w:keepLines w:val="0"/>
-            <w:pageBreakBefore w:val="0"/>
             <w:tabs>
               <w:tab w:val="right" w:leader="dot" w:pos="8306"/>
             </w:tabs>
-            <w:kinsoku w:val="0"/>
-            <w:wordWrap/>
-            <w:overflowPunct/>
-            <w:topLinePunct w:val="0"/>
-            <w:autoSpaceDE w:val="0"/>
-            <w:autoSpaceDN w:val="0"/>
-            <w:bidi w:val="0"/>
-            <w:adjustRightInd w:val="0"/>
-            <w:snapToGrid w:val="0"/>
-            <w:spacing w:line="312" w:lineRule="auto"/>
-            <w:textAlignment w:val="baseline"/>
           </w:pPr>
           <w:r>
             <w:rPr>
@@ -2493,7 +2251,7 @@
               <w:rFonts w:hint="eastAsia" w:ascii="宋体" w:hAnsi="宋体" w:eastAsia="宋体" w:cs="宋体"/>
               <w:szCs w:val="24"/>
             </w:rPr>
-            <w:instrText xml:space="preserve"> HYPERLINK \l _Toc22081 </w:instrText>
+            <w:instrText xml:space="preserve"> HYPERLINK \l _Toc4356 </w:instrText>
           </w:r>
           <w:r>
             <w:rPr>
@@ -2522,7 +2280,7 @@
             <w:fldChar w:fldCharType="begin"/>
           </w:r>
           <w:r>
-            <w:instrText xml:space="preserve"> PAGEREF _Toc22081 \h </w:instrText>
+            <w:instrText xml:space="preserve"> PAGEREF _Toc4356 \h </w:instrText>
           </w:r>
           <w:r>
             <w:fldChar w:fldCharType="separate"/>
@@ -2544,23 +2302,9 @@
         <w:p>
           <w:pPr>
             <w:pStyle w:val="17"/>
-            <w:keepNext w:val="0"/>
-            <w:keepLines w:val="0"/>
-            <w:pageBreakBefore w:val="0"/>
             <w:tabs>
               <w:tab w:val="right" w:leader="dot" w:pos="8306"/>
             </w:tabs>
-            <w:kinsoku w:val="0"/>
-            <w:wordWrap/>
-            <w:overflowPunct/>
-            <w:topLinePunct w:val="0"/>
-            <w:autoSpaceDE w:val="0"/>
-            <w:autoSpaceDN w:val="0"/>
-            <w:bidi w:val="0"/>
-            <w:adjustRightInd w:val="0"/>
-            <w:snapToGrid w:val="0"/>
-            <w:spacing w:line="312" w:lineRule="auto"/>
-            <w:textAlignment w:val="baseline"/>
           </w:pPr>
           <w:r>
             <w:rPr>
@@ -2574,7 +2318,7 @@
               <w:rFonts w:hint="eastAsia" w:ascii="宋体" w:hAnsi="宋体" w:eastAsia="宋体" w:cs="宋体"/>
               <w:szCs w:val="24"/>
             </w:rPr>
-            <w:instrText xml:space="preserve"> HYPERLINK \l _Toc30049 </w:instrText>
+            <w:instrText xml:space="preserve"> HYPERLINK \l _Toc5602 </w:instrText>
           </w:r>
           <w:r>
             <w:rPr>
@@ -2602,7 +2346,7 @@
             <w:fldChar w:fldCharType="begin"/>
           </w:r>
           <w:r>
-            <w:instrText xml:space="preserve"> PAGEREF _Toc30049 \h </w:instrText>
+            <w:instrText xml:space="preserve"> PAGEREF _Toc5602 \h </w:instrText>
           </w:r>
           <w:r>
             <w:fldChar w:fldCharType="separate"/>
@@ -2624,23 +2368,9 @@
         <w:p>
           <w:pPr>
             <w:pStyle w:val="17"/>
-            <w:keepNext w:val="0"/>
-            <w:keepLines w:val="0"/>
-            <w:pageBreakBefore w:val="0"/>
             <w:tabs>
               <w:tab w:val="right" w:leader="dot" w:pos="8306"/>
             </w:tabs>
-            <w:kinsoku w:val="0"/>
-            <w:wordWrap/>
-            <w:overflowPunct/>
-            <w:topLinePunct w:val="0"/>
-            <w:autoSpaceDE w:val="0"/>
-            <w:autoSpaceDN w:val="0"/>
-            <w:bidi w:val="0"/>
-            <w:adjustRightInd w:val="0"/>
-            <w:snapToGrid w:val="0"/>
-            <w:spacing w:line="312" w:lineRule="auto"/>
-            <w:textAlignment w:val="baseline"/>
           </w:pPr>
           <w:r>
             <w:rPr>
@@ -2654,7 +2384,7 @@
               <w:rFonts w:hint="eastAsia" w:ascii="宋体" w:hAnsi="宋体" w:eastAsia="宋体" w:cs="宋体"/>
               <w:szCs w:val="24"/>
             </w:rPr>
-            <w:instrText xml:space="preserve"> HYPERLINK \l _Toc19475 </w:instrText>
+            <w:instrText xml:space="preserve"> HYPERLINK \l _Toc20248 </w:instrText>
           </w:r>
           <w:r>
             <w:rPr>
@@ -2682,7 +2412,7 @@
             <w:fldChar w:fldCharType="begin"/>
           </w:r>
           <w:r>
-            <w:instrText xml:space="preserve"> PAGEREF _Toc19475 \h </w:instrText>
+            <w:instrText xml:space="preserve"> PAGEREF _Toc20248 \h </w:instrText>
           </w:r>
           <w:r>
             <w:fldChar w:fldCharType="separate"/>
@@ -2704,23 +2434,9 @@
         <w:p>
           <w:pPr>
             <w:pStyle w:val="17"/>
-            <w:keepNext w:val="0"/>
-            <w:keepLines w:val="0"/>
-            <w:pageBreakBefore w:val="0"/>
             <w:tabs>
               <w:tab w:val="right" w:leader="dot" w:pos="8306"/>
             </w:tabs>
-            <w:kinsoku w:val="0"/>
-            <w:wordWrap/>
-            <w:overflowPunct/>
-            <w:topLinePunct w:val="0"/>
-            <w:autoSpaceDE w:val="0"/>
-            <w:autoSpaceDN w:val="0"/>
-            <w:bidi w:val="0"/>
-            <w:adjustRightInd w:val="0"/>
-            <w:snapToGrid w:val="0"/>
-            <w:spacing w:line="312" w:lineRule="auto"/>
-            <w:textAlignment w:val="baseline"/>
           </w:pPr>
           <w:r>
             <w:rPr>
@@ -2734,7 +2450,7 @@
               <w:rFonts w:hint="eastAsia" w:ascii="宋体" w:hAnsi="宋体" w:eastAsia="宋体" w:cs="宋体"/>
               <w:szCs w:val="24"/>
             </w:rPr>
-            <w:instrText xml:space="preserve"> HYPERLINK \l _Toc16249 </w:instrText>
+            <w:instrText xml:space="preserve"> HYPERLINK \l _Toc1078 </w:instrText>
           </w:r>
           <w:r>
             <w:rPr>
@@ -2762,7 +2478,7 @@
             <w:fldChar w:fldCharType="begin"/>
           </w:r>
           <w:r>
-            <w:instrText xml:space="preserve"> PAGEREF _Toc16249 \h </w:instrText>
+            <w:instrText xml:space="preserve"> PAGEREF _Toc1078 \h </w:instrText>
           </w:r>
           <w:r>
             <w:fldChar w:fldCharType="separate"/>
@@ -2784,23 +2500,9 @@
         <w:p>
           <w:pPr>
             <w:pStyle w:val="16"/>
-            <w:keepNext w:val="0"/>
-            <w:keepLines w:val="0"/>
-            <w:pageBreakBefore w:val="0"/>
             <w:tabs>
               <w:tab w:val="right" w:leader="dot" w:pos="8306"/>
             </w:tabs>
-            <w:kinsoku w:val="0"/>
-            <w:wordWrap/>
-            <w:overflowPunct/>
-            <w:topLinePunct w:val="0"/>
-            <w:autoSpaceDE w:val="0"/>
-            <w:autoSpaceDN w:val="0"/>
-            <w:bidi w:val="0"/>
-            <w:adjustRightInd w:val="0"/>
-            <w:snapToGrid w:val="0"/>
-            <w:spacing w:line="312" w:lineRule="auto"/>
-            <w:textAlignment w:val="baseline"/>
           </w:pPr>
           <w:r>
             <w:rPr>
@@ -2814,7 +2516,7 @@
               <w:rFonts w:hint="eastAsia" w:ascii="宋体" w:hAnsi="宋体" w:eastAsia="宋体" w:cs="宋体"/>
               <w:szCs w:val="24"/>
             </w:rPr>
-            <w:instrText xml:space="preserve"> HYPERLINK \l _Toc963 </w:instrText>
+            <w:instrText xml:space="preserve"> HYPERLINK \l _Toc23053 </w:instrText>
           </w:r>
           <w:r>
             <w:rPr>
@@ -2844,7 +2546,7 @@
             <w:fldChar w:fldCharType="begin"/>
           </w:r>
           <w:r>
-            <w:instrText xml:space="preserve"> PAGEREF _Toc963 \h </w:instrText>
+            <w:instrText xml:space="preserve"> PAGEREF _Toc23053 \h </w:instrText>
           </w:r>
           <w:r>
             <w:fldChar w:fldCharType="separate"/>
@@ -2866,23 +2568,9 @@
         <w:p>
           <w:pPr>
             <w:pStyle w:val="17"/>
-            <w:keepNext w:val="0"/>
-            <w:keepLines w:val="0"/>
-            <w:pageBreakBefore w:val="0"/>
             <w:tabs>
               <w:tab w:val="right" w:leader="dot" w:pos="8306"/>
             </w:tabs>
-            <w:kinsoku w:val="0"/>
-            <w:wordWrap/>
-            <w:overflowPunct/>
-            <w:topLinePunct w:val="0"/>
-            <w:autoSpaceDE w:val="0"/>
-            <w:autoSpaceDN w:val="0"/>
-            <w:bidi w:val="0"/>
-            <w:adjustRightInd w:val="0"/>
-            <w:snapToGrid w:val="0"/>
-            <w:spacing w:line="312" w:lineRule="auto"/>
-            <w:textAlignment w:val="baseline"/>
           </w:pPr>
           <w:r>
             <w:rPr>
@@ -2896,7 +2584,7 @@
               <w:rFonts w:hint="eastAsia" w:ascii="宋体" w:hAnsi="宋体" w:eastAsia="宋体" w:cs="宋体"/>
               <w:szCs w:val="24"/>
             </w:rPr>
-            <w:instrText xml:space="preserve"> HYPERLINK \l _Toc3236 </w:instrText>
+            <w:instrText xml:space="preserve"> HYPERLINK \l _Toc29344 </w:instrText>
           </w:r>
           <w:r>
             <w:rPr>
@@ -2919,7 +2607,7 @@
             <w:fldChar w:fldCharType="begin"/>
           </w:r>
           <w:r>
-            <w:instrText xml:space="preserve"> PAGEREF _Toc3236 \h </w:instrText>
+            <w:instrText xml:space="preserve"> PAGEREF _Toc29344 \h </w:instrText>
           </w:r>
           <w:r>
             <w:fldChar w:fldCharType="separate"/>
@@ -2941,23 +2629,9 @@
         <w:p>
           <w:pPr>
             <w:pStyle w:val="17"/>
-            <w:keepNext w:val="0"/>
-            <w:keepLines w:val="0"/>
-            <w:pageBreakBefore w:val="0"/>
             <w:tabs>
               <w:tab w:val="right" w:leader="dot" w:pos="8306"/>
             </w:tabs>
-            <w:kinsoku w:val="0"/>
-            <w:wordWrap/>
-            <w:overflowPunct/>
-            <w:topLinePunct w:val="0"/>
-            <w:autoSpaceDE w:val="0"/>
-            <w:autoSpaceDN w:val="0"/>
-            <w:bidi w:val="0"/>
-            <w:adjustRightInd w:val="0"/>
-            <w:snapToGrid w:val="0"/>
-            <w:spacing w:line="312" w:lineRule="auto"/>
-            <w:textAlignment w:val="baseline"/>
           </w:pPr>
           <w:r>
             <w:rPr>
@@ -2971,7 +2645,7 @@
               <w:rFonts w:hint="eastAsia" w:ascii="宋体" w:hAnsi="宋体" w:eastAsia="宋体" w:cs="宋体"/>
               <w:szCs w:val="24"/>
             </w:rPr>
-            <w:instrText xml:space="preserve"> HYPERLINK \l _Toc7472 </w:instrText>
+            <w:instrText xml:space="preserve"> HYPERLINK \l _Toc11665 </w:instrText>
           </w:r>
           <w:r>
             <w:rPr>
@@ -2999,7 +2673,7 @@
             <w:fldChar w:fldCharType="begin"/>
           </w:r>
           <w:r>
-            <w:instrText xml:space="preserve"> PAGEREF _Toc7472 \h </w:instrText>
+            <w:instrText xml:space="preserve"> PAGEREF _Toc11665 \h </w:instrText>
           </w:r>
           <w:r>
             <w:fldChar w:fldCharType="separate"/>
@@ -3021,23 +2695,9 @@
         <w:p>
           <w:pPr>
             <w:pStyle w:val="13"/>
-            <w:keepNext w:val="0"/>
-            <w:keepLines w:val="0"/>
-            <w:pageBreakBefore w:val="0"/>
             <w:tabs>
               <w:tab w:val="right" w:leader="dot" w:pos="8306"/>
             </w:tabs>
-            <w:kinsoku w:val="0"/>
-            <w:wordWrap/>
-            <w:overflowPunct/>
-            <w:topLinePunct w:val="0"/>
-            <w:autoSpaceDE w:val="0"/>
-            <w:autoSpaceDN w:val="0"/>
-            <w:bidi w:val="0"/>
-            <w:adjustRightInd w:val="0"/>
-            <w:snapToGrid w:val="0"/>
-            <w:spacing w:line="312" w:lineRule="auto"/>
-            <w:textAlignment w:val="baseline"/>
           </w:pPr>
           <w:r>
             <w:rPr>
@@ -3051,7 +2711,7 @@
               <w:rFonts w:hint="eastAsia" w:ascii="宋体" w:hAnsi="宋体" w:eastAsia="宋体" w:cs="宋体"/>
               <w:szCs w:val="24"/>
             </w:rPr>
-            <w:instrText xml:space="preserve"> HYPERLINK \l _Toc9394 </w:instrText>
+            <w:instrText xml:space="preserve"> HYPERLINK \l _Toc13812 </w:instrText>
           </w:r>
           <w:r>
             <w:rPr>
@@ -3079,7 +2739,7 @@
             <w:fldChar w:fldCharType="begin"/>
           </w:r>
           <w:r>
-            <w:instrText xml:space="preserve"> PAGEREF _Toc9394 \h </w:instrText>
+            <w:instrText xml:space="preserve"> PAGEREF _Toc13812 \h </w:instrText>
           </w:r>
           <w:r>
             <w:fldChar w:fldCharType="separate"/>
@@ -3101,23 +2761,9 @@
         <w:p>
           <w:pPr>
             <w:pStyle w:val="13"/>
-            <w:keepNext w:val="0"/>
-            <w:keepLines w:val="0"/>
-            <w:pageBreakBefore w:val="0"/>
             <w:tabs>
               <w:tab w:val="right" w:leader="dot" w:pos="8306"/>
             </w:tabs>
-            <w:kinsoku w:val="0"/>
-            <w:wordWrap/>
-            <w:overflowPunct/>
-            <w:topLinePunct w:val="0"/>
-            <w:autoSpaceDE w:val="0"/>
-            <w:autoSpaceDN w:val="0"/>
-            <w:bidi w:val="0"/>
-            <w:adjustRightInd w:val="0"/>
-            <w:snapToGrid w:val="0"/>
-            <w:spacing w:line="312" w:lineRule="auto"/>
-            <w:textAlignment w:val="baseline"/>
           </w:pPr>
           <w:r>
             <w:rPr>
@@ -3131,7 +2777,7 @@
               <w:rFonts w:hint="eastAsia" w:ascii="宋体" w:hAnsi="宋体" w:eastAsia="宋体" w:cs="宋体"/>
               <w:szCs w:val="24"/>
             </w:rPr>
-            <w:instrText xml:space="preserve"> HYPERLINK \l _Toc29362 </w:instrText>
+            <w:instrText xml:space="preserve"> HYPERLINK \l _Toc23445 </w:instrText>
           </w:r>
           <w:r>
             <w:rPr>
@@ -3159,7 +2805,7 @@
             <w:fldChar w:fldCharType="begin"/>
           </w:r>
           <w:r>
-            <w:instrText xml:space="preserve"> PAGEREF _Toc29362 \h </w:instrText>
+            <w:instrText xml:space="preserve"> PAGEREF _Toc23445 \h </w:instrText>
           </w:r>
           <w:r>
             <w:fldChar w:fldCharType="separate"/>
@@ -3181,23 +2827,9 @@
         <w:p>
           <w:pPr>
             <w:pStyle w:val="17"/>
-            <w:keepNext w:val="0"/>
-            <w:keepLines w:val="0"/>
-            <w:pageBreakBefore w:val="0"/>
             <w:tabs>
               <w:tab w:val="right" w:leader="dot" w:pos="8306"/>
             </w:tabs>
-            <w:kinsoku w:val="0"/>
-            <w:wordWrap/>
-            <w:overflowPunct/>
-            <w:topLinePunct w:val="0"/>
-            <w:autoSpaceDE w:val="0"/>
-            <w:autoSpaceDN w:val="0"/>
-            <w:bidi w:val="0"/>
-            <w:adjustRightInd w:val="0"/>
-            <w:snapToGrid w:val="0"/>
-            <w:spacing w:line="312" w:lineRule="auto"/>
-            <w:textAlignment w:val="baseline"/>
           </w:pPr>
           <w:r>
             <w:rPr>
@@ -3211,7 +2843,7 @@
               <w:rFonts w:hint="eastAsia" w:ascii="宋体" w:hAnsi="宋体" w:eastAsia="宋体" w:cs="宋体"/>
               <w:szCs w:val="24"/>
             </w:rPr>
-            <w:instrText xml:space="preserve"> HYPERLINK \l _Toc27470 </w:instrText>
+            <w:instrText xml:space="preserve"> HYPERLINK \l _Toc12040 </w:instrText>
           </w:r>
           <w:r>
             <w:rPr>
@@ -3239,13 +2871,13 @@
             <w:fldChar w:fldCharType="begin"/>
           </w:r>
           <w:r>
-            <w:instrText xml:space="preserve"> PAGEREF _Toc27470 \h </w:instrText>
+            <w:instrText xml:space="preserve"> PAGEREF _Toc12040 \h </w:instrText>
           </w:r>
           <w:r>
             <w:fldChar w:fldCharType="separate"/>
           </w:r>
           <w:r>
-            <w:t>8</w:t>
+            <w:t>9</w:t>
           </w:r>
           <w:r>
             <w:fldChar w:fldCharType="end"/>
@@ -3261,23 +2893,9 @@
         <w:p>
           <w:pPr>
             <w:pStyle w:val="13"/>
-            <w:keepNext w:val="0"/>
-            <w:keepLines w:val="0"/>
-            <w:pageBreakBefore w:val="0"/>
             <w:tabs>
               <w:tab w:val="right" w:leader="dot" w:pos="8306"/>
             </w:tabs>
-            <w:kinsoku w:val="0"/>
-            <w:wordWrap/>
-            <w:overflowPunct/>
-            <w:topLinePunct w:val="0"/>
-            <w:autoSpaceDE w:val="0"/>
-            <w:autoSpaceDN w:val="0"/>
-            <w:bidi w:val="0"/>
-            <w:adjustRightInd w:val="0"/>
-            <w:snapToGrid w:val="0"/>
-            <w:spacing w:line="312" w:lineRule="auto"/>
-            <w:textAlignment w:val="baseline"/>
           </w:pPr>
           <w:r>
             <w:rPr>
@@ -3291,7 +2909,7 @@
               <w:rFonts w:hint="eastAsia" w:ascii="宋体" w:hAnsi="宋体" w:eastAsia="宋体" w:cs="宋体"/>
               <w:szCs w:val="24"/>
             </w:rPr>
-            <w:instrText xml:space="preserve"> HYPERLINK \l _Toc26899 </w:instrText>
+            <w:instrText xml:space="preserve"> HYPERLINK \l _Toc9627 </w:instrText>
           </w:r>
           <w:r>
             <w:rPr>
@@ -3319,13 +2937,13 @@
             <w:fldChar w:fldCharType="begin"/>
           </w:r>
           <w:r>
-            <w:instrText xml:space="preserve"> PAGEREF _Toc26899 \h </w:instrText>
+            <w:instrText xml:space="preserve"> PAGEREF _Toc9627 \h </w:instrText>
           </w:r>
           <w:r>
             <w:fldChar w:fldCharType="separate"/>
           </w:r>
           <w:r>
-            <w:t>8</w:t>
+            <w:t>9</w:t>
           </w:r>
           <w:r>
             <w:fldChar w:fldCharType="end"/>
@@ -3341,23 +2959,9 @@
         <w:p>
           <w:pPr>
             <w:pStyle w:val="13"/>
-            <w:keepNext w:val="0"/>
-            <w:keepLines w:val="0"/>
-            <w:pageBreakBefore w:val="0"/>
             <w:tabs>
               <w:tab w:val="right" w:leader="dot" w:pos="8306"/>
             </w:tabs>
-            <w:kinsoku w:val="0"/>
-            <w:wordWrap/>
-            <w:overflowPunct/>
-            <w:topLinePunct w:val="0"/>
-            <w:autoSpaceDE w:val="0"/>
-            <w:autoSpaceDN w:val="0"/>
-            <w:bidi w:val="0"/>
-            <w:adjustRightInd w:val="0"/>
-            <w:snapToGrid w:val="0"/>
-            <w:spacing w:line="312" w:lineRule="auto"/>
-            <w:textAlignment w:val="baseline"/>
           </w:pPr>
           <w:r>
             <w:rPr>
@@ -3371,7 +2975,7 @@
               <w:rFonts w:hint="eastAsia" w:ascii="宋体" w:hAnsi="宋体" w:eastAsia="宋体" w:cs="宋体"/>
               <w:szCs w:val="24"/>
             </w:rPr>
-            <w:instrText xml:space="preserve"> HYPERLINK \l _Toc19113 </w:instrText>
+            <w:instrText xml:space="preserve"> HYPERLINK \l _Toc30030 </w:instrText>
           </w:r>
           <w:r>
             <w:rPr>
@@ -3399,7 +3003,7 @@
             <w:fldChar w:fldCharType="begin"/>
           </w:r>
           <w:r>
-            <w:instrText xml:space="preserve"> PAGEREF _Toc19113 \h </w:instrText>
+            <w:instrText xml:space="preserve"> PAGEREF _Toc30030 \h </w:instrText>
           </w:r>
           <w:r>
             <w:fldChar w:fldCharType="separate"/>
@@ -3421,23 +3025,9 @@
         <w:p>
           <w:pPr>
             <w:pStyle w:val="17"/>
-            <w:keepNext w:val="0"/>
-            <w:keepLines w:val="0"/>
-            <w:pageBreakBefore w:val="0"/>
             <w:tabs>
               <w:tab w:val="right" w:leader="dot" w:pos="8306"/>
             </w:tabs>
-            <w:kinsoku w:val="0"/>
-            <w:wordWrap/>
-            <w:overflowPunct/>
-            <w:topLinePunct w:val="0"/>
-            <w:autoSpaceDE w:val="0"/>
-            <w:autoSpaceDN w:val="0"/>
-            <w:bidi w:val="0"/>
-            <w:adjustRightInd w:val="0"/>
-            <w:snapToGrid w:val="0"/>
-            <w:spacing w:line="312" w:lineRule="auto"/>
-            <w:textAlignment w:val="baseline"/>
           </w:pPr>
           <w:r>
             <w:rPr>
@@ -3451,7 +3041,7 @@
               <w:rFonts w:hint="eastAsia" w:ascii="宋体" w:hAnsi="宋体" w:eastAsia="宋体" w:cs="宋体"/>
               <w:szCs w:val="24"/>
             </w:rPr>
-            <w:instrText xml:space="preserve"> HYPERLINK \l _Toc8228 </w:instrText>
+            <w:instrText xml:space="preserve"> HYPERLINK \l _Toc6496 </w:instrText>
           </w:r>
           <w:r>
             <w:rPr>
@@ -3479,7 +3069,7 @@
             <w:fldChar w:fldCharType="begin"/>
           </w:r>
           <w:r>
-            <w:instrText xml:space="preserve"> PAGEREF _Toc8228 \h </w:instrText>
+            <w:instrText xml:space="preserve"> PAGEREF _Toc6496 \h </w:instrText>
           </w:r>
           <w:r>
             <w:fldChar w:fldCharType="separate"/>
@@ -3501,23 +3091,9 @@
         <w:p>
           <w:pPr>
             <w:pStyle w:val="13"/>
-            <w:keepNext w:val="0"/>
-            <w:keepLines w:val="0"/>
-            <w:pageBreakBefore w:val="0"/>
             <w:tabs>
               <w:tab w:val="right" w:leader="dot" w:pos="8306"/>
             </w:tabs>
-            <w:kinsoku w:val="0"/>
-            <w:wordWrap/>
-            <w:overflowPunct/>
-            <w:topLinePunct w:val="0"/>
-            <w:autoSpaceDE w:val="0"/>
-            <w:autoSpaceDN w:val="0"/>
-            <w:bidi w:val="0"/>
-            <w:adjustRightInd w:val="0"/>
-            <w:snapToGrid w:val="0"/>
-            <w:spacing w:line="312" w:lineRule="auto"/>
-            <w:textAlignment w:val="baseline"/>
           </w:pPr>
           <w:r>
             <w:rPr>
@@ -3531,7 +3107,7 @@
               <w:rFonts w:hint="eastAsia" w:ascii="宋体" w:hAnsi="宋体" w:eastAsia="宋体" w:cs="宋体"/>
               <w:szCs w:val="24"/>
             </w:rPr>
-            <w:instrText xml:space="preserve"> HYPERLINK \l _Toc20522 </w:instrText>
+            <w:instrText xml:space="preserve"> HYPERLINK \l _Toc11098 </w:instrText>
           </w:r>
           <w:r>
             <w:rPr>
@@ -3559,7 +3135,7 @@
             <w:fldChar w:fldCharType="begin"/>
           </w:r>
           <w:r>
-            <w:instrText xml:space="preserve"> PAGEREF _Toc20522 \h </w:instrText>
+            <w:instrText xml:space="preserve"> PAGEREF _Toc11098 \h </w:instrText>
           </w:r>
           <w:r>
             <w:fldChar w:fldCharType="separate"/>
@@ -3581,23 +3157,9 @@
         <w:p>
           <w:pPr>
             <w:pStyle w:val="13"/>
-            <w:keepNext w:val="0"/>
-            <w:keepLines w:val="0"/>
-            <w:pageBreakBefore w:val="0"/>
             <w:tabs>
               <w:tab w:val="right" w:leader="dot" w:pos="8306"/>
             </w:tabs>
-            <w:kinsoku w:val="0"/>
-            <w:wordWrap/>
-            <w:overflowPunct/>
-            <w:topLinePunct w:val="0"/>
-            <w:autoSpaceDE w:val="0"/>
-            <w:autoSpaceDN w:val="0"/>
-            <w:bidi w:val="0"/>
-            <w:adjustRightInd w:val="0"/>
-            <w:snapToGrid w:val="0"/>
-            <w:spacing w:line="312" w:lineRule="auto"/>
-            <w:textAlignment w:val="baseline"/>
           </w:pPr>
           <w:r>
             <w:rPr>
@@ -3611,7 +3173,7 @@
               <w:rFonts w:hint="eastAsia" w:ascii="宋体" w:hAnsi="宋体" w:eastAsia="宋体" w:cs="宋体"/>
               <w:szCs w:val="24"/>
             </w:rPr>
-            <w:instrText xml:space="preserve"> HYPERLINK \l _Toc4390 </w:instrText>
+            <w:instrText xml:space="preserve"> HYPERLINK \l _Toc5064 </w:instrText>
           </w:r>
           <w:r>
             <w:rPr>
@@ -3639,7 +3201,7 @@
             <w:fldChar w:fldCharType="begin"/>
           </w:r>
           <w:r>
-            <w:instrText xml:space="preserve"> PAGEREF _Toc4390 \h </w:instrText>
+            <w:instrText xml:space="preserve"> PAGEREF _Toc5064 \h </w:instrText>
           </w:r>
           <w:r>
             <w:fldChar w:fldCharType="separate"/>
@@ -3661,23 +3223,9 @@
         <w:p>
           <w:pPr>
             <w:pStyle w:val="17"/>
-            <w:keepNext w:val="0"/>
-            <w:keepLines w:val="0"/>
-            <w:pageBreakBefore w:val="0"/>
             <w:tabs>
               <w:tab w:val="right" w:leader="dot" w:pos="8306"/>
             </w:tabs>
-            <w:kinsoku w:val="0"/>
-            <w:wordWrap/>
-            <w:overflowPunct/>
-            <w:topLinePunct w:val="0"/>
-            <w:autoSpaceDE w:val="0"/>
-            <w:autoSpaceDN w:val="0"/>
-            <w:bidi w:val="0"/>
-            <w:adjustRightInd w:val="0"/>
-            <w:snapToGrid w:val="0"/>
-            <w:spacing w:line="312" w:lineRule="auto"/>
-            <w:textAlignment w:val="baseline"/>
           </w:pPr>
           <w:r>
             <w:rPr>
@@ -3691,7 +3239,7 @@
               <w:rFonts w:hint="eastAsia" w:ascii="宋体" w:hAnsi="宋体" w:eastAsia="宋体" w:cs="宋体"/>
               <w:szCs w:val="24"/>
             </w:rPr>
-            <w:instrText xml:space="preserve"> HYPERLINK \l _Toc29623 </w:instrText>
+            <w:instrText xml:space="preserve"> HYPERLINK \l _Toc29852 </w:instrText>
           </w:r>
           <w:r>
             <w:rPr>
@@ -3719,7 +3267,7 @@
             <w:fldChar w:fldCharType="begin"/>
           </w:r>
           <w:r>
-            <w:instrText xml:space="preserve"> PAGEREF _Toc29623 \h </w:instrText>
+            <w:instrText xml:space="preserve"> PAGEREF _Toc29852 \h </w:instrText>
           </w:r>
           <w:r>
             <w:fldChar w:fldCharType="separate"/>
@@ -3741,23 +3289,9 @@
         <w:p>
           <w:pPr>
             <w:pStyle w:val="13"/>
-            <w:keepNext w:val="0"/>
-            <w:keepLines w:val="0"/>
-            <w:pageBreakBefore w:val="0"/>
             <w:tabs>
               <w:tab w:val="right" w:leader="dot" w:pos="8306"/>
             </w:tabs>
-            <w:kinsoku w:val="0"/>
-            <w:wordWrap/>
-            <w:overflowPunct/>
-            <w:topLinePunct w:val="0"/>
-            <w:autoSpaceDE w:val="0"/>
-            <w:autoSpaceDN w:val="0"/>
-            <w:bidi w:val="0"/>
-            <w:adjustRightInd w:val="0"/>
-            <w:snapToGrid w:val="0"/>
-            <w:spacing w:line="312" w:lineRule="auto"/>
-            <w:textAlignment w:val="baseline"/>
           </w:pPr>
           <w:r>
             <w:rPr>
@@ -3771,7 +3305,7 @@
               <w:rFonts w:hint="eastAsia" w:ascii="宋体" w:hAnsi="宋体" w:eastAsia="宋体" w:cs="宋体"/>
               <w:szCs w:val="24"/>
             </w:rPr>
-            <w:instrText xml:space="preserve"> HYPERLINK \l _Toc20837 </w:instrText>
+            <w:instrText xml:space="preserve"> HYPERLINK \l _Toc25656 </w:instrText>
           </w:r>
           <w:r>
             <w:rPr>
@@ -3799,13 +3333,13 @@
             <w:fldChar w:fldCharType="begin"/>
           </w:r>
           <w:r>
-            <w:instrText xml:space="preserve"> PAGEREF _Toc20837 \h </w:instrText>
+            <w:instrText xml:space="preserve"> PAGEREF _Toc25656 \h </w:instrText>
           </w:r>
           <w:r>
             <w:fldChar w:fldCharType="separate"/>
           </w:r>
           <w:r>
-            <w:t>9</w:t>
+            <w:t>10</w:t>
           </w:r>
           <w:r>
             <w:fldChar w:fldCharType="end"/>
@@ -3821,23 +3355,9 @@
         <w:p>
           <w:pPr>
             <w:pStyle w:val="13"/>
-            <w:keepNext w:val="0"/>
-            <w:keepLines w:val="0"/>
-            <w:pageBreakBefore w:val="0"/>
             <w:tabs>
               <w:tab w:val="right" w:leader="dot" w:pos="8306"/>
             </w:tabs>
-            <w:kinsoku w:val="0"/>
-            <w:wordWrap/>
-            <w:overflowPunct/>
-            <w:topLinePunct w:val="0"/>
-            <w:autoSpaceDE w:val="0"/>
-            <w:autoSpaceDN w:val="0"/>
-            <w:bidi w:val="0"/>
-            <w:adjustRightInd w:val="0"/>
-            <w:snapToGrid w:val="0"/>
-            <w:spacing w:line="312" w:lineRule="auto"/>
-            <w:textAlignment w:val="baseline"/>
           </w:pPr>
           <w:r>
             <w:rPr>
@@ -3851,7 +3371,7 @@
               <w:rFonts w:hint="eastAsia" w:ascii="宋体" w:hAnsi="宋体" w:eastAsia="宋体" w:cs="宋体"/>
               <w:szCs w:val="24"/>
             </w:rPr>
-            <w:instrText xml:space="preserve"> HYPERLINK \l _Toc1639 </w:instrText>
+            <w:instrText xml:space="preserve"> HYPERLINK \l _Toc32204 </w:instrText>
           </w:r>
           <w:r>
             <w:rPr>
@@ -3879,7 +3399,7 @@
             <w:fldChar w:fldCharType="begin"/>
           </w:r>
           <w:r>
-            <w:instrText xml:space="preserve"> PAGEREF _Toc1639 \h </w:instrText>
+            <w:instrText xml:space="preserve"> PAGEREF _Toc32204 \h </w:instrText>
           </w:r>
           <w:r>
             <w:fldChar w:fldCharType="separate"/>
@@ -3901,23 +3421,9 @@
         <w:p>
           <w:pPr>
             <w:pStyle w:val="17"/>
-            <w:keepNext w:val="0"/>
-            <w:keepLines w:val="0"/>
-            <w:pageBreakBefore w:val="0"/>
             <w:tabs>
               <w:tab w:val="right" w:leader="dot" w:pos="8306"/>
             </w:tabs>
-            <w:kinsoku w:val="0"/>
-            <w:wordWrap/>
-            <w:overflowPunct/>
-            <w:topLinePunct w:val="0"/>
-            <w:autoSpaceDE w:val="0"/>
-            <w:autoSpaceDN w:val="0"/>
-            <w:bidi w:val="0"/>
-            <w:adjustRightInd w:val="0"/>
-            <w:snapToGrid w:val="0"/>
-            <w:spacing w:line="312" w:lineRule="auto"/>
-            <w:textAlignment w:val="baseline"/>
           </w:pPr>
           <w:r>
             <w:rPr>
@@ -3931,7 +3437,7 @@
               <w:rFonts w:hint="eastAsia" w:ascii="宋体" w:hAnsi="宋体" w:eastAsia="宋体" w:cs="宋体"/>
               <w:szCs w:val="24"/>
             </w:rPr>
-            <w:instrText xml:space="preserve"> HYPERLINK \l _Toc8880 </w:instrText>
+            <w:instrText xml:space="preserve"> HYPERLINK \l _Toc23496 </w:instrText>
           </w:r>
           <w:r>
             <w:rPr>
@@ -3959,7 +3465,7 @@
             <w:fldChar w:fldCharType="begin"/>
           </w:r>
           <w:r>
-            <w:instrText xml:space="preserve"> PAGEREF _Toc8880 \h </w:instrText>
+            <w:instrText xml:space="preserve"> PAGEREF _Toc23496 \h </w:instrText>
           </w:r>
           <w:r>
             <w:fldChar w:fldCharType="separate"/>
@@ -3981,23 +3487,9 @@
         <w:p>
           <w:pPr>
             <w:pStyle w:val="16"/>
-            <w:keepNext w:val="0"/>
-            <w:keepLines w:val="0"/>
-            <w:pageBreakBefore w:val="0"/>
             <w:tabs>
               <w:tab w:val="right" w:leader="dot" w:pos="8306"/>
             </w:tabs>
-            <w:kinsoku w:val="0"/>
-            <w:wordWrap/>
-            <w:overflowPunct/>
-            <w:topLinePunct w:val="0"/>
-            <w:autoSpaceDE w:val="0"/>
-            <w:autoSpaceDN w:val="0"/>
-            <w:bidi w:val="0"/>
-            <w:adjustRightInd w:val="0"/>
-            <w:snapToGrid w:val="0"/>
-            <w:spacing w:line="312" w:lineRule="auto"/>
-            <w:textAlignment w:val="baseline"/>
           </w:pPr>
           <w:r>
             <w:rPr>
@@ -4011,7 +3503,7 @@
               <w:rFonts w:hint="eastAsia" w:ascii="宋体" w:hAnsi="宋体" w:eastAsia="宋体" w:cs="宋体"/>
               <w:szCs w:val="24"/>
             </w:rPr>
-            <w:instrText xml:space="preserve"> HYPERLINK \l _Toc27541 </w:instrText>
+            <w:instrText xml:space="preserve"> HYPERLINK \l _Toc21982 </w:instrText>
           </w:r>
           <w:r>
             <w:rPr>
@@ -4041,7 +3533,7 @@
             <w:fldChar w:fldCharType="begin"/>
           </w:r>
           <w:r>
-            <w:instrText xml:space="preserve"> PAGEREF _Toc27541 \h </w:instrText>
+            <w:instrText xml:space="preserve"> PAGEREF _Toc21982 \h </w:instrText>
           </w:r>
           <w:r>
             <w:fldChar w:fldCharType="separate"/>
@@ -4063,23 +3555,9 @@
         <w:p>
           <w:pPr>
             <w:pStyle w:val="16"/>
-            <w:keepNext w:val="0"/>
-            <w:keepLines w:val="0"/>
-            <w:pageBreakBefore w:val="0"/>
             <w:tabs>
               <w:tab w:val="right" w:leader="dot" w:pos="8306"/>
             </w:tabs>
-            <w:kinsoku w:val="0"/>
-            <w:wordWrap/>
-            <w:overflowPunct/>
-            <w:topLinePunct w:val="0"/>
-            <w:autoSpaceDE w:val="0"/>
-            <w:autoSpaceDN w:val="0"/>
-            <w:bidi w:val="0"/>
-            <w:adjustRightInd w:val="0"/>
-            <w:snapToGrid w:val="0"/>
-            <w:spacing w:line="312" w:lineRule="auto"/>
-            <w:textAlignment w:val="baseline"/>
           </w:pPr>
           <w:r>
             <w:rPr>
@@ -4093,7 +3571,7 @@
               <w:rFonts w:hint="eastAsia" w:ascii="宋体" w:hAnsi="宋体" w:eastAsia="宋体" w:cs="宋体"/>
               <w:szCs w:val="24"/>
             </w:rPr>
-            <w:instrText xml:space="preserve"> HYPERLINK \l _Toc2201 </w:instrText>
+            <w:instrText xml:space="preserve"> HYPERLINK \l _Toc12013 </w:instrText>
           </w:r>
           <w:r>
             <w:rPr>
@@ -4123,7 +3601,7 @@
             <w:fldChar w:fldCharType="begin"/>
           </w:r>
           <w:r>
-            <w:instrText xml:space="preserve"> PAGEREF _Toc2201 \h </w:instrText>
+            <w:instrText xml:space="preserve"> PAGEREF _Toc12013 \h </w:instrText>
           </w:r>
           <w:r>
             <w:fldChar w:fldCharType="separate"/>
@@ -4145,23 +3623,9 @@
         <w:p>
           <w:pPr>
             <w:pStyle w:val="16"/>
-            <w:keepNext w:val="0"/>
-            <w:keepLines w:val="0"/>
-            <w:pageBreakBefore w:val="0"/>
             <w:tabs>
               <w:tab w:val="right" w:leader="dot" w:pos="8306"/>
             </w:tabs>
-            <w:kinsoku w:val="0"/>
-            <w:wordWrap/>
-            <w:overflowPunct/>
-            <w:topLinePunct w:val="0"/>
-            <w:autoSpaceDE w:val="0"/>
-            <w:autoSpaceDN w:val="0"/>
-            <w:bidi w:val="0"/>
-            <w:adjustRightInd w:val="0"/>
-            <w:snapToGrid w:val="0"/>
-            <w:spacing w:line="312" w:lineRule="auto"/>
-            <w:textAlignment w:val="baseline"/>
           </w:pPr>
           <w:r>
             <w:rPr>
@@ -4175,7 +3639,7 @@
               <w:rFonts w:hint="eastAsia" w:ascii="宋体" w:hAnsi="宋体" w:eastAsia="宋体" w:cs="宋体"/>
               <w:szCs w:val="24"/>
             </w:rPr>
-            <w:instrText xml:space="preserve"> HYPERLINK \l _Toc6054 </w:instrText>
+            <w:instrText xml:space="preserve"> HYPERLINK \l _Toc892 </w:instrText>
           </w:r>
           <w:r>
             <w:rPr>
@@ -4205,7 +3669,7 @@
             <w:fldChar w:fldCharType="begin"/>
           </w:r>
           <w:r>
-            <w:instrText xml:space="preserve"> PAGEREF _Toc6054 \h </w:instrText>
+            <w:instrText xml:space="preserve"> PAGEREF _Toc892 \h </w:instrText>
           </w:r>
           <w:r>
             <w:fldChar w:fldCharType="separate"/>
@@ -4316,7 +3780,7 @@
         <w:snapToGrid w:val="0"/>
         <w:textAlignment w:val="baseline"/>
       </w:pPr>
-      <w:bookmarkStart w:id="2" w:name="_Toc32542"/>
+      <w:bookmarkStart w:id="2" w:name="_Toc29965"/>
       <w:r>
         <w:rPr>
           <w:rFonts w:hint="eastAsia"/>
@@ -4347,7 +3811,7 @@
           <w:lang w:val="en-US" w:eastAsia="zh-CN"/>
         </w:rPr>
       </w:pPr>
-      <w:bookmarkStart w:id="3" w:name="_Toc7936"/>
+      <w:bookmarkStart w:id="3" w:name="_Toc6211"/>
       <w:r>
         <w:rPr>
           <w:rFonts w:hint="eastAsia"/>
@@ -4414,7 +3878,7 @@
           <w:lang w:val="en-US" w:eastAsia="zh-CN"/>
         </w:rPr>
       </w:pPr>
-      <w:bookmarkStart w:id="4" w:name="_Toc21012"/>
+      <w:bookmarkStart w:id="4" w:name="_Toc4"/>
       <w:r>
         <w:rPr>
           <w:rFonts w:hint="eastAsia"/>
@@ -4481,7 +3945,7 @@
           <w:lang w:val="en-US" w:eastAsia="zh-CN"/>
         </w:rPr>
       </w:pPr>
-      <w:bookmarkStart w:id="5" w:name="_Toc22109"/>
+      <w:bookmarkStart w:id="5" w:name="_Toc32451"/>
       <w:r>
         <w:rPr>
           <w:rFonts w:hint="eastAsia"/>
@@ -4639,7 +4103,7 @@
           <w:lang w:val="en-US" w:eastAsia="zh-CN"/>
         </w:rPr>
       </w:pPr>
-      <w:bookmarkStart w:id="6" w:name="_Toc12264"/>
+      <w:bookmarkStart w:id="6" w:name="_Toc8690"/>
       <w:r>
         <w:rPr>
           <w:rFonts w:hint="eastAsia"/>
@@ -4670,7 +4134,7 @@
           <w:lang w:val="en-US" w:eastAsia="zh-CN"/>
         </w:rPr>
       </w:pPr>
-      <w:bookmarkStart w:id="7" w:name="_Toc29507"/>
+      <w:bookmarkStart w:id="7" w:name="_Toc21971"/>
       <w:r>
         <w:rPr>
           <w:rFonts w:hint="eastAsia"/>
@@ -4817,7 +4281,7 @@
           <w:lang w:val="en-US" w:eastAsia="zh-CN"/>
         </w:rPr>
       </w:pPr>
-      <w:bookmarkStart w:id="8" w:name="_Toc28593"/>
+      <w:bookmarkStart w:id="8" w:name="_Toc11989"/>
       <w:r>
         <w:rPr>
           <w:rFonts w:hint="eastAsia"/>
@@ -5036,7 +4500,7 @@
           <w:lang w:val="en-US" w:eastAsia="zh-CN"/>
         </w:rPr>
       </w:pPr>
-      <w:bookmarkStart w:id="9" w:name="_Toc17303"/>
+      <w:bookmarkStart w:id="9" w:name="_Toc7954"/>
       <w:r>
         <w:rPr>
           <w:rFonts w:hint="eastAsia"/>
@@ -5199,7 +4663,7 @@
         <w:snapToGrid w:val="0"/>
         <w:textAlignment w:val="baseline"/>
       </w:pPr>
-      <w:bookmarkStart w:id="10" w:name="_Toc22081"/>
+      <w:bookmarkStart w:id="10" w:name="_Toc4356"/>
       <w:r>
         <w:rPr>
           <w:rFonts w:hint="eastAsia"/>
@@ -5229,7 +4693,7 @@
           <w:rFonts w:hint="eastAsia"/>
         </w:rPr>
       </w:pPr>
-      <w:bookmarkStart w:id="11" w:name="_Toc30049"/>
+      <w:bookmarkStart w:id="11" w:name="_Toc5602"/>
       <w:r>
         <w:rPr>
           <w:rFonts w:hint="eastAsia"/>
@@ -5285,7 +4749,7 @@
           <w:rFonts w:hint="eastAsia"/>
         </w:rPr>
       </w:pPr>
-      <w:bookmarkStart w:id="12" w:name="_Toc19475"/>
+      <w:bookmarkStart w:id="12" w:name="_Toc20248"/>
       <w:r>
         <w:rPr>
           <w:rFonts w:hint="eastAsia"/>
@@ -5341,7 +4805,7 @@
           <w:rFonts w:hint="eastAsia"/>
         </w:rPr>
       </w:pPr>
-      <w:bookmarkStart w:id="13" w:name="_Toc16249"/>
+      <w:bookmarkStart w:id="13" w:name="_Toc1078"/>
       <w:r>
         <w:rPr>
           <w:rFonts w:hint="eastAsia"/>
@@ -5395,7 +4859,7 @@
           <w:lang w:val="en-US" w:eastAsia="zh-CN"/>
         </w:rPr>
       </w:pPr>
-      <w:bookmarkStart w:id="14" w:name="_Toc963"/>
+      <w:bookmarkStart w:id="14" w:name="_Toc23053"/>
       <w:r>
         <w:rPr>
           <w:rFonts w:hint="eastAsia"/>
@@ -5426,7 +4890,7 @@
           <w:lang w:val="en-US" w:eastAsia="zh-CN"/>
         </w:rPr>
       </w:pPr>
-      <w:bookmarkStart w:id="15" w:name="_Toc3236"/>
+      <w:bookmarkStart w:id="15" w:name="_Toc29344"/>
       <w:r>
         <w:rPr>
           <w:rFonts w:hint="default"/>
@@ -5474,34 +4938,6 @@
     </w:p>
     <w:p>
       <w:pPr>
-        <w:keepNext w:val="0"/>
-        <w:keepLines w:val="0"/>
-        <w:pageBreakBefore w:val="0"/>
-        <w:widowControl w:val="0"/>
-        <w:kinsoku w:val="0"/>
-        <w:wordWrap/>
-        <w:overflowPunct/>
-        <w:autoSpaceDE w:val="0"/>
-        <w:autoSpaceDN w:val="0"/>
-        <w:bidi w:val="0"/>
-        <w:adjustRightInd w:val="0"/>
-        <w:snapToGrid w:val="0"/>
-        <w:textAlignment w:val="baseline"/>
-        <w:rPr>
-          <w:rFonts w:hint="eastAsia"/>
-          <w:lang w:val="en-US" w:eastAsia="zh-CN"/>
-        </w:rPr>
-      </w:pPr>
-      <w:r>
-        <w:rPr>
-          <w:rFonts w:hint="eastAsia"/>
-          <w:lang w:val="en-US" w:eastAsia="zh-CN"/>
-        </w:rPr>
-        <w:br w:type="page"/>
-      </w:r>
-    </w:p>
-    <w:p>
-      <w:pPr>
         <w:pStyle w:val="29"/>
         <w:keepNext w:val="0"/>
         <w:keepLines w:val="0"/>
@@ -5523,6 +4959,8 @@
           <w:lang w:val="en-US" w:eastAsia="zh-CN"/>
         </w:rPr>
       </w:pPr>
+      <w:bookmarkStart w:id="36" w:name="_GoBack"/>
+      <w:bookmarkEnd w:id="36"/>
       <w:r>
         <w:rPr>
           <w:rFonts w:hint="eastAsia"/>
@@ -5637,9 +5075,9 @@
         </w:tblCellMar>
       </w:tblPr>
       <w:tblGrid>
-        <w:gridCol w:w="2840"/>
-        <w:gridCol w:w="2841"/>
-        <w:gridCol w:w="2841"/>
+        <w:gridCol w:w="2752"/>
+        <w:gridCol w:w="2776"/>
+        <w:gridCol w:w="2768"/>
       </w:tblGrid>
       <w:tr>
         <w:tblPrEx>
@@ -5856,7 +5294,7 @@
               </w:tblCellMar>
             </w:tblPr>
             <w:tblGrid>
-              <w:gridCol w:w="2625"/>
+              <w:gridCol w:w="2560"/>
             </w:tblGrid>
             <w:tr>
               <w:tblPrEx>
@@ -5868,6 +5306,7 @@
                   <w:insideH w:val="none" w:color="auto" w:sz="0" w:space="0"/>
                   <w:insideV w:val="none" w:color="auto" w:sz="0" w:space="0"/>
                 </w:tblBorders>
+                <w:shd w:val="clear" w:color="auto" w:fill="FFFFFF"/>
                 <w:tblCellMar>
                   <w:top w:w="15" w:type="dxa"/>
                   <w:left w:w="15" w:type="dxa"/>
@@ -6281,7 +5720,7 @@
           <w:rFonts w:hint="eastAsia"/>
         </w:rPr>
       </w:pPr>
-      <w:bookmarkStart w:id="16" w:name="_Toc7472"/>
+      <w:bookmarkStart w:id="16" w:name="_Toc11665"/>
       <w:r>
         <w:rPr>
           <w:rFonts w:hint="eastAsia"/>
@@ -6310,7 +5749,7 @@
           <w:rFonts w:hint="eastAsia"/>
         </w:rPr>
       </w:pPr>
-      <w:bookmarkStart w:id="17" w:name="_Toc9394"/>
+      <w:bookmarkStart w:id="17" w:name="_Toc13812"/>
       <w:r>
         <w:rPr>
           <w:rFonts w:hint="eastAsia"/>
@@ -6474,7 +5913,7 @@
           <w:rFonts w:hint="eastAsia"/>
         </w:rPr>
       </w:pPr>
-      <w:bookmarkStart w:id="18" w:name="_Toc29362"/>
+      <w:bookmarkStart w:id="18" w:name="_Toc23445"/>
       <w:r>
         <w:rPr>
           <w:rFonts w:hint="eastAsia"/>
@@ -6726,9 +6165,9 @@
         </w:tblCellMar>
       </w:tblPr>
       <w:tblGrid>
-        <w:gridCol w:w="2840"/>
-        <w:gridCol w:w="2841"/>
-        <w:gridCol w:w="2841"/>
+        <w:gridCol w:w="2753"/>
+        <w:gridCol w:w="2789"/>
+        <w:gridCol w:w="2754"/>
       </w:tblGrid>
       <w:tr>
         <w:tblPrEx>
@@ -7561,7 +7000,7 @@
           <w:rFonts w:hint="eastAsia"/>
         </w:rPr>
       </w:pPr>
-      <w:bookmarkStart w:id="19" w:name="_Toc27470"/>
+      <w:bookmarkStart w:id="19" w:name="_Toc12040"/>
       <w:bookmarkStart w:id="20" w:name="_Toc14508"/>
       <w:r>
         <w:rPr>
@@ -7591,7 +7030,7 @@
           <w:rFonts w:hint="eastAsia"/>
         </w:rPr>
       </w:pPr>
-      <w:bookmarkStart w:id="21" w:name="_Toc26899"/>
+      <w:bookmarkStart w:id="21" w:name="_Toc9627"/>
       <w:r>
         <w:rPr>
           <w:rFonts w:hint="eastAsia"/>
@@ -7680,7 +7119,7 @@
           <w:rFonts w:hint="eastAsia"/>
         </w:rPr>
       </w:pPr>
-      <w:bookmarkStart w:id="22" w:name="_Toc19113"/>
+      <w:bookmarkStart w:id="22" w:name="_Toc30030"/>
       <w:r>
         <w:rPr>
           <w:rFonts w:hint="eastAsia"/>
@@ -7784,7 +7223,7 @@
           <w:rFonts w:hint="eastAsia"/>
         </w:rPr>
       </w:pPr>
-      <w:bookmarkStart w:id="23" w:name="_Toc8228"/>
+      <w:bookmarkStart w:id="23" w:name="_Toc6496"/>
       <w:r>
         <w:rPr>
           <w:rFonts w:hint="eastAsia"/>
@@ -7813,7 +7252,7 @@
           <w:rFonts w:hint="eastAsia"/>
         </w:rPr>
       </w:pPr>
-      <w:bookmarkStart w:id="24" w:name="_Toc20522"/>
+      <w:bookmarkStart w:id="24" w:name="_Toc11098"/>
       <w:r>
         <w:rPr>
           <w:rFonts w:hint="eastAsia"/>
@@ -7902,7 +7341,7 @@
           <w:rFonts w:hint="eastAsia"/>
         </w:rPr>
       </w:pPr>
-      <w:bookmarkStart w:id="25" w:name="_Toc4390"/>
+      <w:bookmarkStart w:id="25" w:name="_Toc5064"/>
       <w:r>
         <w:rPr>
           <w:rFonts w:hint="eastAsia"/>
@@ -7976,7 +7415,7 @@
           <w:rFonts w:hint="eastAsia"/>
         </w:rPr>
       </w:pPr>
-      <w:bookmarkStart w:id="26" w:name="_Toc29623"/>
+      <w:bookmarkStart w:id="26" w:name="_Toc29852"/>
       <w:r>
         <w:rPr>
           <w:rFonts w:hint="eastAsia"/>
@@ -8005,7 +7444,7 @@
           <w:rFonts w:hint="eastAsia"/>
         </w:rPr>
       </w:pPr>
-      <w:bookmarkStart w:id="27" w:name="_Toc20837"/>
+      <w:bookmarkStart w:id="27" w:name="_Toc25656"/>
       <w:r>
         <w:rPr>
           <w:rFonts w:hint="eastAsia"/>
@@ -8109,7 +7548,7 @@
           <w:rFonts w:hint="eastAsia"/>
         </w:rPr>
       </w:pPr>
-      <w:bookmarkStart w:id="28" w:name="_Toc1639"/>
+      <w:bookmarkStart w:id="28" w:name="_Toc32204"/>
       <w:r>
         <w:rPr>
           <w:rFonts w:hint="eastAsia"/>
@@ -8198,7 +7637,7 @@
           <w:rFonts w:hint="eastAsia"/>
         </w:rPr>
       </w:pPr>
-      <w:bookmarkStart w:id="29" w:name="_Toc8880"/>
+      <w:bookmarkStart w:id="29" w:name="_Toc23496"/>
       <w:r>
         <w:rPr>
           <w:rFonts w:hint="eastAsia"/>
@@ -8306,7 +7745,7 @@
           <w:rFonts w:hint="eastAsia"/>
           <w:lang w:val="en-US" w:eastAsia="zh-CN"/>
         </w:rPr>
-        <w:t>1</w:t>
+        <w:t>3</w:t>
       </w:r>
       <w:r>
         <w:rPr>
@@ -8351,11 +7790,11 @@
         </w:tblCellMar>
       </w:tblPr>
       <w:tblGrid>
-        <w:gridCol w:w="841"/>
-        <w:gridCol w:w="1705"/>
-        <w:gridCol w:w="3771"/>
-        <w:gridCol w:w="1107"/>
-        <w:gridCol w:w="1094"/>
+        <w:gridCol w:w="825"/>
+        <w:gridCol w:w="1657"/>
+        <w:gridCol w:w="3655"/>
+        <w:gridCol w:w="1081"/>
+        <w:gridCol w:w="1078"/>
       </w:tblGrid>
       <w:tr>
         <w:tblPrEx>
@@ -8367,6 +7806,12 @@
             <w:insideH w:val="single" w:color="auto" w:sz="4" w:space="0"/>
             <w:insideV w:val="single" w:color="auto" w:sz="4" w:space="0"/>
           </w:tblBorders>
+          <w:tblCellMar>
+            <w:top w:w="0" w:type="dxa"/>
+            <w:left w:w="108" w:type="dxa"/>
+            <w:bottom w:w="0" w:type="dxa"/>
+            <w:right w:w="108" w:type="dxa"/>
+          </w:tblCellMar>
         </w:tblPrEx>
         <w:trPr>
           <w:jc w:val="center"/>
@@ -8922,8 +8367,8 @@
       </w:pPr>
       <w:bookmarkStart w:id="30" w:name="bookmark3"/>
       <w:bookmarkEnd w:id="30"/>
-      <w:bookmarkStart w:id="31" w:name="_Toc27541"/>
-      <w:bookmarkStart w:id="32" w:name="_Toc17424"/>
+      <w:bookmarkStart w:id="31" w:name="_Toc17424"/>
+      <w:bookmarkStart w:id="32" w:name="_Toc21982"/>
       <w:r>
         <w:rPr>
           <w:rStyle w:val="38"/>
@@ -9052,7 +8497,7 @@
       </w:pPr>
       <w:bookmarkStart w:id="33" w:name="bookmark14"/>
       <w:bookmarkEnd w:id="33"/>
-      <w:bookmarkStart w:id="34" w:name="_Toc2201"/>
+      <w:bookmarkStart w:id="34" w:name="_Toc12013"/>
       <w:r>
         <w:rPr>
           <w:rFonts w:hint="eastAsia"/>
@@ -9112,7 +8557,7 @@
           <w:lang w:val="en-US" w:eastAsia="zh-CN"/>
         </w:rPr>
       </w:pPr>
-      <w:bookmarkStart w:id="35" w:name="_Toc6054"/>
+      <w:bookmarkStart w:id="35" w:name="_Toc892"/>
       <w:r>
         <w:rPr>
           <w:rFonts w:hint="eastAsia"/>
@@ -9152,12 +8597,12 @@
       </w:r>
     </w:p>
     <w:sectPr>
+      <w:headerReference r:id="rId7" w:type="first"/>
+      <w:footerReference r:id="rId10" w:type="first"/>
       <w:headerReference r:id="rId5" w:type="default"/>
-      <w:footerReference w:type="default" r:id="rId11"/>
-      <w:headerReference w:type="first" r:id="rId12"/>
-      <w:footerReference w:type="first" r:id="rId13"/>
-      <w:headerReference w:type="even" r:id="rId14"/>
-      <w:footerReference w:type="even" r:id="rId15"/>
+      <w:footerReference r:id="rId8" w:type="default"/>
+      <w:headerReference r:id="rId6" w:type="even"/>
+      <w:footerReference r:id="rId9" w:type="even"/>
       <w:pgSz w:w="11906" w:h="16838"/>
       <w:pgMar w:top="1417" w:right="1800" w:bottom="1440" w:left="1800" w:header="1140" w:footer="992" w:gutter="0"/>
       <w:cols w:space="425" w:num="1"/>
@@ -9193,32 +8638,20 @@
 </file>
 
 <file path=word/footer1.xml><?xml version="1.0" encoding="utf-8"?>
-<w:ftr xmlns:m="http://schemas.openxmlformats.org/officeDocument/2006/math" xmlns:mc="http://schemas.openxmlformats.org/markup-compatibility/2006" xmlns:mo="http://schemas.microsoft.com/office/mac/office/2008/main" xmlns:mv="urn:schemas-microsoft-com:mac:vml" xmlns:o="urn:schemas-microsoft-com:office:office" xmlns:r="http://schemas.openxmlformats.org/officeDocument/2006/relationships" xmlns:v="urn:schemas-microsoft-com:vml" xmlns:w10="urn:schemas-microsoft-com:office:word" xmlns:w14="http://schemas.microsoft.com/office/word/2010/wordml" xmlns:w="http://schemas.openxmlformats.org/wordprocessingml/2006/main" xmlns:wne="http://schemas.microsoft.com/office/word/2006/wordml" xmlns:wp14="http://schemas.microsoft.com/office/word/2010/wordprocessingDrawing" xmlns:wp="http://schemas.openxmlformats.org/drawingml/2006/wordprocessingDrawing" xmlns:wpc="http://schemas.microsoft.com/office/word/2010/wordprocessingCanvas" xmlns:wpg="http://schemas.microsoft.com/office/word/2010/wordprocessingGroup" xmlns:wpi="http://schemas.microsoft.com/office/word/2010/wordprocessingInk" xmlns:wps="http://schemas.microsoft.com/office/word/2010/wordprocessingShape" mc:Ignorable="w14 wp14">
-  <w:p>
-    <w:pPr>
-      <w:pStyle w:val="Footer"/>
-    </w:pPr>
-  </w:p>
+<w:ftr xmlns:wpc="http://schemas.microsoft.com/office/word/2010/wordprocessingCanvas" xmlns:mc="http://schemas.openxmlformats.org/markup-compatibility/2006" xmlns:o="urn:schemas-microsoft-com:office:office" xmlns:r="http://schemas.openxmlformats.org/officeDocument/2006/relationships" xmlns:m="http://schemas.openxmlformats.org/officeDocument/2006/math" xmlns:v="urn:schemas-microsoft-com:vml" xmlns:wp14="http://schemas.microsoft.com/office/word/2010/wordprocessingDrawing" xmlns:wp="http://schemas.openxmlformats.org/drawingml/2006/wordprocessingDrawing" xmlns:w10="urn:schemas-microsoft-com:office:word" xmlns:w="http://schemas.openxmlformats.org/wordprocessingml/2006/main" xmlns:w14="http://schemas.microsoft.com/office/word/2010/wordml" xmlns:w15="http://schemas.microsoft.com/office/word/2012/wordml" xmlns:wpg="http://schemas.microsoft.com/office/word/2010/wordprocessingGroup" xmlns:wpi="http://schemas.microsoft.com/office/word/2010/wordprocessingInk" xmlns:wne="http://schemas.microsoft.com/office/word/2006/wordml" xmlns:wps="http://schemas.microsoft.com/office/word/2010/wordprocessingShape" xmlns:wpsCustomData="http://www.wps.cn/officeDocument/2013/wpsCustomData" mc:Ignorable="w14 w15 wp14">
+  <w:p/>
 </w:ftr>
 </file>
 
 <file path=word/footer2.xml><?xml version="1.0" encoding="utf-8"?>
-<w:ftr xmlns:m="http://schemas.openxmlformats.org/officeDocument/2006/math" xmlns:mc="http://schemas.openxmlformats.org/markup-compatibility/2006" xmlns:mo="http://schemas.microsoft.com/office/mac/office/2008/main" xmlns:mv="urn:schemas-microsoft-com:mac:vml" xmlns:o="urn:schemas-microsoft-com:office:office" xmlns:r="http://schemas.openxmlformats.org/officeDocument/2006/relationships" xmlns:v="urn:schemas-microsoft-com:vml" xmlns:w10="urn:schemas-microsoft-com:office:word" xmlns:w14="http://schemas.microsoft.com/office/word/2010/wordml" xmlns:w="http://schemas.openxmlformats.org/wordprocessingml/2006/main" xmlns:wne="http://schemas.microsoft.com/office/word/2006/wordml" xmlns:wp14="http://schemas.microsoft.com/office/word/2010/wordprocessingDrawing" xmlns:wp="http://schemas.openxmlformats.org/drawingml/2006/wordprocessingDrawing" xmlns:wpc="http://schemas.microsoft.com/office/word/2010/wordprocessingCanvas" xmlns:wpg="http://schemas.microsoft.com/office/word/2010/wordprocessingGroup" xmlns:wpi="http://schemas.microsoft.com/office/word/2010/wordprocessingInk" xmlns:wps="http://schemas.microsoft.com/office/word/2010/wordprocessingShape" mc:Ignorable="w14 wp14">
-  <w:p>
-    <w:pPr>
-      <w:pStyle w:val="Footer"/>
-    </w:pPr>
-  </w:p>
+<w:ftr xmlns:wpc="http://schemas.microsoft.com/office/word/2010/wordprocessingCanvas" xmlns:mc="http://schemas.openxmlformats.org/markup-compatibility/2006" xmlns:o="urn:schemas-microsoft-com:office:office" xmlns:r="http://schemas.openxmlformats.org/officeDocument/2006/relationships" xmlns:m="http://schemas.openxmlformats.org/officeDocument/2006/math" xmlns:v="urn:schemas-microsoft-com:vml" xmlns:wp14="http://schemas.microsoft.com/office/word/2010/wordprocessingDrawing" xmlns:wp="http://schemas.openxmlformats.org/drawingml/2006/wordprocessingDrawing" xmlns:w10="urn:schemas-microsoft-com:office:word" xmlns:w="http://schemas.openxmlformats.org/wordprocessingml/2006/main" xmlns:w14="http://schemas.microsoft.com/office/word/2010/wordml" xmlns:w15="http://schemas.microsoft.com/office/word/2012/wordml" xmlns:wpg="http://schemas.microsoft.com/office/word/2010/wordprocessingGroup" xmlns:wpi="http://schemas.microsoft.com/office/word/2010/wordprocessingInk" xmlns:wne="http://schemas.microsoft.com/office/word/2006/wordml" xmlns:wps="http://schemas.microsoft.com/office/word/2010/wordprocessingShape" xmlns:wpsCustomData="http://www.wps.cn/officeDocument/2013/wpsCustomData" mc:Ignorable="w14 w15 wp14">
+  <w:p/>
 </w:ftr>
 </file>
 
 <file path=word/footer3.xml><?xml version="1.0" encoding="utf-8"?>
-<w:ftr xmlns:m="http://schemas.openxmlformats.org/officeDocument/2006/math" xmlns:mc="http://schemas.openxmlformats.org/markup-compatibility/2006" xmlns:mo="http://schemas.microsoft.com/office/mac/office/2008/main" xmlns:mv="urn:schemas-microsoft-com:mac:vml" xmlns:o="urn:schemas-microsoft-com:office:office" xmlns:r="http://schemas.openxmlformats.org/officeDocument/2006/relationships" xmlns:v="urn:schemas-microsoft-com:vml" xmlns:w10="urn:schemas-microsoft-com:office:word" xmlns:w14="http://schemas.microsoft.com/office/word/2010/wordml" xmlns:w="http://schemas.openxmlformats.org/wordprocessingml/2006/main" xmlns:wne="http://schemas.microsoft.com/office/word/2006/wordml" xmlns:wp14="http://schemas.microsoft.com/office/word/2010/wordprocessingDrawing" xmlns:wp="http://schemas.openxmlformats.org/drawingml/2006/wordprocessingDrawing" xmlns:wpc="http://schemas.microsoft.com/office/word/2010/wordprocessingCanvas" xmlns:wpg="http://schemas.microsoft.com/office/word/2010/wordprocessingGroup" xmlns:wpi="http://schemas.microsoft.com/office/word/2010/wordprocessingInk" xmlns:wps="http://schemas.microsoft.com/office/word/2010/wordprocessingShape" mc:Ignorable="w14 wp14">
-  <w:p>
-    <w:pPr>
-      <w:pStyle w:val="Footer"/>
-    </w:pPr>
-  </w:p>
+<w:ftr xmlns:wpc="http://schemas.microsoft.com/office/word/2010/wordprocessingCanvas" xmlns:mc="http://schemas.openxmlformats.org/markup-compatibility/2006" xmlns:o="urn:schemas-microsoft-com:office:office" xmlns:r="http://schemas.openxmlformats.org/officeDocument/2006/relationships" xmlns:m="http://schemas.openxmlformats.org/officeDocument/2006/math" xmlns:v="urn:schemas-microsoft-com:vml" xmlns:wp14="http://schemas.microsoft.com/office/word/2010/wordprocessingDrawing" xmlns:wp="http://schemas.openxmlformats.org/drawingml/2006/wordprocessingDrawing" xmlns:w10="urn:schemas-microsoft-com:office:word" xmlns:w="http://schemas.openxmlformats.org/wordprocessingml/2006/main" xmlns:w14="http://schemas.microsoft.com/office/word/2010/wordml" xmlns:w15="http://schemas.microsoft.com/office/word/2012/wordml" xmlns:wpg="http://schemas.microsoft.com/office/word/2010/wordprocessingGroup" xmlns:wpi="http://schemas.microsoft.com/office/word/2010/wordprocessingInk" xmlns:wne="http://schemas.microsoft.com/office/word/2006/wordml" xmlns:wps="http://schemas.microsoft.com/office/word/2010/wordprocessingShape" xmlns:wpsCustomData="http://www.wps.cn/officeDocument/2013/wpsCustomData" mc:Ignorable="w14 w15 wp14">
+  <w:p/>
 </w:ftr>
 </file>
 
@@ -9271,42 +8704,34 @@
         <w:lang w:val="en-US" w:eastAsia="zh-CN"/>
       </w:rPr>
       <w:tab/>
-      <w:tab/>
-      <w:t>重庆市鹧鸪哨信息技术有限责任公司</w:t>
     </w:r>
     <w:r>
       <w:rPr>
         <w:rFonts w:hint="eastAsia" w:eastAsiaTheme="minorEastAsia"/>
         <w:lang w:val="en-US" w:eastAsia="zh-CN"/>
       </w:rPr>
+      <w:tab/>
     </w:r>
     <w:r>
       <w:rPr>
         <w:rFonts w:hint="eastAsia" w:eastAsiaTheme="minorEastAsia"/>
         <w:lang w:val="en-US" w:eastAsia="zh-CN"/>
       </w:rPr>
+      <w:t>重庆市鹧鸪哨信息技术有限责任公司</w:t>
     </w:r>
   </w:p>
 </w:hdr>
 </file>
 
 <file path=word/header2.xml><?xml version="1.0" encoding="utf-8"?>
-<w:hdr xmlns:m="http://schemas.openxmlformats.org/officeDocument/2006/math" xmlns:mc="http://schemas.openxmlformats.org/markup-compatibility/2006" xmlns:mo="http://schemas.microsoft.com/office/mac/office/2008/main" xmlns:mv="urn:schemas-microsoft-com:mac:vml" xmlns:o="urn:schemas-microsoft-com:office:office" xmlns:r="http://schemas.openxmlformats.org/officeDocument/2006/relationships" xmlns:v="urn:schemas-microsoft-com:vml" xmlns:w10="urn:schemas-microsoft-com:office:word" xmlns:w14="http://schemas.microsoft.com/office/word/2010/wordml" xmlns:w="http://schemas.openxmlformats.org/wordprocessingml/2006/main" xmlns:wne="http://schemas.microsoft.com/office/word/2006/wordml" xmlns:wp14="http://schemas.microsoft.com/office/word/2010/wordprocessingDrawing" xmlns:wp="http://schemas.openxmlformats.org/drawingml/2006/wordprocessingDrawing" xmlns:wpc="http://schemas.microsoft.com/office/word/2010/wordprocessingCanvas" xmlns:wpg="http://schemas.microsoft.com/office/word/2010/wordprocessingGroup" xmlns:wpi="http://schemas.microsoft.com/office/word/2010/wordprocessingInk" xmlns:wps="http://schemas.microsoft.com/office/word/2010/wordprocessingShape" mc:Ignorable="w14 wp14">
-  <w:p>
-    <w:pPr>
-      <w:pStyle w:val="Header"/>
-    </w:pPr>
-  </w:p>
+<w:hdr xmlns:wpc="http://schemas.microsoft.com/office/word/2010/wordprocessingCanvas" xmlns:mc="http://schemas.openxmlformats.org/markup-compatibility/2006" xmlns:o="urn:schemas-microsoft-com:office:office" xmlns:r="http://schemas.openxmlformats.org/officeDocument/2006/relationships" xmlns:m="http://schemas.openxmlformats.org/officeDocument/2006/math" xmlns:v="urn:schemas-microsoft-com:vml" xmlns:wp14="http://schemas.microsoft.com/office/word/2010/wordprocessingDrawing" xmlns:wp="http://schemas.openxmlformats.org/drawingml/2006/wordprocessingDrawing" xmlns:w10="urn:schemas-microsoft-com:office:word" xmlns:w="http://schemas.openxmlformats.org/wordprocessingml/2006/main" xmlns:w14="http://schemas.microsoft.com/office/word/2010/wordml" xmlns:w15="http://schemas.microsoft.com/office/word/2012/wordml" xmlns:wpg="http://schemas.microsoft.com/office/word/2010/wordprocessingGroup" xmlns:wpi="http://schemas.microsoft.com/office/word/2010/wordprocessingInk" xmlns:wne="http://schemas.microsoft.com/office/word/2006/wordml" xmlns:wps="http://schemas.microsoft.com/office/word/2010/wordprocessingShape" xmlns:wpsCustomData="http://www.wps.cn/officeDocument/2013/wpsCustomData" mc:Ignorable="w14 w15 wp14">
+  <w:p/>
 </w:hdr>
 </file>
 
 <file path=word/header3.xml><?xml version="1.0" encoding="utf-8"?>
-<w:hdr xmlns:m="http://schemas.openxmlformats.org/officeDocument/2006/math" xmlns:mc="http://schemas.openxmlformats.org/markup-compatibility/2006" xmlns:mo="http://schemas.microsoft.com/office/mac/office/2008/main" xmlns:mv="urn:schemas-microsoft-com:mac:vml" xmlns:o="urn:schemas-microsoft-com:office:office" xmlns:r="http://schemas.openxmlformats.org/officeDocument/2006/relationships" xmlns:v="urn:schemas-microsoft-com:vml" xmlns:w10="urn:schemas-microsoft-com:office:word" xmlns:w14="http://schemas.microsoft.com/office/word/2010/wordml" xmlns:w="http://schemas.openxmlformats.org/wordprocessingml/2006/main" xmlns:wne="http://schemas.microsoft.com/office/word/2006/wordml" xmlns:wp14="http://schemas.microsoft.com/office/word/2010/wordprocessingDrawing" xmlns:wp="http://schemas.openxmlformats.org/drawingml/2006/wordprocessingDrawing" xmlns:wpc="http://schemas.microsoft.com/office/word/2010/wordprocessingCanvas" xmlns:wpg="http://schemas.microsoft.com/office/word/2010/wordprocessingGroup" xmlns:wpi="http://schemas.microsoft.com/office/word/2010/wordprocessingInk" xmlns:wps="http://schemas.microsoft.com/office/word/2010/wordprocessingShape" mc:Ignorable="w14 wp14">
-  <w:p>
-    <w:pPr>
-      <w:pStyle w:val="Header"/>
-    </w:pPr>
-  </w:p>
+<w:hdr xmlns:wpc="http://schemas.microsoft.com/office/word/2010/wordprocessingCanvas" xmlns:mc="http://schemas.openxmlformats.org/markup-compatibility/2006" xmlns:o="urn:schemas-microsoft-com:office:office" xmlns:r="http://schemas.openxmlformats.org/officeDocument/2006/relationships" xmlns:m="http://schemas.openxmlformats.org/officeDocument/2006/math" xmlns:v="urn:schemas-microsoft-com:vml" xmlns:wp14="http://schemas.microsoft.com/office/word/2010/wordprocessingDrawing" xmlns:wp="http://schemas.openxmlformats.org/drawingml/2006/wordprocessingDrawing" xmlns:w10="urn:schemas-microsoft-com:office:word" xmlns:w="http://schemas.openxmlformats.org/wordprocessingml/2006/main" xmlns:w14="http://schemas.microsoft.com/office/word/2010/wordml" xmlns:w15="http://schemas.microsoft.com/office/word/2012/wordml" xmlns:wpg="http://schemas.microsoft.com/office/word/2010/wordprocessingGroup" xmlns:wpi="http://schemas.microsoft.com/office/word/2010/wordprocessingInk" xmlns:wne="http://schemas.microsoft.com/office/word/2006/wordml" xmlns:wps="http://schemas.microsoft.com/office/word/2010/wordprocessingShape" xmlns:wpsCustomData="http://www.wps.cn/officeDocument/2013/wpsCustomData" mc:Ignorable="w14 w15 wp14">
+  <w:p/>
 </w:hdr>
 </file>
 

--- a/6-过程管理/流程制度规范类文件/ZGS-06-07-发布管理制度.docx
+++ b/6-过程管理/流程制度规范类文件/ZGS-06-07-发布管理制度.docx
@@ -1,10 +1,11 @@
 
 <file path=word/document.xml><?xml version="1.0" encoding="utf-8"?>
-<w:document xmlns:wpc="http://schemas.microsoft.com/office/word/2010/wordprocessingCanvas" xmlns:mc="http://schemas.openxmlformats.org/markup-compatibility/2006" xmlns:o="urn:schemas-microsoft-com:office:office" xmlns:r="http://schemas.openxmlformats.org/officeDocument/2006/relationships" xmlns:m="http://schemas.openxmlformats.org/officeDocument/2006/math" xmlns:v="urn:schemas-microsoft-com:vml" xmlns:wp14="http://schemas.microsoft.com/office/word/2010/wordprocessingDrawing" xmlns:wp="http://schemas.openxmlformats.org/drawingml/2006/wordprocessingDrawing" xmlns:w="http://schemas.openxmlformats.org/wordprocessingml/2006/main" xmlns:w14="http://schemas.microsoft.com/office/word/2010/wordml" xmlns:w10="urn:schemas-microsoft-com:office:word" xmlns:w15="http://schemas.microsoft.com/office/word/2012/wordml" xmlns:wpg="http://schemas.microsoft.com/office/word/2010/wordprocessingGroup" xmlns:wpi="http://schemas.microsoft.com/office/word/2010/wordprocessingInk" xmlns:wne="http://schemas.microsoft.com/office/word/2006/wordml" xmlns:wps="http://schemas.microsoft.com/office/word/2010/wordprocessingShape" xmlns:wpsCustomData="http://www.wps.cn/officeDocument/2013/wpsCustomData" mc:Ignorable="w14 w15 wp14">
+<w:document xmlns:wpc="http://schemas.microsoft.com/office/word/2010/wordprocessingCanvas" xmlns:mc="http://schemas.openxmlformats.org/markup-compatibility/2006" xmlns:o="urn:schemas-microsoft-com:office:office" xmlns:r="http://schemas.openxmlformats.org/officeDocument/2006/relationships" xmlns:m="http://schemas.openxmlformats.org/officeDocument/2006/math" xmlns:v="urn:schemas-microsoft-com:vml" xmlns:wp14="http://schemas.microsoft.com/office/word/2010/wordprocessingDrawing" xmlns:wp="http://schemas.openxmlformats.org/drawingml/2006/wordprocessingDrawing" xmlns:w10="urn:schemas-microsoft-com:office:word" xmlns:w="http://schemas.openxmlformats.org/wordprocessingml/2006/main" xmlns:w14="http://schemas.microsoft.com/office/word/2010/wordml" xmlns:w15="http://schemas.microsoft.com/office/word/2012/wordml" xmlns:wne="http://schemas.microsoft.com/office/word/2006/wordml" xmlns:wpg="http://schemas.microsoft.com/office/word/2010/wordprocessingGroup" xmlns:wpi="http://schemas.microsoft.com/office/word/2010/wordprocessingInk" xmlns:wps="http://schemas.microsoft.com/office/word/2010/wordprocessingShape" mc:Ignorable="w14 w15 wp14">
+  <!-- Generated by Aspose.Words for .NET 13.3.0.1 -->
   <w:body>
     <w:p>
       <w:pPr>
-        <w:pStyle w:val="24"/>
+        <w:pStyle w:val="a"/>
         <w:keepNext w:val="0"/>
         <w:keepLines w:val="0"/>
         <w:pageBreakBefore w:val="0"/>
@@ -24,7 +25,7 @@
       <w:bookmarkStart w:id="0" w:name="_Toc24851"/>
       <w:r>
         <w:drawing>
-          <wp:anchor distT="0" distB="0" distL="114300" distR="114300" simplePos="0" relativeHeight="251660288" behindDoc="1" locked="0" layoutInCell="1" allowOverlap="1">
+          <wp:anchor distT="0" distB="0" distL="114300" distR="114300" simplePos="0" relativeHeight="251659264" behindDoc="1" locked="0" layoutInCell="1" allowOverlap="1">
             <wp:simplePos x="0" y="0"/>
             <wp:positionH relativeFrom="column">
               <wp:posOffset>0</wp:posOffset>
@@ -49,7 +50,7 @@
                     </pic:cNvPicPr>
                   </pic:nvPicPr>
                   <pic:blipFill>
-                    <a:blip r:embed="rId12"/>
+                    <a:blip xmlns:r="http://schemas.openxmlformats.org/officeDocument/2006/relationships" r:embed="rId4"/>
                     <a:stretch>
                       <a:fillRect/>
                     </a:stretch>
@@ -79,7 +80,7 @@
           <w:lang w:val="en-US" w:eastAsia="zh-CN"/>
         </w:rPr>
         <w:drawing>
-          <wp:anchor distT="0" distB="0" distL="114300" distR="114300" simplePos="0" relativeHeight="251659264" behindDoc="1" locked="0" layoutInCell="1" allowOverlap="1">
+          <wp:anchor distT="0" distB="0" distL="114300" distR="114300" simplePos="0" relativeHeight="251658240" behindDoc="1" locked="0" layoutInCell="1" allowOverlap="1">
             <wp:simplePos x="0" y="0"/>
             <wp:positionH relativeFrom="column">
               <wp:posOffset>635</wp:posOffset>
@@ -104,7 +105,7 @@
                     </pic:cNvPicPr>
                   </pic:nvPicPr>
                   <pic:blipFill>
-                    <a:blip r:embed="rId13">
+                    <a:blip xmlns:r="http://schemas.openxmlformats.org/officeDocument/2006/relationships" r:embed="rId5">
                       <a:alphaModFix amt="58000"/>
                       <a:lum contrast="-52000"/>
                     </a:blip>
@@ -138,7 +139,7 @@
     </w:p>
     <w:p>
       <w:pPr>
-        <w:pStyle w:val="25"/>
+        <w:pStyle w:val="a0"/>
         <w:keepNext w:val="0"/>
         <w:keepLines w:val="0"/>
         <w:pageBreakBefore w:val="0"/>
@@ -185,11 +186,11 @@
         <w:adjustRightInd w:val="0"/>
         <w:snapToGrid w:val="0"/>
         <w:spacing w:after="624" w:afterLines="200" w:line="219" w:lineRule="auto"/>
-        <w:ind w:left="0" w:leftChars="0" w:right="0" w:rightChars="0" w:firstLine="0" w:firstLineChars="0"/>
+        <w:ind w:left="0" w:right="0" w:firstLine="0" w:leftChars="0" w:rightChars="0" w:firstLineChars="0"/>
         <w:jc w:val="center"/>
         <w:textAlignment w:val="baseline"/>
         <w:rPr>
-          <w:rFonts w:hint="eastAsia" w:ascii="宋体" w:hAnsi="宋体" w:eastAsia="宋体" w:cs="宋体"/>
+          <w:rFonts w:ascii="宋体" w:eastAsia="宋体" w:hAnsi="宋体" w:cs="宋体" w:hint="eastAsia"/>
           <w:sz w:val="24"/>
           <w:szCs w:val="24"/>
           <w:lang w:val="en-US" w:eastAsia="zh-CN"/>
@@ -197,7 +198,7 @@
       </w:pPr>
       <w:r>
         <w:rPr>
-          <w:rFonts w:ascii="宋体" w:hAnsi="宋体" w:eastAsia="宋体" w:cs="宋体"/>
+          <w:rFonts w:ascii="宋体" w:eastAsia="宋体" w:hAnsi="宋体" w:cs="宋体"/>
           <w:b/>
           <w:bCs/>
           <w:spacing w:val="-3"/>
@@ -209,18 +210,17 @@
     </w:p>
     <w:tbl>
       <w:tblPr>
-        <w:tblStyle w:val="21"/>
+        <w:tblStyle w:val="TableGrid"/>
         <w:tblW w:w="0" w:type="auto"/>
         <w:jc w:val="center"/>
         <w:tblBorders>
-          <w:top w:val="none" w:color="auto" w:sz="0" w:space="0"/>
-          <w:left w:val="none" w:color="auto" w:sz="0" w:space="0"/>
-          <w:bottom w:val="none" w:color="auto" w:sz="0" w:space="0"/>
-          <w:right w:val="none" w:color="auto" w:sz="0" w:space="0"/>
-          <w:insideH w:val="none" w:color="auto" w:sz="0" w:space="0"/>
-          <w:insideV w:val="none" w:color="auto" w:sz="0" w:space="0"/>
+          <w:top w:val="nil"/>
+          <w:left w:val="nil"/>
+          <w:bottom w:val="nil"/>
+          <w:right w:val="nil"/>
+          <w:insideH w:val="nil"/>
+          <w:insideV w:val="nil"/>
         </w:tblBorders>
-        <w:tblLayout w:type="autofit"/>
         <w:tblCellMar>
           <w:top w:w="0" w:type="dxa"/>
           <w:left w:w="108" w:type="dxa"/>
@@ -234,13 +234,15 @@
       </w:tblGrid>
       <w:tr>
         <w:tblPrEx>
+          <w:tblW w:w="0" w:type="auto"/>
+          <w:jc w:val="center"/>
           <w:tblBorders>
-            <w:top w:val="none" w:color="auto" w:sz="0" w:space="0"/>
-            <w:left w:val="none" w:color="auto" w:sz="0" w:space="0"/>
-            <w:bottom w:val="none" w:color="auto" w:sz="0" w:space="0"/>
-            <w:right w:val="none" w:color="auto" w:sz="0" w:space="0"/>
-            <w:insideH w:val="none" w:color="auto" w:sz="0" w:space="0"/>
-            <w:insideV w:val="none" w:color="auto" w:sz="0" w:space="0"/>
+            <w:top w:val="nil"/>
+            <w:left w:val="nil"/>
+            <w:bottom w:val="nil"/>
+            <w:right w:val="nil"/>
+            <w:insideH w:val="nil"/>
+            <w:insideV w:val="nil"/>
           </w:tblBorders>
           <w:tblCellMar>
             <w:top w:w="0" w:type="dxa"/>
@@ -250,7 +252,7 @@
           </w:tblCellMar>
         </w:tblPrEx>
         <w:trPr>
-          <w:trHeight w:val="810" w:hRule="atLeast"/>
+          <w:trHeight w:val="810"/>
           <w:jc w:val="center"/>
         </w:trPr>
         <w:tc>
@@ -288,7 +290,7 @@
             </w:r>
             <w:r>
               <w:rPr>
-                <w:rFonts w:hint="default" w:asciiTheme="minorAscii" w:hAnsiTheme="minorAscii" w:eastAsiaTheme="minorEastAsia"/>
+                <w:rFonts w:asciiTheme="minorAscii" w:eastAsiaTheme="minorEastAsia" w:hAnsiTheme="minorAscii" w:hint="default"/>
                 <w:spacing w:val="227"/>
                 <w:sz w:val="21"/>
                 <w:vertAlign w:val="baseline"/>
@@ -342,7 +344,7 @@
             </w:r>
             <w:r>
               <w:rPr>
-                <w:rFonts w:hint="eastAsia" w:asciiTheme="minorAscii" w:hAnsiTheme="minorAscii" w:eastAsiaTheme="minorEastAsia"/>
+                <w:rFonts w:asciiTheme="minorAscii" w:eastAsiaTheme="minorEastAsia" w:hAnsiTheme="minorAscii" w:hint="eastAsia"/>
                 <w:spacing w:val="227"/>
                 <w:sz w:val="21"/>
                 <w:vertAlign w:val="baseline"/>
@@ -364,14 +366,8 @@
       </w:tr>
       <w:tr>
         <w:tblPrEx>
-          <w:tblBorders>
-            <w:top w:val="none" w:color="auto" w:sz="0" w:space="0"/>
-            <w:left w:val="none" w:color="auto" w:sz="0" w:space="0"/>
-            <w:bottom w:val="none" w:color="auto" w:sz="0" w:space="0"/>
-            <w:right w:val="none" w:color="auto" w:sz="0" w:space="0"/>
-            <w:insideH w:val="none" w:color="auto" w:sz="0" w:space="0"/>
-            <w:insideV w:val="none" w:color="auto" w:sz="0" w:space="0"/>
-          </w:tblBorders>
+          <w:tblW w:w="0" w:type="auto"/>
+          <w:jc w:val="center"/>
           <w:tblCellMar>
             <w:top w:w="0" w:type="dxa"/>
             <w:left w:w="108" w:type="dxa"/>
@@ -380,7 +376,7 @@
           </w:tblCellMar>
         </w:tblPrEx>
         <w:trPr>
-          <w:trHeight w:val="810" w:hRule="atLeast"/>
+          <w:trHeight w:val="810"/>
           <w:jc w:val="center"/>
         </w:trPr>
         <w:tc>
@@ -404,7 +400,7 @@
               <w:snapToGrid w:val="0"/>
               <w:textAlignment w:val="baseline"/>
               <w:rPr>
-                <w:rFonts w:hint="default" w:ascii="Arial" w:hAnsi="Arial" w:eastAsia="Arial" w:cs="Arial"/>
+                <w:rFonts w:ascii="Arial" w:eastAsia="Arial" w:hAnsi="Arial" w:cs="Arial" w:hint="default"/>
                 <w:snapToGrid w:val="0"/>
                 <w:color w:val="000000"/>
                 <w:kern w:val="0"/>
@@ -436,7 +432,7 @@
             </w:r>
             <w:r>
               <w:rPr>
-                <w:rFonts w:hint="default" w:asciiTheme="minorAscii" w:hAnsiTheme="minorAscii" w:eastAsiaTheme="minorEastAsia"/>
+                <w:rFonts w:asciiTheme="minorAscii" w:eastAsiaTheme="minorEastAsia" w:hAnsiTheme="minorAscii" w:hint="default"/>
                 <w:spacing w:val="227"/>
                 <w:sz w:val="21"/>
                 <w:vertAlign w:val="baseline"/>
@@ -489,7 +485,7 @@
               <w:snapToGrid w:val="0"/>
               <w:textAlignment w:val="baseline"/>
               <w:rPr>
-                <w:rFonts w:hint="default" w:ascii="Arial" w:hAnsi="Arial" w:eastAsia="Arial" w:cs="Arial"/>
+                <w:rFonts w:ascii="Arial" w:eastAsia="Arial" w:hAnsi="Arial" w:cs="Arial" w:hint="default"/>
                 <w:snapToGrid w:val="0"/>
                 <w:color w:val="000000"/>
                 <w:kern w:val="0"/>
@@ -509,7 +505,7 @@
             </w:r>
             <w:r>
               <w:rPr>
-                <w:rFonts w:hint="eastAsia" w:asciiTheme="minorAscii" w:hAnsiTheme="minorAscii" w:eastAsiaTheme="minorEastAsia"/>
+                <w:rFonts w:asciiTheme="minorAscii" w:eastAsiaTheme="minorEastAsia" w:hAnsiTheme="minorAscii" w:hint="eastAsia"/>
                 <w:spacing w:val="227"/>
                 <w:sz w:val="21"/>
                 <w:vertAlign w:val="baseline"/>
@@ -531,14 +527,8 @@
       </w:tr>
       <w:tr>
         <w:tblPrEx>
-          <w:tblBorders>
-            <w:top w:val="none" w:color="auto" w:sz="0" w:space="0"/>
-            <w:left w:val="none" w:color="auto" w:sz="0" w:space="0"/>
-            <w:bottom w:val="none" w:color="auto" w:sz="0" w:space="0"/>
-            <w:right w:val="none" w:color="auto" w:sz="0" w:space="0"/>
-            <w:insideH w:val="none" w:color="auto" w:sz="0" w:space="0"/>
-            <w:insideV w:val="none" w:color="auto" w:sz="0" w:space="0"/>
-          </w:tblBorders>
+          <w:tblW w:w="0" w:type="auto"/>
+          <w:jc w:val="center"/>
           <w:tblCellMar>
             <w:top w:w="0" w:type="dxa"/>
             <w:left w:w="108" w:type="dxa"/>
@@ -547,7 +537,7 @@
           </w:tblCellMar>
         </w:tblPrEx>
         <w:trPr>
-          <w:trHeight w:val="635" w:hRule="atLeast"/>
+          <w:trHeight w:val="635"/>
           <w:jc w:val="center"/>
         </w:trPr>
         <w:tc>
@@ -622,7 +612,7 @@
             </w:r>
             <w:r>
               <w:rPr>
-                <w:rFonts w:hint="eastAsia" w:asciiTheme="minorAscii" w:hAnsiTheme="minorAscii" w:eastAsiaTheme="minorEastAsia"/>
+                <w:rFonts w:asciiTheme="minorAscii" w:eastAsiaTheme="minorEastAsia" w:hAnsiTheme="minorAscii" w:hint="eastAsia"/>
                 <w:spacing w:val="227"/>
                 <w:sz w:val="21"/>
                 <w:vertAlign w:val="baseline"/>
@@ -681,14 +671,14 @@
         <w:ind w:left="3634"/>
         <w:textAlignment w:val="baseline"/>
         <w:rPr>
-          <w:rFonts w:ascii="宋体" w:hAnsi="宋体" w:eastAsia="宋体" w:cs="宋体"/>
+          <w:rFonts w:ascii="宋体" w:eastAsia="宋体" w:hAnsi="宋体" w:cs="宋体"/>
           <w:sz w:val="31"/>
           <w:szCs w:val="31"/>
         </w:rPr>
       </w:pPr>
       <w:r>
         <w:rPr>
-          <w:rFonts w:ascii="宋体" w:hAnsi="宋体" w:eastAsia="宋体" w:cs="宋体"/>
+          <w:rFonts w:ascii="宋体" w:eastAsia="宋体" w:hAnsi="宋体" w:cs="宋体"/>
           <w:b/>
           <w:bCs/>
           <w:spacing w:val="4"/>
@@ -700,16 +690,16 @@
     </w:p>
     <w:tbl>
       <w:tblPr>
-        <w:tblStyle w:val="26"/>
+        <w:tblStyle w:val="TableNormal0"/>
         <w:tblW w:w="7137" w:type="dxa"/>
         <w:jc w:val="center"/>
         <w:tblBorders>
-          <w:top w:val="single" w:color="000000" w:sz="2" w:space="0"/>
-          <w:left w:val="single" w:color="000000" w:sz="2" w:space="0"/>
-          <w:bottom w:val="single" w:color="000000" w:sz="2" w:space="0"/>
-          <w:right w:val="single" w:color="000000" w:sz="2" w:space="0"/>
-          <w:insideH w:val="single" w:color="000000" w:sz="2" w:space="0"/>
-          <w:insideV w:val="single" w:color="000000" w:sz="2" w:space="0"/>
+          <w:top w:val="single" w:sz="2" w:space="0" w:color="000000"/>
+          <w:left w:val="single" w:sz="2" w:space="0" w:color="000000"/>
+          <w:bottom w:val="single" w:sz="2" w:space="0" w:color="000000"/>
+          <w:right w:val="single" w:sz="2" w:space="0" w:color="000000"/>
+          <w:insideH w:val="single" w:sz="2" w:space="0" w:color="000000"/>
+          <w:insideV w:val="single" w:sz="2" w:space="0" w:color="000000"/>
         </w:tblBorders>
         <w:tblLayout w:type="fixed"/>
         <w:tblCellMar>
@@ -727,14 +717,17 @@
       </w:tblGrid>
       <w:tr>
         <w:tblPrEx>
+          <w:tblW w:w="7137" w:type="dxa"/>
+          <w:jc w:val="center"/>
           <w:tblBorders>
-            <w:top w:val="single" w:color="000000" w:sz="2" w:space="0"/>
-            <w:left w:val="single" w:color="000000" w:sz="2" w:space="0"/>
-            <w:bottom w:val="single" w:color="000000" w:sz="2" w:space="0"/>
-            <w:right w:val="single" w:color="000000" w:sz="2" w:space="0"/>
-            <w:insideH w:val="single" w:color="000000" w:sz="2" w:space="0"/>
-            <w:insideV w:val="single" w:color="000000" w:sz="2" w:space="0"/>
+            <w:top w:val="single" w:sz="2" w:space="0" w:color="000000"/>
+            <w:left w:val="single" w:sz="2" w:space="0" w:color="000000"/>
+            <w:bottom w:val="single" w:sz="2" w:space="0" w:color="000000"/>
+            <w:right w:val="single" w:sz="2" w:space="0" w:color="000000"/>
+            <w:insideH w:val="single" w:sz="2" w:space="0" w:color="000000"/>
+            <w:insideV w:val="single" w:sz="2" w:space="0" w:color="000000"/>
           </w:tblBorders>
+          <w:tblLayout w:type="fixed"/>
           <w:tblCellMar>
             <w:top w:w="0" w:type="dxa"/>
             <w:left w:w="0" w:type="dxa"/>
@@ -743,7 +736,7 @@
           </w:tblCellMar>
         </w:tblPrEx>
         <w:trPr>
-          <w:trHeight w:val="593" w:hRule="atLeast"/>
+          <w:trHeight w:val="593"/>
           <w:jc w:val="center"/>
         </w:trPr>
         <w:tc>
@@ -765,18 +758,18 @@
               <w:adjustRightInd w:val="0"/>
               <w:snapToGrid w:val="0"/>
               <w:spacing w:before="176" w:line="228" w:lineRule="auto"/>
-              <w:ind w:left="0" w:leftChars="0" w:right="0" w:rightChars="0" w:firstLine="0" w:firstLineChars="0"/>
+              <w:ind w:left="0" w:right="0" w:firstLine="0" w:leftChars="0" w:rightChars="0" w:firstLineChars="0"/>
               <w:jc w:val="center"/>
               <w:textAlignment w:val="baseline"/>
               <w:rPr>
-                <w:rFonts w:ascii="宋体" w:hAnsi="宋体" w:eastAsia="宋体" w:cs="宋体"/>
+                <w:rFonts w:ascii="宋体" w:eastAsia="宋体" w:hAnsi="宋体" w:cs="宋体"/>
                 <w:sz w:val="20"/>
                 <w:szCs w:val="20"/>
               </w:rPr>
             </w:pPr>
             <w:r>
               <w:rPr>
-                <w:rFonts w:ascii="宋体" w:hAnsi="宋体" w:eastAsia="宋体" w:cs="宋体"/>
+                <w:rFonts w:ascii="宋体" w:eastAsia="宋体" w:hAnsi="宋体" w:cs="宋体"/>
                 <w:spacing w:val="-14"/>
                 <w:sz w:val="20"/>
                 <w:szCs w:val="20"/>
@@ -804,18 +797,18 @@
               <w:adjustRightInd w:val="0"/>
               <w:snapToGrid w:val="0"/>
               <w:spacing w:before="175" w:line="227" w:lineRule="auto"/>
-              <w:ind w:left="0" w:leftChars="0" w:right="0" w:rightChars="0" w:firstLine="0" w:firstLineChars="0"/>
+              <w:ind w:left="0" w:right="0" w:firstLine="0" w:leftChars="0" w:rightChars="0" w:firstLineChars="0"/>
               <w:jc w:val="center"/>
               <w:textAlignment w:val="baseline"/>
               <w:rPr>
-                <w:rFonts w:ascii="宋体" w:hAnsi="宋体" w:eastAsia="宋体" w:cs="宋体"/>
+                <w:rFonts w:ascii="宋体" w:eastAsia="宋体" w:hAnsi="宋体" w:cs="宋体"/>
                 <w:sz w:val="20"/>
                 <w:szCs w:val="20"/>
               </w:rPr>
             </w:pPr>
             <w:r>
               <w:rPr>
-                <w:rFonts w:ascii="宋体" w:hAnsi="宋体" w:eastAsia="宋体" w:cs="宋体"/>
+                <w:rFonts w:ascii="宋体" w:eastAsia="宋体" w:hAnsi="宋体" w:cs="宋体"/>
                 <w:spacing w:val="4"/>
                 <w:sz w:val="20"/>
                 <w:szCs w:val="20"/>
@@ -843,18 +836,18 @@
               <w:adjustRightInd w:val="0"/>
               <w:snapToGrid w:val="0"/>
               <w:spacing w:before="175" w:line="228" w:lineRule="auto"/>
-              <w:ind w:left="0" w:leftChars="0" w:right="0" w:rightChars="0" w:firstLine="0" w:firstLineChars="0"/>
+              <w:ind w:left="0" w:right="0" w:firstLine="0" w:leftChars="0" w:rightChars="0" w:firstLineChars="0"/>
               <w:jc w:val="center"/>
               <w:textAlignment w:val="baseline"/>
               <w:rPr>
-                <w:rFonts w:ascii="宋体" w:hAnsi="宋体" w:eastAsia="宋体" w:cs="宋体"/>
+                <w:rFonts w:ascii="宋体" w:eastAsia="宋体" w:hAnsi="宋体" w:cs="宋体"/>
                 <w:sz w:val="20"/>
                 <w:szCs w:val="20"/>
               </w:rPr>
             </w:pPr>
             <w:r>
               <w:rPr>
-                <w:rFonts w:ascii="宋体" w:hAnsi="宋体" w:eastAsia="宋体" w:cs="宋体"/>
+                <w:rFonts w:ascii="宋体" w:eastAsia="宋体" w:hAnsi="宋体" w:cs="宋体"/>
                 <w:spacing w:val="7"/>
                 <w:sz w:val="20"/>
                 <w:szCs w:val="20"/>
@@ -882,18 +875,18 @@
               <w:adjustRightInd w:val="0"/>
               <w:snapToGrid w:val="0"/>
               <w:spacing w:before="176" w:line="229" w:lineRule="auto"/>
-              <w:ind w:left="0" w:leftChars="0" w:right="0" w:rightChars="0" w:firstLine="0" w:firstLineChars="0"/>
+              <w:ind w:left="0" w:right="0" w:firstLine="0" w:leftChars="0" w:rightChars="0" w:firstLineChars="0"/>
               <w:jc w:val="center"/>
               <w:textAlignment w:val="baseline"/>
               <w:rPr>
-                <w:rFonts w:ascii="宋体" w:hAnsi="宋体" w:eastAsia="宋体" w:cs="宋体"/>
+                <w:rFonts w:ascii="宋体" w:eastAsia="宋体" w:hAnsi="宋体" w:cs="宋体"/>
                 <w:sz w:val="20"/>
                 <w:szCs w:val="20"/>
               </w:rPr>
             </w:pPr>
             <w:r>
               <w:rPr>
-                <w:rFonts w:ascii="宋体" w:hAnsi="宋体" w:eastAsia="宋体" w:cs="宋体"/>
+                <w:rFonts w:ascii="宋体" w:eastAsia="宋体" w:hAnsi="宋体" w:cs="宋体"/>
                 <w:spacing w:val="7"/>
                 <w:sz w:val="20"/>
                 <w:szCs w:val="20"/>
@@ -905,14 +898,9 @@
       </w:tr>
       <w:tr>
         <w:tblPrEx>
-          <w:tblBorders>
-            <w:top w:val="single" w:color="000000" w:sz="2" w:space="0"/>
-            <w:left w:val="single" w:color="000000" w:sz="2" w:space="0"/>
-            <w:bottom w:val="single" w:color="000000" w:sz="2" w:space="0"/>
-            <w:right w:val="single" w:color="000000" w:sz="2" w:space="0"/>
-            <w:insideH w:val="single" w:color="000000" w:sz="2" w:space="0"/>
-            <w:insideV w:val="single" w:color="000000" w:sz="2" w:space="0"/>
-          </w:tblBorders>
+          <w:tblW w:w="7137" w:type="dxa"/>
+          <w:jc w:val="center"/>
+          <w:tblLayout w:type="fixed"/>
           <w:tblCellMar>
             <w:top w:w="0" w:type="dxa"/>
             <w:left w:w="0" w:type="dxa"/>
@@ -921,7 +909,7 @@
           </w:tblCellMar>
         </w:tblPrEx>
         <w:trPr>
-          <w:trHeight w:val="516" w:hRule="atLeast"/>
+          <w:trHeight w:val="516"/>
           <w:jc w:val="center"/>
         </w:trPr>
         <w:tc>
@@ -943,11 +931,11 @@
               <w:adjustRightInd w:val="0"/>
               <w:snapToGrid w:val="0"/>
               <w:spacing w:before="173" w:line="267" w:lineRule="exact"/>
-              <w:ind w:left="0" w:leftChars="0" w:right="0" w:rightChars="0" w:firstLine="0" w:firstLineChars="0"/>
+              <w:ind w:left="0" w:right="0" w:firstLine="0" w:leftChars="0" w:rightChars="0" w:firstLineChars="0"/>
               <w:jc w:val="center"/>
               <w:textAlignment w:val="baseline"/>
               <w:rPr>
-                <w:rFonts w:hint="default" w:ascii="宋体" w:hAnsi="宋体" w:eastAsia="宋体" w:cs="宋体"/>
+                <w:rFonts w:ascii="宋体" w:eastAsia="宋体" w:hAnsi="宋体" w:cs="宋体" w:hint="default"/>
                 <w:sz w:val="20"/>
                 <w:szCs w:val="20"/>
                 <w:lang w:val="en-US" w:eastAsia="zh-CN"/>
@@ -955,7 +943,7 @@
             </w:pPr>
             <w:r>
               <w:rPr>
-                <w:rFonts w:ascii="宋体" w:hAnsi="宋体" w:eastAsia="宋体" w:cs="宋体"/>
+                <w:rFonts w:ascii="宋体" w:eastAsia="宋体" w:hAnsi="宋体" w:cs="宋体"/>
                 <w:spacing w:val="3"/>
                 <w:position w:val="1"/>
                 <w:sz w:val="20"/>
@@ -965,7 +953,7 @@
             </w:r>
             <w:r>
               <w:rPr>
-                <w:rFonts w:hint="eastAsia" w:ascii="宋体" w:hAnsi="宋体" w:cs="宋体"/>
+                <w:rFonts w:ascii="宋体" w:hAnsi="宋体" w:cs="宋体" w:hint="eastAsia"/>
                 <w:spacing w:val="3"/>
                 <w:position w:val="1"/>
                 <w:sz w:val="20"/>
@@ -995,18 +983,18 @@
               <w:adjustRightInd w:val="0"/>
               <w:snapToGrid w:val="0"/>
               <w:spacing w:before="173" w:line="267" w:lineRule="exact"/>
-              <w:ind w:left="0" w:leftChars="0" w:right="0" w:rightChars="0" w:firstLine="0" w:firstLineChars="0"/>
+              <w:ind w:left="0" w:right="0" w:firstLine="0" w:leftChars="0" w:rightChars="0" w:firstLineChars="0"/>
               <w:jc w:val="center"/>
               <w:textAlignment w:val="baseline"/>
               <w:rPr>
-                <w:rFonts w:ascii="宋体" w:hAnsi="宋体" w:eastAsia="宋体" w:cs="宋体"/>
+                <w:rFonts w:ascii="宋体" w:eastAsia="宋体" w:hAnsi="宋体" w:cs="宋体"/>
                 <w:sz w:val="20"/>
                 <w:szCs w:val="20"/>
               </w:rPr>
             </w:pPr>
             <w:r>
               <w:rPr>
-                <w:rFonts w:ascii="宋体" w:hAnsi="宋体" w:eastAsia="宋体" w:cs="宋体"/>
+                <w:rFonts w:ascii="宋体" w:eastAsia="宋体" w:hAnsi="宋体" w:cs="宋体"/>
                 <w:spacing w:val="4"/>
                 <w:position w:val="1"/>
                 <w:sz w:val="20"/>
@@ -1035,18 +1023,18 @@
               <w:adjustRightInd w:val="0"/>
               <w:snapToGrid w:val="0"/>
               <w:spacing w:before="172" w:line="228" w:lineRule="auto"/>
-              <w:ind w:left="0" w:leftChars="0" w:right="0" w:rightChars="0" w:firstLine="0" w:firstLineChars="0"/>
+              <w:ind w:left="0" w:right="0" w:firstLine="0" w:leftChars="0" w:rightChars="0" w:firstLineChars="0"/>
               <w:jc w:val="center"/>
               <w:textAlignment w:val="baseline"/>
               <w:rPr>
-                <w:rFonts w:ascii="宋体" w:hAnsi="宋体" w:eastAsia="宋体" w:cs="宋体"/>
+                <w:rFonts w:ascii="宋体" w:eastAsia="宋体" w:hAnsi="宋体" w:cs="宋体"/>
                 <w:sz w:val="20"/>
                 <w:szCs w:val="20"/>
               </w:rPr>
             </w:pPr>
             <w:r>
               <w:rPr>
-                <w:rFonts w:ascii="宋体" w:hAnsi="宋体" w:eastAsia="宋体" w:cs="宋体"/>
+                <w:rFonts w:ascii="宋体" w:eastAsia="宋体" w:hAnsi="宋体" w:cs="宋体"/>
                 <w:spacing w:val="7"/>
                 <w:sz w:val="20"/>
                 <w:szCs w:val="20"/>
@@ -1074,11 +1062,11 @@
               <w:adjustRightInd w:val="0"/>
               <w:snapToGrid w:val="0"/>
               <w:spacing w:before="173" w:line="229" w:lineRule="auto"/>
-              <w:ind w:left="0" w:leftChars="0" w:right="0" w:rightChars="0" w:firstLine="0" w:firstLineChars="0"/>
+              <w:ind w:left="0" w:right="0" w:firstLine="0" w:leftChars="0" w:rightChars="0" w:firstLineChars="0"/>
               <w:jc w:val="center"/>
               <w:textAlignment w:val="baseline"/>
               <w:rPr>
-                <w:rFonts w:ascii="宋体" w:hAnsi="宋体" w:eastAsia="宋体" w:cs="宋体"/>
+                <w:rFonts w:ascii="宋体" w:eastAsia="宋体" w:hAnsi="宋体" w:cs="宋体"/>
                 <w:sz w:val="20"/>
                 <w:szCs w:val="20"/>
               </w:rPr>
@@ -1095,14 +1083,9 @@
       </w:tr>
       <w:tr>
         <w:tblPrEx>
-          <w:tblBorders>
-            <w:top w:val="single" w:color="000000" w:sz="2" w:space="0"/>
-            <w:left w:val="single" w:color="000000" w:sz="2" w:space="0"/>
-            <w:bottom w:val="single" w:color="000000" w:sz="2" w:space="0"/>
-            <w:right w:val="single" w:color="000000" w:sz="2" w:space="0"/>
-            <w:insideH w:val="single" w:color="000000" w:sz="2" w:space="0"/>
-            <w:insideV w:val="single" w:color="000000" w:sz="2" w:space="0"/>
-          </w:tblBorders>
+          <w:tblW w:w="7137" w:type="dxa"/>
+          <w:jc w:val="center"/>
+          <w:tblLayout w:type="fixed"/>
           <w:tblCellMar>
             <w:top w:w="0" w:type="dxa"/>
             <w:left w:w="0" w:type="dxa"/>
@@ -1111,7 +1094,7 @@
           </w:tblCellMar>
         </w:tblPrEx>
         <w:trPr>
-          <w:trHeight w:val="556" w:hRule="atLeast"/>
+          <w:trHeight w:val="556"/>
           <w:jc w:val="center"/>
         </w:trPr>
         <w:tc>
@@ -1120,7 +1103,7 @@
           </w:tcPr>
           <w:p>
             <w:pPr>
-              <w:pStyle w:val="27"/>
+              <w:pStyle w:val="TableText"/>
               <w:keepNext w:val="0"/>
               <w:keepLines w:val="0"/>
               <w:pageBreakBefore w:val="0"/>
@@ -1133,7 +1116,7 @@
               <w:bidi w:val="0"/>
               <w:adjustRightInd w:val="0"/>
               <w:snapToGrid w:val="0"/>
-              <w:ind w:left="0" w:leftChars="0" w:right="0" w:rightChars="0" w:firstLine="0" w:firstLineChars="0"/>
+              <w:ind w:left="0" w:right="0" w:firstLine="0" w:leftChars="0" w:rightChars="0" w:firstLineChars="0"/>
               <w:jc w:val="center"/>
               <w:textAlignment w:val="baseline"/>
             </w:pPr>
@@ -1145,7 +1128,7 @@
           </w:tcPr>
           <w:p>
             <w:pPr>
-              <w:pStyle w:val="27"/>
+              <w:pStyle w:val="TableText"/>
               <w:keepNext w:val="0"/>
               <w:keepLines w:val="0"/>
               <w:pageBreakBefore w:val="0"/>
@@ -1158,7 +1141,7 @@
               <w:bidi w:val="0"/>
               <w:adjustRightInd w:val="0"/>
               <w:snapToGrid w:val="0"/>
-              <w:ind w:left="0" w:leftChars="0" w:right="0" w:rightChars="0" w:firstLine="0" w:firstLineChars="0"/>
+              <w:ind w:left="0" w:right="0" w:firstLine="0" w:leftChars="0" w:rightChars="0" w:firstLineChars="0"/>
               <w:jc w:val="center"/>
               <w:textAlignment w:val="baseline"/>
             </w:pPr>
@@ -1170,7 +1153,7 @@
           </w:tcPr>
           <w:p>
             <w:pPr>
-              <w:pStyle w:val="27"/>
+              <w:pStyle w:val="TableText"/>
               <w:keepNext w:val="0"/>
               <w:keepLines w:val="0"/>
               <w:pageBreakBefore w:val="0"/>
@@ -1183,7 +1166,7 @@
               <w:bidi w:val="0"/>
               <w:adjustRightInd w:val="0"/>
               <w:snapToGrid w:val="0"/>
-              <w:ind w:left="0" w:leftChars="0" w:right="0" w:rightChars="0" w:firstLine="0" w:firstLineChars="0"/>
+              <w:ind w:left="0" w:right="0" w:firstLine="0" w:leftChars="0" w:rightChars="0" w:firstLineChars="0"/>
               <w:jc w:val="center"/>
               <w:textAlignment w:val="baseline"/>
             </w:pPr>
@@ -1195,7 +1178,7 @@
           </w:tcPr>
           <w:p>
             <w:pPr>
-              <w:pStyle w:val="27"/>
+              <w:pStyle w:val="TableText"/>
               <w:keepNext w:val="0"/>
               <w:keepLines w:val="0"/>
               <w:pageBreakBefore w:val="0"/>
@@ -1208,7 +1191,7 @@
               <w:bidi w:val="0"/>
               <w:adjustRightInd w:val="0"/>
               <w:snapToGrid w:val="0"/>
-              <w:ind w:left="0" w:leftChars="0" w:right="0" w:rightChars="0" w:firstLine="0" w:firstLineChars="0"/>
+              <w:ind w:left="0" w:right="0" w:firstLine="0" w:leftChars="0" w:rightChars="0" w:firstLineChars="0"/>
               <w:jc w:val="center"/>
               <w:textAlignment w:val="baseline"/>
             </w:pPr>
@@ -1217,14 +1200,9 @@
       </w:tr>
       <w:tr>
         <w:tblPrEx>
-          <w:tblBorders>
-            <w:top w:val="single" w:color="000000" w:sz="2" w:space="0"/>
-            <w:left w:val="single" w:color="000000" w:sz="2" w:space="0"/>
-            <w:bottom w:val="single" w:color="000000" w:sz="2" w:space="0"/>
-            <w:right w:val="single" w:color="000000" w:sz="2" w:space="0"/>
-            <w:insideH w:val="single" w:color="000000" w:sz="2" w:space="0"/>
-            <w:insideV w:val="single" w:color="000000" w:sz="2" w:space="0"/>
-          </w:tblBorders>
+          <w:tblW w:w="7137" w:type="dxa"/>
+          <w:jc w:val="center"/>
+          <w:tblLayout w:type="fixed"/>
           <w:tblCellMar>
             <w:top w:w="0" w:type="dxa"/>
             <w:left w:w="0" w:type="dxa"/>
@@ -1233,7 +1211,7 @@
           </w:tblCellMar>
         </w:tblPrEx>
         <w:trPr>
-          <w:trHeight w:val="556" w:hRule="atLeast"/>
+          <w:trHeight w:val="556"/>
           <w:jc w:val="center"/>
         </w:trPr>
         <w:tc>
@@ -1242,7 +1220,7 @@
           </w:tcPr>
           <w:p>
             <w:pPr>
-              <w:pStyle w:val="27"/>
+              <w:pStyle w:val="TableText"/>
               <w:keepNext w:val="0"/>
               <w:keepLines w:val="0"/>
               <w:pageBreakBefore w:val="0"/>
@@ -1255,7 +1233,7 @@
               <w:bidi w:val="0"/>
               <w:adjustRightInd w:val="0"/>
               <w:snapToGrid w:val="0"/>
-              <w:ind w:left="0" w:leftChars="0" w:right="0" w:rightChars="0" w:firstLine="0" w:firstLineChars="0"/>
+              <w:ind w:left="0" w:right="0" w:firstLine="0" w:leftChars="0" w:rightChars="0" w:firstLineChars="0"/>
               <w:jc w:val="center"/>
               <w:textAlignment w:val="baseline"/>
             </w:pPr>
@@ -1267,7 +1245,7 @@
           </w:tcPr>
           <w:p>
             <w:pPr>
-              <w:pStyle w:val="27"/>
+              <w:pStyle w:val="TableText"/>
               <w:keepNext w:val="0"/>
               <w:keepLines w:val="0"/>
               <w:pageBreakBefore w:val="0"/>
@@ -1280,7 +1258,7 @@
               <w:bidi w:val="0"/>
               <w:adjustRightInd w:val="0"/>
               <w:snapToGrid w:val="0"/>
-              <w:ind w:left="0" w:leftChars="0" w:right="0" w:rightChars="0" w:firstLine="0" w:firstLineChars="0"/>
+              <w:ind w:left="0" w:right="0" w:firstLine="0" w:leftChars="0" w:rightChars="0" w:firstLineChars="0"/>
               <w:jc w:val="center"/>
               <w:textAlignment w:val="baseline"/>
             </w:pPr>
@@ -1292,7 +1270,7 @@
           </w:tcPr>
           <w:p>
             <w:pPr>
-              <w:pStyle w:val="27"/>
+              <w:pStyle w:val="TableText"/>
               <w:keepNext w:val="0"/>
               <w:keepLines w:val="0"/>
               <w:pageBreakBefore w:val="0"/>
@@ -1305,7 +1283,7 @@
               <w:bidi w:val="0"/>
               <w:adjustRightInd w:val="0"/>
               <w:snapToGrid w:val="0"/>
-              <w:ind w:left="0" w:leftChars="0" w:right="0" w:rightChars="0" w:firstLine="0" w:firstLineChars="0"/>
+              <w:ind w:left="0" w:right="0" w:firstLine="0" w:leftChars="0" w:rightChars="0" w:firstLineChars="0"/>
               <w:jc w:val="center"/>
               <w:textAlignment w:val="baseline"/>
             </w:pPr>
@@ -1317,7 +1295,7 @@
           </w:tcPr>
           <w:p>
             <w:pPr>
-              <w:pStyle w:val="27"/>
+              <w:pStyle w:val="TableText"/>
               <w:keepNext w:val="0"/>
               <w:keepLines w:val="0"/>
               <w:pageBreakBefore w:val="0"/>
@@ -1330,7 +1308,7 @@
               <w:bidi w:val="0"/>
               <w:adjustRightInd w:val="0"/>
               <w:snapToGrid w:val="0"/>
-              <w:ind w:left="0" w:leftChars="0" w:right="0" w:rightChars="0" w:firstLine="0" w:firstLineChars="0"/>
+              <w:ind w:left="0" w:right="0" w:firstLine="0" w:leftChars="0" w:rightChars="0" w:firstLineChars="0"/>
               <w:jc w:val="center"/>
               <w:textAlignment w:val="baseline"/>
             </w:pPr>
@@ -1339,14 +1317,9 @@
       </w:tr>
       <w:tr>
         <w:tblPrEx>
-          <w:tblBorders>
-            <w:top w:val="single" w:color="000000" w:sz="2" w:space="0"/>
-            <w:left w:val="single" w:color="000000" w:sz="2" w:space="0"/>
-            <w:bottom w:val="single" w:color="000000" w:sz="2" w:space="0"/>
-            <w:right w:val="single" w:color="000000" w:sz="2" w:space="0"/>
-            <w:insideH w:val="single" w:color="000000" w:sz="2" w:space="0"/>
-            <w:insideV w:val="single" w:color="000000" w:sz="2" w:space="0"/>
-          </w:tblBorders>
+          <w:tblW w:w="7137" w:type="dxa"/>
+          <w:jc w:val="center"/>
+          <w:tblLayout w:type="fixed"/>
           <w:tblCellMar>
             <w:top w:w="0" w:type="dxa"/>
             <w:left w:w="0" w:type="dxa"/>
@@ -1355,7 +1328,7 @@
           </w:tblCellMar>
         </w:tblPrEx>
         <w:trPr>
-          <w:trHeight w:val="557" w:hRule="atLeast"/>
+          <w:trHeight w:val="557"/>
           <w:jc w:val="center"/>
         </w:trPr>
         <w:tc>
@@ -1364,7 +1337,7 @@
           </w:tcPr>
           <w:p>
             <w:pPr>
-              <w:pStyle w:val="27"/>
+              <w:pStyle w:val="TableText"/>
               <w:keepNext w:val="0"/>
               <w:keepLines w:val="0"/>
               <w:pageBreakBefore w:val="0"/>
@@ -1377,7 +1350,7 @@
               <w:bidi w:val="0"/>
               <w:adjustRightInd w:val="0"/>
               <w:snapToGrid w:val="0"/>
-              <w:ind w:left="0" w:leftChars="0" w:right="0" w:rightChars="0" w:firstLine="0" w:firstLineChars="0"/>
+              <w:ind w:left="0" w:right="0" w:firstLine="0" w:leftChars="0" w:rightChars="0" w:firstLineChars="0"/>
               <w:jc w:val="center"/>
               <w:textAlignment w:val="baseline"/>
             </w:pPr>
@@ -1389,7 +1362,7 @@
           </w:tcPr>
           <w:p>
             <w:pPr>
-              <w:pStyle w:val="27"/>
+              <w:pStyle w:val="TableText"/>
               <w:keepNext w:val="0"/>
               <w:keepLines w:val="0"/>
               <w:pageBreakBefore w:val="0"/>
@@ -1402,7 +1375,7 @@
               <w:bidi w:val="0"/>
               <w:adjustRightInd w:val="0"/>
               <w:snapToGrid w:val="0"/>
-              <w:ind w:left="0" w:leftChars="0" w:right="0" w:rightChars="0" w:firstLine="0" w:firstLineChars="0"/>
+              <w:ind w:left="0" w:right="0" w:firstLine="0" w:leftChars="0" w:rightChars="0" w:firstLineChars="0"/>
               <w:jc w:val="center"/>
               <w:textAlignment w:val="baseline"/>
             </w:pPr>
@@ -1414,7 +1387,7 @@
           </w:tcPr>
           <w:p>
             <w:pPr>
-              <w:pStyle w:val="27"/>
+              <w:pStyle w:val="TableText"/>
               <w:keepNext w:val="0"/>
               <w:keepLines w:val="0"/>
               <w:pageBreakBefore w:val="0"/>
@@ -1427,7 +1400,7 @@
               <w:bidi w:val="0"/>
               <w:adjustRightInd w:val="0"/>
               <w:snapToGrid w:val="0"/>
-              <w:ind w:left="0" w:leftChars="0" w:right="0" w:rightChars="0" w:firstLine="0" w:firstLineChars="0"/>
+              <w:ind w:left="0" w:right="0" w:firstLine="0" w:leftChars="0" w:rightChars="0" w:firstLineChars="0"/>
               <w:jc w:val="center"/>
               <w:textAlignment w:val="baseline"/>
             </w:pPr>
@@ -1439,7 +1412,7 @@
           </w:tcPr>
           <w:p>
             <w:pPr>
-              <w:pStyle w:val="27"/>
+              <w:pStyle w:val="TableText"/>
               <w:keepNext w:val="0"/>
               <w:keepLines w:val="0"/>
               <w:pageBreakBefore w:val="0"/>
@@ -1452,7 +1425,7 @@
               <w:bidi w:val="0"/>
               <w:adjustRightInd w:val="0"/>
               <w:snapToGrid w:val="0"/>
-              <w:ind w:left="0" w:leftChars="0" w:right="0" w:rightChars="0" w:firstLine="0" w:firstLineChars="0"/>
+              <w:ind w:left="0" w:right="0" w:firstLine="0" w:leftChars="0" w:rightChars="0" w:firstLineChars="0"/>
               <w:jc w:val="center"/>
               <w:textAlignment w:val="baseline"/>
             </w:pPr>
@@ -1483,7 +1456,7 @@
     <w:sdt>
       <w:sdtPr>
         <w:rPr>
-          <w:rFonts w:ascii="宋体" w:hAnsi="宋体" w:eastAsia="宋体" w:cs="Arial"/>
+          <w:rFonts w:ascii="宋体" w:eastAsia="宋体" w:hAnsi="宋体" w:cs="Arial"/>
           <w:snapToGrid w:val="0"/>
           <w:color w:val="000000"/>
           <w:kern w:val="0"/>
@@ -1499,7 +1472,7 @@
       </w:sdtPr>
       <w:sdtEndPr>
         <w:rPr>
-          <w:rFonts w:hint="eastAsia" w:ascii="宋体" w:hAnsi="宋体" w:eastAsia="宋体" w:cs="宋体"/>
+          <w:rFonts w:ascii="宋体" w:eastAsia="宋体" w:hAnsi="宋体" w:cs="宋体" w:hint="eastAsia"/>
           <w:snapToGrid w:val="0"/>
           <w:color w:val="000000"/>
           <w:kern w:val="0"/>
@@ -1525,18 +1498,18 @@
             <w:adjustRightInd w:val="0"/>
             <w:snapToGrid w:val="0"/>
             <w:spacing w:before="0" w:beforeLines="0" w:after="0" w:afterLines="0" w:line="312" w:lineRule="auto"/>
-            <w:ind w:left="0" w:leftChars="0" w:right="0" w:rightChars="0" w:firstLine="0" w:firstLineChars="0"/>
+            <w:ind w:left="0" w:right="0" w:firstLine="0" w:leftChars="0" w:rightChars="0" w:firstLineChars="0"/>
             <w:jc w:val="center"/>
             <w:textAlignment w:val="baseline"/>
             <w:rPr>
-              <w:rFonts w:hint="eastAsia" w:ascii="宋体" w:hAnsi="宋体" w:eastAsia="宋体" w:cs="宋体"/>
+              <w:rFonts w:ascii="宋体" w:eastAsia="宋体" w:hAnsi="宋体" w:cs="宋体" w:hint="eastAsia"/>
               <w:sz w:val="24"/>
               <w:szCs w:val="24"/>
             </w:rPr>
           </w:pPr>
           <w:r>
             <w:rPr>
-              <w:rFonts w:hint="eastAsia" w:ascii="宋体" w:hAnsi="宋体" w:eastAsia="宋体" w:cs="宋体"/>
+              <w:rFonts w:ascii="宋体" w:eastAsia="宋体" w:hAnsi="宋体" w:cs="宋体" w:hint="eastAsia"/>
               <w:sz w:val="24"/>
               <w:szCs w:val="24"/>
             </w:rPr>
@@ -1545,14 +1518,14 @@
         </w:p>
         <w:p>
           <w:pPr>
-            <w:pStyle w:val="16"/>
+            <w:pStyle w:val="TOC1"/>
             <w:tabs>
               <w:tab w:val="right" w:leader="dot" w:pos="8306"/>
             </w:tabs>
           </w:pPr>
           <w:r>
             <w:rPr>
-              <w:rFonts w:hint="eastAsia" w:ascii="宋体" w:hAnsi="宋体" w:eastAsia="宋体" w:cs="宋体"/>
+              <w:rFonts w:ascii="宋体" w:eastAsia="宋体" w:hAnsi="宋体" w:cs="宋体" w:hint="eastAsia"/>
               <w:sz w:val="24"/>
               <w:szCs w:val="24"/>
             </w:rPr>
@@ -1560,7 +1533,7 @@
           </w:r>
           <w:r>
             <w:rPr>
-              <w:rFonts w:hint="eastAsia" w:ascii="宋体" w:hAnsi="宋体" w:eastAsia="宋体" w:cs="宋体"/>
+              <w:rFonts w:ascii="宋体" w:eastAsia="宋体" w:hAnsi="宋体" w:cs="宋体" w:hint="eastAsia"/>
               <w:sz w:val="24"/>
               <w:szCs w:val="24"/>
             </w:rPr>
@@ -1568,7 +1541,7 @@
           </w:r>
           <w:r>
             <w:rPr>
-              <w:rFonts w:hint="eastAsia" w:ascii="宋体" w:hAnsi="宋体" w:eastAsia="宋体" w:cs="宋体"/>
+              <w:rFonts w:ascii="宋体" w:eastAsia="宋体" w:hAnsi="宋体" w:cs="宋体" w:hint="eastAsia"/>
               <w:sz w:val="24"/>
               <w:szCs w:val="24"/>
             </w:rPr>
@@ -1576,21 +1549,21 @@
           </w:r>
           <w:r>
             <w:rPr>
-              <w:rFonts w:hint="eastAsia" w:ascii="宋体" w:hAnsi="宋体" w:eastAsia="宋体" w:cs="宋体"/>
+              <w:rFonts w:ascii="宋体" w:eastAsia="宋体" w:hAnsi="宋体" w:cs="宋体" w:hint="eastAsia"/>
               <w:szCs w:val="24"/>
             </w:rPr>
             <w:fldChar w:fldCharType="begin"/>
           </w:r>
           <w:r>
             <w:rPr>
-              <w:rFonts w:hint="eastAsia" w:ascii="宋体" w:hAnsi="宋体" w:eastAsia="宋体" w:cs="宋体"/>
+              <w:rFonts w:ascii="宋体" w:eastAsia="宋体" w:hAnsi="宋体" w:cs="宋体" w:hint="eastAsia"/>
               <w:szCs w:val="24"/>
             </w:rPr>
             <w:instrText xml:space="preserve"> HYPERLINK \l _Toc24851 </w:instrText>
           </w:r>
           <w:r>
             <w:rPr>
-              <w:rFonts w:hint="eastAsia" w:ascii="宋体" w:hAnsi="宋体" w:eastAsia="宋体" w:cs="宋体"/>
+              <w:rFonts w:ascii="宋体" w:eastAsia="宋体" w:hAnsi="宋体" w:cs="宋体" w:hint="eastAsia"/>
               <w:szCs w:val="24"/>
             </w:rPr>
             <w:fldChar w:fldCharType="separate"/>
@@ -1622,7 +1595,7 @@
           </w:r>
           <w:r>
             <w:rPr>
-              <w:rFonts w:hint="eastAsia" w:ascii="宋体" w:hAnsi="宋体" w:eastAsia="宋体" w:cs="宋体"/>
+              <w:rFonts w:ascii="宋体" w:eastAsia="宋体" w:hAnsi="宋体" w:cs="宋体" w:hint="eastAsia"/>
               <w:szCs w:val="24"/>
             </w:rPr>
             <w:fldChar w:fldCharType="end"/>
@@ -1630,28 +1603,28 @@
         </w:p>
         <w:p>
           <w:pPr>
-            <w:pStyle w:val="16"/>
+            <w:pStyle w:val="TOC1"/>
             <w:tabs>
               <w:tab w:val="right" w:leader="dot" w:pos="8306"/>
             </w:tabs>
           </w:pPr>
           <w:r>
             <w:rPr>
-              <w:rFonts w:hint="eastAsia" w:ascii="宋体" w:hAnsi="宋体" w:eastAsia="宋体" w:cs="宋体"/>
+              <w:rFonts w:ascii="宋体" w:eastAsia="宋体" w:hAnsi="宋体" w:cs="宋体" w:hint="eastAsia"/>
               <w:szCs w:val="24"/>
             </w:rPr>
             <w:fldChar w:fldCharType="begin"/>
           </w:r>
           <w:r>
             <w:rPr>
-              <w:rFonts w:hint="eastAsia" w:ascii="宋体" w:hAnsi="宋体" w:eastAsia="宋体" w:cs="宋体"/>
+              <w:rFonts w:ascii="宋体" w:eastAsia="宋体" w:hAnsi="宋体" w:cs="宋体" w:hint="eastAsia"/>
               <w:szCs w:val="24"/>
             </w:rPr>
             <w:instrText xml:space="preserve"> HYPERLINK \l _Toc12019 </w:instrText>
           </w:r>
           <w:r>
             <w:rPr>
-              <w:rFonts w:hint="eastAsia" w:ascii="宋体" w:hAnsi="宋体" w:eastAsia="宋体" w:cs="宋体"/>
+              <w:rFonts w:ascii="宋体" w:eastAsia="宋体" w:hAnsi="宋体" w:cs="宋体" w:hint="eastAsia"/>
               <w:szCs w:val="24"/>
             </w:rPr>
             <w:fldChar w:fldCharType="separate"/>
@@ -1683,7 +1656,7 @@
           </w:r>
           <w:r>
             <w:rPr>
-              <w:rFonts w:hint="eastAsia" w:ascii="宋体" w:hAnsi="宋体" w:eastAsia="宋体" w:cs="宋体"/>
+              <w:rFonts w:ascii="宋体" w:eastAsia="宋体" w:hAnsi="宋体" w:cs="宋体" w:hint="eastAsia"/>
               <w:szCs w:val="24"/>
             </w:rPr>
             <w:fldChar w:fldCharType="end"/>
@@ -1691,28 +1664,28 @@
         </w:p>
         <w:p>
           <w:pPr>
-            <w:pStyle w:val="16"/>
+            <w:pStyle w:val="TOC1"/>
             <w:tabs>
               <w:tab w:val="right" w:leader="dot" w:pos="8306"/>
             </w:tabs>
           </w:pPr>
           <w:r>
             <w:rPr>
-              <w:rFonts w:hint="eastAsia" w:ascii="宋体" w:hAnsi="宋体" w:eastAsia="宋体" w:cs="宋体"/>
+              <w:rFonts w:ascii="宋体" w:eastAsia="宋体" w:hAnsi="宋体" w:cs="宋体" w:hint="eastAsia"/>
               <w:szCs w:val="24"/>
             </w:rPr>
             <w:fldChar w:fldCharType="begin"/>
           </w:r>
           <w:r>
             <w:rPr>
-              <w:rFonts w:hint="eastAsia" w:ascii="宋体" w:hAnsi="宋体" w:eastAsia="宋体" w:cs="宋体"/>
+              <w:rFonts w:ascii="宋体" w:eastAsia="宋体" w:hAnsi="宋体" w:cs="宋体" w:hint="eastAsia"/>
               <w:szCs w:val="24"/>
             </w:rPr>
             <w:instrText xml:space="preserve"> HYPERLINK \l _Toc29965 </w:instrText>
           </w:r>
           <w:r>
             <w:rPr>
-              <w:rFonts w:hint="eastAsia" w:ascii="宋体" w:hAnsi="宋体" w:eastAsia="宋体" w:cs="宋体"/>
+              <w:rFonts w:ascii="宋体" w:eastAsia="宋体" w:hAnsi="宋体" w:cs="宋体" w:hint="eastAsia"/>
               <w:szCs w:val="24"/>
             </w:rPr>
             <w:fldChar w:fldCharType="separate"/>
@@ -1750,7 +1723,7 @@
           </w:r>
           <w:r>
             <w:rPr>
-              <w:rFonts w:hint="eastAsia" w:ascii="宋体" w:hAnsi="宋体" w:eastAsia="宋体" w:cs="宋体"/>
+              <w:rFonts w:ascii="宋体" w:eastAsia="宋体" w:hAnsi="宋体" w:cs="宋体" w:hint="eastAsia"/>
               <w:szCs w:val="24"/>
             </w:rPr>
             <w:fldChar w:fldCharType="end"/>
@@ -1758,28 +1731,28 @@
         </w:p>
         <w:p>
           <w:pPr>
-            <w:pStyle w:val="17"/>
+            <w:pStyle w:val="TOC2"/>
             <w:tabs>
               <w:tab w:val="right" w:leader="dot" w:pos="8306"/>
             </w:tabs>
           </w:pPr>
           <w:r>
             <w:rPr>
-              <w:rFonts w:hint="eastAsia" w:ascii="宋体" w:hAnsi="宋体" w:eastAsia="宋体" w:cs="宋体"/>
+              <w:rFonts w:ascii="宋体" w:eastAsia="宋体" w:hAnsi="宋体" w:cs="宋体" w:hint="eastAsia"/>
               <w:szCs w:val="24"/>
             </w:rPr>
             <w:fldChar w:fldCharType="begin"/>
           </w:r>
           <w:r>
             <w:rPr>
-              <w:rFonts w:hint="eastAsia" w:ascii="宋体" w:hAnsi="宋体" w:eastAsia="宋体" w:cs="宋体"/>
+              <w:rFonts w:ascii="宋体" w:eastAsia="宋体" w:hAnsi="宋体" w:cs="宋体" w:hint="eastAsia"/>
               <w:szCs w:val="24"/>
             </w:rPr>
             <w:instrText xml:space="preserve"> HYPERLINK \l _Toc6211 </w:instrText>
           </w:r>
           <w:r>
             <w:rPr>
-              <w:rFonts w:hint="eastAsia" w:ascii="宋体" w:hAnsi="宋体" w:eastAsia="宋体" w:cs="宋体"/>
+              <w:rFonts w:ascii="宋体" w:eastAsia="宋体" w:hAnsi="宋体" w:cs="宋体" w:hint="eastAsia"/>
               <w:szCs w:val="24"/>
             </w:rPr>
             <w:fldChar w:fldCharType="separate"/>
@@ -1818,7 +1791,7 @@
           </w:r>
           <w:r>
             <w:rPr>
-              <w:rFonts w:hint="eastAsia" w:ascii="宋体" w:hAnsi="宋体" w:eastAsia="宋体" w:cs="宋体"/>
+              <w:rFonts w:ascii="宋体" w:eastAsia="宋体" w:hAnsi="宋体" w:cs="宋体" w:hint="eastAsia"/>
               <w:szCs w:val="24"/>
             </w:rPr>
             <w:fldChar w:fldCharType="end"/>
@@ -1826,28 +1799,28 @@
         </w:p>
         <w:p>
           <w:pPr>
-            <w:pStyle w:val="17"/>
+            <w:pStyle w:val="TOC2"/>
             <w:tabs>
               <w:tab w:val="right" w:leader="dot" w:pos="8306"/>
             </w:tabs>
           </w:pPr>
           <w:r>
             <w:rPr>
-              <w:rFonts w:hint="eastAsia" w:ascii="宋体" w:hAnsi="宋体" w:eastAsia="宋体" w:cs="宋体"/>
+              <w:rFonts w:ascii="宋体" w:eastAsia="宋体" w:hAnsi="宋体" w:cs="宋体" w:hint="eastAsia"/>
               <w:szCs w:val="24"/>
             </w:rPr>
             <w:fldChar w:fldCharType="begin"/>
           </w:r>
           <w:r>
             <w:rPr>
-              <w:rFonts w:hint="eastAsia" w:ascii="宋体" w:hAnsi="宋体" w:eastAsia="宋体" w:cs="宋体"/>
+              <w:rFonts w:ascii="宋体" w:eastAsia="宋体" w:hAnsi="宋体" w:cs="宋体" w:hint="eastAsia"/>
               <w:szCs w:val="24"/>
             </w:rPr>
             <w:instrText xml:space="preserve"> HYPERLINK \l _Toc4 </w:instrText>
           </w:r>
           <w:r>
             <w:rPr>
-              <w:rFonts w:hint="eastAsia" w:ascii="宋体" w:hAnsi="宋体" w:eastAsia="宋体" w:cs="宋体"/>
+              <w:rFonts w:ascii="宋体" w:eastAsia="宋体" w:hAnsi="宋体" w:cs="宋体" w:hint="eastAsia"/>
               <w:szCs w:val="24"/>
             </w:rPr>
             <w:fldChar w:fldCharType="separate"/>
@@ -1886,7 +1859,7 @@
           </w:r>
           <w:r>
             <w:rPr>
-              <w:rFonts w:hint="eastAsia" w:ascii="宋体" w:hAnsi="宋体" w:eastAsia="宋体" w:cs="宋体"/>
+              <w:rFonts w:ascii="宋体" w:eastAsia="宋体" w:hAnsi="宋体" w:cs="宋体" w:hint="eastAsia"/>
               <w:szCs w:val="24"/>
             </w:rPr>
             <w:fldChar w:fldCharType="end"/>
@@ -1894,28 +1867,28 @@
         </w:p>
         <w:p>
           <w:pPr>
-            <w:pStyle w:val="17"/>
+            <w:pStyle w:val="TOC2"/>
             <w:tabs>
               <w:tab w:val="right" w:leader="dot" w:pos="8306"/>
             </w:tabs>
           </w:pPr>
           <w:r>
             <w:rPr>
-              <w:rFonts w:hint="eastAsia" w:ascii="宋体" w:hAnsi="宋体" w:eastAsia="宋体" w:cs="宋体"/>
+              <w:rFonts w:ascii="宋体" w:eastAsia="宋体" w:hAnsi="宋体" w:cs="宋体" w:hint="eastAsia"/>
               <w:szCs w:val="24"/>
             </w:rPr>
             <w:fldChar w:fldCharType="begin"/>
           </w:r>
           <w:r>
             <w:rPr>
-              <w:rFonts w:hint="eastAsia" w:ascii="宋体" w:hAnsi="宋体" w:eastAsia="宋体" w:cs="宋体"/>
+              <w:rFonts w:ascii="宋体" w:eastAsia="宋体" w:hAnsi="宋体" w:cs="宋体" w:hint="eastAsia"/>
               <w:szCs w:val="24"/>
             </w:rPr>
             <w:instrText xml:space="preserve"> HYPERLINK \l _Toc32451 </w:instrText>
           </w:r>
           <w:r>
             <w:rPr>
-              <w:rFonts w:hint="eastAsia" w:ascii="宋体" w:hAnsi="宋体" w:eastAsia="宋体" w:cs="宋体"/>
+              <w:rFonts w:ascii="宋体" w:eastAsia="宋体" w:hAnsi="宋体" w:cs="宋体" w:hint="eastAsia"/>
               <w:szCs w:val="24"/>
             </w:rPr>
             <w:fldChar w:fldCharType="separate"/>
@@ -1954,7 +1927,7 @@
           </w:r>
           <w:r>
             <w:rPr>
-              <w:rFonts w:hint="eastAsia" w:ascii="宋体" w:hAnsi="宋体" w:eastAsia="宋体" w:cs="宋体"/>
+              <w:rFonts w:ascii="宋体" w:eastAsia="宋体" w:hAnsi="宋体" w:cs="宋体" w:hint="eastAsia"/>
               <w:szCs w:val="24"/>
             </w:rPr>
             <w:fldChar w:fldCharType="end"/>
@@ -1962,28 +1935,28 @@
         </w:p>
         <w:p>
           <w:pPr>
-            <w:pStyle w:val="17"/>
+            <w:pStyle w:val="TOC2"/>
             <w:tabs>
               <w:tab w:val="right" w:leader="dot" w:pos="8306"/>
             </w:tabs>
           </w:pPr>
           <w:r>
             <w:rPr>
-              <w:rFonts w:hint="eastAsia" w:ascii="宋体" w:hAnsi="宋体" w:eastAsia="宋体" w:cs="宋体"/>
+              <w:rFonts w:ascii="宋体" w:eastAsia="宋体" w:hAnsi="宋体" w:cs="宋体" w:hint="eastAsia"/>
               <w:szCs w:val="24"/>
             </w:rPr>
             <w:fldChar w:fldCharType="begin"/>
           </w:r>
           <w:r>
             <w:rPr>
-              <w:rFonts w:hint="eastAsia" w:ascii="宋体" w:hAnsi="宋体" w:eastAsia="宋体" w:cs="宋体"/>
+              <w:rFonts w:ascii="宋体" w:eastAsia="宋体" w:hAnsi="宋体" w:cs="宋体" w:hint="eastAsia"/>
               <w:szCs w:val="24"/>
             </w:rPr>
             <w:instrText xml:space="preserve"> HYPERLINK \l _Toc8690 </w:instrText>
           </w:r>
           <w:r>
             <w:rPr>
-              <w:rFonts w:hint="eastAsia" w:ascii="宋体" w:hAnsi="宋体" w:eastAsia="宋体" w:cs="宋体"/>
+              <w:rFonts w:ascii="宋体" w:eastAsia="宋体" w:hAnsi="宋体" w:cs="宋体" w:hint="eastAsia"/>
               <w:szCs w:val="24"/>
             </w:rPr>
             <w:fldChar w:fldCharType="separate"/>
@@ -2022,7 +1995,7 @@
           </w:r>
           <w:r>
             <w:rPr>
-              <w:rFonts w:hint="eastAsia" w:ascii="宋体" w:hAnsi="宋体" w:eastAsia="宋体" w:cs="宋体"/>
+              <w:rFonts w:ascii="宋体" w:eastAsia="宋体" w:hAnsi="宋体" w:cs="宋体" w:hint="eastAsia"/>
               <w:szCs w:val="24"/>
             </w:rPr>
             <w:fldChar w:fldCharType="end"/>
@@ -2030,28 +2003,28 @@
         </w:p>
         <w:p>
           <w:pPr>
-            <w:pStyle w:val="13"/>
+            <w:pStyle w:val="TOC3"/>
             <w:tabs>
               <w:tab w:val="right" w:leader="dot" w:pos="8306"/>
             </w:tabs>
           </w:pPr>
           <w:r>
             <w:rPr>
-              <w:rFonts w:hint="eastAsia" w:ascii="宋体" w:hAnsi="宋体" w:eastAsia="宋体" w:cs="宋体"/>
+              <w:rFonts w:ascii="宋体" w:eastAsia="宋体" w:hAnsi="宋体" w:cs="宋体" w:hint="eastAsia"/>
               <w:szCs w:val="24"/>
             </w:rPr>
             <w:fldChar w:fldCharType="begin"/>
           </w:r>
           <w:r>
             <w:rPr>
-              <w:rFonts w:hint="eastAsia" w:ascii="宋体" w:hAnsi="宋体" w:eastAsia="宋体" w:cs="宋体"/>
+              <w:rFonts w:ascii="宋体" w:eastAsia="宋体" w:hAnsi="宋体" w:cs="宋体" w:hint="eastAsia"/>
               <w:szCs w:val="24"/>
             </w:rPr>
             <w:instrText xml:space="preserve"> HYPERLINK \l _Toc21971 </w:instrText>
           </w:r>
           <w:r>
             <w:rPr>
-              <w:rFonts w:hint="eastAsia" w:ascii="宋体" w:hAnsi="宋体" w:eastAsia="宋体" w:cs="宋体"/>
+              <w:rFonts w:ascii="宋体" w:eastAsia="宋体" w:hAnsi="宋体" w:cs="宋体" w:hint="eastAsia"/>
               <w:szCs w:val="24"/>
             </w:rPr>
             <w:fldChar w:fldCharType="separate"/>
@@ -2068,7 +2041,7 @@
               <w:rFonts w:hint="eastAsia"/>
               <w:lang w:val="en-US" w:eastAsia="zh-CN"/>
             </w:rPr>
-            <w:t>运维部部长</w:t>
+            <w:t>运维部经理</w:t>
           </w:r>
           <w:r>
             <w:tab/>
@@ -2090,7 +2063,7 @@
           </w:r>
           <w:r>
             <w:rPr>
-              <w:rFonts w:hint="eastAsia" w:ascii="宋体" w:hAnsi="宋体" w:eastAsia="宋体" w:cs="宋体"/>
+              <w:rFonts w:ascii="宋体" w:eastAsia="宋体" w:hAnsi="宋体" w:cs="宋体" w:hint="eastAsia"/>
               <w:szCs w:val="24"/>
             </w:rPr>
             <w:fldChar w:fldCharType="end"/>
@@ -2098,28 +2071,28 @@
         </w:p>
         <w:p>
           <w:pPr>
-            <w:pStyle w:val="13"/>
+            <w:pStyle w:val="TOC3"/>
             <w:tabs>
               <w:tab w:val="right" w:leader="dot" w:pos="8306"/>
             </w:tabs>
           </w:pPr>
           <w:r>
             <w:rPr>
-              <w:rFonts w:hint="eastAsia" w:ascii="宋体" w:hAnsi="宋体" w:eastAsia="宋体" w:cs="宋体"/>
+              <w:rFonts w:ascii="宋体" w:eastAsia="宋体" w:hAnsi="宋体" w:cs="宋体" w:hint="eastAsia"/>
               <w:szCs w:val="24"/>
             </w:rPr>
             <w:fldChar w:fldCharType="begin"/>
           </w:r>
           <w:r>
             <w:rPr>
-              <w:rFonts w:hint="eastAsia" w:ascii="宋体" w:hAnsi="宋体" w:eastAsia="宋体" w:cs="宋体"/>
+              <w:rFonts w:ascii="宋体" w:eastAsia="宋体" w:hAnsi="宋体" w:cs="宋体" w:hint="eastAsia"/>
               <w:szCs w:val="24"/>
             </w:rPr>
             <w:instrText xml:space="preserve"> HYPERLINK \l _Toc11989 </w:instrText>
           </w:r>
           <w:r>
             <w:rPr>
-              <w:rFonts w:hint="eastAsia" w:ascii="宋体" w:hAnsi="宋体" w:eastAsia="宋体" w:cs="宋体"/>
+              <w:rFonts w:ascii="宋体" w:eastAsia="宋体" w:hAnsi="宋体" w:cs="宋体" w:hint="eastAsia"/>
               <w:szCs w:val="24"/>
             </w:rPr>
             <w:fldChar w:fldCharType="separate"/>
@@ -2158,7 +2131,7 @@
           </w:r>
           <w:r>
             <w:rPr>
-              <w:rFonts w:hint="eastAsia" w:ascii="宋体" w:hAnsi="宋体" w:eastAsia="宋体" w:cs="宋体"/>
+              <w:rFonts w:ascii="宋体" w:eastAsia="宋体" w:hAnsi="宋体" w:cs="宋体" w:hint="eastAsia"/>
               <w:szCs w:val="24"/>
             </w:rPr>
             <w:fldChar w:fldCharType="end"/>
@@ -2166,28 +2139,28 @@
         </w:p>
         <w:p>
           <w:pPr>
-            <w:pStyle w:val="16"/>
+            <w:pStyle w:val="TOC1"/>
             <w:tabs>
               <w:tab w:val="right" w:leader="dot" w:pos="8306"/>
             </w:tabs>
           </w:pPr>
           <w:r>
             <w:rPr>
-              <w:rFonts w:hint="eastAsia" w:ascii="宋体" w:hAnsi="宋体" w:eastAsia="宋体" w:cs="宋体"/>
+              <w:rFonts w:ascii="宋体" w:eastAsia="宋体" w:hAnsi="宋体" w:cs="宋体" w:hint="eastAsia"/>
               <w:szCs w:val="24"/>
             </w:rPr>
             <w:fldChar w:fldCharType="begin"/>
           </w:r>
           <w:r>
             <w:rPr>
-              <w:rFonts w:hint="eastAsia" w:ascii="宋体" w:hAnsi="宋体" w:eastAsia="宋体" w:cs="宋体"/>
+              <w:rFonts w:ascii="宋体" w:eastAsia="宋体" w:hAnsi="宋体" w:cs="宋体" w:hint="eastAsia"/>
               <w:szCs w:val="24"/>
             </w:rPr>
             <w:instrText xml:space="preserve"> HYPERLINK \l _Toc7954 </w:instrText>
           </w:r>
           <w:r>
             <w:rPr>
-              <w:rFonts w:hint="eastAsia" w:ascii="宋体" w:hAnsi="宋体" w:eastAsia="宋体" w:cs="宋体"/>
+              <w:rFonts w:ascii="宋体" w:eastAsia="宋体" w:hAnsi="宋体" w:cs="宋体" w:hint="eastAsia"/>
               <w:szCs w:val="24"/>
             </w:rPr>
             <w:fldChar w:fldCharType="separate"/>
@@ -2226,7 +2199,7 @@
           </w:r>
           <w:r>
             <w:rPr>
-              <w:rFonts w:hint="eastAsia" w:ascii="宋体" w:hAnsi="宋体" w:eastAsia="宋体" w:cs="宋体"/>
+              <w:rFonts w:ascii="宋体" w:eastAsia="宋体" w:hAnsi="宋体" w:cs="宋体" w:hint="eastAsia"/>
               <w:szCs w:val="24"/>
             </w:rPr>
             <w:fldChar w:fldCharType="end"/>
@@ -2234,28 +2207,28 @@
         </w:p>
         <w:p>
           <w:pPr>
-            <w:pStyle w:val="16"/>
+            <w:pStyle w:val="TOC1"/>
             <w:tabs>
               <w:tab w:val="right" w:leader="dot" w:pos="8306"/>
             </w:tabs>
           </w:pPr>
           <w:r>
             <w:rPr>
-              <w:rFonts w:hint="eastAsia" w:ascii="宋体" w:hAnsi="宋体" w:eastAsia="宋体" w:cs="宋体"/>
+              <w:rFonts w:ascii="宋体" w:eastAsia="宋体" w:hAnsi="宋体" w:cs="宋体" w:hint="eastAsia"/>
               <w:szCs w:val="24"/>
             </w:rPr>
             <w:fldChar w:fldCharType="begin"/>
           </w:r>
           <w:r>
             <w:rPr>
-              <w:rFonts w:hint="eastAsia" w:ascii="宋体" w:hAnsi="宋体" w:eastAsia="宋体" w:cs="宋体"/>
+              <w:rFonts w:ascii="宋体" w:eastAsia="宋体" w:hAnsi="宋体" w:cs="宋体" w:hint="eastAsia"/>
               <w:szCs w:val="24"/>
             </w:rPr>
             <w:instrText xml:space="preserve"> HYPERLINK \l _Toc4356 </w:instrText>
           </w:r>
           <w:r>
             <w:rPr>
-              <w:rFonts w:hint="eastAsia" w:ascii="宋体" w:hAnsi="宋体" w:eastAsia="宋体" w:cs="宋体"/>
+              <w:rFonts w:ascii="宋体" w:eastAsia="宋体" w:hAnsi="宋体" w:cs="宋体" w:hint="eastAsia"/>
               <w:szCs w:val="24"/>
             </w:rPr>
             <w:fldChar w:fldCharType="separate"/>
@@ -2293,7 +2266,7 @@
           </w:r>
           <w:r>
             <w:rPr>
-              <w:rFonts w:hint="eastAsia" w:ascii="宋体" w:hAnsi="宋体" w:eastAsia="宋体" w:cs="宋体"/>
+              <w:rFonts w:ascii="宋体" w:eastAsia="宋体" w:hAnsi="宋体" w:cs="宋体" w:hint="eastAsia"/>
               <w:szCs w:val="24"/>
             </w:rPr>
             <w:fldChar w:fldCharType="end"/>
@@ -2301,28 +2274,28 @@
         </w:p>
         <w:p>
           <w:pPr>
-            <w:pStyle w:val="17"/>
+            <w:pStyle w:val="TOC2"/>
             <w:tabs>
               <w:tab w:val="right" w:leader="dot" w:pos="8306"/>
             </w:tabs>
           </w:pPr>
           <w:r>
             <w:rPr>
-              <w:rFonts w:hint="eastAsia" w:ascii="宋体" w:hAnsi="宋体" w:eastAsia="宋体" w:cs="宋体"/>
+              <w:rFonts w:ascii="宋体" w:eastAsia="宋体" w:hAnsi="宋体" w:cs="宋体" w:hint="eastAsia"/>
               <w:szCs w:val="24"/>
             </w:rPr>
             <w:fldChar w:fldCharType="begin"/>
           </w:r>
           <w:r>
             <w:rPr>
-              <w:rFonts w:hint="eastAsia" w:ascii="宋体" w:hAnsi="宋体" w:eastAsia="宋体" w:cs="宋体"/>
+              <w:rFonts w:ascii="宋体" w:eastAsia="宋体" w:hAnsi="宋体" w:cs="宋体" w:hint="eastAsia"/>
               <w:szCs w:val="24"/>
             </w:rPr>
             <w:instrText xml:space="preserve"> HYPERLINK \l _Toc5602 </w:instrText>
           </w:r>
           <w:r>
             <w:rPr>
-              <w:rFonts w:hint="eastAsia" w:ascii="宋体" w:hAnsi="宋体" w:eastAsia="宋体" w:cs="宋体"/>
+              <w:rFonts w:ascii="宋体" w:eastAsia="宋体" w:hAnsi="宋体" w:cs="宋体" w:hint="eastAsia"/>
               <w:szCs w:val="24"/>
             </w:rPr>
             <w:fldChar w:fldCharType="separate"/>
@@ -2359,7 +2332,7 @@
           </w:r>
           <w:r>
             <w:rPr>
-              <w:rFonts w:hint="eastAsia" w:ascii="宋体" w:hAnsi="宋体" w:eastAsia="宋体" w:cs="宋体"/>
+              <w:rFonts w:ascii="宋体" w:eastAsia="宋体" w:hAnsi="宋体" w:cs="宋体" w:hint="eastAsia"/>
               <w:szCs w:val="24"/>
             </w:rPr>
             <w:fldChar w:fldCharType="end"/>
@@ -2367,28 +2340,28 @@
         </w:p>
         <w:p>
           <w:pPr>
-            <w:pStyle w:val="17"/>
+            <w:pStyle w:val="TOC2"/>
             <w:tabs>
               <w:tab w:val="right" w:leader="dot" w:pos="8306"/>
             </w:tabs>
           </w:pPr>
           <w:r>
             <w:rPr>
-              <w:rFonts w:hint="eastAsia" w:ascii="宋体" w:hAnsi="宋体" w:eastAsia="宋体" w:cs="宋体"/>
+              <w:rFonts w:ascii="宋体" w:eastAsia="宋体" w:hAnsi="宋体" w:cs="宋体" w:hint="eastAsia"/>
               <w:szCs w:val="24"/>
             </w:rPr>
             <w:fldChar w:fldCharType="begin"/>
           </w:r>
           <w:r>
             <w:rPr>
-              <w:rFonts w:hint="eastAsia" w:ascii="宋体" w:hAnsi="宋体" w:eastAsia="宋体" w:cs="宋体"/>
+              <w:rFonts w:ascii="宋体" w:eastAsia="宋体" w:hAnsi="宋体" w:cs="宋体" w:hint="eastAsia"/>
               <w:szCs w:val="24"/>
             </w:rPr>
             <w:instrText xml:space="preserve"> HYPERLINK \l _Toc20248 </w:instrText>
           </w:r>
           <w:r>
             <w:rPr>
-              <w:rFonts w:hint="eastAsia" w:ascii="宋体" w:hAnsi="宋体" w:eastAsia="宋体" w:cs="宋体"/>
+              <w:rFonts w:ascii="宋体" w:eastAsia="宋体" w:hAnsi="宋体" w:cs="宋体" w:hint="eastAsia"/>
               <w:szCs w:val="24"/>
             </w:rPr>
             <w:fldChar w:fldCharType="separate"/>
@@ -2425,7 +2398,7 @@
           </w:r>
           <w:r>
             <w:rPr>
-              <w:rFonts w:hint="eastAsia" w:ascii="宋体" w:hAnsi="宋体" w:eastAsia="宋体" w:cs="宋体"/>
+              <w:rFonts w:ascii="宋体" w:eastAsia="宋体" w:hAnsi="宋体" w:cs="宋体" w:hint="eastAsia"/>
               <w:szCs w:val="24"/>
             </w:rPr>
             <w:fldChar w:fldCharType="end"/>
@@ -2433,28 +2406,28 @@
         </w:p>
         <w:p>
           <w:pPr>
-            <w:pStyle w:val="17"/>
+            <w:pStyle w:val="TOC2"/>
             <w:tabs>
               <w:tab w:val="right" w:leader="dot" w:pos="8306"/>
             </w:tabs>
           </w:pPr>
           <w:r>
             <w:rPr>
-              <w:rFonts w:hint="eastAsia" w:ascii="宋体" w:hAnsi="宋体" w:eastAsia="宋体" w:cs="宋体"/>
+              <w:rFonts w:ascii="宋体" w:eastAsia="宋体" w:hAnsi="宋体" w:cs="宋体" w:hint="eastAsia"/>
               <w:szCs w:val="24"/>
             </w:rPr>
             <w:fldChar w:fldCharType="begin"/>
           </w:r>
           <w:r>
             <w:rPr>
-              <w:rFonts w:hint="eastAsia" w:ascii="宋体" w:hAnsi="宋体" w:eastAsia="宋体" w:cs="宋体"/>
+              <w:rFonts w:ascii="宋体" w:eastAsia="宋体" w:hAnsi="宋体" w:cs="宋体" w:hint="eastAsia"/>
               <w:szCs w:val="24"/>
             </w:rPr>
             <w:instrText xml:space="preserve"> HYPERLINK \l _Toc1078 </w:instrText>
           </w:r>
           <w:r>
             <w:rPr>
-              <w:rFonts w:hint="eastAsia" w:ascii="宋体" w:hAnsi="宋体" w:eastAsia="宋体" w:cs="宋体"/>
+              <w:rFonts w:ascii="宋体" w:eastAsia="宋体" w:hAnsi="宋体" w:cs="宋体" w:hint="eastAsia"/>
               <w:szCs w:val="24"/>
             </w:rPr>
             <w:fldChar w:fldCharType="separate"/>
@@ -2491,7 +2464,7 @@
           </w:r>
           <w:r>
             <w:rPr>
-              <w:rFonts w:hint="eastAsia" w:ascii="宋体" w:hAnsi="宋体" w:eastAsia="宋体" w:cs="宋体"/>
+              <w:rFonts w:ascii="宋体" w:eastAsia="宋体" w:hAnsi="宋体" w:cs="宋体" w:hint="eastAsia"/>
               <w:szCs w:val="24"/>
             </w:rPr>
             <w:fldChar w:fldCharType="end"/>
@@ -2499,28 +2472,28 @@
         </w:p>
         <w:p>
           <w:pPr>
-            <w:pStyle w:val="16"/>
+            <w:pStyle w:val="TOC1"/>
             <w:tabs>
               <w:tab w:val="right" w:leader="dot" w:pos="8306"/>
             </w:tabs>
           </w:pPr>
           <w:r>
             <w:rPr>
-              <w:rFonts w:hint="eastAsia" w:ascii="宋体" w:hAnsi="宋体" w:eastAsia="宋体" w:cs="宋体"/>
+              <w:rFonts w:ascii="宋体" w:eastAsia="宋体" w:hAnsi="宋体" w:cs="宋体" w:hint="eastAsia"/>
               <w:szCs w:val="24"/>
             </w:rPr>
             <w:fldChar w:fldCharType="begin"/>
           </w:r>
           <w:r>
             <w:rPr>
-              <w:rFonts w:hint="eastAsia" w:ascii="宋体" w:hAnsi="宋体" w:eastAsia="宋体" w:cs="宋体"/>
+              <w:rFonts w:ascii="宋体" w:eastAsia="宋体" w:hAnsi="宋体" w:cs="宋体" w:hint="eastAsia"/>
               <w:szCs w:val="24"/>
             </w:rPr>
             <w:instrText xml:space="preserve"> HYPERLINK \l _Toc23053 </w:instrText>
           </w:r>
           <w:r>
             <w:rPr>
-              <w:rFonts w:hint="eastAsia" w:ascii="宋体" w:hAnsi="宋体" w:eastAsia="宋体" w:cs="宋体"/>
+              <w:rFonts w:ascii="宋体" w:eastAsia="宋体" w:hAnsi="宋体" w:cs="宋体" w:hint="eastAsia"/>
               <w:szCs w:val="24"/>
             </w:rPr>
             <w:fldChar w:fldCharType="separate"/>
@@ -2559,7 +2532,7 @@
           </w:r>
           <w:r>
             <w:rPr>
-              <w:rFonts w:hint="eastAsia" w:ascii="宋体" w:hAnsi="宋体" w:eastAsia="宋体" w:cs="宋体"/>
+              <w:rFonts w:ascii="宋体" w:eastAsia="宋体" w:hAnsi="宋体" w:cs="宋体" w:hint="eastAsia"/>
               <w:szCs w:val="24"/>
             </w:rPr>
             <w:fldChar w:fldCharType="end"/>
@@ -2567,28 +2540,28 @@
         </w:p>
         <w:p>
           <w:pPr>
-            <w:pStyle w:val="17"/>
+            <w:pStyle w:val="TOC2"/>
             <w:tabs>
               <w:tab w:val="right" w:leader="dot" w:pos="8306"/>
             </w:tabs>
           </w:pPr>
           <w:r>
             <w:rPr>
-              <w:rFonts w:hint="eastAsia" w:ascii="宋体" w:hAnsi="宋体" w:eastAsia="宋体" w:cs="宋体"/>
+              <w:rFonts w:ascii="宋体" w:eastAsia="宋体" w:hAnsi="宋体" w:cs="宋体" w:hint="eastAsia"/>
               <w:szCs w:val="24"/>
             </w:rPr>
             <w:fldChar w:fldCharType="begin"/>
           </w:r>
           <w:r>
             <w:rPr>
-              <w:rFonts w:hint="eastAsia" w:ascii="宋体" w:hAnsi="宋体" w:eastAsia="宋体" w:cs="宋体"/>
+              <w:rFonts w:ascii="宋体" w:eastAsia="宋体" w:hAnsi="宋体" w:cs="宋体" w:hint="eastAsia"/>
               <w:szCs w:val="24"/>
             </w:rPr>
             <w:instrText xml:space="preserve"> HYPERLINK \l _Toc29344 </w:instrText>
           </w:r>
           <w:r>
             <w:rPr>
-              <w:rFonts w:hint="eastAsia" w:ascii="宋体" w:hAnsi="宋体" w:eastAsia="宋体" w:cs="宋体"/>
+              <w:rFonts w:ascii="宋体" w:eastAsia="宋体" w:hAnsi="宋体" w:cs="宋体" w:hint="eastAsia"/>
               <w:szCs w:val="24"/>
             </w:rPr>
             <w:fldChar w:fldCharType="separate"/>
@@ -2620,7 +2593,7 @@
           </w:r>
           <w:r>
             <w:rPr>
-              <w:rFonts w:hint="eastAsia" w:ascii="宋体" w:hAnsi="宋体" w:eastAsia="宋体" w:cs="宋体"/>
+              <w:rFonts w:ascii="宋体" w:eastAsia="宋体" w:hAnsi="宋体" w:cs="宋体" w:hint="eastAsia"/>
               <w:szCs w:val="24"/>
             </w:rPr>
             <w:fldChar w:fldCharType="end"/>
@@ -2628,28 +2601,28 @@
         </w:p>
         <w:p>
           <w:pPr>
-            <w:pStyle w:val="17"/>
+            <w:pStyle w:val="TOC2"/>
             <w:tabs>
               <w:tab w:val="right" w:leader="dot" w:pos="8306"/>
             </w:tabs>
           </w:pPr>
           <w:r>
             <w:rPr>
-              <w:rFonts w:hint="eastAsia" w:ascii="宋体" w:hAnsi="宋体" w:eastAsia="宋体" w:cs="宋体"/>
+              <w:rFonts w:ascii="宋体" w:eastAsia="宋体" w:hAnsi="宋体" w:cs="宋体" w:hint="eastAsia"/>
               <w:szCs w:val="24"/>
             </w:rPr>
             <w:fldChar w:fldCharType="begin"/>
           </w:r>
           <w:r>
             <w:rPr>
-              <w:rFonts w:hint="eastAsia" w:ascii="宋体" w:hAnsi="宋体" w:eastAsia="宋体" w:cs="宋体"/>
+              <w:rFonts w:ascii="宋体" w:eastAsia="宋体" w:hAnsi="宋体" w:cs="宋体" w:hint="eastAsia"/>
               <w:szCs w:val="24"/>
             </w:rPr>
             <w:instrText xml:space="preserve"> HYPERLINK \l _Toc11665 </w:instrText>
           </w:r>
           <w:r>
             <w:rPr>
-              <w:rFonts w:hint="eastAsia" w:ascii="宋体" w:hAnsi="宋体" w:eastAsia="宋体" w:cs="宋体"/>
+              <w:rFonts w:ascii="宋体" w:eastAsia="宋体" w:hAnsi="宋体" w:cs="宋体" w:hint="eastAsia"/>
               <w:szCs w:val="24"/>
             </w:rPr>
             <w:fldChar w:fldCharType="separate"/>
@@ -2686,7 +2659,7 @@
           </w:r>
           <w:r>
             <w:rPr>
-              <w:rFonts w:hint="eastAsia" w:ascii="宋体" w:hAnsi="宋体" w:eastAsia="宋体" w:cs="宋体"/>
+              <w:rFonts w:ascii="宋体" w:eastAsia="宋体" w:hAnsi="宋体" w:cs="宋体" w:hint="eastAsia"/>
               <w:szCs w:val="24"/>
             </w:rPr>
             <w:fldChar w:fldCharType="end"/>
@@ -2694,28 +2667,28 @@
         </w:p>
         <w:p>
           <w:pPr>
-            <w:pStyle w:val="13"/>
+            <w:pStyle w:val="TOC3"/>
             <w:tabs>
               <w:tab w:val="right" w:leader="dot" w:pos="8306"/>
             </w:tabs>
           </w:pPr>
           <w:r>
             <w:rPr>
-              <w:rFonts w:hint="eastAsia" w:ascii="宋体" w:hAnsi="宋体" w:eastAsia="宋体" w:cs="宋体"/>
+              <w:rFonts w:ascii="宋体" w:eastAsia="宋体" w:hAnsi="宋体" w:cs="宋体" w:hint="eastAsia"/>
               <w:szCs w:val="24"/>
             </w:rPr>
             <w:fldChar w:fldCharType="begin"/>
           </w:r>
           <w:r>
             <w:rPr>
-              <w:rFonts w:hint="eastAsia" w:ascii="宋体" w:hAnsi="宋体" w:eastAsia="宋体" w:cs="宋体"/>
+              <w:rFonts w:ascii="宋体" w:eastAsia="宋体" w:hAnsi="宋体" w:cs="宋体" w:hint="eastAsia"/>
               <w:szCs w:val="24"/>
             </w:rPr>
             <w:instrText xml:space="preserve"> HYPERLINK \l _Toc13812 </w:instrText>
           </w:r>
           <w:r>
             <w:rPr>
-              <w:rFonts w:hint="eastAsia" w:ascii="宋体" w:hAnsi="宋体" w:eastAsia="宋体" w:cs="宋体"/>
+              <w:rFonts w:ascii="宋体" w:eastAsia="宋体" w:hAnsi="宋体" w:cs="宋体" w:hint="eastAsia"/>
               <w:szCs w:val="24"/>
             </w:rPr>
             <w:fldChar w:fldCharType="separate"/>
@@ -2752,7 +2725,7 @@
           </w:r>
           <w:r>
             <w:rPr>
-              <w:rFonts w:hint="eastAsia" w:ascii="宋体" w:hAnsi="宋体" w:eastAsia="宋体" w:cs="宋体"/>
+              <w:rFonts w:ascii="宋体" w:eastAsia="宋体" w:hAnsi="宋体" w:cs="宋体" w:hint="eastAsia"/>
               <w:szCs w:val="24"/>
             </w:rPr>
             <w:fldChar w:fldCharType="end"/>
@@ -2760,28 +2733,28 @@
         </w:p>
         <w:p>
           <w:pPr>
-            <w:pStyle w:val="13"/>
+            <w:pStyle w:val="TOC3"/>
             <w:tabs>
               <w:tab w:val="right" w:leader="dot" w:pos="8306"/>
             </w:tabs>
           </w:pPr>
           <w:r>
             <w:rPr>
-              <w:rFonts w:hint="eastAsia" w:ascii="宋体" w:hAnsi="宋体" w:eastAsia="宋体" w:cs="宋体"/>
+              <w:rFonts w:ascii="宋体" w:eastAsia="宋体" w:hAnsi="宋体" w:cs="宋体" w:hint="eastAsia"/>
               <w:szCs w:val="24"/>
             </w:rPr>
             <w:fldChar w:fldCharType="begin"/>
           </w:r>
           <w:r>
             <w:rPr>
-              <w:rFonts w:hint="eastAsia" w:ascii="宋体" w:hAnsi="宋体" w:eastAsia="宋体" w:cs="宋体"/>
+              <w:rFonts w:ascii="宋体" w:eastAsia="宋体" w:hAnsi="宋体" w:cs="宋体" w:hint="eastAsia"/>
               <w:szCs w:val="24"/>
             </w:rPr>
             <w:instrText xml:space="preserve"> HYPERLINK \l _Toc23445 </w:instrText>
           </w:r>
           <w:r>
             <w:rPr>
-              <w:rFonts w:hint="eastAsia" w:ascii="宋体" w:hAnsi="宋体" w:eastAsia="宋体" w:cs="宋体"/>
+              <w:rFonts w:ascii="宋体" w:eastAsia="宋体" w:hAnsi="宋体" w:cs="宋体" w:hint="eastAsia"/>
               <w:szCs w:val="24"/>
             </w:rPr>
             <w:fldChar w:fldCharType="separate"/>
@@ -2818,7 +2791,7 @@
           </w:r>
           <w:r>
             <w:rPr>
-              <w:rFonts w:hint="eastAsia" w:ascii="宋体" w:hAnsi="宋体" w:eastAsia="宋体" w:cs="宋体"/>
+              <w:rFonts w:ascii="宋体" w:eastAsia="宋体" w:hAnsi="宋体" w:cs="宋体" w:hint="eastAsia"/>
               <w:szCs w:val="24"/>
             </w:rPr>
             <w:fldChar w:fldCharType="end"/>
@@ -2826,28 +2799,28 @@
         </w:p>
         <w:p>
           <w:pPr>
-            <w:pStyle w:val="17"/>
+            <w:pStyle w:val="TOC2"/>
             <w:tabs>
               <w:tab w:val="right" w:leader="dot" w:pos="8306"/>
             </w:tabs>
           </w:pPr>
           <w:r>
             <w:rPr>
-              <w:rFonts w:hint="eastAsia" w:ascii="宋体" w:hAnsi="宋体" w:eastAsia="宋体" w:cs="宋体"/>
+              <w:rFonts w:ascii="宋体" w:eastAsia="宋体" w:hAnsi="宋体" w:cs="宋体" w:hint="eastAsia"/>
               <w:szCs w:val="24"/>
             </w:rPr>
             <w:fldChar w:fldCharType="begin"/>
           </w:r>
           <w:r>
             <w:rPr>
-              <w:rFonts w:hint="eastAsia" w:ascii="宋体" w:hAnsi="宋体" w:eastAsia="宋体" w:cs="宋体"/>
+              <w:rFonts w:ascii="宋体" w:eastAsia="宋体" w:hAnsi="宋体" w:cs="宋体" w:hint="eastAsia"/>
               <w:szCs w:val="24"/>
             </w:rPr>
             <w:instrText xml:space="preserve"> HYPERLINK \l _Toc12040 </w:instrText>
           </w:r>
           <w:r>
             <w:rPr>
-              <w:rFonts w:hint="eastAsia" w:ascii="宋体" w:hAnsi="宋体" w:eastAsia="宋体" w:cs="宋体"/>
+              <w:rFonts w:ascii="宋体" w:eastAsia="宋体" w:hAnsi="宋体" w:cs="宋体" w:hint="eastAsia"/>
               <w:szCs w:val="24"/>
             </w:rPr>
             <w:fldChar w:fldCharType="separate"/>
@@ -2884,7 +2857,7 @@
           </w:r>
           <w:r>
             <w:rPr>
-              <w:rFonts w:hint="eastAsia" w:ascii="宋体" w:hAnsi="宋体" w:eastAsia="宋体" w:cs="宋体"/>
+              <w:rFonts w:ascii="宋体" w:eastAsia="宋体" w:hAnsi="宋体" w:cs="宋体" w:hint="eastAsia"/>
               <w:szCs w:val="24"/>
             </w:rPr>
             <w:fldChar w:fldCharType="end"/>
@@ -2892,28 +2865,28 @@
         </w:p>
         <w:p>
           <w:pPr>
-            <w:pStyle w:val="13"/>
+            <w:pStyle w:val="TOC3"/>
             <w:tabs>
               <w:tab w:val="right" w:leader="dot" w:pos="8306"/>
             </w:tabs>
           </w:pPr>
           <w:r>
             <w:rPr>
-              <w:rFonts w:hint="eastAsia" w:ascii="宋体" w:hAnsi="宋体" w:eastAsia="宋体" w:cs="宋体"/>
+              <w:rFonts w:ascii="宋体" w:eastAsia="宋体" w:hAnsi="宋体" w:cs="宋体" w:hint="eastAsia"/>
               <w:szCs w:val="24"/>
             </w:rPr>
             <w:fldChar w:fldCharType="begin"/>
           </w:r>
           <w:r>
             <w:rPr>
-              <w:rFonts w:hint="eastAsia" w:ascii="宋体" w:hAnsi="宋体" w:eastAsia="宋体" w:cs="宋体"/>
+              <w:rFonts w:ascii="宋体" w:eastAsia="宋体" w:hAnsi="宋体" w:cs="宋体" w:hint="eastAsia"/>
               <w:szCs w:val="24"/>
             </w:rPr>
             <w:instrText xml:space="preserve"> HYPERLINK \l _Toc9627 </w:instrText>
           </w:r>
           <w:r>
             <w:rPr>
-              <w:rFonts w:hint="eastAsia" w:ascii="宋体" w:hAnsi="宋体" w:eastAsia="宋体" w:cs="宋体"/>
+              <w:rFonts w:ascii="宋体" w:eastAsia="宋体" w:hAnsi="宋体" w:cs="宋体" w:hint="eastAsia"/>
               <w:szCs w:val="24"/>
             </w:rPr>
             <w:fldChar w:fldCharType="separate"/>
@@ -2950,7 +2923,7 @@
           </w:r>
           <w:r>
             <w:rPr>
-              <w:rFonts w:hint="eastAsia" w:ascii="宋体" w:hAnsi="宋体" w:eastAsia="宋体" w:cs="宋体"/>
+              <w:rFonts w:ascii="宋体" w:eastAsia="宋体" w:hAnsi="宋体" w:cs="宋体" w:hint="eastAsia"/>
               <w:szCs w:val="24"/>
             </w:rPr>
             <w:fldChar w:fldCharType="end"/>
@@ -2958,28 +2931,28 @@
         </w:p>
         <w:p>
           <w:pPr>
-            <w:pStyle w:val="13"/>
+            <w:pStyle w:val="TOC3"/>
             <w:tabs>
               <w:tab w:val="right" w:leader="dot" w:pos="8306"/>
             </w:tabs>
           </w:pPr>
           <w:r>
             <w:rPr>
-              <w:rFonts w:hint="eastAsia" w:ascii="宋体" w:hAnsi="宋体" w:eastAsia="宋体" w:cs="宋体"/>
+              <w:rFonts w:ascii="宋体" w:eastAsia="宋体" w:hAnsi="宋体" w:cs="宋体" w:hint="eastAsia"/>
               <w:szCs w:val="24"/>
             </w:rPr>
             <w:fldChar w:fldCharType="begin"/>
           </w:r>
           <w:r>
             <w:rPr>
-              <w:rFonts w:hint="eastAsia" w:ascii="宋体" w:hAnsi="宋体" w:eastAsia="宋体" w:cs="宋体"/>
+              <w:rFonts w:ascii="宋体" w:eastAsia="宋体" w:hAnsi="宋体" w:cs="宋体" w:hint="eastAsia"/>
               <w:szCs w:val="24"/>
             </w:rPr>
             <w:instrText xml:space="preserve"> HYPERLINK \l _Toc30030 </w:instrText>
           </w:r>
           <w:r>
             <w:rPr>
-              <w:rFonts w:hint="eastAsia" w:ascii="宋体" w:hAnsi="宋体" w:eastAsia="宋体" w:cs="宋体"/>
+              <w:rFonts w:ascii="宋体" w:eastAsia="宋体" w:hAnsi="宋体" w:cs="宋体" w:hint="eastAsia"/>
               <w:szCs w:val="24"/>
             </w:rPr>
             <w:fldChar w:fldCharType="separate"/>
@@ -3016,7 +2989,7 @@
           </w:r>
           <w:r>
             <w:rPr>
-              <w:rFonts w:hint="eastAsia" w:ascii="宋体" w:hAnsi="宋体" w:eastAsia="宋体" w:cs="宋体"/>
+              <w:rFonts w:ascii="宋体" w:eastAsia="宋体" w:hAnsi="宋体" w:cs="宋体" w:hint="eastAsia"/>
               <w:szCs w:val="24"/>
             </w:rPr>
             <w:fldChar w:fldCharType="end"/>
@@ -3024,28 +2997,28 @@
         </w:p>
         <w:p>
           <w:pPr>
-            <w:pStyle w:val="17"/>
+            <w:pStyle w:val="TOC2"/>
             <w:tabs>
               <w:tab w:val="right" w:leader="dot" w:pos="8306"/>
             </w:tabs>
           </w:pPr>
           <w:r>
             <w:rPr>
-              <w:rFonts w:hint="eastAsia" w:ascii="宋体" w:hAnsi="宋体" w:eastAsia="宋体" w:cs="宋体"/>
+              <w:rFonts w:ascii="宋体" w:eastAsia="宋体" w:hAnsi="宋体" w:cs="宋体" w:hint="eastAsia"/>
               <w:szCs w:val="24"/>
             </w:rPr>
             <w:fldChar w:fldCharType="begin"/>
           </w:r>
           <w:r>
             <w:rPr>
-              <w:rFonts w:hint="eastAsia" w:ascii="宋体" w:hAnsi="宋体" w:eastAsia="宋体" w:cs="宋体"/>
+              <w:rFonts w:ascii="宋体" w:eastAsia="宋体" w:hAnsi="宋体" w:cs="宋体" w:hint="eastAsia"/>
               <w:szCs w:val="24"/>
             </w:rPr>
             <w:instrText xml:space="preserve"> HYPERLINK \l _Toc6496 </w:instrText>
           </w:r>
           <w:r>
             <w:rPr>
-              <w:rFonts w:hint="eastAsia" w:ascii="宋体" w:hAnsi="宋体" w:eastAsia="宋体" w:cs="宋体"/>
+              <w:rFonts w:ascii="宋体" w:eastAsia="宋体" w:hAnsi="宋体" w:cs="宋体" w:hint="eastAsia"/>
               <w:szCs w:val="24"/>
             </w:rPr>
             <w:fldChar w:fldCharType="separate"/>
@@ -3082,7 +3055,7 @@
           </w:r>
           <w:r>
             <w:rPr>
-              <w:rFonts w:hint="eastAsia" w:ascii="宋体" w:hAnsi="宋体" w:eastAsia="宋体" w:cs="宋体"/>
+              <w:rFonts w:ascii="宋体" w:eastAsia="宋体" w:hAnsi="宋体" w:cs="宋体" w:hint="eastAsia"/>
               <w:szCs w:val="24"/>
             </w:rPr>
             <w:fldChar w:fldCharType="end"/>
@@ -3090,28 +3063,28 @@
         </w:p>
         <w:p>
           <w:pPr>
-            <w:pStyle w:val="13"/>
+            <w:pStyle w:val="TOC3"/>
             <w:tabs>
               <w:tab w:val="right" w:leader="dot" w:pos="8306"/>
             </w:tabs>
           </w:pPr>
           <w:r>
             <w:rPr>
-              <w:rFonts w:hint="eastAsia" w:ascii="宋体" w:hAnsi="宋体" w:eastAsia="宋体" w:cs="宋体"/>
+              <w:rFonts w:ascii="宋体" w:eastAsia="宋体" w:hAnsi="宋体" w:cs="宋体" w:hint="eastAsia"/>
               <w:szCs w:val="24"/>
             </w:rPr>
             <w:fldChar w:fldCharType="begin"/>
           </w:r>
           <w:r>
             <w:rPr>
-              <w:rFonts w:hint="eastAsia" w:ascii="宋体" w:hAnsi="宋体" w:eastAsia="宋体" w:cs="宋体"/>
+              <w:rFonts w:ascii="宋体" w:eastAsia="宋体" w:hAnsi="宋体" w:cs="宋体" w:hint="eastAsia"/>
               <w:szCs w:val="24"/>
             </w:rPr>
             <w:instrText xml:space="preserve"> HYPERLINK \l _Toc11098 </w:instrText>
           </w:r>
           <w:r>
             <w:rPr>
-              <w:rFonts w:hint="eastAsia" w:ascii="宋体" w:hAnsi="宋体" w:eastAsia="宋体" w:cs="宋体"/>
+              <w:rFonts w:ascii="宋体" w:eastAsia="宋体" w:hAnsi="宋体" w:cs="宋体" w:hint="eastAsia"/>
               <w:szCs w:val="24"/>
             </w:rPr>
             <w:fldChar w:fldCharType="separate"/>
@@ -3148,7 +3121,7 @@
           </w:r>
           <w:r>
             <w:rPr>
-              <w:rFonts w:hint="eastAsia" w:ascii="宋体" w:hAnsi="宋体" w:eastAsia="宋体" w:cs="宋体"/>
+              <w:rFonts w:ascii="宋体" w:eastAsia="宋体" w:hAnsi="宋体" w:cs="宋体" w:hint="eastAsia"/>
               <w:szCs w:val="24"/>
             </w:rPr>
             <w:fldChar w:fldCharType="end"/>
@@ -3156,28 +3129,28 @@
         </w:p>
         <w:p>
           <w:pPr>
-            <w:pStyle w:val="13"/>
+            <w:pStyle w:val="TOC3"/>
             <w:tabs>
               <w:tab w:val="right" w:leader="dot" w:pos="8306"/>
             </w:tabs>
           </w:pPr>
           <w:r>
             <w:rPr>
-              <w:rFonts w:hint="eastAsia" w:ascii="宋体" w:hAnsi="宋体" w:eastAsia="宋体" w:cs="宋体"/>
+              <w:rFonts w:ascii="宋体" w:eastAsia="宋体" w:hAnsi="宋体" w:cs="宋体" w:hint="eastAsia"/>
               <w:szCs w:val="24"/>
             </w:rPr>
             <w:fldChar w:fldCharType="begin"/>
           </w:r>
           <w:r>
             <w:rPr>
-              <w:rFonts w:hint="eastAsia" w:ascii="宋体" w:hAnsi="宋体" w:eastAsia="宋体" w:cs="宋体"/>
+              <w:rFonts w:ascii="宋体" w:eastAsia="宋体" w:hAnsi="宋体" w:cs="宋体" w:hint="eastAsia"/>
               <w:szCs w:val="24"/>
             </w:rPr>
             <w:instrText xml:space="preserve"> HYPERLINK \l _Toc5064 </w:instrText>
           </w:r>
           <w:r>
             <w:rPr>
-              <w:rFonts w:hint="eastAsia" w:ascii="宋体" w:hAnsi="宋体" w:eastAsia="宋体" w:cs="宋体"/>
+              <w:rFonts w:ascii="宋体" w:eastAsia="宋体" w:hAnsi="宋体" w:cs="宋体" w:hint="eastAsia"/>
               <w:szCs w:val="24"/>
             </w:rPr>
             <w:fldChar w:fldCharType="separate"/>
@@ -3214,7 +3187,7 @@
           </w:r>
           <w:r>
             <w:rPr>
-              <w:rFonts w:hint="eastAsia" w:ascii="宋体" w:hAnsi="宋体" w:eastAsia="宋体" w:cs="宋体"/>
+              <w:rFonts w:ascii="宋体" w:eastAsia="宋体" w:hAnsi="宋体" w:cs="宋体" w:hint="eastAsia"/>
               <w:szCs w:val="24"/>
             </w:rPr>
             <w:fldChar w:fldCharType="end"/>
@@ -3222,28 +3195,28 @@
         </w:p>
         <w:p>
           <w:pPr>
-            <w:pStyle w:val="17"/>
+            <w:pStyle w:val="TOC2"/>
             <w:tabs>
               <w:tab w:val="right" w:leader="dot" w:pos="8306"/>
             </w:tabs>
           </w:pPr>
           <w:r>
             <w:rPr>
-              <w:rFonts w:hint="eastAsia" w:ascii="宋体" w:hAnsi="宋体" w:eastAsia="宋体" w:cs="宋体"/>
+              <w:rFonts w:ascii="宋体" w:eastAsia="宋体" w:hAnsi="宋体" w:cs="宋体" w:hint="eastAsia"/>
               <w:szCs w:val="24"/>
             </w:rPr>
             <w:fldChar w:fldCharType="begin"/>
           </w:r>
           <w:r>
             <w:rPr>
-              <w:rFonts w:hint="eastAsia" w:ascii="宋体" w:hAnsi="宋体" w:eastAsia="宋体" w:cs="宋体"/>
+              <w:rFonts w:ascii="宋体" w:eastAsia="宋体" w:hAnsi="宋体" w:cs="宋体" w:hint="eastAsia"/>
               <w:szCs w:val="24"/>
             </w:rPr>
             <w:instrText xml:space="preserve"> HYPERLINK \l _Toc29852 </w:instrText>
           </w:r>
           <w:r>
             <w:rPr>
-              <w:rFonts w:hint="eastAsia" w:ascii="宋体" w:hAnsi="宋体" w:eastAsia="宋体" w:cs="宋体"/>
+              <w:rFonts w:ascii="宋体" w:eastAsia="宋体" w:hAnsi="宋体" w:cs="宋体" w:hint="eastAsia"/>
               <w:szCs w:val="24"/>
             </w:rPr>
             <w:fldChar w:fldCharType="separate"/>
@@ -3280,7 +3253,7 @@
           </w:r>
           <w:r>
             <w:rPr>
-              <w:rFonts w:hint="eastAsia" w:ascii="宋体" w:hAnsi="宋体" w:eastAsia="宋体" w:cs="宋体"/>
+              <w:rFonts w:ascii="宋体" w:eastAsia="宋体" w:hAnsi="宋体" w:cs="宋体" w:hint="eastAsia"/>
               <w:szCs w:val="24"/>
             </w:rPr>
             <w:fldChar w:fldCharType="end"/>
@@ -3288,28 +3261,28 @@
         </w:p>
         <w:p>
           <w:pPr>
-            <w:pStyle w:val="13"/>
+            <w:pStyle w:val="TOC3"/>
             <w:tabs>
               <w:tab w:val="right" w:leader="dot" w:pos="8306"/>
             </w:tabs>
           </w:pPr>
           <w:r>
             <w:rPr>
-              <w:rFonts w:hint="eastAsia" w:ascii="宋体" w:hAnsi="宋体" w:eastAsia="宋体" w:cs="宋体"/>
+              <w:rFonts w:ascii="宋体" w:eastAsia="宋体" w:hAnsi="宋体" w:cs="宋体" w:hint="eastAsia"/>
               <w:szCs w:val="24"/>
             </w:rPr>
             <w:fldChar w:fldCharType="begin"/>
           </w:r>
           <w:r>
             <w:rPr>
-              <w:rFonts w:hint="eastAsia" w:ascii="宋体" w:hAnsi="宋体" w:eastAsia="宋体" w:cs="宋体"/>
+              <w:rFonts w:ascii="宋体" w:eastAsia="宋体" w:hAnsi="宋体" w:cs="宋体" w:hint="eastAsia"/>
               <w:szCs w:val="24"/>
             </w:rPr>
             <w:instrText xml:space="preserve"> HYPERLINK \l _Toc25656 </w:instrText>
           </w:r>
           <w:r>
             <w:rPr>
-              <w:rFonts w:hint="eastAsia" w:ascii="宋体" w:hAnsi="宋体" w:eastAsia="宋体" w:cs="宋体"/>
+              <w:rFonts w:ascii="宋体" w:eastAsia="宋体" w:hAnsi="宋体" w:cs="宋体" w:hint="eastAsia"/>
               <w:szCs w:val="24"/>
             </w:rPr>
             <w:fldChar w:fldCharType="separate"/>
@@ -3346,7 +3319,7 @@
           </w:r>
           <w:r>
             <w:rPr>
-              <w:rFonts w:hint="eastAsia" w:ascii="宋体" w:hAnsi="宋体" w:eastAsia="宋体" w:cs="宋体"/>
+              <w:rFonts w:ascii="宋体" w:eastAsia="宋体" w:hAnsi="宋体" w:cs="宋体" w:hint="eastAsia"/>
               <w:szCs w:val="24"/>
             </w:rPr>
             <w:fldChar w:fldCharType="end"/>
@@ -3354,28 +3327,28 @@
         </w:p>
         <w:p>
           <w:pPr>
-            <w:pStyle w:val="13"/>
+            <w:pStyle w:val="TOC3"/>
             <w:tabs>
               <w:tab w:val="right" w:leader="dot" w:pos="8306"/>
             </w:tabs>
           </w:pPr>
           <w:r>
             <w:rPr>
-              <w:rFonts w:hint="eastAsia" w:ascii="宋体" w:hAnsi="宋体" w:eastAsia="宋体" w:cs="宋体"/>
+              <w:rFonts w:ascii="宋体" w:eastAsia="宋体" w:hAnsi="宋体" w:cs="宋体" w:hint="eastAsia"/>
               <w:szCs w:val="24"/>
             </w:rPr>
             <w:fldChar w:fldCharType="begin"/>
           </w:r>
           <w:r>
             <w:rPr>
-              <w:rFonts w:hint="eastAsia" w:ascii="宋体" w:hAnsi="宋体" w:eastAsia="宋体" w:cs="宋体"/>
+              <w:rFonts w:ascii="宋体" w:eastAsia="宋体" w:hAnsi="宋体" w:cs="宋体" w:hint="eastAsia"/>
               <w:szCs w:val="24"/>
             </w:rPr>
             <w:instrText xml:space="preserve"> HYPERLINK \l _Toc32204 </w:instrText>
           </w:r>
           <w:r>
             <w:rPr>
-              <w:rFonts w:hint="eastAsia" w:ascii="宋体" w:hAnsi="宋体" w:eastAsia="宋体" w:cs="宋体"/>
+              <w:rFonts w:ascii="宋体" w:eastAsia="宋体" w:hAnsi="宋体" w:cs="宋体" w:hint="eastAsia"/>
               <w:szCs w:val="24"/>
             </w:rPr>
             <w:fldChar w:fldCharType="separate"/>
@@ -3412,7 +3385,7 @@
           </w:r>
           <w:r>
             <w:rPr>
-              <w:rFonts w:hint="eastAsia" w:ascii="宋体" w:hAnsi="宋体" w:eastAsia="宋体" w:cs="宋体"/>
+              <w:rFonts w:ascii="宋体" w:eastAsia="宋体" w:hAnsi="宋体" w:cs="宋体" w:hint="eastAsia"/>
               <w:szCs w:val="24"/>
             </w:rPr>
             <w:fldChar w:fldCharType="end"/>
@@ -3420,28 +3393,28 @@
         </w:p>
         <w:p>
           <w:pPr>
-            <w:pStyle w:val="17"/>
+            <w:pStyle w:val="TOC2"/>
             <w:tabs>
               <w:tab w:val="right" w:leader="dot" w:pos="8306"/>
             </w:tabs>
           </w:pPr>
           <w:r>
             <w:rPr>
-              <w:rFonts w:hint="eastAsia" w:ascii="宋体" w:hAnsi="宋体" w:eastAsia="宋体" w:cs="宋体"/>
+              <w:rFonts w:ascii="宋体" w:eastAsia="宋体" w:hAnsi="宋体" w:cs="宋体" w:hint="eastAsia"/>
               <w:szCs w:val="24"/>
             </w:rPr>
             <w:fldChar w:fldCharType="begin"/>
           </w:r>
           <w:r>
             <w:rPr>
-              <w:rFonts w:hint="eastAsia" w:ascii="宋体" w:hAnsi="宋体" w:eastAsia="宋体" w:cs="宋体"/>
+              <w:rFonts w:ascii="宋体" w:eastAsia="宋体" w:hAnsi="宋体" w:cs="宋体" w:hint="eastAsia"/>
               <w:szCs w:val="24"/>
             </w:rPr>
             <w:instrText xml:space="preserve"> HYPERLINK \l _Toc23496 </w:instrText>
           </w:r>
           <w:r>
             <w:rPr>
-              <w:rFonts w:hint="eastAsia" w:ascii="宋体" w:hAnsi="宋体" w:eastAsia="宋体" w:cs="宋体"/>
+              <w:rFonts w:ascii="宋体" w:eastAsia="宋体" w:hAnsi="宋体" w:cs="宋体" w:hint="eastAsia"/>
               <w:szCs w:val="24"/>
             </w:rPr>
             <w:fldChar w:fldCharType="separate"/>
@@ -3478,7 +3451,7 @@
           </w:r>
           <w:r>
             <w:rPr>
-              <w:rFonts w:hint="eastAsia" w:ascii="宋体" w:hAnsi="宋体" w:eastAsia="宋体" w:cs="宋体"/>
+              <w:rFonts w:ascii="宋体" w:eastAsia="宋体" w:hAnsi="宋体" w:cs="宋体" w:hint="eastAsia"/>
               <w:szCs w:val="24"/>
             </w:rPr>
             <w:fldChar w:fldCharType="end"/>
@@ -3486,42 +3459,42 @@
         </w:p>
         <w:p>
           <w:pPr>
-            <w:pStyle w:val="16"/>
+            <w:pStyle w:val="TOC1"/>
             <w:tabs>
               <w:tab w:val="right" w:leader="dot" w:pos="8306"/>
             </w:tabs>
           </w:pPr>
           <w:r>
             <w:rPr>
-              <w:rFonts w:hint="eastAsia" w:ascii="宋体" w:hAnsi="宋体" w:eastAsia="宋体" w:cs="宋体"/>
+              <w:rFonts w:ascii="宋体" w:eastAsia="宋体" w:hAnsi="宋体" w:cs="宋体" w:hint="eastAsia"/>
               <w:szCs w:val="24"/>
             </w:rPr>
             <w:fldChar w:fldCharType="begin"/>
           </w:r>
           <w:r>
             <w:rPr>
-              <w:rFonts w:hint="eastAsia" w:ascii="宋体" w:hAnsi="宋体" w:eastAsia="宋体" w:cs="宋体"/>
+              <w:rFonts w:ascii="宋体" w:eastAsia="宋体" w:hAnsi="宋体" w:cs="宋体" w:hint="eastAsia"/>
               <w:szCs w:val="24"/>
             </w:rPr>
             <w:instrText xml:space="preserve"> HYPERLINK \l _Toc21982 </w:instrText>
           </w:r>
           <w:r>
             <w:rPr>
-              <w:rFonts w:hint="eastAsia" w:ascii="宋体" w:hAnsi="宋体" w:eastAsia="宋体" w:cs="宋体"/>
+              <w:rFonts w:ascii="宋体" w:eastAsia="宋体" w:hAnsi="宋体" w:cs="宋体" w:hint="eastAsia"/>
               <w:szCs w:val="24"/>
             </w:rPr>
             <w:fldChar w:fldCharType="separate"/>
           </w:r>
           <w:r>
             <w:rPr>
-              <w:rFonts w:hint="default" w:eastAsia="宋体"/>
+              <w:rFonts w:eastAsia="宋体" w:hint="default"/>
               <w:lang w:val="en-US" w:eastAsia="zh-CN"/>
             </w:rPr>
             <w:t xml:space="preserve">5. </w:t>
           </w:r>
           <w:r>
             <w:rPr>
-              <w:rFonts w:hint="eastAsia" w:eastAsia="宋体"/>
+              <w:rFonts w:eastAsia="宋体" w:hint="eastAsia"/>
               <w:lang w:val="en-US" w:eastAsia="zh-CN"/>
             </w:rPr>
             <w:t>附则</w:t>
@@ -3546,7 +3519,7 @@
           </w:r>
           <w:r>
             <w:rPr>
-              <w:rFonts w:hint="eastAsia" w:ascii="宋体" w:hAnsi="宋体" w:eastAsia="宋体" w:cs="宋体"/>
+              <w:rFonts w:ascii="宋体" w:eastAsia="宋体" w:hAnsi="宋体" w:cs="宋体" w:hint="eastAsia"/>
               <w:szCs w:val="24"/>
             </w:rPr>
             <w:fldChar w:fldCharType="end"/>
@@ -3554,28 +3527,28 @@
         </w:p>
         <w:p>
           <w:pPr>
-            <w:pStyle w:val="16"/>
+            <w:pStyle w:val="TOC1"/>
             <w:tabs>
               <w:tab w:val="right" w:leader="dot" w:pos="8306"/>
             </w:tabs>
           </w:pPr>
           <w:r>
             <w:rPr>
-              <w:rFonts w:hint="eastAsia" w:ascii="宋体" w:hAnsi="宋体" w:eastAsia="宋体" w:cs="宋体"/>
+              <w:rFonts w:ascii="宋体" w:eastAsia="宋体" w:hAnsi="宋体" w:cs="宋体" w:hint="eastAsia"/>
               <w:szCs w:val="24"/>
             </w:rPr>
             <w:fldChar w:fldCharType="begin"/>
           </w:r>
           <w:r>
             <w:rPr>
-              <w:rFonts w:hint="eastAsia" w:ascii="宋体" w:hAnsi="宋体" w:eastAsia="宋体" w:cs="宋体"/>
+              <w:rFonts w:ascii="宋体" w:eastAsia="宋体" w:hAnsi="宋体" w:cs="宋体" w:hint="eastAsia"/>
               <w:szCs w:val="24"/>
             </w:rPr>
             <w:instrText xml:space="preserve"> HYPERLINK \l _Toc12013 </w:instrText>
           </w:r>
           <w:r>
             <w:rPr>
-              <w:rFonts w:hint="eastAsia" w:ascii="宋体" w:hAnsi="宋体" w:eastAsia="宋体" w:cs="宋体"/>
+              <w:rFonts w:ascii="宋体" w:eastAsia="宋体" w:hAnsi="宋体" w:cs="宋体" w:hint="eastAsia"/>
               <w:szCs w:val="24"/>
             </w:rPr>
             <w:fldChar w:fldCharType="separate"/>
@@ -3614,7 +3587,7 @@
           </w:r>
           <w:r>
             <w:rPr>
-              <w:rFonts w:hint="eastAsia" w:ascii="宋体" w:hAnsi="宋体" w:eastAsia="宋体" w:cs="宋体"/>
+              <w:rFonts w:ascii="宋体" w:eastAsia="宋体" w:hAnsi="宋体" w:cs="宋体" w:hint="eastAsia"/>
               <w:szCs w:val="24"/>
             </w:rPr>
             <w:fldChar w:fldCharType="end"/>
@@ -3622,28 +3595,28 @@
         </w:p>
         <w:p>
           <w:pPr>
-            <w:pStyle w:val="16"/>
+            <w:pStyle w:val="TOC1"/>
             <w:tabs>
               <w:tab w:val="right" w:leader="dot" w:pos="8306"/>
             </w:tabs>
           </w:pPr>
           <w:r>
             <w:rPr>
-              <w:rFonts w:hint="eastAsia" w:ascii="宋体" w:hAnsi="宋体" w:eastAsia="宋体" w:cs="宋体"/>
+              <w:rFonts w:ascii="宋体" w:eastAsia="宋体" w:hAnsi="宋体" w:cs="宋体" w:hint="eastAsia"/>
               <w:szCs w:val="24"/>
             </w:rPr>
             <w:fldChar w:fldCharType="begin"/>
           </w:r>
           <w:r>
             <w:rPr>
-              <w:rFonts w:hint="eastAsia" w:ascii="宋体" w:hAnsi="宋体" w:eastAsia="宋体" w:cs="宋体"/>
+              <w:rFonts w:ascii="宋体" w:eastAsia="宋体" w:hAnsi="宋体" w:cs="宋体" w:hint="eastAsia"/>
               <w:szCs w:val="24"/>
             </w:rPr>
             <w:instrText xml:space="preserve"> HYPERLINK \l _Toc892 </w:instrText>
           </w:r>
           <w:r>
             <w:rPr>
-              <w:rFonts w:hint="eastAsia" w:ascii="宋体" w:hAnsi="宋体" w:eastAsia="宋体" w:cs="宋体"/>
+              <w:rFonts w:ascii="宋体" w:eastAsia="宋体" w:hAnsi="宋体" w:cs="宋体" w:hint="eastAsia"/>
               <w:szCs w:val="24"/>
             </w:rPr>
             <w:fldChar w:fldCharType="separate"/>
@@ -3682,7 +3655,7 @@
           </w:r>
           <w:r>
             <w:rPr>
-              <w:rFonts w:hint="eastAsia" w:ascii="宋体" w:hAnsi="宋体" w:eastAsia="宋体" w:cs="宋体"/>
+              <w:rFonts w:ascii="宋体" w:eastAsia="宋体" w:hAnsi="宋体" w:cs="宋体" w:hint="eastAsia"/>
               <w:szCs w:val="24"/>
             </w:rPr>
             <w:fldChar w:fldCharType="end"/>
@@ -3706,7 +3679,7 @@
             <w:spacing w:line="312" w:lineRule="auto"/>
             <w:textAlignment w:val="baseline"/>
             <w:rPr>
-              <w:rFonts w:hint="eastAsia" w:ascii="宋体" w:hAnsi="宋体" w:eastAsia="宋体" w:cs="宋体"/>
+              <w:rFonts w:ascii="宋体" w:eastAsia="宋体" w:hAnsi="宋体" w:cs="宋体" w:hint="eastAsia"/>
               <w:snapToGrid w:val="0"/>
               <w:color w:val="000000"/>
               <w:kern w:val="0"/>
@@ -3717,7 +3690,7 @@
           </w:pPr>
           <w:r>
             <w:rPr>
-              <w:rFonts w:hint="eastAsia" w:ascii="宋体" w:hAnsi="宋体" w:eastAsia="宋体" w:cs="宋体"/>
+              <w:rFonts w:ascii="宋体" w:eastAsia="宋体" w:hAnsi="宋体" w:cs="宋体" w:hint="eastAsia"/>
               <w:szCs w:val="24"/>
             </w:rPr>
             <w:fldChar w:fldCharType="end"/>
@@ -3741,7 +3714,7 @@
         <w:snapToGrid w:val="0"/>
         <w:textAlignment w:val="baseline"/>
         <w:rPr>
-          <w:rFonts w:ascii="Arial" w:hAnsi="Arial" w:eastAsia="Arial" w:cs="Arial"/>
+          <w:rFonts w:ascii="Arial" w:eastAsia="Arial" w:hAnsi="Arial" w:cs="Arial"/>
           <w:snapToGrid w:val="0"/>
           <w:color w:val="000000"/>
           <w:kern w:val="0"/>
@@ -3752,7 +3725,7 @@
       </w:pPr>
       <w:r>
         <w:rPr>
-          <w:rFonts w:ascii="Arial" w:hAnsi="Arial" w:eastAsia="Arial" w:cs="Arial"/>
+          <w:rFonts w:ascii="Arial" w:eastAsia="Arial" w:hAnsi="Arial" w:cs="Arial"/>
           <w:snapToGrid w:val="0"/>
           <w:color w:val="000000"/>
           <w:kern w:val="0"/>
@@ -3765,7 +3738,7 @@
     </w:p>
     <w:p>
       <w:pPr>
-        <w:pStyle w:val="28"/>
+        <w:pStyle w:val="1"/>
         <w:keepNext w:val="0"/>
         <w:keepLines w:val="0"/>
         <w:pageBreakBefore w:val="0"/>
@@ -3792,7 +3765,7 @@
     </w:p>
     <w:p>
       <w:pPr>
-        <w:pStyle w:val="30"/>
+        <w:pStyle w:val="2"/>
         <w:keepNext w:val="0"/>
         <w:keepLines w:val="0"/>
         <w:pageBreakBefore w:val="0"/>
@@ -3823,7 +3796,7 @@
     </w:p>
     <w:p>
       <w:pPr>
-        <w:pStyle w:val="29"/>
+        <w:pStyle w:val="a1"/>
         <w:keepNext w:val="0"/>
         <w:keepLines w:val="0"/>
         <w:pageBreakBefore w:val="0"/>
@@ -3844,7 +3817,7 @@
       </w:pPr>
       <w:r>
         <w:rPr>
-          <w:rFonts w:ascii="Segoe UI" w:hAnsi="Segoe UI" w:eastAsia="Segoe UI" w:cs="Segoe UI"/>
+          <w:rFonts w:ascii="Segoe UI" w:eastAsia="Segoe UI" w:hAnsi="Segoe UI" w:cs="Segoe UI"/>
           <w:i w:val="0"/>
           <w:iCs w:val="0"/>
           <w:caps w:val="0"/>
@@ -3859,7 +3832,7 @@
     </w:p>
     <w:p>
       <w:pPr>
-        <w:pStyle w:val="30"/>
+        <w:pStyle w:val="2"/>
         <w:keepNext w:val="0"/>
         <w:keepLines w:val="0"/>
         <w:pageBreakBefore w:val="0"/>
@@ -3890,7 +3863,7 @@
     </w:p>
     <w:p>
       <w:pPr>
-        <w:pStyle w:val="29"/>
+        <w:pStyle w:val="a1"/>
         <w:keepNext w:val="0"/>
         <w:keepLines w:val="0"/>
         <w:pageBreakBefore w:val="0"/>
@@ -3911,7 +3884,7 @@
       </w:pPr>
       <w:r>
         <w:rPr>
-          <w:rFonts w:ascii="Segoe UI" w:hAnsi="Segoe UI" w:eastAsia="Segoe UI" w:cs="Segoe UI"/>
+          <w:rFonts w:ascii="Segoe UI" w:eastAsia="Segoe UI" w:hAnsi="Segoe UI" w:cs="Segoe UI"/>
           <w:i w:val="0"/>
           <w:iCs w:val="0"/>
           <w:caps w:val="0"/>
@@ -3926,7 +3899,7 @@
     </w:p>
     <w:p>
       <w:pPr>
-        <w:pStyle w:val="30"/>
+        <w:pStyle w:val="2"/>
         <w:keepNext w:val="0"/>
         <w:keepLines w:val="0"/>
         <w:pageBreakBefore w:val="0"/>
@@ -3957,7 +3930,7 @@
     </w:p>
     <w:p>
       <w:pPr>
-        <w:pStyle w:val="40"/>
+        <w:pStyle w:val="a3"/>
         <w:keepNext w:val="0"/>
         <w:keepLines w:val="0"/>
         <w:pageBreakBefore w:val="0"/>
@@ -3988,7 +3961,7 @@
     </w:p>
     <w:p>
       <w:pPr>
-        <w:pStyle w:val="40"/>
+        <w:pStyle w:val="a3"/>
         <w:keepNext w:val="0"/>
         <w:keepLines w:val="0"/>
         <w:pageBreakBefore w:val="0"/>
@@ -4020,7 +3993,7 @@
     </w:p>
     <w:p>
       <w:pPr>
-        <w:pStyle w:val="40"/>
+        <w:pStyle w:val="a3"/>
         <w:keepNext w:val="0"/>
         <w:keepLines w:val="0"/>
         <w:pageBreakBefore w:val="0"/>
@@ -4052,7 +4025,7 @@
     </w:p>
     <w:p>
       <w:pPr>
-        <w:pStyle w:val="40"/>
+        <w:pStyle w:val="a3"/>
         <w:keepNext w:val="0"/>
         <w:keepLines w:val="0"/>
         <w:pageBreakBefore w:val="0"/>
@@ -4084,7 +4057,7 @@
     </w:p>
     <w:p>
       <w:pPr>
-        <w:pStyle w:val="30"/>
+        <w:pStyle w:val="2"/>
         <w:keepNext w:val="0"/>
         <w:keepLines w:val="0"/>
         <w:pageBreakBefore w:val="0"/>
@@ -4115,7 +4088,7 @@
     </w:p>
     <w:p>
       <w:pPr>
-        <w:pStyle w:val="31"/>
+        <w:pStyle w:val="3"/>
         <w:keepNext w:val="0"/>
         <w:keepLines w:val="0"/>
         <w:pageBreakBefore w:val="0"/>
@@ -4140,13 +4113,13 @@
           <w:rFonts w:hint="eastAsia"/>
           <w:lang w:val="en-US" w:eastAsia="zh-CN"/>
         </w:rPr>
-        <w:t>运维部部长</w:t>
+        <w:t>运维部经理</w:t>
       </w:r>
       <w:bookmarkEnd w:id="7"/>
     </w:p>
     <w:p>
       <w:pPr>
-        <w:pStyle w:val="29"/>
+        <w:pStyle w:val="a1"/>
         <w:keepNext w:val="0"/>
         <w:keepLines w:val="0"/>
         <w:pageBreakBefore w:val="0"/>
@@ -4175,7 +4148,7 @@
     </w:p>
     <w:p>
       <w:pPr>
-        <w:pStyle w:val="29"/>
+        <w:pStyle w:val="a1"/>
         <w:keepNext w:val="0"/>
         <w:keepLines w:val="0"/>
         <w:pageBreakBefore w:val="0"/>
@@ -4204,7 +4177,7 @@
     </w:p>
     <w:p>
       <w:pPr>
-        <w:pStyle w:val="29"/>
+        <w:pStyle w:val="a1"/>
         <w:keepNext w:val="0"/>
         <w:keepLines w:val="0"/>
         <w:pageBreakBefore w:val="0"/>
@@ -4233,7 +4206,7 @@
     </w:p>
     <w:p>
       <w:pPr>
-        <w:pStyle w:val="29"/>
+        <w:pStyle w:val="a1"/>
         <w:keepNext w:val="0"/>
         <w:keepLines w:val="0"/>
         <w:pageBreakBefore w:val="0"/>
@@ -4262,7 +4235,7 @@
     </w:p>
     <w:p>
       <w:pPr>
-        <w:pStyle w:val="31"/>
+        <w:pStyle w:val="3"/>
         <w:keepNext w:val="0"/>
         <w:keepLines w:val="0"/>
         <w:pageBreakBefore w:val="0"/>
@@ -4293,7 +4266,7 @@
     </w:p>
     <w:p>
       <w:pPr>
-        <w:pStyle w:val="29"/>
+        <w:pStyle w:val="a1"/>
         <w:keepNext w:val="0"/>
         <w:keepLines w:val="0"/>
         <w:pageBreakBefore w:val="0"/>
@@ -4322,7 +4295,7 @@
     </w:p>
     <w:p>
       <w:pPr>
-        <w:pStyle w:val="29"/>
+        <w:pStyle w:val="a1"/>
         <w:keepNext w:val="0"/>
         <w:keepLines w:val="0"/>
         <w:pageBreakBefore w:val="0"/>
@@ -4351,7 +4324,7 @@
     </w:p>
     <w:p>
       <w:pPr>
-        <w:pStyle w:val="29"/>
+        <w:pStyle w:val="a1"/>
         <w:keepNext w:val="0"/>
         <w:keepLines w:val="0"/>
         <w:pageBreakBefore w:val="0"/>
@@ -4380,7 +4353,7 @@
     </w:p>
     <w:p>
       <w:pPr>
-        <w:pStyle w:val="29"/>
+        <w:pStyle w:val="a1"/>
         <w:keepNext w:val="0"/>
         <w:keepLines w:val="0"/>
         <w:pageBreakBefore w:val="0"/>
@@ -4409,7 +4382,7 @@
     </w:p>
     <w:p>
       <w:pPr>
-        <w:pStyle w:val="29"/>
+        <w:pStyle w:val="a1"/>
         <w:keepNext w:val="0"/>
         <w:keepLines w:val="0"/>
         <w:pageBreakBefore w:val="0"/>
@@ -4438,7 +4411,7 @@
     </w:p>
     <w:p>
       <w:pPr>
-        <w:pStyle w:val="29"/>
+        <w:pStyle w:val="a1"/>
         <w:keepNext w:val="0"/>
         <w:keepLines w:val="0"/>
         <w:pageBreakBefore w:val="0"/>
@@ -4469,7 +4442,7 @@
           <w:rFonts w:hint="eastAsia"/>
           <w:lang w:val="en-US" w:eastAsia="zh-CN"/>
         </w:rPr>
-        <w:t>运维部部长</w:t>
+        <w:t>运维部经理</w:t>
       </w:r>
       <w:r>
         <w:rPr>
@@ -4481,7 +4454,7 @@
     </w:p>
     <w:p>
       <w:pPr>
-        <w:pStyle w:val="28"/>
+        <w:pStyle w:val="1"/>
         <w:keepNext w:val="0"/>
         <w:keepLines w:val="0"/>
         <w:pageBreakBefore w:val="0"/>
@@ -4512,7 +4485,7 @@
     </w:p>
     <w:p>
       <w:pPr>
-        <w:pStyle w:val="29"/>
+        <w:pStyle w:val="a1"/>
         <w:keepNext w:val="0"/>
         <w:keepLines w:val="0"/>
         <w:pageBreakBefore w:val="0"/>
@@ -4529,7 +4502,7 @@
         <w:bidi w:val="0"/>
         <w:adjustRightInd w:val="0"/>
         <w:snapToGrid w:val="0"/>
-        <w:ind w:left="425" w:leftChars="0" w:hanging="425" w:firstLineChars="0"/>
+        <w:ind w:left="425" w:hanging="425" w:leftChars="0" w:firstLineChars="0"/>
         <w:textAlignment w:val="baseline"/>
         <w:rPr>
           <w:rFonts w:hint="eastAsia"/>
@@ -4546,7 +4519,7 @@
     </w:p>
     <w:p>
       <w:pPr>
-        <w:pStyle w:val="29"/>
+        <w:pStyle w:val="a1"/>
         <w:keepNext w:val="0"/>
         <w:keepLines w:val="0"/>
         <w:pageBreakBefore w:val="0"/>
@@ -4563,7 +4536,7 @@
         <w:bidi w:val="0"/>
         <w:adjustRightInd w:val="0"/>
         <w:snapToGrid w:val="0"/>
-        <w:ind w:left="425" w:leftChars="0" w:hanging="425" w:firstLineChars="0"/>
+        <w:ind w:left="425" w:hanging="425" w:leftChars="0" w:firstLineChars="0"/>
         <w:textAlignment w:val="baseline"/>
         <w:rPr>
           <w:rFonts w:hint="eastAsia"/>
@@ -4580,7 +4553,7 @@
     </w:p>
     <w:p>
       <w:pPr>
-        <w:pStyle w:val="29"/>
+        <w:pStyle w:val="a1"/>
         <w:keepNext w:val="0"/>
         <w:keepLines w:val="0"/>
         <w:pageBreakBefore w:val="0"/>
@@ -4597,7 +4570,7 @@
         <w:bidi w:val="0"/>
         <w:adjustRightInd w:val="0"/>
         <w:snapToGrid w:val="0"/>
-        <w:ind w:left="425" w:leftChars="0" w:hanging="425" w:firstLineChars="0"/>
+        <w:ind w:left="425" w:hanging="425" w:leftChars="0" w:firstLineChars="0"/>
         <w:textAlignment w:val="baseline"/>
         <w:rPr>
           <w:rFonts w:hint="eastAsia"/>
@@ -4614,7 +4587,7 @@
     </w:p>
     <w:p>
       <w:pPr>
-        <w:pStyle w:val="29"/>
+        <w:pStyle w:val="a1"/>
         <w:keepNext w:val="0"/>
         <w:keepLines w:val="0"/>
         <w:pageBreakBefore w:val="0"/>
@@ -4631,7 +4604,7 @@
         <w:bidi w:val="0"/>
         <w:adjustRightInd w:val="0"/>
         <w:snapToGrid w:val="0"/>
-        <w:ind w:left="425" w:leftChars="0" w:hanging="425" w:firstLineChars="0"/>
+        <w:ind w:left="425" w:hanging="425" w:leftChars="0" w:firstLineChars="0"/>
         <w:textAlignment w:val="baseline"/>
         <w:rPr>
           <w:rFonts w:hint="eastAsia"/>
@@ -4648,7 +4621,7 @@
     </w:p>
     <w:p>
       <w:pPr>
-        <w:pStyle w:val="28"/>
+        <w:pStyle w:val="1"/>
         <w:keepNext w:val="0"/>
         <w:keepLines w:val="0"/>
         <w:pageBreakBefore w:val="0"/>
@@ -4675,7 +4648,7 @@
     </w:p>
     <w:p>
       <w:pPr>
-        <w:pStyle w:val="30"/>
+        <w:pStyle w:val="2"/>
         <w:keepNext w:val="0"/>
         <w:keepLines w:val="0"/>
         <w:pageBreakBefore w:val="0"/>
@@ -4704,7 +4677,7 @@
     </w:p>
     <w:p>
       <w:pPr>
-        <w:pStyle w:val="29"/>
+        <w:pStyle w:val="a1"/>
         <w:keepNext w:val="0"/>
         <w:keepLines w:val="0"/>
         <w:pageBreakBefore w:val="0"/>
@@ -4731,7 +4704,7 @@
     </w:p>
     <w:p>
       <w:pPr>
-        <w:pStyle w:val="30"/>
+        <w:pStyle w:val="2"/>
         <w:keepNext w:val="0"/>
         <w:keepLines w:val="0"/>
         <w:pageBreakBefore w:val="0"/>
@@ -4760,7 +4733,7 @@
     </w:p>
     <w:p>
       <w:pPr>
-        <w:pStyle w:val="29"/>
+        <w:pStyle w:val="a1"/>
         <w:keepNext w:val="0"/>
         <w:keepLines w:val="0"/>
         <w:pageBreakBefore w:val="0"/>
@@ -4787,7 +4760,7 @@
     </w:p>
     <w:p>
       <w:pPr>
-        <w:pStyle w:val="30"/>
+        <w:pStyle w:val="2"/>
         <w:keepNext w:val="0"/>
         <w:keepLines w:val="0"/>
         <w:pageBreakBefore w:val="0"/>
@@ -4816,7 +4789,7 @@
     </w:p>
     <w:p>
       <w:pPr>
-        <w:pStyle w:val="29"/>
+        <w:pStyle w:val="a1"/>
         <w:keepNext w:val="0"/>
         <w:keepLines w:val="0"/>
         <w:pageBreakBefore w:val="0"/>
@@ -4840,7 +4813,7 @@
     </w:p>
     <w:p>
       <w:pPr>
-        <w:pStyle w:val="28"/>
+        <w:pStyle w:val="1"/>
         <w:keepNext w:val="0"/>
         <w:keepLines w:val="0"/>
         <w:pageBreakBefore w:val="0"/>
@@ -4871,7 +4844,7 @@
     </w:p>
     <w:p>
       <w:pPr>
-        <w:pStyle w:val="30"/>
+        <w:pStyle w:val="2"/>
         <w:keepNext w:val="0"/>
         <w:keepLines w:val="0"/>
         <w:pageBreakBefore w:val="0"/>
@@ -4902,7 +4875,7 @@
     </w:p>
     <w:p>
       <w:pPr>
-        <w:pStyle w:val="29"/>
+        <w:pStyle w:val="a1"/>
         <w:keepNext w:val="0"/>
         <w:keepLines w:val="0"/>
         <w:pageBreakBefore w:val="0"/>
@@ -4938,7 +4911,7 @@
     </w:p>
     <w:p>
       <w:pPr>
-        <w:pStyle w:val="29"/>
+        <w:pStyle w:val="a1"/>
         <w:keepNext w:val="0"/>
         <w:keepLines w:val="0"/>
         <w:pageBreakBefore w:val="0"/>
@@ -4951,7 +4924,7 @@
         <w:bidi w:val="0"/>
         <w:adjustRightInd w:val="0"/>
         <w:snapToGrid w:val="0"/>
-        <w:ind w:left="0" w:leftChars="0" w:right="0" w:rightChars="0" w:firstLine="0" w:firstLineChars="0"/>
+        <w:ind w:left="0" w:right="0" w:firstLine="0" w:leftChars="0" w:rightChars="0" w:firstLineChars="0"/>
         <w:jc w:val="center"/>
         <w:textAlignment w:val="baseline"/>
         <w:rPr>
@@ -4959,8 +4932,8 @@
           <w:lang w:val="en-US" w:eastAsia="zh-CN"/>
         </w:rPr>
       </w:pPr>
-      <w:bookmarkStart w:id="36" w:name="_GoBack"/>
-      <w:bookmarkEnd w:id="36"/>
+      <w:bookmarkStart w:id="16" w:name="_GoBack"/>
+      <w:bookmarkEnd w:id="16"/>
       <w:r>
         <w:rPr>
           <w:rFonts w:hint="eastAsia"/>
@@ -5055,18 +5028,17 @@
     </w:p>
     <w:tbl>
       <w:tblPr>
-        <w:tblStyle w:val="21"/>
+        <w:tblStyle w:val="TableGrid"/>
         <w:tblW w:w="0" w:type="auto"/>
         <w:tblInd w:w="0" w:type="dxa"/>
         <w:tblBorders>
-          <w:top w:val="single" w:color="auto" w:sz="4" w:space="0"/>
-          <w:left w:val="single" w:color="auto" w:sz="4" w:space="0"/>
-          <w:bottom w:val="single" w:color="auto" w:sz="4" w:space="0"/>
-          <w:right w:val="single" w:color="auto" w:sz="4" w:space="0"/>
-          <w:insideH w:val="single" w:color="auto" w:sz="4" w:space="0"/>
-          <w:insideV w:val="single" w:color="auto" w:sz="4" w:space="0"/>
+          <w:top w:val="single" w:sz="4" w:space="0" w:color="auto"/>
+          <w:left w:val="single" w:sz="4" w:space="0" w:color="auto"/>
+          <w:bottom w:val="single" w:sz="4" w:space="0" w:color="auto"/>
+          <w:right w:val="single" w:sz="4" w:space="0" w:color="auto"/>
+          <w:insideH w:val="single" w:sz="4" w:space="0" w:color="auto"/>
+          <w:insideV w:val="single" w:sz="4" w:space="0" w:color="auto"/>
         </w:tblBorders>
-        <w:tblLayout w:type="autofit"/>
         <w:tblCellMar>
           <w:top w:w="0" w:type="dxa"/>
           <w:left w:w="108" w:type="dxa"/>
@@ -5081,13 +5053,15 @@
       </w:tblGrid>
       <w:tr>
         <w:tblPrEx>
+          <w:tblW w:w="0" w:type="auto"/>
+          <w:tblInd w:w="0" w:type="dxa"/>
           <w:tblBorders>
-            <w:top w:val="single" w:color="auto" w:sz="4" w:space="0"/>
-            <w:left w:val="single" w:color="auto" w:sz="4" w:space="0"/>
-            <w:bottom w:val="single" w:color="auto" w:sz="4" w:space="0"/>
-            <w:right w:val="single" w:color="auto" w:sz="4" w:space="0"/>
-            <w:insideH w:val="single" w:color="auto" w:sz="4" w:space="0"/>
-            <w:insideV w:val="single" w:color="auto" w:sz="4" w:space="0"/>
+            <w:top w:val="single" w:sz="4" w:space="0" w:color="auto"/>
+            <w:left w:val="single" w:sz="4" w:space="0" w:color="auto"/>
+            <w:bottom w:val="single" w:sz="4" w:space="0" w:color="auto"/>
+            <w:right w:val="single" w:sz="4" w:space="0" w:color="auto"/>
+            <w:insideH w:val="single" w:sz="4" w:space="0" w:color="auto"/>
+            <w:insideV w:val="single" w:sz="4" w:space="0" w:color="auto"/>
           </w:tblBorders>
           <w:tblCellMar>
             <w:top w:w="0" w:type="dxa"/>
@@ -5102,7 +5076,7 @@
           </w:tcPr>
           <w:p>
             <w:pPr>
-              <w:pStyle w:val="29"/>
+              <w:pStyle w:val="a1"/>
               <w:keepNext w:val="0"/>
               <w:keepLines w:val="0"/>
               <w:pageBreakBefore w:val="0"/>
@@ -5115,7 +5089,7 @@
               <w:bidi w:val="0"/>
               <w:adjustRightInd w:val="0"/>
               <w:snapToGrid w:val="0"/>
-              <w:ind w:left="0" w:leftChars="0" w:right="0" w:rightChars="0" w:firstLine="0" w:firstLineChars="0"/>
+              <w:ind w:left="0" w:right="0" w:firstLine="0" w:leftChars="0" w:rightChars="0" w:firstLineChars="0"/>
               <w:jc w:val="center"/>
               <w:textAlignment w:val="baseline"/>
               <w:rPr>
@@ -5140,7 +5114,7 @@
           </w:tcPr>
           <w:p>
             <w:pPr>
-              <w:pStyle w:val="29"/>
+              <w:pStyle w:val="a1"/>
               <w:keepNext w:val="0"/>
               <w:keepLines w:val="0"/>
               <w:pageBreakBefore w:val="0"/>
@@ -5153,7 +5127,7 @@
               <w:bidi w:val="0"/>
               <w:adjustRightInd w:val="0"/>
               <w:snapToGrid w:val="0"/>
-              <w:ind w:left="0" w:leftChars="0" w:right="0" w:rightChars="0" w:firstLine="0" w:firstLineChars="0"/>
+              <w:ind w:left="0" w:right="0" w:firstLine="0" w:leftChars="0" w:rightChars="0" w:firstLineChars="0"/>
               <w:jc w:val="center"/>
               <w:textAlignment w:val="baseline"/>
               <w:rPr>
@@ -5178,7 +5152,7 @@
           </w:tcPr>
           <w:p>
             <w:pPr>
-              <w:pStyle w:val="29"/>
+              <w:pStyle w:val="a1"/>
               <w:keepNext w:val="0"/>
               <w:keepLines w:val="0"/>
               <w:pageBreakBefore w:val="0"/>
@@ -5191,7 +5165,7 @@
               <w:bidi w:val="0"/>
               <w:adjustRightInd w:val="0"/>
               <w:snapToGrid w:val="0"/>
-              <w:ind w:left="0" w:leftChars="0" w:right="0" w:rightChars="0" w:firstLine="0" w:firstLineChars="0"/>
+              <w:ind w:left="0" w:right="0" w:firstLine="0" w:leftChars="0" w:rightChars="0" w:firstLineChars="0"/>
               <w:jc w:val="center"/>
               <w:textAlignment w:val="baseline"/>
               <w:rPr>
@@ -5213,14 +5187,8 @@
       </w:tr>
       <w:tr>
         <w:tblPrEx>
-          <w:tblBorders>
-            <w:top w:val="single" w:color="auto" w:sz="4" w:space="0"/>
-            <w:left w:val="single" w:color="auto" w:sz="4" w:space="0"/>
-            <w:bottom w:val="single" w:color="auto" w:sz="4" w:space="0"/>
-            <w:right w:val="single" w:color="auto" w:sz="4" w:space="0"/>
-            <w:insideH w:val="single" w:color="auto" w:sz="4" w:space="0"/>
-            <w:insideV w:val="single" w:color="auto" w:sz="4" w:space="0"/>
-          </w:tblBorders>
+          <w:tblW w:w="0" w:type="auto"/>
+          <w:tblInd w:w="0" w:type="dxa"/>
           <w:tblCellMar>
             <w:top w:w="0" w:type="dxa"/>
             <w:left w:w="108" w:type="dxa"/>
@@ -5234,7 +5202,7 @@
           </w:tcPr>
           <w:p>
             <w:pPr>
-              <w:pStyle w:val="29"/>
+              <w:pStyle w:val="a1"/>
               <w:keepNext w:val="0"/>
               <w:keepLines w:val="0"/>
               <w:pageBreakBefore w:val="0"/>
@@ -5247,7 +5215,7 @@
               <w:bidi w:val="0"/>
               <w:adjustRightInd w:val="0"/>
               <w:snapToGrid w:val="0"/>
-              <w:ind w:left="0" w:leftChars="0" w:right="0" w:rightChars="0" w:firstLine="0" w:firstLineChars="0"/>
+              <w:ind w:left="0" w:right="0" w:firstLine="0" w:leftChars="0" w:rightChars="0" w:firstLineChars="0"/>
               <w:jc w:val="center"/>
               <w:textAlignment w:val="baseline"/>
               <w:rPr>
@@ -5273,19 +5241,18 @@
           </w:tcPr>
           <w:tbl>
             <w:tblPr>
-              <w:tblStyle w:val="20"/>
+              <w:tblStyle w:val="TableNormal"/>
               <w:tblW w:w="0" w:type="auto"/>
               <w:tblInd w:w="-192" w:type="dxa"/>
               <w:tblBorders>
-                <w:top w:val="none" w:color="auto" w:sz="0" w:space="0"/>
-                <w:left w:val="none" w:color="auto" w:sz="0" w:space="0"/>
-                <w:bottom w:val="none" w:color="auto" w:sz="0" w:space="0"/>
-                <w:right w:val="none" w:color="auto" w:sz="0" w:space="0"/>
-                <w:insideH w:val="none" w:color="auto" w:sz="0" w:space="0"/>
-                <w:insideV w:val="none" w:color="auto" w:sz="0" w:space="0"/>
+                <w:top w:val="nil"/>
+                <w:left w:val="nil"/>
+                <w:bottom w:val="nil"/>
+                <w:right w:val="nil"/>
+                <w:insideH w:val="nil"/>
+                <w:insideV w:val="nil"/>
               </w:tblBorders>
               <w:shd w:val="clear" w:color="auto" w:fill="FFFFFF"/>
-              <w:tblLayout w:type="autofit"/>
               <w:tblCellMar>
                 <w:top w:w="15" w:type="dxa"/>
                 <w:left w:w="15" w:type="dxa"/>
@@ -5298,13 +5265,15 @@
             </w:tblGrid>
             <w:tr>
               <w:tblPrEx>
+                <w:tblW w:w="0" w:type="auto"/>
+                <w:tblInd w:w="-192" w:type="dxa"/>
                 <w:tblBorders>
-                  <w:top w:val="none" w:color="auto" w:sz="0" w:space="0"/>
-                  <w:left w:val="none" w:color="auto" w:sz="0" w:space="0"/>
-                  <w:bottom w:val="none" w:color="auto" w:sz="0" w:space="0"/>
-                  <w:right w:val="none" w:color="auto" w:sz="0" w:space="0"/>
-                  <w:insideH w:val="none" w:color="auto" w:sz="0" w:space="0"/>
-                  <w:insideV w:val="none" w:color="auto" w:sz="0" w:space="0"/>
+                  <w:top w:val="nil"/>
+                  <w:left w:val="nil"/>
+                  <w:bottom w:val="nil"/>
+                  <w:right w:val="nil"/>
+                  <w:insideH w:val="nil"/>
+                  <w:insideV w:val="nil"/>
                 </w:tblBorders>
                 <w:shd w:val="clear" w:color="auto" w:fill="FFFFFF"/>
                 <w:tblCellMar>
@@ -5328,7 +5297,7 @@
                 </w:tcPr>
                 <w:p>
                   <w:pPr>
-                    <w:pStyle w:val="29"/>
+                    <w:pStyle w:val="a1"/>
                     <w:keepNext w:val="0"/>
                     <w:keepLines w:val="0"/>
                     <w:pageBreakBefore w:val="0"/>
@@ -5341,11 +5310,11 @@
                     <w:bidi w:val="0"/>
                     <w:adjustRightInd w:val="0"/>
                     <w:snapToGrid w:val="0"/>
-                    <w:ind w:left="0" w:leftChars="0" w:right="0" w:rightChars="0" w:firstLine="0" w:firstLineChars="0"/>
+                    <w:ind w:left="0" w:right="0" w:firstLine="0" w:leftChars="0" w:rightChars="0" w:firstLineChars="0"/>
                     <w:jc w:val="center"/>
                     <w:textAlignment w:val="baseline"/>
                     <w:rPr>
-                      <w:rFonts w:ascii="Segoe UI" w:hAnsi="Segoe UI" w:eastAsia="Segoe UI" w:cs="Segoe UI"/>
+                      <w:rFonts w:ascii="Segoe UI" w:eastAsia="Segoe UI" w:hAnsi="Segoe UI" w:cs="Segoe UI"/>
                       <w:i w:val="0"/>
                       <w:iCs w:val="0"/>
                       <w:caps w:val="0"/>
@@ -5369,7 +5338,7 @@
           </w:tbl>
           <w:p>
             <w:pPr>
-              <w:pStyle w:val="29"/>
+              <w:pStyle w:val="a1"/>
               <w:keepNext w:val="0"/>
               <w:keepLines w:val="0"/>
               <w:pageBreakBefore w:val="0"/>
@@ -5399,7 +5368,7 @@
           </w:tcPr>
           <w:p>
             <w:pPr>
-              <w:pStyle w:val="29"/>
+              <w:pStyle w:val="a1"/>
               <w:keepNext w:val="0"/>
               <w:keepLines w:val="0"/>
               <w:pageBreakBefore w:val="0"/>
@@ -5427,21 +5396,15 @@
                 <w:vertAlign w:val="baseline"/>
                 <w:lang w:val="en-US" w:eastAsia="zh-CN"/>
               </w:rPr>
-              <w:t>运维部部长</w:t>
+              <w:t>运维部经理</w:t>
             </w:r>
           </w:p>
         </w:tc>
       </w:tr>
       <w:tr>
         <w:tblPrEx>
-          <w:tblBorders>
-            <w:top w:val="single" w:color="auto" w:sz="4" w:space="0"/>
-            <w:left w:val="single" w:color="auto" w:sz="4" w:space="0"/>
-            <w:bottom w:val="single" w:color="auto" w:sz="4" w:space="0"/>
-            <w:right w:val="single" w:color="auto" w:sz="4" w:space="0"/>
-            <w:insideH w:val="single" w:color="auto" w:sz="4" w:space="0"/>
-            <w:insideV w:val="single" w:color="auto" w:sz="4" w:space="0"/>
-          </w:tblBorders>
+          <w:tblW w:w="0" w:type="auto"/>
+          <w:tblInd w:w="0" w:type="dxa"/>
           <w:tblCellMar>
             <w:top w:w="0" w:type="dxa"/>
             <w:left w:w="108" w:type="dxa"/>
@@ -5456,7 +5419,7 @@
           </w:tcPr>
           <w:p>
             <w:pPr>
-              <w:pStyle w:val="29"/>
+              <w:pStyle w:val="a1"/>
               <w:keepNext w:val="0"/>
               <w:keepLines w:val="0"/>
               <w:pageBreakBefore w:val="0"/>
@@ -5469,7 +5432,7 @@
               <w:bidi w:val="0"/>
               <w:adjustRightInd w:val="0"/>
               <w:snapToGrid w:val="0"/>
-              <w:ind w:left="0" w:leftChars="0" w:right="0" w:rightChars="0" w:firstLine="0" w:firstLineChars="0"/>
+              <w:ind w:left="0" w:right="0" w:firstLine="0" w:leftChars="0" w:rightChars="0" w:firstLineChars="0"/>
               <w:jc w:val="center"/>
               <w:textAlignment w:val="baseline"/>
               <w:rPr>
@@ -5495,7 +5458,7 @@
           </w:tcPr>
           <w:p>
             <w:pPr>
-              <w:pStyle w:val="29"/>
+              <w:pStyle w:val="a1"/>
               <w:keepNext w:val="0"/>
               <w:keepLines w:val="0"/>
               <w:pageBreakBefore w:val="0"/>
@@ -5508,7 +5471,7 @@
               <w:bidi w:val="0"/>
               <w:adjustRightInd w:val="0"/>
               <w:snapToGrid w:val="0"/>
-              <w:ind w:left="0" w:leftChars="0" w:right="0" w:rightChars="0" w:firstLine="0" w:firstLineChars="0"/>
+              <w:ind w:left="0" w:right="0" w:firstLine="0" w:leftChars="0" w:rightChars="0" w:firstLineChars="0"/>
               <w:jc w:val="center"/>
               <w:textAlignment w:val="baseline"/>
               <w:rPr>
@@ -5533,7 +5496,7 @@
           </w:tcPr>
           <w:p>
             <w:pPr>
-              <w:pStyle w:val="29"/>
+              <w:pStyle w:val="a1"/>
               <w:keepNext w:val="0"/>
               <w:keepLines w:val="0"/>
               <w:pageBreakBefore w:val="0"/>
@@ -5546,7 +5509,7 @@
               <w:bidi w:val="0"/>
               <w:adjustRightInd w:val="0"/>
               <w:snapToGrid w:val="0"/>
-              <w:ind w:left="0" w:leftChars="0" w:right="0" w:rightChars="0" w:firstLine="0" w:firstLineChars="0"/>
+              <w:ind w:left="0" w:right="0" w:firstLine="0" w:leftChars="0" w:rightChars="0" w:firstLineChars="0"/>
               <w:jc w:val="center"/>
               <w:textAlignment w:val="baseline"/>
               <w:rPr>
@@ -5561,20 +5524,618 @@
                 <w:vertAlign w:val="baseline"/>
                 <w:lang w:val="en-US" w:eastAsia="zh-CN"/>
               </w:rPr>
-              <w:t>运维部部长</w:t>
+              <w:t>运维部经理</w:t>
             </w:r>
           </w:p>
         </w:tc>
       </w:tr>
       <w:tr>
         <w:tblPrEx>
+          <w:tblW w:w="0" w:type="auto"/>
+          <w:tblInd w:w="0" w:type="dxa"/>
+          <w:tblCellMar>
+            <w:top w:w="0" w:type="dxa"/>
+            <w:left w:w="108" w:type="dxa"/>
+            <w:bottom w:w="0" w:type="dxa"/>
+            <w:right w:w="108" w:type="dxa"/>
+          </w:tblCellMar>
+        </w:tblPrEx>
+        <w:tc>
+          <w:tcPr>
+            <w:tcW w:w="2840" w:type="dxa"/>
+          </w:tcPr>
+          <w:p>
+            <w:pPr>
+              <w:pStyle w:val="a1"/>
+              <w:keepNext w:val="0"/>
+              <w:keepLines w:val="0"/>
+              <w:pageBreakBefore w:val="0"/>
+              <w:widowControl w:val="0"/>
+              <w:kinsoku w:val="0"/>
+              <w:wordWrap/>
+              <w:overflowPunct/>
+              <w:autoSpaceDE w:val="0"/>
+              <w:autoSpaceDN w:val="0"/>
+              <w:bidi w:val="0"/>
+              <w:adjustRightInd w:val="0"/>
+              <w:snapToGrid w:val="0"/>
+              <w:ind w:left="0" w:right="0" w:firstLine="0" w:leftChars="0" w:rightChars="0" w:firstLineChars="0"/>
+              <w:jc w:val="center"/>
+              <w:textAlignment w:val="baseline"/>
+              <w:rPr>
+                <w:rFonts w:hint="default"/>
+                <w:vertAlign w:val="baseline"/>
+                <w:lang w:val="en-US" w:eastAsia="zh-CN"/>
+              </w:rPr>
+            </w:pPr>
+            <w:r>
+              <w:rPr>
+                <w:rFonts w:hint="eastAsia"/>
+                <w:vertAlign w:val="baseline"/>
+                <w:lang w:val="en-US" w:eastAsia="zh-CN"/>
+              </w:rPr>
+              <w:t>一般发布</w:t>
+            </w:r>
+          </w:p>
+        </w:tc>
+        <w:tc>
+          <w:tcPr>
+            <w:tcW w:w="2841" w:type="dxa"/>
+            <w:shd w:val="clear" w:color="auto" w:fill="auto"/>
+          </w:tcPr>
+          <w:p>
+            <w:pPr>
+              <w:pStyle w:val="a1"/>
+              <w:keepNext w:val="0"/>
+              <w:keepLines w:val="0"/>
+              <w:pageBreakBefore w:val="0"/>
+              <w:widowControl w:val="0"/>
+              <w:kinsoku w:val="0"/>
+              <w:wordWrap/>
+              <w:overflowPunct/>
+              <w:autoSpaceDE w:val="0"/>
+              <w:autoSpaceDN w:val="0"/>
+              <w:bidi w:val="0"/>
+              <w:adjustRightInd w:val="0"/>
+              <w:snapToGrid w:val="0"/>
+              <w:ind w:left="0" w:right="0" w:firstLine="0" w:leftChars="0" w:rightChars="0" w:firstLineChars="0"/>
+              <w:jc w:val="center"/>
+              <w:textAlignment w:val="baseline"/>
+              <w:rPr>
+                <w:rFonts w:hint="default"/>
+                <w:vertAlign w:val="baseline"/>
+                <w:lang w:val="en-US" w:eastAsia="zh-CN"/>
+              </w:rPr>
+            </w:pPr>
+            <w:r>
+              <w:rPr>
+                <w:rFonts w:hint="default"/>
+                <w:vertAlign w:val="baseline"/>
+                <w:lang w:val="en-US" w:eastAsia="zh-CN"/>
+              </w:rPr>
+              <w:t>影响范围小，不涉及核心功能，回退容易，实施简单，对业务影响有限。</w:t>
+            </w:r>
+          </w:p>
+        </w:tc>
+        <w:tc>
+          <w:tcPr>
+            <w:tcW w:w="2841" w:type="dxa"/>
+          </w:tcPr>
+          <w:p>
+            <w:pPr>
+              <w:pStyle w:val="a1"/>
+              <w:keepNext w:val="0"/>
+              <w:keepLines w:val="0"/>
+              <w:pageBreakBefore w:val="0"/>
+              <w:widowControl w:val="0"/>
+              <w:kinsoku w:val="0"/>
+              <w:wordWrap/>
+              <w:overflowPunct/>
+              <w:autoSpaceDE w:val="0"/>
+              <w:autoSpaceDN w:val="0"/>
+              <w:bidi w:val="0"/>
+              <w:adjustRightInd w:val="0"/>
+              <w:snapToGrid w:val="0"/>
+              <w:ind w:left="0" w:right="0" w:firstLine="0" w:leftChars="0" w:rightChars="0" w:firstLineChars="0"/>
+              <w:jc w:val="center"/>
+              <w:textAlignment w:val="baseline"/>
+              <w:rPr>
+                <w:rFonts w:hint="default"/>
+                <w:vertAlign w:val="baseline"/>
+                <w:lang w:val="en-US" w:eastAsia="zh-CN"/>
+              </w:rPr>
+            </w:pPr>
+            <w:r>
+              <w:rPr>
+                <w:rFonts w:hint="eastAsia"/>
+                <w:vertAlign w:val="baseline"/>
+                <w:lang w:val="en-US" w:eastAsia="zh-CN"/>
+              </w:rPr>
+              <w:t>运维工程师</w:t>
+            </w:r>
+          </w:p>
+        </w:tc>
+      </w:tr>
+    </w:tbl>
+    <w:p>
+      <w:pPr>
+        <w:pStyle w:val="2"/>
+        <w:keepNext w:val="0"/>
+        <w:keepLines w:val="0"/>
+        <w:pageBreakBefore w:val="0"/>
+        <w:widowControl w:val="0"/>
+        <w:kinsoku w:val="0"/>
+        <w:wordWrap/>
+        <w:overflowPunct/>
+        <w:autoSpaceDE w:val="0"/>
+        <w:autoSpaceDN w:val="0"/>
+        <w:bidi w:val="0"/>
+        <w:adjustRightInd w:val="0"/>
+        <w:snapToGrid w:val="0"/>
+        <w:textAlignment w:val="baseline"/>
+        <w:rPr>
+          <w:rFonts w:hint="eastAsia"/>
+        </w:rPr>
+      </w:pPr>
+      <w:bookmarkStart w:id="17" w:name="_Toc11665"/>
+      <w:r>
+        <w:rPr>
+          <w:rFonts w:hint="eastAsia"/>
+        </w:rPr>
+        <w:t>发布管理全流程控制</w:t>
+      </w:r>
+      <w:bookmarkEnd w:id="17"/>
+    </w:p>
+    <w:p>
+      <w:pPr>
+        <w:pStyle w:val="3"/>
+        <w:keepNext w:val="0"/>
+        <w:keepLines w:val="0"/>
+        <w:pageBreakBefore w:val="0"/>
+        <w:widowControl w:val="0"/>
+        <w:kinsoku w:val="0"/>
+        <w:wordWrap/>
+        <w:overflowPunct/>
+        <w:autoSpaceDE w:val="0"/>
+        <w:autoSpaceDN w:val="0"/>
+        <w:bidi w:val="0"/>
+        <w:adjustRightInd w:val="0"/>
+        <w:snapToGrid w:val="0"/>
+        <w:textAlignment w:val="baseline"/>
+        <w:rPr>
+          <w:rFonts w:hint="eastAsia"/>
+        </w:rPr>
+      </w:pPr>
+      <w:bookmarkStart w:id="18" w:name="_Toc13812"/>
+      <w:r>
+        <w:rPr>
+          <w:rFonts w:hint="eastAsia"/>
+        </w:rPr>
+        <w:t>发布受理与评估</w:t>
+      </w:r>
+      <w:bookmarkEnd w:id="18"/>
+    </w:p>
+    <w:p>
+      <w:pPr>
+        <w:pStyle w:val="a1"/>
+        <w:keepNext w:val="0"/>
+        <w:keepLines w:val="0"/>
+        <w:pageBreakBefore w:val="0"/>
+        <w:widowControl w:val="0"/>
+        <w:kinsoku w:val="0"/>
+        <w:wordWrap/>
+        <w:overflowPunct/>
+        <w:autoSpaceDE w:val="0"/>
+        <w:autoSpaceDN w:val="0"/>
+        <w:bidi w:val="0"/>
+        <w:adjustRightInd w:val="0"/>
+        <w:snapToGrid w:val="0"/>
+        <w:textAlignment w:val="baseline"/>
+        <w:rPr>
+          <w:rFonts w:hint="eastAsia"/>
+        </w:rPr>
+      </w:pPr>
+      <w:r>
+        <w:rPr>
+          <w:rFonts w:hint="eastAsia"/>
+        </w:rPr>
+        <w:t>建立标准化的发布受理机制：</w:t>
+      </w:r>
+    </w:p>
+    <w:p>
+      <w:pPr>
+        <w:pStyle w:val="a1"/>
+        <w:keepNext w:val="0"/>
+        <w:keepLines w:val="0"/>
+        <w:pageBreakBefore w:val="0"/>
+        <w:widowControl w:val="0"/>
+        <w:kinsoku w:val="0"/>
+        <w:wordWrap/>
+        <w:overflowPunct/>
+        <w:autoSpaceDE w:val="0"/>
+        <w:autoSpaceDN w:val="0"/>
+        <w:bidi w:val="0"/>
+        <w:adjustRightInd w:val="0"/>
+        <w:snapToGrid w:val="0"/>
+        <w:textAlignment w:val="baseline"/>
+        <w:rPr>
+          <w:rFonts w:hint="eastAsia"/>
+        </w:rPr>
+      </w:pPr>
+      <w:r>
+        <w:rPr>
+          <w:rFonts w:hint="eastAsia"/>
+        </w:rPr>
+        <w:t>受理条件：仅接受经变更管理流程正式批准的发布请求</w:t>
+      </w:r>
+    </w:p>
+    <w:p>
+      <w:pPr>
+        <w:pStyle w:val="a1"/>
+        <w:keepNext w:val="0"/>
+        <w:keepLines w:val="0"/>
+        <w:pageBreakBefore w:val="0"/>
+        <w:widowControl w:val="0"/>
+        <w:kinsoku w:val="0"/>
+        <w:wordWrap/>
+        <w:overflowPunct/>
+        <w:autoSpaceDE w:val="0"/>
+        <w:autoSpaceDN w:val="0"/>
+        <w:bidi w:val="0"/>
+        <w:adjustRightInd w:val="0"/>
+        <w:snapToGrid w:val="0"/>
+        <w:textAlignment w:val="baseline"/>
+        <w:rPr>
+          <w:rFonts w:hint="eastAsia"/>
+        </w:rPr>
+      </w:pPr>
+      <w:r>
+        <w:rPr>
+          <w:rFonts w:hint="eastAsia"/>
+        </w:rPr>
+        <w:t>关联性评估：分析多个变更之间的依赖关系，确定合并发布方案</w:t>
+      </w:r>
+    </w:p>
+    <w:p>
+      <w:pPr>
+        <w:pStyle w:val="a1"/>
+        <w:keepNext w:val="0"/>
+        <w:keepLines w:val="0"/>
+        <w:pageBreakBefore w:val="0"/>
+        <w:widowControl w:val="0"/>
+        <w:kinsoku w:val="0"/>
+        <w:wordWrap/>
+        <w:overflowPunct/>
+        <w:autoSpaceDE w:val="0"/>
+        <w:autoSpaceDN w:val="0"/>
+        <w:bidi w:val="0"/>
+        <w:adjustRightInd w:val="0"/>
+        <w:snapToGrid w:val="0"/>
+        <w:textAlignment w:val="baseline"/>
+        <w:rPr>
+          <w:rFonts w:hint="eastAsia"/>
+        </w:rPr>
+      </w:pPr>
+      <w:r>
+        <w:rPr>
+          <w:rFonts w:hint="eastAsia"/>
+        </w:rPr>
+        <w:t>资源评估：评估实施所需的技术资源、人力资源和时间资源</w:t>
+      </w:r>
+    </w:p>
+    <w:p>
+      <w:pPr>
+        <w:pStyle w:val="a1"/>
+        <w:keepNext w:val="0"/>
+        <w:keepLines w:val="0"/>
+        <w:pageBreakBefore w:val="0"/>
+        <w:widowControl w:val="0"/>
+        <w:kinsoku w:val="0"/>
+        <w:wordWrap/>
+        <w:overflowPunct/>
+        <w:autoSpaceDE w:val="0"/>
+        <w:autoSpaceDN w:val="0"/>
+        <w:bidi w:val="0"/>
+        <w:adjustRightInd w:val="0"/>
+        <w:snapToGrid w:val="0"/>
+        <w:textAlignment w:val="baseline"/>
+        <w:rPr>
+          <w:rFonts w:hint="eastAsia"/>
+        </w:rPr>
+      </w:pPr>
+      <w:r>
+        <w:rPr>
+          <w:rFonts w:hint="eastAsia"/>
+        </w:rPr>
+        <w:t>风险评估：识别发布过程中的技术风险、业务风险和管理风险</w:t>
+      </w:r>
+    </w:p>
+    <w:p>
+      <w:pPr>
+        <w:pStyle w:val="3"/>
+        <w:keepNext w:val="0"/>
+        <w:keepLines w:val="0"/>
+        <w:pageBreakBefore w:val="0"/>
+        <w:widowControl w:val="0"/>
+        <w:kinsoku w:val="0"/>
+        <w:wordWrap/>
+        <w:overflowPunct/>
+        <w:autoSpaceDE w:val="0"/>
+        <w:autoSpaceDN w:val="0"/>
+        <w:bidi w:val="0"/>
+        <w:adjustRightInd w:val="0"/>
+        <w:snapToGrid w:val="0"/>
+        <w:textAlignment w:val="baseline"/>
+        <w:rPr>
+          <w:rFonts w:hint="eastAsia"/>
+        </w:rPr>
+      </w:pPr>
+      <w:bookmarkStart w:id="19" w:name="_Toc23445"/>
+      <w:r>
+        <w:rPr>
+          <w:rFonts w:hint="eastAsia"/>
+        </w:rPr>
+        <w:t>发布计划制定</w:t>
+      </w:r>
+      <w:bookmarkEnd w:id="19"/>
+    </w:p>
+    <w:p>
+      <w:pPr>
+        <w:pStyle w:val="a1"/>
+        <w:keepNext w:val="0"/>
+        <w:keepLines w:val="0"/>
+        <w:pageBreakBefore w:val="0"/>
+        <w:widowControl w:val="0"/>
+        <w:kinsoku w:val="0"/>
+        <w:wordWrap/>
+        <w:overflowPunct/>
+        <w:autoSpaceDE w:val="0"/>
+        <w:autoSpaceDN w:val="0"/>
+        <w:bidi w:val="0"/>
+        <w:adjustRightInd w:val="0"/>
+        <w:snapToGrid w:val="0"/>
+        <w:textAlignment w:val="baseline"/>
+      </w:pPr>
+      <w:r>
+        <w:rPr>
+          <w:rFonts w:hint="eastAsia"/>
+        </w:rPr>
+        <w:t>制定详细的发布计划，包含以下核心内容：</w:t>
+      </w:r>
+    </w:p>
+    <w:p>
+      <w:pPr>
+        <w:pStyle w:val="a1"/>
+        <w:keepNext w:val="0"/>
+        <w:keepLines w:val="0"/>
+        <w:pageBreakBefore w:val="0"/>
+        <w:widowControl w:val="0"/>
+        <w:kinsoku w:val="0"/>
+        <w:wordWrap/>
+        <w:overflowPunct/>
+        <w:autoSpaceDE w:val="0"/>
+        <w:autoSpaceDN w:val="0"/>
+        <w:bidi w:val="0"/>
+        <w:adjustRightInd w:val="0"/>
+        <w:snapToGrid w:val="0"/>
+        <w:textAlignment w:val="baseline"/>
+        <w:rPr>
+          <w:rFonts w:hint="eastAsia"/>
+          <w:lang w:val="en-US" w:eastAsia="zh-CN"/>
+        </w:rPr>
+      </w:pPr>
+      <w:r>
+        <w:t>发布管理必须遵循以下标准化流程，确保发布活动的有序与可控：</w:t>
+      </w:r>
+      <w:r>
+        <w:rPr>
+          <w:rFonts w:hint="eastAsia"/>
+          <w:lang w:val="en-US" w:eastAsia="zh-CN"/>
+        </w:rPr>
+        <w:t>如表4-2所示</w:t>
+      </w:r>
+    </w:p>
+    <w:p>
+      <w:pPr>
+        <w:keepNext w:val="0"/>
+        <w:keepLines w:val="0"/>
+        <w:pageBreakBefore w:val="0"/>
+        <w:widowControl w:val="0"/>
+        <w:kinsoku w:val="0"/>
+        <w:wordWrap/>
+        <w:overflowPunct/>
+        <w:autoSpaceDE w:val="0"/>
+        <w:autoSpaceDN w:val="0"/>
+        <w:bidi w:val="0"/>
+        <w:adjustRightInd w:val="0"/>
+        <w:snapToGrid w:val="0"/>
+        <w:textAlignment w:val="baseline"/>
+        <w:rPr>
+          <w:rFonts w:hint="eastAsia"/>
+          <w:lang w:val="en-US" w:eastAsia="zh-CN"/>
+        </w:rPr>
+      </w:pPr>
+      <w:r>
+        <w:rPr>
+          <w:rFonts w:hint="eastAsia"/>
+          <w:lang w:val="en-US" w:eastAsia="zh-CN"/>
+        </w:rPr>
+        <w:br w:type="page"/>
+      </w:r>
+    </w:p>
+    <w:p>
+      <w:pPr>
+        <w:pStyle w:val="a1"/>
+        <w:keepNext w:val="0"/>
+        <w:keepLines w:val="0"/>
+        <w:pageBreakBefore w:val="0"/>
+        <w:widowControl w:val="0"/>
+        <w:kinsoku w:val="0"/>
+        <w:wordWrap/>
+        <w:overflowPunct/>
+        <w:autoSpaceDE w:val="0"/>
+        <w:autoSpaceDN w:val="0"/>
+        <w:bidi w:val="0"/>
+        <w:adjustRightInd w:val="0"/>
+        <w:snapToGrid w:val="0"/>
+        <w:textAlignment w:val="baseline"/>
+        <w:rPr>
+          <w:rFonts w:hint="default"/>
+          <w:lang w:val="en-US" w:eastAsia="zh-CN"/>
+        </w:rPr>
+      </w:pPr>
+    </w:p>
+    <w:p>
+      <w:pPr>
+        <w:pStyle w:val="a1"/>
+        <w:keepNext w:val="0"/>
+        <w:keepLines w:val="0"/>
+        <w:pageBreakBefore w:val="0"/>
+        <w:widowControl w:val="0"/>
+        <w:kinsoku w:val="0"/>
+        <w:wordWrap/>
+        <w:overflowPunct/>
+        <w:autoSpaceDE w:val="0"/>
+        <w:autoSpaceDN w:val="0"/>
+        <w:bidi w:val="0"/>
+        <w:adjustRightInd w:val="0"/>
+        <w:snapToGrid w:val="0"/>
+        <w:ind w:left="0" w:right="0" w:firstLine="0" w:leftChars="0" w:rightChars="0" w:firstLineChars="0"/>
+        <w:jc w:val="center"/>
+        <w:textAlignment w:val="baseline"/>
+        <w:rPr>
+          <w:rFonts w:hint="default"/>
+          <w:lang w:val="en-US" w:eastAsia="zh-CN"/>
+        </w:rPr>
+      </w:pPr>
+      <w:r>
+        <w:rPr>
+          <w:rFonts w:hint="eastAsia"/>
+          <w:lang w:val="en-US" w:eastAsia="zh-CN"/>
+        </w:rPr>
+        <w:t>表</w:t>
+      </w:r>
+      <w:r>
+        <w:rPr>
+          <w:rFonts w:hint="default"/>
+          <w:lang w:val="en-US" w:eastAsia="zh-CN"/>
+        </w:rPr>
+        <w:fldChar w:fldCharType="begin"/>
+      </w:r>
+      <w:r>
+        <w:rPr>
+          <w:rFonts w:hint="default"/>
+          <w:lang w:val="en-US" w:eastAsia="zh-CN"/>
+        </w:rPr>
+        <w:instrText xml:space="preserve">  STYLEREF "柴_标题1" \n \* Charformat </w:instrText>
+      </w:r>
+      <w:r>
+        <w:rPr>
+          <w:rFonts w:hint="default"/>
+          <w:lang w:val="en-US" w:eastAsia="zh-CN"/>
+        </w:rPr>
+        <w:fldChar w:fldCharType="separate"/>
+      </w:r>
+      <w:r>
+        <w:rPr>
+          <w:rFonts w:hint="default"/>
+          <w:lang w:val="en-US" w:eastAsia="zh-CN"/>
+        </w:rPr>
+        <w:t>4</w:t>
+      </w:r>
+      <w:r>
+        <w:rPr>
+          <w:rFonts w:hint="default"/>
+          <w:lang w:val="en-US" w:eastAsia="zh-CN"/>
+        </w:rPr>
+        <w:fldChar w:fldCharType="end"/>
+      </w:r>
+      <w:r>
+        <w:rPr>
+          <w:rFonts w:hint="eastAsia"/>
+          <w:lang w:val="en-US" w:eastAsia="zh-CN"/>
+        </w:rPr>
+        <w:t>-</w:t>
+      </w:r>
+      <w:r>
+        <w:rPr>
+          <w:rFonts w:hint="eastAsia"/>
+          <w:lang w:val="en-US" w:eastAsia="zh-CN"/>
+        </w:rPr>
+        <w:fldChar w:fldCharType="begin"/>
+      </w:r>
+      <w:r>
+        <w:rPr>
+          <w:rFonts w:hint="eastAsia"/>
+          <w:lang w:val="en-US" w:eastAsia="zh-CN"/>
+        </w:rPr>
+        <w:instrText xml:space="preserve"> SEQ 表 \* ARABIC  \s 1 </w:instrText>
+      </w:r>
+      <w:r>
+        <w:rPr>
+          <w:rFonts w:hint="eastAsia"/>
+          <w:lang w:val="en-US" w:eastAsia="zh-CN"/>
+        </w:rPr>
+        <w:fldChar w:fldCharType="separate"/>
+      </w:r>
+      <w:r>
+        <w:rPr>
+          <w:rFonts w:hint="eastAsia"/>
+          <w:lang w:val="en-US" w:eastAsia="zh-CN"/>
+        </w:rPr>
+        <w:t>2</w:t>
+      </w:r>
+      <w:r>
+        <w:rPr>
+          <w:rFonts w:hint="eastAsia"/>
+          <w:lang w:val="en-US" w:eastAsia="zh-CN"/>
+        </w:rPr>
+        <w:fldChar w:fldCharType="end"/>
+      </w:r>
+      <w:r>
+        <w:rPr>
+          <w:rFonts w:hint="eastAsia"/>
+          <w:lang w:val="en-US" w:eastAsia="zh-CN"/>
+        </w:rPr>
+        <w:t>发布管理流程</w:t>
+      </w:r>
+    </w:p>
+    <w:tbl>
+      <w:tblPr>
+        <w:tblStyle w:val="TableGrid"/>
+        <w:tblW w:w="0" w:type="auto"/>
+        <w:tblInd w:w="0" w:type="dxa"/>
+        <w:tblBorders>
+          <w:top w:val="single" w:sz="4" w:space="0" w:color="auto"/>
+          <w:left w:val="single" w:sz="4" w:space="0" w:color="auto"/>
+          <w:bottom w:val="single" w:sz="4" w:space="0" w:color="auto"/>
+          <w:right w:val="single" w:sz="4" w:space="0" w:color="auto"/>
+          <w:insideH w:val="single" w:sz="4" w:space="0" w:color="auto"/>
+          <w:insideV w:val="single" w:sz="4" w:space="0" w:color="auto"/>
+        </w:tblBorders>
+        <w:tblCellMar>
+          <w:top w:w="0" w:type="dxa"/>
+          <w:left w:w="108" w:type="dxa"/>
+          <w:bottom w:w="0" w:type="dxa"/>
+          <w:right w:w="108" w:type="dxa"/>
+        </w:tblCellMar>
+      </w:tblPr>
+      <w:tblGrid>
+        <w:gridCol w:w="2753"/>
+        <w:gridCol w:w="2789"/>
+        <w:gridCol w:w="2754"/>
+      </w:tblGrid>
+      <w:tr>
+        <w:tblPrEx>
+          <w:tblW w:w="0" w:type="auto"/>
+          <w:tblInd w:w="0" w:type="dxa"/>
           <w:tblBorders>
-            <w:top w:val="single" w:color="auto" w:sz="4" w:space="0"/>
-            <w:left w:val="single" w:color="auto" w:sz="4" w:space="0"/>
-            <w:bottom w:val="single" w:color="auto" w:sz="4" w:space="0"/>
-            <w:right w:val="single" w:color="auto" w:sz="4" w:space="0"/>
-            <w:insideH w:val="single" w:color="auto" w:sz="4" w:space="0"/>
-            <w:insideV w:val="single" w:color="auto" w:sz="4" w:space="0"/>
+            <w:top w:val="single" w:sz="4" w:space="0" w:color="auto"/>
+            <w:left w:val="single" w:sz="4" w:space="0" w:color="auto"/>
+            <w:bottom w:val="single" w:sz="4" w:space="0" w:color="auto"/>
+            <w:right w:val="single" w:sz="4" w:space="0" w:color="auto"/>
+            <w:insideH w:val="single" w:sz="4" w:space="0" w:color="auto"/>
+            <w:insideV w:val="single" w:sz="4" w:space="0" w:color="auto"/>
           </w:tblBorders>
           <w:tblCellMar>
             <w:top w:w="0" w:type="dxa"/>
@@ -5589,7 +6150,7 @@
           </w:tcPr>
           <w:p>
             <w:pPr>
-              <w:pStyle w:val="29"/>
+              <w:pStyle w:val="a1"/>
               <w:keepNext w:val="0"/>
               <w:keepLines w:val="0"/>
               <w:pageBreakBefore w:val="0"/>
@@ -5602,7 +6163,7 @@
               <w:bidi w:val="0"/>
               <w:adjustRightInd w:val="0"/>
               <w:snapToGrid w:val="0"/>
-              <w:ind w:left="0" w:leftChars="0" w:right="0" w:rightChars="0" w:firstLine="0" w:firstLineChars="0"/>
+              <w:ind w:left="0" w:right="0" w:firstLine="0" w:leftChars="0" w:rightChars="0" w:firstLineChars="0"/>
               <w:jc w:val="center"/>
               <w:textAlignment w:val="baseline"/>
               <w:rPr>
@@ -5617,18 +6178,17 @@
                 <w:vertAlign w:val="baseline"/>
                 <w:lang w:val="en-US" w:eastAsia="zh-CN"/>
               </w:rPr>
-              <w:t>一般发布</w:t>
+              <w:t>发布阶段</w:t>
             </w:r>
           </w:p>
         </w:tc>
         <w:tc>
           <w:tcPr>
             <w:tcW w:w="2841" w:type="dxa"/>
-            <w:shd w:val="clear" w:color="auto" w:fill="auto"/>
           </w:tcPr>
           <w:p>
             <w:pPr>
-              <w:pStyle w:val="29"/>
+              <w:pStyle w:val="a1"/>
               <w:keepNext w:val="0"/>
               <w:keepLines w:val="0"/>
               <w:pageBreakBefore w:val="0"/>
@@ -5641,7 +6201,7 @@
               <w:bidi w:val="0"/>
               <w:adjustRightInd w:val="0"/>
               <w:snapToGrid w:val="0"/>
-              <w:ind w:left="0" w:leftChars="0" w:right="0" w:rightChars="0" w:firstLine="0" w:firstLineChars="0"/>
+              <w:ind w:left="0" w:right="0" w:firstLine="0" w:leftChars="0" w:rightChars="0" w:firstLineChars="0"/>
               <w:jc w:val="center"/>
               <w:textAlignment w:val="baseline"/>
               <w:rPr>
@@ -5652,11 +6212,11 @@
             </w:pPr>
             <w:r>
               <w:rPr>
-                <w:rFonts w:hint="default"/>
+                <w:rFonts w:hint="eastAsia"/>
                 <w:vertAlign w:val="baseline"/>
                 <w:lang w:val="en-US" w:eastAsia="zh-CN"/>
               </w:rPr>
-              <w:t>影响范围小，不涉及核心功能，回退容易，实施简单，对业务影响有限。</w:t>
+              <w:t>核心活动与要求</w:t>
             </w:r>
           </w:p>
         </w:tc>
@@ -5666,7 +6226,7 @@
           </w:tcPr>
           <w:p>
             <w:pPr>
-              <w:pStyle w:val="29"/>
+              <w:pStyle w:val="a1"/>
               <w:keepNext w:val="0"/>
               <w:keepLines w:val="0"/>
               <w:pageBreakBefore w:val="0"/>
@@ -5679,7 +6239,7 @@
               <w:bidi w:val="0"/>
               <w:adjustRightInd w:val="0"/>
               <w:snapToGrid w:val="0"/>
-              <w:ind w:left="0" w:leftChars="0" w:right="0" w:rightChars="0" w:firstLine="0" w:firstLineChars="0"/>
+              <w:ind w:left="0" w:right="0" w:firstLine="0" w:leftChars="0" w:rightChars="0" w:firstLineChars="0"/>
               <w:jc w:val="center"/>
               <w:textAlignment w:val="baseline"/>
               <w:rPr>
@@ -5694,491 +6254,15 @@
                 <w:vertAlign w:val="baseline"/>
                 <w:lang w:val="en-US" w:eastAsia="zh-CN"/>
               </w:rPr>
-              <w:t>运维工程师</w:t>
+              <w:t>责任人</w:t>
             </w:r>
           </w:p>
         </w:tc>
       </w:tr>
-    </w:tbl>
-    <w:p>
-      <w:pPr>
-        <w:pStyle w:val="30"/>
-        <w:keepNext w:val="0"/>
-        <w:keepLines w:val="0"/>
-        <w:pageBreakBefore w:val="0"/>
-        <w:widowControl w:val="0"/>
-        <w:kinsoku w:val="0"/>
-        <w:wordWrap/>
-        <w:overflowPunct/>
-        <w:autoSpaceDE w:val="0"/>
-        <w:autoSpaceDN w:val="0"/>
-        <w:bidi w:val="0"/>
-        <w:adjustRightInd w:val="0"/>
-        <w:snapToGrid w:val="0"/>
-        <w:textAlignment w:val="baseline"/>
-        <w:rPr>
-          <w:rFonts w:hint="eastAsia"/>
-        </w:rPr>
-      </w:pPr>
-      <w:bookmarkStart w:id="16" w:name="_Toc11665"/>
-      <w:r>
-        <w:rPr>
-          <w:rFonts w:hint="eastAsia"/>
-        </w:rPr>
-        <w:t>发布管理全流程控制</w:t>
-      </w:r>
-      <w:bookmarkEnd w:id="16"/>
-    </w:p>
-    <w:p>
-      <w:pPr>
-        <w:pStyle w:val="31"/>
-        <w:keepNext w:val="0"/>
-        <w:keepLines w:val="0"/>
-        <w:pageBreakBefore w:val="0"/>
-        <w:widowControl w:val="0"/>
-        <w:kinsoku w:val="0"/>
-        <w:wordWrap/>
-        <w:overflowPunct/>
-        <w:autoSpaceDE w:val="0"/>
-        <w:autoSpaceDN w:val="0"/>
-        <w:bidi w:val="0"/>
-        <w:adjustRightInd w:val="0"/>
-        <w:snapToGrid w:val="0"/>
-        <w:textAlignment w:val="baseline"/>
-        <w:rPr>
-          <w:rFonts w:hint="eastAsia"/>
-        </w:rPr>
-      </w:pPr>
-      <w:bookmarkStart w:id="17" w:name="_Toc13812"/>
-      <w:r>
-        <w:rPr>
-          <w:rFonts w:hint="eastAsia"/>
-        </w:rPr>
-        <w:t>发布受理与评估</w:t>
-      </w:r>
-      <w:bookmarkEnd w:id="17"/>
-    </w:p>
-    <w:p>
-      <w:pPr>
-        <w:pStyle w:val="29"/>
-        <w:keepNext w:val="0"/>
-        <w:keepLines w:val="0"/>
-        <w:pageBreakBefore w:val="0"/>
-        <w:widowControl w:val="0"/>
-        <w:kinsoku w:val="0"/>
-        <w:wordWrap/>
-        <w:overflowPunct/>
-        <w:autoSpaceDE w:val="0"/>
-        <w:autoSpaceDN w:val="0"/>
-        <w:bidi w:val="0"/>
-        <w:adjustRightInd w:val="0"/>
-        <w:snapToGrid w:val="0"/>
-        <w:textAlignment w:val="baseline"/>
-        <w:rPr>
-          <w:rFonts w:hint="eastAsia"/>
-        </w:rPr>
-      </w:pPr>
-      <w:r>
-        <w:rPr>
-          <w:rFonts w:hint="eastAsia"/>
-        </w:rPr>
-        <w:t>建立标准化的发布受理机制：</w:t>
-      </w:r>
-    </w:p>
-    <w:p>
-      <w:pPr>
-        <w:pStyle w:val="29"/>
-        <w:keepNext w:val="0"/>
-        <w:keepLines w:val="0"/>
-        <w:pageBreakBefore w:val="0"/>
-        <w:widowControl w:val="0"/>
-        <w:kinsoku w:val="0"/>
-        <w:wordWrap/>
-        <w:overflowPunct/>
-        <w:autoSpaceDE w:val="0"/>
-        <w:autoSpaceDN w:val="0"/>
-        <w:bidi w:val="0"/>
-        <w:adjustRightInd w:val="0"/>
-        <w:snapToGrid w:val="0"/>
-        <w:textAlignment w:val="baseline"/>
-        <w:rPr>
-          <w:rFonts w:hint="eastAsia"/>
-        </w:rPr>
-      </w:pPr>
-      <w:r>
-        <w:rPr>
-          <w:rFonts w:hint="eastAsia"/>
-        </w:rPr>
-        <w:t>受理条件：仅接受经变更管理流程正式批准的发布请求</w:t>
-      </w:r>
-    </w:p>
-    <w:p>
-      <w:pPr>
-        <w:pStyle w:val="29"/>
-        <w:keepNext w:val="0"/>
-        <w:keepLines w:val="0"/>
-        <w:pageBreakBefore w:val="0"/>
-        <w:widowControl w:val="0"/>
-        <w:kinsoku w:val="0"/>
-        <w:wordWrap/>
-        <w:overflowPunct/>
-        <w:autoSpaceDE w:val="0"/>
-        <w:autoSpaceDN w:val="0"/>
-        <w:bidi w:val="0"/>
-        <w:adjustRightInd w:val="0"/>
-        <w:snapToGrid w:val="0"/>
-        <w:textAlignment w:val="baseline"/>
-        <w:rPr>
-          <w:rFonts w:hint="eastAsia"/>
-        </w:rPr>
-      </w:pPr>
-      <w:r>
-        <w:rPr>
-          <w:rFonts w:hint="eastAsia"/>
-        </w:rPr>
-        <w:t>关联性评估：分析多个变更之间的依赖关系，确定合并发布方案</w:t>
-      </w:r>
-    </w:p>
-    <w:p>
-      <w:pPr>
-        <w:pStyle w:val="29"/>
-        <w:keepNext w:val="0"/>
-        <w:keepLines w:val="0"/>
-        <w:pageBreakBefore w:val="0"/>
-        <w:widowControl w:val="0"/>
-        <w:kinsoku w:val="0"/>
-        <w:wordWrap/>
-        <w:overflowPunct/>
-        <w:autoSpaceDE w:val="0"/>
-        <w:autoSpaceDN w:val="0"/>
-        <w:bidi w:val="0"/>
-        <w:adjustRightInd w:val="0"/>
-        <w:snapToGrid w:val="0"/>
-        <w:textAlignment w:val="baseline"/>
-        <w:rPr>
-          <w:rFonts w:hint="eastAsia"/>
-        </w:rPr>
-      </w:pPr>
-      <w:r>
-        <w:rPr>
-          <w:rFonts w:hint="eastAsia"/>
-        </w:rPr>
-        <w:t>资源评估：评估实施所需的技术资源、人力资源和时间资源</w:t>
-      </w:r>
-    </w:p>
-    <w:p>
-      <w:pPr>
-        <w:pStyle w:val="29"/>
-        <w:keepNext w:val="0"/>
-        <w:keepLines w:val="0"/>
-        <w:pageBreakBefore w:val="0"/>
-        <w:widowControl w:val="0"/>
-        <w:kinsoku w:val="0"/>
-        <w:wordWrap/>
-        <w:overflowPunct/>
-        <w:autoSpaceDE w:val="0"/>
-        <w:autoSpaceDN w:val="0"/>
-        <w:bidi w:val="0"/>
-        <w:adjustRightInd w:val="0"/>
-        <w:snapToGrid w:val="0"/>
-        <w:textAlignment w:val="baseline"/>
-        <w:rPr>
-          <w:rFonts w:hint="eastAsia"/>
-        </w:rPr>
-      </w:pPr>
-      <w:r>
-        <w:rPr>
-          <w:rFonts w:hint="eastAsia"/>
-        </w:rPr>
-        <w:t>风险评估：识别发布过程中的技术风险、业务风险和管理风险</w:t>
-      </w:r>
-    </w:p>
-    <w:p>
-      <w:pPr>
-        <w:pStyle w:val="31"/>
-        <w:keepNext w:val="0"/>
-        <w:keepLines w:val="0"/>
-        <w:pageBreakBefore w:val="0"/>
-        <w:widowControl w:val="0"/>
-        <w:kinsoku w:val="0"/>
-        <w:wordWrap/>
-        <w:overflowPunct/>
-        <w:autoSpaceDE w:val="0"/>
-        <w:autoSpaceDN w:val="0"/>
-        <w:bidi w:val="0"/>
-        <w:adjustRightInd w:val="0"/>
-        <w:snapToGrid w:val="0"/>
-        <w:textAlignment w:val="baseline"/>
-        <w:rPr>
-          <w:rFonts w:hint="eastAsia"/>
-        </w:rPr>
-      </w:pPr>
-      <w:bookmarkStart w:id="18" w:name="_Toc23445"/>
-      <w:r>
-        <w:rPr>
-          <w:rFonts w:hint="eastAsia"/>
-        </w:rPr>
-        <w:t>发布计划制定</w:t>
-      </w:r>
-      <w:bookmarkEnd w:id="18"/>
-    </w:p>
-    <w:p>
-      <w:pPr>
-        <w:pStyle w:val="29"/>
-        <w:keepNext w:val="0"/>
-        <w:keepLines w:val="0"/>
-        <w:pageBreakBefore w:val="0"/>
-        <w:widowControl w:val="0"/>
-        <w:kinsoku w:val="0"/>
-        <w:wordWrap/>
-        <w:overflowPunct/>
-        <w:autoSpaceDE w:val="0"/>
-        <w:autoSpaceDN w:val="0"/>
-        <w:bidi w:val="0"/>
-        <w:adjustRightInd w:val="0"/>
-        <w:snapToGrid w:val="0"/>
-        <w:textAlignment w:val="baseline"/>
-      </w:pPr>
-      <w:r>
-        <w:rPr>
-          <w:rFonts w:hint="eastAsia"/>
-        </w:rPr>
-        <w:t>制定详细的发布计划，包含以下核心内容：</w:t>
-      </w:r>
-    </w:p>
-    <w:p>
-      <w:pPr>
-        <w:pStyle w:val="29"/>
-        <w:keepNext w:val="0"/>
-        <w:keepLines w:val="0"/>
-        <w:pageBreakBefore w:val="0"/>
-        <w:widowControl w:val="0"/>
-        <w:kinsoku w:val="0"/>
-        <w:wordWrap/>
-        <w:overflowPunct/>
-        <w:autoSpaceDE w:val="0"/>
-        <w:autoSpaceDN w:val="0"/>
-        <w:bidi w:val="0"/>
-        <w:adjustRightInd w:val="0"/>
-        <w:snapToGrid w:val="0"/>
-        <w:textAlignment w:val="baseline"/>
-        <w:rPr>
-          <w:rFonts w:hint="eastAsia"/>
-          <w:lang w:val="en-US" w:eastAsia="zh-CN"/>
-        </w:rPr>
-      </w:pPr>
-      <w:r>
-        <w:t>发布管理必须遵循以下标准化流程，确保发布活动的有序与可控：</w:t>
-      </w:r>
-      <w:r>
-        <w:rPr>
-          <w:rFonts w:hint="eastAsia"/>
-          <w:lang w:val="en-US" w:eastAsia="zh-CN"/>
-        </w:rPr>
-        <w:t>如表4-2所示</w:t>
-      </w:r>
-    </w:p>
-    <w:p>
-      <w:pPr>
-        <w:keepNext w:val="0"/>
-        <w:keepLines w:val="0"/>
-        <w:pageBreakBefore w:val="0"/>
-        <w:widowControl w:val="0"/>
-        <w:kinsoku w:val="0"/>
-        <w:wordWrap/>
-        <w:overflowPunct/>
-        <w:autoSpaceDE w:val="0"/>
-        <w:autoSpaceDN w:val="0"/>
-        <w:bidi w:val="0"/>
-        <w:adjustRightInd w:val="0"/>
-        <w:snapToGrid w:val="0"/>
-        <w:textAlignment w:val="baseline"/>
-        <w:rPr>
-          <w:rFonts w:hint="eastAsia"/>
-          <w:lang w:val="en-US" w:eastAsia="zh-CN"/>
-        </w:rPr>
-      </w:pPr>
-      <w:r>
-        <w:rPr>
-          <w:rFonts w:hint="eastAsia"/>
-          <w:lang w:val="en-US" w:eastAsia="zh-CN"/>
-        </w:rPr>
-        <w:br w:type="page"/>
-      </w:r>
-    </w:p>
-    <w:p>
-      <w:pPr>
-        <w:pStyle w:val="29"/>
-        <w:keepNext w:val="0"/>
-        <w:keepLines w:val="0"/>
-        <w:pageBreakBefore w:val="0"/>
-        <w:widowControl w:val="0"/>
-        <w:kinsoku w:val="0"/>
-        <w:wordWrap/>
-        <w:overflowPunct/>
-        <w:autoSpaceDE w:val="0"/>
-        <w:autoSpaceDN w:val="0"/>
-        <w:bidi w:val="0"/>
-        <w:adjustRightInd w:val="0"/>
-        <w:snapToGrid w:val="0"/>
-        <w:textAlignment w:val="baseline"/>
-        <w:rPr>
-          <w:rFonts w:hint="default"/>
-          <w:lang w:val="en-US" w:eastAsia="zh-CN"/>
-        </w:rPr>
-      </w:pPr>
-    </w:p>
-    <w:p>
-      <w:pPr>
-        <w:pStyle w:val="29"/>
-        <w:keepNext w:val="0"/>
-        <w:keepLines w:val="0"/>
-        <w:pageBreakBefore w:val="0"/>
-        <w:widowControl w:val="0"/>
-        <w:kinsoku w:val="0"/>
-        <w:wordWrap/>
-        <w:overflowPunct/>
-        <w:autoSpaceDE w:val="0"/>
-        <w:autoSpaceDN w:val="0"/>
-        <w:bidi w:val="0"/>
-        <w:adjustRightInd w:val="0"/>
-        <w:snapToGrid w:val="0"/>
-        <w:ind w:left="0" w:leftChars="0" w:right="0" w:rightChars="0" w:firstLine="0" w:firstLineChars="0"/>
-        <w:jc w:val="center"/>
-        <w:textAlignment w:val="baseline"/>
-        <w:rPr>
-          <w:rFonts w:hint="default"/>
-          <w:lang w:val="en-US" w:eastAsia="zh-CN"/>
-        </w:rPr>
-      </w:pPr>
-      <w:r>
-        <w:rPr>
-          <w:rFonts w:hint="eastAsia"/>
-          <w:lang w:val="en-US" w:eastAsia="zh-CN"/>
-        </w:rPr>
-        <w:t>表</w:t>
-      </w:r>
-      <w:r>
-        <w:rPr>
-          <w:rFonts w:hint="default"/>
-          <w:lang w:val="en-US" w:eastAsia="zh-CN"/>
-        </w:rPr>
-        <w:fldChar w:fldCharType="begin"/>
-      </w:r>
-      <w:r>
-        <w:rPr>
-          <w:rFonts w:hint="default"/>
-          <w:lang w:val="en-US" w:eastAsia="zh-CN"/>
-        </w:rPr>
-        <w:instrText xml:space="preserve">  STYLEREF "柴_标题1" \n \* Charformat </w:instrText>
-      </w:r>
-      <w:r>
-        <w:rPr>
-          <w:rFonts w:hint="default"/>
-          <w:lang w:val="en-US" w:eastAsia="zh-CN"/>
-        </w:rPr>
-        <w:fldChar w:fldCharType="separate"/>
-      </w:r>
-      <w:r>
-        <w:rPr>
-          <w:rFonts w:hint="default"/>
-          <w:lang w:val="en-US" w:eastAsia="zh-CN"/>
-        </w:rPr>
-        <w:t>4</w:t>
-      </w:r>
-      <w:r>
-        <w:rPr>
-          <w:rFonts w:hint="default"/>
-          <w:lang w:val="en-US" w:eastAsia="zh-CN"/>
-        </w:rPr>
-        <w:fldChar w:fldCharType="end"/>
-      </w:r>
-      <w:r>
-        <w:rPr>
-          <w:rFonts w:hint="eastAsia"/>
-          <w:lang w:val="en-US" w:eastAsia="zh-CN"/>
-        </w:rPr>
-        <w:t>-</w:t>
-      </w:r>
-      <w:r>
-        <w:rPr>
-          <w:rFonts w:hint="eastAsia"/>
-          <w:lang w:val="en-US" w:eastAsia="zh-CN"/>
-        </w:rPr>
-        <w:fldChar w:fldCharType="begin"/>
-      </w:r>
-      <w:r>
-        <w:rPr>
-          <w:rFonts w:hint="eastAsia"/>
-          <w:lang w:val="en-US" w:eastAsia="zh-CN"/>
-        </w:rPr>
-        <w:instrText xml:space="preserve"> SEQ 表 \* ARABIC  \s 1 </w:instrText>
-      </w:r>
-      <w:r>
-        <w:rPr>
-          <w:rFonts w:hint="eastAsia"/>
-          <w:lang w:val="en-US" w:eastAsia="zh-CN"/>
-        </w:rPr>
-        <w:fldChar w:fldCharType="separate"/>
-      </w:r>
-      <w:r>
-        <w:rPr>
-          <w:rFonts w:hint="eastAsia"/>
-          <w:lang w:val="en-US" w:eastAsia="zh-CN"/>
-        </w:rPr>
-        <w:t>2</w:t>
-      </w:r>
-      <w:r>
-        <w:rPr>
-          <w:rFonts w:hint="eastAsia"/>
-          <w:lang w:val="en-US" w:eastAsia="zh-CN"/>
-        </w:rPr>
-        <w:fldChar w:fldCharType="end"/>
-      </w:r>
-      <w:r>
-        <w:rPr>
-          <w:rFonts w:hint="eastAsia"/>
-          <w:lang w:val="en-US" w:eastAsia="zh-CN"/>
-        </w:rPr>
-        <w:t>发布管理流程</w:t>
-      </w:r>
-    </w:p>
-    <w:tbl>
-      <w:tblPr>
-        <w:tblStyle w:val="21"/>
-        <w:tblW w:w="0" w:type="auto"/>
-        <w:tblInd w:w="0" w:type="dxa"/>
-        <w:tblBorders>
-          <w:top w:val="single" w:color="auto" w:sz="4" w:space="0"/>
-          <w:left w:val="single" w:color="auto" w:sz="4" w:space="0"/>
-          <w:bottom w:val="single" w:color="auto" w:sz="4" w:space="0"/>
-          <w:right w:val="single" w:color="auto" w:sz="4" w:space="0"/>
-          <w:insideH w:val="single" w:color="auto" w:sz="4" w:space="0"/>
-          <w:insideV w:val="single" w:color="auto" w:sz="4" w:space="0"/>
-        </w:tblBorders>
-        <w:tblLayout w:type="autofit"/>
-        <w:tblCellMar>
-          <w:top w:w="0" w:type="dxa"/>
-          <w:left w:w="108" w:type="dxa"/>
-          <w:bottom w:w="0" w:type="dxa"/>
-          <w:right w:w="108" w:type="dxa"/>
-        </w:tblCellMar>
-      </w:tblPr>
-      <w:tblGrid>
-        <w:gridCol w:w="2753"/>
-        <w:gridCol w:w="2789"/>
-        <w:gridCol w:w="2754"/>
-      </w:tblGrid>
       <w:tr>
         <w:tblPrEx>
-          <w:tblBorders>
-            <w:top w:val="single" w:color="auto" w:sz="4" w:space="0"/>
-            <w:left w:val="single" w:color="auto" w:sz="4" w:space="0"/>
-            <w:bottom w:val="single" w:color="auto" w:sz="4" w:space="0"/>
-            <w:right w:val="single" w:color="auto" w:sz="4" w:space="0"/>
-            <w:insideH w:val="single" w:color="auto" w:sz="4" w:space="0"/>
-            <w:insideV w:val="single" w:color="auto" w:sz="4" w:space="0"/>
-          </w:tblBorders>
+          <w:tblW w:w="0" w:type="auto"/>
+          <w:tblInd w:w="0" w:type="dxa"/>
           <w:tblCellMar>
             <w:top w:w="0" w:type="dxa"/>
             <w:left w:w="108" w:type="dxa"/>
@@ -6192,7 +6276,7 @@
           </w:tcPr>
           <w:p>
             <w:pPr>
-              <w:pStyle w:val="29"/>
+              <w:pStyle w:val="a1"/>
               <w:keepNext w:val="0"/>
               <w:keepLines w:val="0"/>
               <w:pageBreakBefore w:val="0"/>
@@ -6205,7 +6289,7 @@
               <w:bidi w:val="0"/>
               <w:adjustRightInd w:val="0"/>
               <w:snapToGrid w:val="0"/>
-              <w:ind w:left="0" w:leftChars="0" w:right="0" w:rightChars="0" w:firstLine="0" w:firstLineChars="0"/>
+              <w:ind w:left="0" w:right="0" w:firstLine="0" w:leftChars="0" w:rightChars="0" w:firstLineChars="0"/>
               <w:jc w:val="center"/>
               <w:textAlignment w:val="baseline"/>
               <w:rPr>
@@ -6220,17 +6304,18 @@
                 <w:vertAlign w:val="baseline"/>
                 <w:lang w:val="en-US" w:eastAsia="zh-CN"/>
               </w:rPr>
-              <w:t>发布阶段</w:t>
+              <w:t>发布受理</w:t>
             </w:r>
           </w:p>
         </w:tc>
         <w:tc>
           <w:tcPr>
             <w:tcW w:w="2841" w:type="dxa"/>
+            <w:shd w:val="clear" w:color="auto" w:fill="auto"/>
           </w:tcPr>
           <w:p>
             <w:pPr>
-              <w:pStyle w:val="29"/>
+              <w:pStyle w:val="a1"/>
               <w:keepNext w:val="0"/>
               <w:keepLines w:val="0"/>
               <w:pageBreakBefore w:val="0"/>
@@ -6243,140 +6328,7 @@
               <w:bidi w:val="0"/>
               <w:adjustRightInd w:val="0"/>
               <w:snapToGrid w:val="0"/>
-              <w:ind w:left="0" w:leftChars="0" w:right="0" w:rightChars="0" w:firstLine="0" w:firstLineChars="0"/>
-              <w:jc w:val="center"/>
-              <w:textAlignment w:val="baseline"/>
-              <w:rPr>
-                <w:rFonts w:hint="default"/>
-                <w:vertAlign w:val="baseline"/>
-                <w:lang w:val="en-US" w:eastAsia="zh-CN"/>
-              </w:rPr>
-            </w:pPr>
-            <w:r>
-              <w:rPr>
-                <w:rFonts w:hint="eastAsia"/>
-                <w:vertAlign w:val="baseline"/>
-                <w:lang w:val="en-US" w:eastAsia="zh-CN"/>
-              </w:rPr>
-              <w:t>核心活动与要求</w:t>
-            </w:r>
-          </w:p>
-        </w:tc>
-        <w:tc>
-          <w:tcPr>
-            <w:tcW w:w="2841" w:type="dxa"/>
-          </w:tcPr>
-          <w:p>
-            <w:pPr>
-              <w:pStyle w:val="29"/>
-              <w:keepNext w:val="0"/>
-              <w:keepLines w:val="0"/>
-              <w:pageBreakBefore w:val="0"/>
-              <w:widowControl w:val="0"/>
-              <w:kinsoku w:val="0"/>
-              <w:wordWrap/>
-              <w:overflowPunct/>
-              <w:autoSpaceDE w:val="0"/>
-              <w:autoSpaceDN w:val="0"/>
-              <w:bidi w:val="0"/>
-              <w:adjustRightInd w:val="0"/>
-              <w:snapToGrid w:val="0"/>
-              <w:ind w:left="0" w:leftChars="0" w:right="0" w:rightChars="0" w:firstLine="0" w:firstLineChars="0"/>
-              <w:jc w:val="center"/>
-              <w:textAlignment w:val="baseline"/>
-              <w:rPr>
-                <w:rFonts w:hint="default"/>
-                <w:vertAlign w:val="baseline"/>
-                <w:lang w:val="en-US" w:eastAsia="zh-CN"/>
-              </w:rPr>
-            </w:pPr>
-            <w:r>
-              <w:rPr>
-                <w:rFonts w:hint="eastAsia"/>
-                <w:vertAlign w:val="baseline"/>
-                <w:lang w:val="en-US" w:eastAsia="zh-CN"/>
-              </w:rPr>
-              <w:t>责任人</w:t>
-            </w:r>
-          </w:p>
-        </w:tc>
-      </w:tr>
-      <w:tr>
-        <w:tblPrEx>
-          <w:tblBorders>
-            <w:top w:val="single" w:color="auto" w:sz="4" w:space="0"/>
-            <w:left w:val="single" w:color="auto" w:sz="4" w:space="0"/>
-            <w:bottom w:val="single" w:color="auto" w:sz="4" w:space="0"/>
-            <w:right w:val="single" w:color="auto" w:sz="4" w:space="0"/>
-            <w:insideH w:val="single" w:color="auto" w:sz="4" w:space="0"/>
-            <w:insideV w:val="single" w:color="auto" w:sz="4" w:space="0"/>
-          </w:tblBorders>
-          <w:tblCellMar>
-            <w:top w:w="0" w:type="dxa"/>
-            <w:left w:w="108" w:type="dxa"/>
-            <w:bottom w:w="0" w:type="dxa"/>
-            <w:right w:w="108" w:type="dxa"/>
-          </w:tblCellMar>
-        </w:tblPrEx>
-        <w:tc>
-          <w:tcPr>
-            <w:tcW w:w="2840" w:type="dxa"/>
-          </w:tcPr>
-          <w:p>
-            <w:pPr>
-              <w:pStyle w:val="29"/>
-              <w:keepNext w:val="0"/>
-              <w:keepLines w:val="0"/>
-              <w:pageBreakBefore w:val="0"/>
-              <w:widowControl w:val="0"/>
-              <w:kinsoku w:val="0"/>
-              <w:wordWrap/>
-              <w:overflowPunct/>
-              <w:autoSpaceDE w:val="0"/>
-              <w:autoSpaceDN w:val="0"/>
-              <w:bidi w:val="0"/>
-              <w:adjustRightInd w:val="0"/>
-              <w:snapToGrid w:val="0"/>
-              <w:ind w:left="0" w:leftChars="0" w:right="0" w:rightChars="0" w:firstLine="0" w:firstLineChars="0"/>
-              <w:jc w:val="center"/>
-              <w:textAlignment w:val="baseline"/>
-              <w:rPr>
-                <w:rFonts w:hint="default"/>
-                <w:vertAlign w:val="baseline"/>
-                <w:lang w:val="en-US" w:eastAsia="zh-CN"/>
-              </w:rPr>
-            </w:pPr>
-            <w:r>
-              <w:rPr>
-                <w:rFonts w:hint="eastAsia"/>
-                <w:vertAlign w:val="baseline"/>
-                <w:lang w:val="en-US" w:eastAsia="zh-CN"/>
-              </w:rPr>
-              <w:t>发布受理</w:t>
-            </w:r>
-          </w:p>
-        </w:tc>
-        <w:tc>
-          <w:tcPr>
-            <w:tcW w:w="2841" w:type="dxa"/>
-            <w:shd w:val="clear" w:color="auto" w:fill="auto"/>
-          </w:tcPr>
-          <w:p>
-            <w:pPr>
-              <w:pStyle w:val="29"/>
-              <w:keepNext w:val="0"/>
-              <w:keepLines w:val="0"/>
-              <w:pageBreakBefore w:val="0"/>
-              <w:widowControl w:val="0"/>
-              <w:kinsoku w:val="0"/>
-              <w:wordWrap/>
-              <w:overflowPunct/>
-              <w:autoSpaceDE w:val="0"/>
-              <w:autoSpaceDN w:val="0"/>
-              <w:bidi w:val="0"/>
-              <w:adjustRightInd w:val="0"/>
-              <w:snapToGrid w:val="0"/>
-              <w:ind w:left="0" w:leftChars="0" w:right="0" w:rightChars="0" w:firstLine="0" w:firstLineChars="0"/>
+              <w:ind w:left="0" w:right="0" w:firstLine="0" w:leftChars="0" w:rightChars="0" w:firstLineChars="0"/>
               <w:jc w:val="center"/>
               <w:textAlignment w:val="baseline"/>
               <w:rPr>
@@ -6395,7 +6347,7 @@
             </w:r>
             <w:r>
               <w:rPr>
-                <w:rFonts w:ascii="Segoe UI" w:hAnsi="Segoe UI" w:eastAsia="Segoe UI" w:cs="Segoe UI"/>
+                <w:rFonts w:ascii="Segoe UI" w:eastAsia="Segoe UI" w:hAnsi="Segoe UI" w:cs="Segoe UI"/>
                 <w:i w:val="0"/>
                 <w:iCs w:val="0"/>
                 <w:caps w:val="0"/>
@@ -6427,7 +6379,7 @@
               <w:bidi w:val="0"/>
               <w:adjustRightInd w:val="0"/>
               <w:snapToGrid w:val="0"/>
-              <w:ind w:left="0" w:leftChars="0" w:right="0" w:rightChars="0" w:firstLine="0" w:firstLineChars="0"/>
+              <w:ind w:left="0" w:right="0" w:firstLine="0" w:leftChars="0" w:rightChars="0" w:firstLineChars="0"/>
               <w:jc w:val="center"/>
               <w:textAlignment w:val="baseline"/>
               <w:rPr>
@@ -6449,14 +6401,8 @@
       </w:tr>
       <w:tr>
         <w:tblPrEx>
-          <w:tblBorders>
-            <w:top w:val="single" w:color="auto" w:sz="4" w:space="0"/>
-            <w:left w:val="single" w:color="auto" w:sz="4" w:space="0"/>
-            <w:bottom w:val="single" w:color="auto" w:sz="4" w:space="0"/>
-            <w:right w:val="single" w:color="auto" w:sz="4" w:space="0"/>
-            <w:insideH w:val="single" w:color="auto" w:sz="4" w:space="0"/>
-            <w:insideV w:val="single" w:color="auto" w:sz="4" w:space="0"/>
-          </w:tblBorders>
+          <w:tblW w:w="0" w:type="auto"/>
+          <w:tblInd w:w="0" w:type="dxa"/>
           <w:tblCellMar>
             <w:top w:w="0" w:type="dxa"/>
             <w:left w:w="108" w:type="dxa"/>
@@ -6471,7 +6417,7 @@
           </w:tcPr>
           <w:p>
             <w:pPr>
-              <w:pStyle w:val="29"/>
+              <w:pStyle w:val="a1"/>
               <w:keepNext w:val="0"/>
               <w:keepLines w:val="0"/>
               <w:pageBreakBefore w:val="0"/>
@@ -6484,7 +6430,7 @@
               <w:bidi w:val="0"/>
               <w:adjustRightInd w:val="0"/>
               <w:snapToGrid w:val="0"/>
-              <w:ind w:left="0" w:leftChars="0" w:right="0" w:rightChars="0" w:firstLine="0" w:firstLineChars="0"/>
+              <w:ind w:left="0" w:right="0" w:firstLine="0" w:leftChars="0" w:rightChars="0" w:firstLineChars="0"/>
               <w:jc w:val="center"/>
               <w:textAlignment w:val="baseline"/>
               <w:rPr>
@@ -6510,7 +6456,7 @@
           </w:tcPr>
           <w:p>
             <w:pPr>
-              <w:pStyle w:val="29"/>
+              <w:pStyle w:val="a1"/>
               <w:keepNext w:val="0"/>
               <w:keepLines w:val="0"/>
               <w:pageBreakBefore w:val="0"/>
@@ -6523,7 +6469,7 @@
               <w:bidi w:val="0"/>
               <w:adjustRightInd w:val="0"/>
               <w:snapToGrid w:val="0"/>
-              <w:ind w:left="0" w:leftChars="0" w:right="0" w:rightChars="0" w:firstLine="0" w:firstLineChars="0"/>
+              <w:ind w:left="0" w:right="0" w:firstLine="0" w:leftChars="0" w:rightChars="0" w:firstLineChars="0"/>
               <w:jc w:val="center"/>
               <w:textAlignment w:val="baseline"/>
               <w:rPr>
@@ -6560,7 +6506,7 @@
               <w:bidi w:val="0"/>
               <w:adjustRightInd w:val="0"/>
               <w:snapToGrid w:val="0"/>
-              <w:ind w:left="0" w:leftChars="0" w:right="0" w:rightChars="0" w:firstLine="0" w:firstLineChars="0"/>
+              <w:ind w:left="0" w:right="0" w:firstLine="0" w:leftChars="0" w:rightChars="0" w:firstLineChars="0"/>
               <w:jc w:val="center"/>
               <w:textAlignment w:val="baseline"/>
               <w:rPr>
@@ -6582,14 +6528,8 @@
       </w:tr>
       <w:tr>
         <w:tblPrEx>
-          <w:tblBorders>
-            <w:top w:val="single" w:color="auto" w:sz="4" w:space="0"/>
-            <w:left w:val="single" w:color="auto" w:sz="4" w:space="0"/>
-            <w:bottom w:val="single" w:color="auto" w:sz="4" w:space="0"/>
-            <w:right w:val="single" w:color="auto" w:sz="4" w:space="0"/>
-            <w:insideH w:val="single" w:color="auto" w:sz="4" w:space="0"/>
-            <w:insideV w:val="single" w:color="auto" w:sz="4" w:space="0"/>
-          </w:tblBorders>
+          <w:tblW w:w="0" w:type="auto"/>
+          <w:tblInd w:w="0" w:type="dxa"/>
           <w:tblCellMar>
             <w:top w:w="0" w:type="dxa"/>
             <w:left w:w="108" w:type="dxa"/>
@@ -6603,7 +6543,7 @@
           </w:tcPr>
           <w:p>
             <w:pPr>
-              <w:pStyle w:val="29"/>
+              <w:pStyle w:val="a1"/>
               <w:keepNext w:val="0"/>
               <w:keepLines w:val="0"/>
               <w:pageBreakBefore w:val="0"/>
@@ -6616,7 +6556,7 @@
               <w:bidi w:val="0"/>
               <w:adjustRightInd w:val="0"/>
               <w:snapToGrid w:val="0"/>
-              <w:ind w:left="0" w:leftChars="0" w:right="0" w:rightChars="0" w:firstLine="0" w:firstLineChars="0"/>
+              <w:ind w:left="0" w:right="0" w:firstLine="0" w:leftChars="0" w:rightChars="0" w:firstLineChars="0"/>
               <w:jc w:val="center"/>
               <w:textAlignment w:val="baseline"/>
               <w:rPr>
@@ -6642,7 +6582,7 @@
           </w:tcPr>
           <w:p>
             <w:pPr>
-              <w:pStyle w:val="29"/>
+              <w:pStyle w:val="a1"/>
               <w:keepNext w:val="0"/>
               <w:keepLines w:val="0"/>
               <w:pageBreakBefore w:val="0"/>
@@ -6655,7 +6595,7 @@
               <w:bidi w:val="0"/>
               <w:adjustRightInd w:val="0"/>
               <w:snapToGrid w:val="0"/>
-              <w:ind w:left="0" w:leftChars="0" w:right="0" w:rightChars="0" w:firstLine="0" w:firstLineChars="0"/>
+              <w:ind w:left="0" w:right="0" w:firstLine="0" w:leftChars="0" w:rightChars="0" w:firstLineChars="0"/>
               <w:jc w:val="center"/>
               <w:textAlignment w:val="baseline"/>
               <w:rPr>
@@ -6680,7 +6620,7 @@
           </w:tcPr>
           <w:p>
             <w:pPr>
-              <w:pStyle w:val="29"/>
+              <w:pStyle w:val="a1"/>
               <w:keepNext w:val="0"/>
               <w:keepLines w:val="0"/>
               <w:pageBreakBefore w:val="0"/>
@@ -6693,7 +6633,7 @@
               <w:bidi w:val="0"/>
               <w:adjustRightInd w:val="0"/>
               <w:snapToGrid w:val="0"/>
-              <w:ind w:left="0" w:leftChars="0" w:right="0" w:rightChars="0" w:firstLine="0" w:firstLineChars="0"/>
+              <w:ind w:left="0" w:right="0" w:firstLine="0" w:leftChars="0" w:rightChars="0" w:firstLineChars="0"/>
               <w:jc w:val="center"/>
               <w:textAlignment w:val="baseline"/>
               <w:rPr>
@@ -6715,14 +6655,8 @@
       </w:tr>
       <w:tr>
         <w:tblPrEx>
-          <w:tblBorders>
-            <w:top w:val="single" w:color="auto" w:sz="4" w:space="0"/>
-            <w:left w:val="single" w:color="auto" w:sz="4" w:space="0"/>
-            <w:bottom w:val="single" w:color="auto" w:sz="4" w:space="0"/>
-            <w:right w:val="single" w:color="auto" w:sz="4" w:space="0"/>
-            <w:insideH w:val="single" w:color="auto" w:sz="4" w:space="0"/>
-            <w:insideV w:val="single" w:color="auto" w:sz="4" w:space="0"/>
-          </w:tblBorders>
+          <w:tblW w:w="0" w:type="auto"/>
+          <w:tblInd w:w="0" w:type="dxa"/>
           <w:tblCellMar>
             <w:top w:w="0" w:type="dxa"/>
             <w:left w:w="108" w:type="dxa"/>
@@ -6736,7 +6670,7 @@
           </w:tcPr>
           <w:p>
             <w:pPr>
-              <w:pStyle w:val="29"/>
+              <w:pStyle w:val="a1"/>
               <w:keepNext w:val="0"/>
               <w:keepLines w:val="0"/>
               <w:pageBreakBefore w:val="0"/>
@@ -6749,7 +6683,7 @@
               <w:bidi w:val="0"/>
               <w:adjustRightInd w:val="0"/>
               <w:snapToGrid w:val="0"/>
-              <w:ind w:left="0" w:leftChars="0" w:right="0" w:rightChars="0" w:firstLine="0" w:firstLineChars="0"/>
+              <w:ind w:left="0" w:right="0" w:firstLine="0" w:leftChars="0" w:rightChars="0" w:firstLineChars="0"/>
               <w:jc w:val="center"/>
               <w:textAlignment w:val="baseline"/>
               <w:rPr>
@@ -6775,7 +6709,7 @@
           </w:tcPr>
           <w:p>
             <w:pPr>
-              <w:pStyle w:val="29"/>
+              <w:pStyle w:val="a1"/>
               <w:keepNext w:val="0"/>
               <w:keepLines w:val="0"/>
               <w:pageBreakBefore w:val="0"/>
@@ -6788,7 +6722,7 @@
               <w:bidi w:val="0"/>
               <w:adjustRightInd w:val="0"/>
               <w:snapToGrid w:val="0"/>
-              <w:ind w:left="0" w:leftChars="0" w:right="0" w:rightChars="0" w:firstLine="0" w:firstLineChars="0"/>
+              <w:ind w:left="0" w:right="0" w:firstLine="0" w:leftChars="0" w:rightChars="0" w:firstLineChars="0"/>
               <w:jc w:val="center"/>
               <w:textAlignment w:val="baseline"/>
               <w:rPr>
@@ -6813,7 +6747,7 @@
           </w:tcPr>
           <w:p>
             <w:pPr>
-              <w:pStyle w:val="29"/>
+              <w:pStyle w:val="a1"/>
               <w:keepNext w:val="0"/>
               <w:keepLines w:val="0"/>
               <w:pageBreakBefore w:val="0"/>
@@ -6826,7 +6760,7 @@
               <w:bidi w:val="0"/>
               <w:adjustRightInd w:val="0"/>
               <w:snapToGrid w:val="0"/>
-              <w:ind w:left="0" w:leftChars="0" w:right="0" w:rightChars="0" w:firstLine="0" w:firstLineChars="0"/>
+              <w:ind w:left="0" w:right="0" w:firstLine="0" w:leftChars="0" w:rightChars="0" w:firstLineChars="0"/>
               <w:jc w:val="center"/>
               <w:textAlignment w:val="baseline"/>
               <w:rPr>
@@ -6848,14 +6782,8 @@
       </w:tr>
       <w:tr>
         <w:tblPrEx>
-          <w:tblBorders>
-            <w:top w:val="single" w:color="auto" w:sz="4" w:space="0"/>
-            <w:left w:val="single" w:color="auto" w:sz="4" w:space="0"/>
-            <w:bottom w:val="single" w:color="auto" w:sz="4" w:space="0"/>
-            <w:right w:val="single" w:color="auto" w:sz="4" w:space="0"/>
-            <w:insideH w:val="single" w:color="auto" w:sz="4" w:space="0"/>
-            <w:insideV w:val="single" w:color="auto" w:sz="4" w:space="0"/>
-          </w:tblBorders>
+          <w:tblW w:w="0" w:type="auto"/>
+          <w:tblInd w:w="0" w:type="dxa"/>
           <w:tblCellMar>
             <w:top w:w="0" w:type="dxa"/>
             <w:left w:w="108" w:type="dxa"/>
@@ -6869,7 +6797,7 @@
           </w:tcPr>
           <w:p>
             <w:pPr>
-              <w:pStyle w:val="29"/>
+              <w:pStyle w:val="a1"/>
               <w:keepNext w:val="0"/>
               <w:keepLines w:val="0"/>
               <w:pageBreakBefore w:val="0"/>
@@ -6882,7 +6810,7 @@
               <w:bidi w:val="0"/>
               <w:adjustRightInd w:val="0"/>
               <w:snapToGrid w:val="0"/>
-              <w:ind w:left="0" w:leftChars="0" w:right="0" w:rightChars="0" w:firstLine="0" w:firstLineChars="0"/>
+              <w:ind w:left="0" w:right="0" w:firstLine="0" w:leftChars="0" w:rightChars="0" w:firstLineChars="0"/>
               <w:jc w:val="center"/>
               <w:textAlignment w:val="baseline"/>
               <w:rPr>
@@ -6908,7 +6836,7 @@
           </w:tcPr>
           <w:p>
             <w:pPr>
-              <w:pStyle w:val="29"/>
+              <w:pStyle w:val="a1"/>
               <w:keepNext w:val="0"/>
               <w:keepLines w:val="0"/>
               <w:pageBreakBefore w:val="0"/>
@@ -6921,7 +6849,7 @@
               <w:bidi w:val="0"/>
               <w:adjustRightInd w:val="0"/>
               <w:snapToGrid w:val="0"/>
-              <w:ind w:left="0" w:leftChars="0" w:right="0" w:rightChars="0" w:firstLine="0" w:firstLineChars="0"/>
+              <w:ind w:left="0" w:right="0" w:firstLine="0" w:leftChars="0" w:rightChars="0" w:firstLineChars="0"/>
               <w:jc w:val="center"/>
               <w:textAlignment w:val="baseline"/>
               <w:rPr>
@@ -6936,7 +6864,7 @@
                 <w:vertAlign w:val="baseline"/>
                 <w:lang w:val="en-US" w:eastAsia="zh-CN"/>
               </w:rPr>
-              <w:t>运维部部长负责整理所有过程文档并归档，编写《发布变更报告》，对成功与失败的发布进行分析，最终正式关闭发布。</w:t>
+              <w:t>运维部经理负责整理所有过程文档并归档，编写《发布变更报告》，对成功与失败的发布进行分析，最终正式关闭发布。</w:t>
             </w:r>
           </w:p>
         </w:tc>
@@ -6946,7 +6874,7 @@
           </w:tcPr>
           <w:p>
             <w:pPr>
-              <w:pStyle w:val="29"/>
+              <w:pStyle w:val="a1"/>
               <w:keepNext w:val="0"/>
               <w:keepLines w:val="0"/>
               <w:pageBreakBefore w:val="0"/>
@@ -6959,7 +6887,7 @@
               <w:bidi w:val="0"/>
               <w:adjustRightInd w:val="0"/>
               <w:snapToGrid w:val="0"/>
-              <w:ind w:left="0" w:leftChars="0" w:right="0" w:rightChars="0" w:firstLine="0" w:firstLineChars="0"/>
+              <w:ind w:left="0" w:right="0" w:firstLine="0" w:leftChars="0" w:rightChars="0" w:firstLineChars="0"/>
               <w:jc w:val="center"/>
               <w:textAlignment w:val="baseline"/>
               <w:rPr>
@@ -6974,12 +6902,42 @@
                 <w:vertAlign w:val="baseline"/>
                 <w:lang w:val="en-US" w:eastAsia="zh-CN"/>
               </w:rPr>
-              <w:t>运维部部长</w:t>
+              <w:t>运维部经理</w:t>
             </w:r>
           </w:p>
         </w:tc>
       </w:tr>
     </w:tbl>
+    <w:p>
+      <w:pPr>
+        <w:pStyle w:val="Heading2"/>
+        <w:keepNext w:val="0"/>
+        <w:keepLines w:val="0"/>
+        <w:pageBreakBefore w:val="0"/>
+        <w:widowControl w:val="0"/>
+        <w:kinsoku w:val="0"/>
+        <w:wordWrap/>
+        <w:overflowPunct/>
+        <w:autoSpaceDE w:val="0"/>
+        <w:autoSpaceDN w:val="0"/>
+        <w:bidi w:val="0"/>
+        <w:adjustRightInd w:val="0"/>
+        <w:snapToGrid w:val="0"/>
+        <w:textAlignment w:val="baseline"/>
+        <w:rPr>
+          <w:rFonts w:hint="eastAsia"/>
+        </w:rPr>
+      </w:pPr>
+      <w:bookmarkStart w:id="20" w:name="_Toc12040"/>
+      <w:bookmarkStart w:id="21" w:name="_Toc14508"/>
+      <w:r>
+        <w:rPr>
+          <w:rFonts w:hint="eastAsia"/>
+        </w:rPr>
+        <w:t>发布实施与监控</w:t>
+      </w:r>
+      <w:bookmarkEnd w:id="20"/>
+    </w:p>
     <w:p>
       <w:pPr>
         <w:pStyle w:val="3"/>
@@ -7000,48 +6958,18 @@
           <w:rFonts w:hint="eastAsia"/>
         </w:rPr>
       </w:pPr>
-      <w:bookmarkStart w:id="19" w:name="_Toc12040"/>
-      <w:bookmarkStart w:id="20" w:name="_Toc14508"/>
-      <w:r>
-        <w:rPr>
-          <w:rFonts w:hint="eastAsia"/>
-        </w:rPr>
-        <w:t>发布实施与监控</w:t>
-      </w:r>
-      <w:bookmarkEnd w:id="19"/>
-    </w:p>
-    <w:p>
-      <w:pPr>
-        <w:pStyle w:val="31"/>
-        <w:keepNext w:val="0"/>
-        <w:keepLines w:val="0"/>
-        <w:pageBreakBefore w:val="0"/>
-        <w:widowControl w:val="0"/>
-        <w:kinsoku w:val="0"/>
-        <w:wordWrap/>
-        <w:overflowPunct/>
-        <w:autoSpaceDE w:val="0"/>
-        <w:autoSpaceDN w:val="0"/>
-        <w:bidi w:val="0"/>
-        <w:adjustRightInd w:val="0"/>
-        <w:snapToGrid w:val="0"/>
-        <w:textAlignment w:val="baseline"/>
-        <w:rPr>
-          <w:rFonts w:hint="eastAsia"/>
-        </w:rPr>
-      </w:pPr>
-      <w:bookmarkStart w:id="21" w:name="_Toc9627"/>
+      <w:bookmarkStart w:id="22" w:name="_Toc9627"/>
       <w:r>
         <w:rPr>
           <w:rFonts w:hint="eastAsia"/>
         </w:rPr>
         <w:t>预发布验证</w:t>
       </w:r>
-      <w:bookmarkEnd w:id="21"/>
-    </w:p>
-    <w:p>
-      <w:pPr>
-        <w:pStyle w:val="29"/>
+      <w:bookmarkEnd w:id="22"/>
+    </w:p>
+    <w:p>
+      <w:pPr>
+        <w:pStyle w:val="a1"/>
         <w:bidi w:val="0"/>
         <w:rPr>
           <w:rFonts w:hint="eastAsia"/>
@@ -7056,7 +6984,7 @@
     </w:p>
     <w:p>
       <w:pPr>
-        <w:pStyle w:val="29"/>
+        <w:pStyle w:val="a1"/>
         <w:bidi w:val="0"/>
         <w:rPr>
           <w:rFonts w:hint="eastAsia"/>
@@ -7071,7 +6999,7 @@
     </w:p>
     <w:p>
       <w:pPr>
-        <w:pStyle w:val="29"/>
+        <w:pStyle w:val="a1"/>
         <w:bidi w:val="0"/>
         <w:rPr>
           <w:rFonts w:hint="eastAsia"/>
@@ -7086,7 +7014,7 @@
     </w:p>
     <w:p>
       <w:pPr>
-        <w:pStyle w:val="29"/>
+        <w:pStyle w:val="a1"/>
         <w:bidi w:val="0"/>
         <w:rPr>
           <w:rFonts w:hint="eastAsia"/>
@@ -7097,110 +7025,6 @@
           <w:rFonts w:hint="eastAsia"/>
         </w:rPr>
         <w:t>应急预案：制定异常情况应急处置流程</w:t>
-      </w:r>
-    </w:p>
-    <w:p>
-      <w:pPr>
-        <w:pStyle w:val="31"/>
-        <w:keepNext w:val="0"/>
-        <w:keepLines w:val="0"/>
-        <w:pageBreakBefore w:val="0"/>
-        <w:widowControl w:val="0"/>
-        <w:kinsoku w:val="0"/>
-        <w:wordWrap/>
-        <w:overflowPunct/>
-        <w:autoSpaceDE w:val="0"/>
-        <w:autoSpaceDN w:val="0"/>
-        <w:bidi w:val="0"/>
-        <w:adjustRightInd w:val="0"/>
-        <w:snapToGrid w:val="0"/>
-        <w:textAlignment w:val="baseline"/>
-        <w:rPr>
-          <w:rFonts w:hint="eastAsia"/>
-        </w:rPr>
-      </w:pPr>
-      <w:bookmarkStart w:id="22" w:name="_Toc30030"/>
-      <w:r>
-        <w:rPr>
-          <w:rFonts w:hint="eastAsia"/>
-        </w:rPr>
-        <w:t>发布执行监控</w:t>
-      </w:r>
-      <w:bookmarkEnd w:id="22"/>
-    </w:p>
-    <w:p>
-      <w:pPr>
-        <w:pStyle w:val="29"/>
-        <w:bidi w:val="0"/>
-        <w:rPr>
-          <w:rFonts w:hint="eastAsia"/>
-        </w:rPr>
-      </w:pPr>
-      <w:r>
-        <w:rPr>
-          <w:rFonts w:hint="eastAsia"/>
-        </w:rPr>
-        <w:t>建立发布过程实时监控机制：</w:t>
-      </w:r>
-    </w:p>
-    <w:p>
-      <w:pPr>
-        <w:pStyle w:val="29"/>
-        <w:bidi w:val="0"/>
-        <w:rPr>
-          <w:rFonts w:hint="eastAsia"/>
-        </w:rPr>
-      </w:pPr>
-      <w:r>
-        <w:rPr>
-          <w:rFonts w:hint="eastAsia"/>
-        </w:rPr>
-        <w:t>进度监控：跟踪发布各阶段完成情况</w:t>
-      </w:r>
-    </w:p>
-    <w:p>
-      <w:pPr>
-        <w:pStyle w:val="29"/>
-        <w:bidi w:val="0"/>
-        <w:rPr>
-          <w:rFonts w:hint="eastAsia"/>
-        </w:rPr>
-      </w:pPr>
-      <w:r>
-        <w:rPr>
-          <w:rFonts w:hint="eastAsia"/>
-        </w:rPr>
-        <w:t>性能监控：监控系统关键性能指标变化</w:t>
-      </w:r>
-    </w:p>
-    <w:p>
-      <w:pPr>
-        <w:pStyle w:val="29"/>
-        <w:bidi w:val="0"/>
-        <w:rPr>
-          <w:rFonts w:hint="eastAsia"/>
-        </w:rPr>
-      </w:pPr>
-      <w:r>
-        <w:rPr>
-          <w:rFonts w:hint="eastAsia"/>
-        </w:rPr>
-        <w:t>日志监控：实时分析系统日志，及时发现异常</w:t>
-      </w:r>
-    </w:p>
-    <w:p>
-      <w:pPr>
-        <w:pStyle w:val="29"/>
-        <w:bidi w:val="0"/>
-        <w:rPr>
-          <w:rFonts w:hint="eastAsia"/>
-        </w:rPr>
-      </w:pPr>
-      <w:r>
-        <w:rPr>
-          <w:rFonts w:hint="eastAsia"/>
-        </w:rPr>
-        <w:t>用户反馈：收集用户端的使用反馈</w:t>
       </w:r>
     </w:p>
     <w:p>
@@ -7223,18 +7047,93 @@
           <w:rFonts w:hint="eastAsia"/>
         </w:rPr>
       </w:pPr>
-      <w:bookmarkStart w:id="23" w:name="_Toc6496"/>
-      <w:r>
-        <w:rPr>
-          <w:rFonts w:hint="eastAsia"/>
-        </w:rPr>
-        <w:t>发布后管理</w:t>
+      <w:bookmarkStart w:id="23" w:name="_Toc30030"/>
+      <w:r>
+        <w:rPr>
+          <w:rFonts w:hint="eastAsia"/>
+        </w:rPr>
+        <w:t>发布执行监控</w:t>
       </w:r>
       <w:bookmarkEnd w:id="23"/>
     </w:p>
     <w:p>
       <w:pPr>
-        <w:pStyle w:val="31"/>
+        <w:pStyle w:val="a1"/>
+        <w:bidi w:val="0"/>
+        <w:rPr>
+          <w:rFonts w:hint="eastAsia"/>
+        </w:rPr>
+      </w:pPr>
+      <w:r>
+        <w:rPr>
+          <w:rFonts w:hint="eastAsia"/>
+        </w:rPr>
+        <w:t>建立发布过程实时监控机制：</w:t>
+      </w:r>
+    </w:p>
+    <w:p>
+      <w:pPr>
+        <w:pStyle w:val="a1"/>
+        <w:bidi w:val="0"/>
+        <w:rPr>
+          <w:rFonts w:hint="eastAsia"/>
+        </w:rPr>
+      </w:pPr>
+      <w:r>
+        <w:rPr>
+          <w:rFonts w:hint="eastAsia"/>
+        </w:rPr>
+        <w:t>进度监控：跟踪发布各阶段完成情况</w:t>
+      </w:r>
+    </w:p>
+    <w:p>
+      <w:pPr>
+        <w:pStyle w:val="a1"/>
+        <w:bidi w:val="0"/>
+        <w:rPr>
+          <w:rFonts w:hint="eastAsia"/>
+        </w:rPr>
+      </w:pPr>
+      <w:r>
+        <w:rPr>
+          <w:rFonts w:hint="eastAsia"/>
+        </w:rPr>
+        <w:t>性能监控：监控系统关键性能指标变化</w:t>
+      </w:r>
+    </w:p>
+    <w:p>
+      <w:pPr>
+        <w:pStyle w:val="a1"/>
+        <w:bidi w:val="0"/>
+        <w:rPr>
+          <w:rFonts w:hint="eastAsia"/>
+        </w:rPr>
+      </w:pPr>
+      <w:r>
+        <w:rPr>
+          <w:rFonts w:hint="eastAsia"/>
+        </w:rPr>
+        <w:t>日志监控：实时分析系统日志，及时发现异常</w:t>
+      </w:r>
+    </w:p>
+    <w:p>
+      <w:pPr>
+        <w:pStyle w:val="a1"/>
+        <w:bidi w:val="0"/>
+        <w:rPr>
+          <w:rFonts w:hint="eastAsia"/>
+        </w:rPr>
+      </w:pPr>
+      <w:r>
+        <w:rPr>
+          <w:rFonts w:hint="eastAsia"/>
+        </w:rPr>
+        <w:t>用户反馈：收集用户端的使用反馈</w:t>
+      </w:r>
+    </w:p>
+    <w:p>
+      <w:pPr>
+        <w:pStyle w:val="Heading2"/>
         <w:keepNext w:val="0"/>
         <w:keepLines w:val="0"/>
         <w:pageBreakBefore w:val="0"/>
@@ -7252,148 +7151,14 @@
           <w:rFonts w:hint="eastAsia"/>
         </w:rPr>
       </w:pPr>
-      <w:bookmarkStart w:id="24" w:name="_Toc11098"/>
-      <w:r>
-        <w:rPr>
-          <w:rFonts w:hint="eastAsia"/>
-        </w:rPr>
-        <w:t>效果验证</w:t>
+      <w:bookmarkStart w:id="24" w:name="_Toc6496"/>
+      <w:r>
+        <w:rPr>
+          <w:rFonts w:hint="eastAsia"/>
+        </w:rPr>
+        <w:t>发布后管理</w:t>
       </w:r>
       <w:bookmarkEnd w:id="24"/>
-    </w:p>
-    <w:p>
-      <w:pPr>
-        <w:pStyle w:val="29"/>
-        <w:bidi w:val="0"/>
-        <w:rPr>
-          <w:rFonts w:hint="eastAsia"/>
-        </w:rPr>
-      </w:pPr>
-      <w:r>
-        <w:rPr>
-          <w:rFonts w:hint="eastAsia"/>
-        </w:rPr>
-        <w:t>功能验证：验证发布功能的完整性和正确性</w:t>
-      </w:r>
-    </w:p>
-    <w:p>
-      <w:pPr>
-        <w:pStyle w:val="29"/>
-        <w:bidi w:val="0"/>
-        <w:rPr>
-          <w:rFonts w:hint="eastAsia"/>
-        </w:rPr>
-      </w:pPr>
-      <w:r>
-        <w:rPr>
-          <w:rFonts w:hint="eastAsia"/>
-        </w:rPr>
-        <w:t>性能验证：确认系统性能指标符合预期</w:t>
-      </w:r>
-    </w:p>
-    <w:p>
-      <w:pPr>
-        <w:pStyle w:val="29"/>
-        <w:bidi w:val="0"/>
-        <w:rPr>
-          <w:rFonts w:hint="eastAsia"/>
-        </w:rPr>
-      </w:pPr>
-      <w:r>
-        <w:rPr>
-          <w:rFonts w:hint="eastAsia"/>
-        </w:rPr>
-        <w:t>业务验证：验证业务流程的正常运行</w:t>
-      </w:r>
-    </w:p>
-    <w:p>
-      <w:pPr>
-        <w:pStyle w:val="29"/>
-        <w:bidi w:val="0"/>
-        <w:rPr>
-          <w:rFonts w:hint="eastAsia"/>
-        </w:rPr>
-      </w:pPr>
-      <w:r>
-        <w:rPr>
-          <w:rFonts w:hint="eastAsia"/>
-        </w:rPr>
-        <w:t>用户验收：获得业务部门的正式确认</w:t>
-      </w:r>
-    </w:p>
-    <w:p>
-      <w:pPr>
-        <w:pStyle w:val="31"/>
-        <w:keepNext w:val="0"/>
-        <w:keepLines w:val="0"/>
-        <w:pageBreakBefore w:val="0"/>
-        <w:widowControl w:val="0"/>
-        <w:kinsoku w:val="0"/>
-        <w:wordWrap/>
-        <w:overflowPunct/>
-        <w:autoSpaceDE w:val="0"/>
-        <w:autoSpaceDN w:val="0"/>
-        <w:bidi w:val="0"/>
-        <w:adjustRightInd w:val="0"/>
-        <w:snapToGrid w:val="0"/>
-        <w:textAlignment w:val="baseline"/>
-        <w:rPr>
-          <w:rFonts w:hint="eastAsia"/>
-        </w:rPr>
-      </w:pPr>
-      <w:bookmarkStart w:id="25" w:name="_Toc5064"/>
-      <w:r>
-        <w:rPr>
-          <w:rFonts w:hint="eastAsia"/>
-        </w:rPr>
-        <w:t>配置更新</w:t>
-      </w:r>
-      <w:bookmarkEnd w:id="25"/>
-    </w:p>
-    <w:p>
-      <w:pPr>
-        <w:pStyle w:val="29"/>
-        <w:bidi w:val="0"/>
-        <w:rPr>
-          <w:rFonts w:hint="eastAsia"/>
-        </w:rPr>
-      </w:pPr>
-      <w:r>
-        <w:rPr>
-          <w:rFonts w:hint="eastAsia"/>
-        </w:rPr>
-        <w:t>CMDB更新：在发布成功后24小时内完成配置项信息更新</w:t>
-      </w:r>
-    </w:p>
-    <w:p>
-      <w:pPr>
-        <w:pStyle w:val="29"/>
-        <w:bidi w:val="0"/>
-        <w:rPr>
-          <w:rFonts w:hint="eastAsia"/>
-        </w:rPr>
-      </w:pPr>
-      <w:r>
-        <w:rPr>
-          <w:rFonts w:hint="eastAsia"/>
-        </w:rPr>
-        <w:t>文档归档：整理发布过程文档并归档保存</w:t>
-      </w:r>
-    </w:p>
-    <w:p>
-      <w:pPr>
-        <w:pStyle w:val="29"/>
-        <w:bidi w:val="0"/>
-        <w:rPr>
-          <w:rFonts w:hint="eastAsia"/>
-        </w:rPr>
-      </w:pPr>
-      <w:r>
-        <w:rPr>
-          <w:rFonts w:hint="eastAsia"/>
-        </w:rPr>
-        <w:t>知识更新：将发布经验更新至知识库</w:t>
-      </w:r>
     </w:p>
     <w:p>
       <w:pPr>
@@ -7415,18 +7180,78 @@
           <w:rFonts w:hint="eastAsia"/>
         </w:rPr>
       </w:pPr>
-      <w:bookmarkStart w:id="26" w:name="_Toc29852"/>
-      <w:r>
-        <w:rPr>
-          <w:rFonts w:hint="eastAsia"/>
-        </w:rPr>
-        <w:t>发布回退管理</w:t>
-      </w:r>
-      <w:bookmarkEnd w:id="26"/>
-    </w:p>
-    <w:p>
-      <w:pPr>
-        <w:pStyle w:val="31"/>
+      <w:bookmarkStart w:id="25" w:name="_Toc11098"/>
+      <w:r>
+        <w:rPr>
+          <w:rFonts w:hint="eastAsia"/>
+        </w:rPr>
+        <w:t>效果验证</w:t>
+      </w:r>
+      <w:bookmarkEnd w:id="25"/>
+    </w:p>
+    <w:p>
+      <w:pPr>
+        <w:pStyle w:val="a1"/>
+        <w:bidi w:val="0"/>
+        <w:rPr>
+          <w:rFonts w:hint="eastAsia"/>
+        </w:rPr>
+      </w:pPr>
+      <w:r>
+        <w:rPr>
+          <w:rFonts w:hint="eastAsia"/>
+        </w:rPr>
+        <w:t>功能验证：验证发布功能的完整性和正确性</w:t>
+      </w:r>
+    </w:p>
+    <w:p>
+      <w:pPr>
+        <w:pStyle w:val="a1"/>
+        <w:bidi w:val="0"/>
+        <w:rPr>
+          <w:rFonts w:hint="eastAsia"/>
+        </w:rPr>
+      </w:pPr>
+      <w:r>
+        <w:rPr>
+          <w:rFonts w:hint="eastAsia"/>
+        </w:rPr>
+        <w:t>性能验证：确认系统性能指标符合预期</w:t>
+      </w:r>
+    </w:p>
+    <w:p>
+      <w:pPr>
+        <w:pStyle w:val="a1"/>
+        <w:bidi w:val="0"/>
+        <w:rPr>
+          <w:rFonts w:hint="eastAsia"/>
+        </w:rPr>
+      </w:pPr>
+      <w:r>
+        <w:rPr>
+          <w:rFonts w:hint="eastAsia"/>
+        </w:rPr>
+        <w:t>业务验证：验证业务流程的正常运行</w:t>
+      </w:r>
+    </w:p>
+    <w:p>
+      <w:pPr>
+        <w:pStyle w:val="a1"/>
+        <w:bidi w:val="0"/>
+        <w:rPr>
+          <w:rFonts w:hint="eastAsia"/>
+        </w:rPr>
+      </w:pPr>
+      <w:r>
+        <w:rPr>
+          <w:rFonts w:hint="eastAsia"/>
+        </w:rPr>
+        <w:t>用户验收：获得业务部门的正式确认</w:t>
+      </w:r>
+    </w:p>
+    <w:p>
+      <w:pPr>
+        <w:pStyle w:val="3"/>
         <w:keepNext w:val="0"/>
         <w:keepLines w:val="0"/>
         <w:pageBreakBefore w:val="0"/>
@@ -7444,93 +7269,63 @@
           <w:rFonts w:hint="eastAsia"/>
         </w:rPr>
       </w:pPr>
-      <w:bookmarkStart w:id="27" w:name="_Toc25656"/>
-      <w:r>
-        <w:rPr>
-          <w:rFonts w:hint="eastAsia"/>
-        </w:rPr>
-        <w:t>回退触发条件</w:t>
-      </w:r>
-      <w:bookmarkEnd w:id="27"/>
-    </w:p>
-    <w:p>
-      <w:pPr>
-        <w:pStyle w:val="29"/>
-        <w:bidi w:val="0"/>
-        <w:rPr>
-          <w:rFonts w:hint="eastAsia"/>
-        </w:rPr>
-      </w:pPr>
-      <w:r>
-        <w:rPr>
-          <w:rFonts w:hint="eastAsia"/>
-        </w:rPr>
-        <w:t>明确发布回退的触发条件：</w:t>
-      </w:r>
-    </w:p>
-    <w:p>
-      <w:pPr>
-        <w:pStyle w:val="29"/>
-        <w:bidi w:val="0"/>
-        <w:rPr>
-          <w:rFonts w:hint="eastAsia"/>
-        </w:rPr>
-      </w:pPr>
-      <w:r>
-        <w:rPr>
-          <w:rFonts w:hint="eastAsia"/>
-        </w:rPr>
-        <w:t>关键功能无法正常使用</w:t>
-      </w:r>
-    </w:p>
-    <w:p>
-      <w:pPr>
-        <w:pStyle w:val="29"/>
-        <w:bidi w:val="0"/>
-        <w:rPr>
-          <w:rFonts w:hint="eastAsia"/>
-        </w:rPr>
-      </w:pPr>
-      <w:r>
-        <w:rPr>
-          <w:rFonts w:hint="eastAsia"/>
-        </w:rPr>
-        <w:t>系统性能严重下降超出阈值</w:t>
-      </w:r>
-    </w:p>
-    <w:p>
-      <w:pPr>
-        <w:pStyle w:val="29"/>
-        <w:bidi w:val="0"/>
-        <w:rPr>
-          <w:rFonts w:hint="eastAsia"/>
-        </w:rPr>
-      </w:pPr>
-      <w:r>
-        <w:rPr>
-          <w:rFonts w:hint="eastAsia"/>
-        </w:rPr>
-        <w:t>出现数据不一致或丢失</w:t>
-      </w:r>
-    </w:p>
-    <w:p>
-      <w:pPr>
-        <w:pStyle w:val="29"/>
-        <w:bidi w:val="0"/>
-        <w:rPr>
-          <w:rFonts w:hint="eastAsia"/>
-        </w:rPr>
-      </w:pPr>
-      <w:r>
-        <w:rPr>
-          <w:rFonts w:hint="eastAsia"/>
-        </w:rPr>
-        <w:t>用户投诉集中且影响业务</w:t>
-      </w:r>
-    </w:p>
-    <w:p>
-      <w:pPr>
-        <w:pStyle w:val="31"/>
+      <w:bookmarkStart w:id="26" w:name="_Toc5064"/>
+      <w:r>
+        <w:rPr>
+          <w:rFonts w:hint="eastAsia"/>
+        </w:rPr>
+        <w:t>配置更新</w:t>
+      </w:r>
+      <w:bookmarkEnd w:id="26"/>
+    </w:p>
+    <w:p>
+      <w:pPr>
+        <w:pStyle w:val="a1"/>
+        <w:bidi w:val="0"/>
+        <w:rPr>
+          <w:rFonts w:hint="eastAsia"/>
+        </w:rPr>
+      </w:pPr>
+      <w:r>
+        <w:rPr>
+          <w:rFonts w:hint="eastAsia"/>
+        </w:rPr>
+        <w:t>CMDB更新：在发布成功后24小时内完成配置项信息更新</w:t>
+      </w:r>
+    </w:p>
+    <w:p>
+      <w:pPr>
+        <w:pStyle w:val="a1"/>
+        <w:bidi w:val="0"/>
+        <w:rPr>
+          <w:rFonts w:hint="eastAsia"/>
+        </w:rPr>
+      </w:pPr>
+      <w:r>
+        <w:rPr>
+          <w:rFonts w:hint="eastAsia"/>
+        </w:rPr>
+        <w:t>文档归档：整理发布过程文档并归档保存</w:t>
+      </w:r>
+    </w:p>
+    <w:p>
+      <w:pPr>
+        <w:pStyle w:val="a1"/>
+        <w:bidi w:val="0"/>
+        <w:rPr>
+          <w:rFonts w:hint="eastAsia"/>
+        </w:rPr>
+      </w:pPr>
+      <w:r>
+        <w:rPr>
+          <w:rFonts w:hint="eastAsia"/>
+        </w:rPr>
+        <w:t>知识更新：将发布经验更新至知识库</w:t>
+      </w:r>
+    </w:p>
+    <w:p>
+      <w:pPr>
+        <w:pStyle w:val="Heading2"/>
         <w:keepNext w:val="0"/>
         <w:keepLines w:val="0"/>
         <w:pageBreakBefore w:val="0"/>
@@ -7548,78 +7343,18 @@
           <w:rFonts w:hint="eastAsia"/>
         </w:rPr>
       </w:pPr>
-      <w:bookmarkStart w:id="28" w:name="_Toc32204"/>
-      <w:r>
-        <w:rPr>
-          <w:rFonts w:hint="eastAsia"/>
-        </w:rPr>
-        <w:t>回退执行流程</w:t>
-      </w:r>
-      <w:bookmarkEnd w:id="28"/>
-    </w:p>
-    <w:p>
-      <w:pPr>
-        <w:pStyle w:val="29"/>
-        <w:bidi w:val="0"/>
-        <w:rPr>
-          <w:rFonts w:hint="eastAsia"/>
-        </w:rPr>
-      </w:pPr>
-      <w:r>
-        <w:rPr>
-          <w:rFonts w:hint="eastAsia"/>
-        </w:rPr>
-        <w:t>立即决策：发现严重问题时30分钟内做出回退决策</w:t>
-      </w:r>
-    </w:p>
-    <w:p>
-      <w:pPr>
-        <w:pStyle w:val="29"/>
-        <w:bidi w:val="0"/>
-        <w:rPr>
-          <w:rFonts w:hint="eastAsia"/>
-        </w:rPr>
-      </w:pPr>
-      <w:r>
-        <w:rPr>
-          <w:rFonts w:hint="eastAsia"/>
-        </w:rPr>
-        <w:t>有序执行：按照预定回退方案顺序执行</w:t>
-      </w:r>
-    </w:p>
-    <w:p>
-      <w:pPr>
-        <w:pStyle w:val="29"/>
-        <w:bidi w:val="0"/>
-        <w:rPr>
-          <w:rFonts w:hint="eastAsia"/>
-        </w:rPr>
-      </w:pPr>
-      <w:r>
-        <w:rPr>
-          <w:rFonts w:hint="eastAsia"/>
-        </w:rPr>
-        <w:t>状态恢复：确保系统完全恢复到发布前状态</w:t>
-      </w:r>
-    </w:p>
-    <w:p>
-      <w:pPr>
-        <w:pStyle w:val="29"/>
-        <w:bidi w:val="0"/>
-        <w:rPr>
-          <w:rFonts w:hint="eastAsia"/>
-        </w:rPr>
-      </w:pPr>
-      <w:r>
-        <w:rPr>
-          <w:rFonts w:hint="eastAsia"/>
-        </w:rPr>
-        <w:t>问题记录：详细记录回退原因和过程</w:t>
-      </w:r>
-    </w:p>
-    <w:p>
-      <w:pPr>
-        <w:pStyle w:val="30"/>
+      <w:bookmarkStart w:id="27" w:name="_Toc29852"/>
+      <w:r>
+        <w:rPr>
+          <w:rFonts w:hint="eastAsia"/>
+        </w:rPr>
+        <w:t>发布回退管理</w:t>
+      </w:r>
+      <w:bookmarkEnd w:id="27"/>
+    </w:p>
+    <w:p>
+      <w:pPr>
+        <w:pStyle w:val="3"/>
         <w:keepNext w:val="0"/>
         <w:keepLines w:val="0"/>
         <w:pageBreakBefore w:val="0"/>
@@ -7637,19 +7372,93 @@
           <w:rFonts w:hint="eastAsia"/>
         </w:rPr>
       </w:pPr>
-      <w:bookmarkStart w:id="29" w:name="_Toc23496"/>
-      <w:r>
-        <w:rPr>
-          <w:rFonts w:hint="eastAsia"/>
-        </w:rPr>
-        <w:t>关键控制点与测量指标</w:t>
-      </w:r>
-      <w:bookmarkEnd w:id="20"/>
-      <w:bookmarkEnd w:id="29"/>
-    </w:p>
-    <w:p>
-      <w:pPr>
-        <w:pStyle w:val="29"/>
+      <w:bookmarkStart w:id="28" w:name="_Toc25656"/>
+      <w:r>
+        <w:rPr>
+          <w:rFonts w:hint="eastAsia"/>
+        </w:rPr>
+        <w:t>回退触发条件</w:t>
+      </w:r>
+      <w:bookmarkEnd w:id="28"/>
+    </w:p>
+    <w:p>
+      <w:pPr>
+        <w:pStyle w:val="a1"/>
+        <w:bidi w:val="0"/>
+        <w:rPr>
+          <w:rFonts w:hint="eastAsia"/>
+        </w:rPr>
+      </w:pPr>
+      <w:r>
+        <w:rPr>
+          <w:rFonts w:hint="eastAsia"/>
+        </w:rPr>
+        <w:t>明确发布回退的触发条件：</w:t>
+      </w:r>
+    </w:p>
+    <w:p>
+      <w:pPr>
+        <w:pStyle w:val="a1"/>
+        <w:bidi w:val="0"/>
+        <w:rPr>
+          <w:rFonts w:hint="eastAsia"/>
+        </w:rPr>
+      </w:pPr>
+      <w:r>
+        <w:rPr>
+          <w:rFonts w:hint="eastAsia"/>
+        </w:rPr>
+        <w:t>关键功能无法正常使用</w:t>
+      </w:r>
+    </w:p>
+    <w:p>
+      <w:pPr>
+        <w:pStyle w:val="a1"/>
+        <w:bidi w:val="0"/>
+        <w:rPr>
+          <w:rFonts w:hint="eastAsia"/>
+        </w:rPr>
+      </w:pPr>
+      <w:r>
+        <w:rPr>
+          <w:rFonts w:hint="eastAsia"/>
+        </w:rPr>
+        <w:t>系统性能严重下降超出阈值</w:t>
+      </w:r>
+    </w:p>
+    <w:p>
+      <w:pPr>
+        <w:pStyle w:val="a1"/>
+        <w:bidi w:val="0"/>
+        <w:rPr>
+          <w:rFonts w:hint="eastAsia"/>
+        </w:rPr>
+      </w:pPr>
+      <w:r>
+        <w:rPr>
+          <w:rFonts w:hint="eastAsia"/>
+        </w:rPr>
+        <w:t>出现数据不一致或丢失</w:t>
+      </w:r>
+    </w:p>
+    <w:p>
+      <w:pPr>
+        <w:pStyle w:val="a1"/>
+        <w:bidi w:val="0"/>
+        <w:rPr>
+          <w:rFonts w:hint="eastAsia"/>
+        </w:rPr>
+      </w:pPr>
+      <w:r>
+        <w:rPr>
+          <w:rFonts w:hint="eastAsia"/>
+        </w:rPr>
+        <w:t>用户投诉集中且影响业务</w:t>
+      </w:r>
+    </w:p>
+    <w:p>
+      <w:pPr>
+        <w:pStyle w:val="3"/>
         <w:keepNext w:val="0"/>
         <w:keepLines w:val="0"/>
         <w:pageBreakBefore w:val="0"/>
@@ -7662,11 +7471,130 @@
         <w:bidi w:val="0"/>
         <w:adjustRightInd w:val="0"/>
         <w:snapToGrid w:val="0"/>
-        <w:ind w:left="0" w:leftChars="0" w:right="0" w:rightChars="0" w:firstLine="0" w:firstLineChars="0"/>
+        <w:textAlignment w:val="baseline"/>
+        <w:rPr>
+          <w:rFonts w:hint="eastAsia"/>
+        </w:rPr>
+      </w:pPr>
+      <w:bookmarkStart w:id="29" w:name="_Toc32204"/>
+      <w:r>
+        <w:rPr>
+          <w:rFonts w:hint="eastAsia"/>
+        </w:rPr>
+        <w:t>回退执行流程</w:t>
+      </w:r>
+      <w:bookmarkEnd w:id="29"/>
+    </w:p>
+    <w:p>
+      <w:pPr>
+        <w:pStyle w:val="a1"/>
+        <w:bidi w:val="0"/>
+        <w:rPr>
+          <w:rFonts w:hint="eastAsia"/>
+        </w:rPr>
+      </w:pPr>
+      <w:r>
+        <w:rPr>
+          <w:rFonts w:hint="eastAsia"/>
+        </w:rPr>
+        <w:t>立即决策：发现严重问题时30分钟内做出回退决策</w:t>
+      </w:r>
+    </w:p>
+    <w:p>
+      <w:pPr>
+        <w:pStyle w:val="a1"/>
+        <w:bidi w:val="0"/>
+        <w:rPr>
+          <w:rFonts w:hint="eastAsia"/>
+        </w:rPr>
+      </w:pPr>
+      <w:r>
+        <w:rPr>
+          <w:rFonts w:hint="eastAsia"/>
+        </w:rPr>
+        <w:t>有序执行：按照预定回退方案顺序执行</w:t>
+      </w:r>
+    </w:p>
+    <w:p>
+      <w:pPr>
+        <w:pStyle w:val="a1"/>
+        <w:bidi w:val="0"/>
+        <w:rPr>
+          <w:rFonts w:hint="eastAsia"/>
+        </w:rPr>
+      </w:pPr>
+      <w:r>
+        <w:rPr>
+          <w:rFonts w:hint="eastAsia"/>
+        </w:rPr>
+        <w:t>状态恢复：确保系统完全恢复到发布前状态</w:t>
+      </w:r>
+    </w:p>
+    <w:p>
+      <w:pPr>
+        <w:pStyle w:val="a1"/>
+        <w:bidi w:val="0"/>
+        <w:rPr>
+          <w:rFonts w:hint="eastAsia"/>
+        </w:rPr>
+      </w:pPr>
+      <w:r>
+        <w:rPr>
+          <w:rFonts w:hint="eastAsia"/>
+        </w:rPr>
+        <w:t>问题记录：详细记录回退原因和过程</w:t>
+      </w:r>
+    </w:p>
+    <w:p>
+      <w:pPr>
+        <w:pStyle w:val="2"/>
+        <w:keepNext w:val="0"/>
+        <w:keepLines w:val="0"/>
+        <w:pageBreakBefore w:val="0"/>
+        <w:widowControl w:val="0"/>
+        <w:kinsoku w:val="0"/>
+        <w:wordWrap/>
+        <w:overflowPunct/>
+        <w:autoSpaceDE w:val="0"/>
+        <w:autoSpaceDN w:val="0"/>
+        <w:bidi w:val="0"/>
+        <w:adjustRightInd w:val="0"/>
+        <w:snapToGrid w:val="0"/>
+        <w:textAlignment w:val="baseline"/>
+        <w:rPr>
+          <w:rFonts w:hint="eastAsia"/>
+        </w:rPr>
+      </w:pPr>
+      <w:bookmarkStart w:id="30" w:name="_Toc23496"/>
+      <w:r>
+        <w:rPr>
+          <w:rFonts w:hint="eastAsia"/>
+        </w:rPr>
+        <w:t>关键控制点与测量指标</w:t>
+      </w:r>
+      <w:bookmarkEnd w:id="21"/>
+      <w:bookmarkEnd w:id="30"/>
+    </w:p>
+    <w:p>
+      <w:pPr>
+        <w:pStyle w:val="a1"/>
+        <w:keepNext w:val="0"/>
+        <w:keepLines w:val="0"/>
+        <w:pageBreakBefore w:val="0"/>
+        <w:widowControl w:val="0"/>
+        <w:kinsoku w:val="0"/>
+        <w:wordWrap/>
+        <w:overflowPunct/>
+        <w:autoSpaceDE w:val="0"/>
+        <w:autoSpaceDN w:val="0"/>
+        <w:bidi w:val="0"/>
+        <w:adjustRightInd w:val="0"/>
+        <w:snapToGrid w:val="0"/>
+        <w:ind w:left="0" w:right="0" w:firstLine="0" w:leftChars="0" w:rightChars="0" w:firstLineChars="0"/>
         <w:jc w:val="center"/>
         <w:textAlignment w:val="baseline"/>
         <w:rPr>
-          <w:rFonts w:hint="eastAsia" w:eastAsia="宋体"/>
+          <w:rFonts w:eastAsia="宋体" w:hint="eastAsia"/>
           <w:lang w:val="en-US" w:eastAsia="zh-CN"/>
         </w:rPr>
       </w:pPr>
@@ -7770,18 +7698,17 @@
     </w:p>
     <w:tbl>
       <w:tblPr>
-        <w:tblStyle w:val="21"/>
+        <w:tblStyle w:val="TableGrid"/>
         <w:tblW w:w="0" w:type="auto"/>
         <w:jc w:val="center"/>
         <w:tblBorders>
-          <w:top w:val="single" w:color="auto" w:sz="4" w:space="0"/>
-          <w:left w:val="single" w:color="auto" w:sz="4" w:space="0"/>
-          <w:bottom w:val="single" w:color="auto" w:sz="4" w:space="0"/>
-          <w:right w:val="single" w:color="auto" w:sz="4" w:space="0"/>
-          <w:insideH w:val="single" w:color="auto" w:sz="4" w:space="0"/>
-          <w:insideV w:val="single" w:color="auto" w:sz="4" w:space="0"/>
+          <w:top w:val="single" w:sz="4" w:space="0" w:color="auto"/>
+          <w:left w:val="single" w:sz="4" w:space="0" w:color="auto"/>
+          <w:bottom w:val="single" w:sz="4" w:space="0" w:color="auto"/>
+          <w:right w:val="single" w:sz="4" w:space="0" w:color="auto"/>
+          <w:insideH w:val="single" w:sz="4" w:space="0" w:color="auto"/>
+          <w:insideV w:val="single" w:sz="4" w:space="0" w:color="auto"/>
         </w:tblBorders>
-        <w:tblLayout w:type="autofit"/>
         <w:tblCellMar>
           <w:top w:w="0" w:type="dxa"/>
           <w:left w:w="108" w:type="dxa"/>
@@ -7798,13 +7725,15 @@
       </w:tblGrid>
       <w:tr>
         <w:tblPrEx>
+          <w:tblW w:w="0" w:type="auto"/>
+          <w:jc w:val="center"/>
           <w:tblBorders>
-            <w:top w:val="single" w:color="auto" w:sz="4" w:space="0"/>
-            <w:left w:val="single" w:color="auto" w:sz="4" w:space="0"/>
-            <w:bottom w:val="single" w:color="auto" w:sz="4" w:space="0"/>
-            <w:right w:val="single" w:color="auto" w:sz="4" w:space="0"/>
-            <w:insideH w:val="single" w:color="auto" w:sz="4" w:space="0"/>
-            <w:insideV w:val="single" w:color="auto" w:sz="4" w:space="0"/>
+            <w:top w:val="single" w:sz="4" w:space="0" w:color="auto"/>
+            <w:left w:val="single" w:sz="4" w:space="0" w:color="auto"/>
+            <w:bottom w:val="single" w:sz="4" w:space="0" w:color="auto"/>
+            <w:right w:val="single" w:sz="4" w:space="0" w:color="auto"/>
+            <w:insideH w:val="single" w:sz="4" w:space="0" w:color="auto"/>
+            <w:insideV w:val="single" w:sz="4" w:space="0" w:color="auto"/>
           </w:tblBorders>
           <w:tblCellMar>
             <w:top w:w="0" w:type="dxa"/>
@@ -7835,7 +7764,7 @@
               <w:bidi w:val="0"/>
               <w:adjustRightInd w:val="0"/>
               <w:snapToGrid w:val="0"/>
-              <w:ind w:left="0" w:leftChars="0" w:right="0" w:rightChars="0" w:firstLine="0" w:firstLineChars="0"/>
+              <w:ind w:left="0" w:right="0" w:firstLine="0" w:leftChars="0" w:rightChars="0" w:firstLineChars="0"/>
               <w:jc w:val="center"/>
               <w:textAlignment w:val="baseline"/>
               <w:rPr>
@@ -7875,7 +7804,7 @@
               <w:bidi w:val="0"/>
               <w:adjustRightInd w:val="0"/>
               <w:snapToGrid w:val="0"/>
-              <w:ind w:left="0" w:leftChars="0" w:right="0" w:rightChars="0" w:firstLine="0" w:firstLineChars="0"/>
+              <w:ind w:left="0" w:right="0" w:firstLine="0" w:leftChars="0" w:rightChars="0" w:firstLineChars="0"/>
               <w:jc w:val="center"/>
               <w:textAlignment w:val="baseline"/>
               <w:rPr>
@@ -7915,7 +7844,7 @@
               <w:bidi w:val="0"/>
               <w:adjustRightInd w:val="0"/>
               <w:snapToGrid w:val="0"/>
-              <w:ind w:left="0" w:leftChars="0" w:right="0" w:rightChars="0" w:firstLine="0" w:firstLineChars="0"/>
+              <w:ind w:left="0" w:right="0" w:firstLine="0" w:leftChars="0" w:rightChars="0" w:firstLineChars="0"/>
               <w:jc w:val="center"/>
               <w:textAlignment w:val="baseline"/>
               <w:rPr>
@@ -7955,7 +7884,7 @@
               <w:bidi w:val="0"/>
               <w:adjustRightInd w:val="0"/>
               <w:snapToGrid w:val="0"/>
-              <w:ind w:left="0" w:leftChars="0" w:right="0" w:rightChars="0" w:firstLine="0" w:firstLineChars="0"/>
+              <w:ind w:left="0" w:right="0" w:firstLine="0" w:leftChars="0" w:rightChars="0" w:firstLineChars="0"/>
               <w:jc w:val="center"/>
               <w:textAlignment w:val="baseline"/>
               <w:rPr>
@@ -7995,7 +7924,7 @@
               <w:bidi w:val="0"/>
               <w:adjustRightInd w:val="0"/>
               <w:snapToGrid w:val="0"/>
-              <w:ind w:left="0" w:leftChars="0" w:right="0" w:rightChars="0" w:firstLine="0" w:firstLineChars="0"/>
+              <w:ind w:left="0" w:right="0" w:firstLine="0" w:leftChars="0" w:rightChars="0" w:firstLineChars="0"/>
               <w:jc w:val="center"/>
               <w:textAlignment w:val="baseline"/>
               <w:rPr>
@@ -8019,14 +7948,8 @@
       </w:tr>
       <w:tr>
         <w:tblPrEx>
-          <w:tblBorders>
-            <w:top w:val="single" w:color="auto" w:sz="4" w:space="0"/>
-            <w:left w:val="single" w:color="auto" w:sz="4" w:space="0"/>
-            <w:bottom w:val="single" w:color="auto" w:sz="4" w:space="0"/>
-            <w:right w:val="single" w:color="auto" w:sz="4" w:space="0"/>
-            <w:insideH w:val="single" w:color="auto" w:sz="4" w:space="0"/>
-            <w:insideV w:val="single" w:color="auto" w:sz="4" w:space="0"/>
-          </w:tblBorders>
+          <w:tblW w:w="0" w:type="auto"/>
+          <w:jc w:val="center"/>
           <w:tblCellMar>
             <w:top w:w="0" w:type="dxa"/>
             <w:left w:w="108" w:type="dxa"/>
@@ -8043,7 +7966,7 @@
           </w:tcPr>
           <w:p>
             <w:pPr>
-              <w:pStyle w:val="29"/>
+              <w:pStyle w:val="a1"/>
               <w:keepNext w:val="0"/>
               <w:keepLines w:val="0"/>
               <w:pageBreakBefore w:val="0"/>
@@ -8057,7 +7980,7 @@
               <w:bidi w:val="0"/>
               <w:adjustRightInd w:val="0"/>
               <w:snapToGrid w:val="0"/>
-              <w:ind w:left="0" w:leftChars="0" w:right="0" w:rightChars="0" w:firstLine="0" w:firstLineChars="0"/>
+              <w:ind w:left="0" w:right="0" w:firstLine="0" w:leftChars="0" w:rightChars="0" w:firstLineChars="0"/>
               <w:jc w:val="center"/>
               <w:textAlignment w:val="baseline"/>
               <w:rPr>
@@ -8086,7 +8009,7 @@
           </w:tcPr>
           <w:p>
             <w:pPr>
-              <w:pStyle w:val="29"/>
+              <w:pStyle w:val="a1"/>
               <w:keepNext w:val="0"/>
               <w:keepLines w:val="0"/>
               <w:pageBreakBefore w:val="0"/>
@@ -8099,11 +8022,11 @@
               <w:bidi w:val="0"/>
               <w:adjustRightInd w:val="0"/>
               <w:snapToGrid w:val="0"/>
-              <w:ind w:left="0" w:leftChars="0" w:firstLine="0" w:firstLineChars="0"/>
+              <w:ind w:left="0" w:firstLine="0" w:leftChars="0" w:firstLineChars="0"/>
               <w:jc w:val="left"/>
               <w:textAlignment w:val="baseline"/>
               <w:rPr>
-                <w:rFonts w:hint="default" w:eastAsia="宋体"/>
+                <w:rFonts w:eastAsia="宋体" w:hint="default"/>
                 <w:sz w:val="21"/>
                 <w:szCs w:val="21"/>
                 <w:vertAlign w:val="baseline"/>
@@ -8112,7 +8035,7 @@
             </w:pPr>
             <w:r>
               <w:rPr>
-                <w:rFonts w:hint="eastAsia" w:ascii="Segoe UI" w:hAnsi="Segoe UI" w:eastAsia="Segoe UI" w:cs="Segoe UI"/>
+                <w:rFonts w:ascii="Segoe UI" w:eastAsia="Segoe UI" w:hAnsi="Segoe UI" w:cs="Segoe UI" w:hint="eastAsia"/>
                 <w:i w:val="0"/>
                 <w:iCs w:val="0"/>
                 <w:caps w:val="0"/>
@@ -8133,7 +8056,7 @@
           </w:tcPr>
           <w:p>
             <w:pPr>
-              <w:pStyle w:val="29"/>
+              <w:pStyle w:val="a1"/>
               <w:keepNext w:val="0"/>
               <w:keepLines w:val="0"/>
               <w:pageBreakBefore w:val="0"/>
@@ -8146,7 +8069,7 @@
               <w:bidi w:val="0"/>
               <w:adjustRightInd w:val="0"/>
               <w:snapToGrid w:val="0"/>
-              <w:ind w:left="0" w:leftChars="0" w:firstLine="0" w:firstLineChars="0"/>
+              <w:ind w:left="0" w:firstLine="0" w:leftChars="0" w:firstLineChars="0"/>
               <w:jc w:val="left"/>
               <w:textAlignment w:val="baseline"/>
               <w:rPr>
@@ -8159,7 +8082,7 @@
             </w:pPr>
             <w:r>
               <w:rPr>
-                <w:rFonts w:ascii="Segoe UI" w:hAnsi="Segoe UI" w:eastAsia="Segoe UI" w:cs="Segoe UI"/>
+                <w:rFonts w:ascii="Segoe UI" w:eastAsia="Segoe UI" w:hAnsi="Segoe UI" w:cs="Segoe UI"/>
                 <w:i w:val="0"/>
                 <w:iCs w:val="0"/>
                 <w:caps w:val="0"/>
@@ -8173,7 +8096,7 @@
             </w:r>
             <w:r>
               <w:rPr>
-                <w:rFonts w:hint="eastAsia" w:ascii="Segoe UI" w:hAnsi="Segoe UI" w:eastAsia="宋体" w:cs="Segoe UI"/>
+                <w:rFonts w:ascii="Segoe UI" w:eastAsia="宋体" w:hAnsi="Segoe UI" w:cs="Segoe UI" w:hint="eastAsia"/>
                 <w:i w:val="0"/>
                 <w:iCs w:val="0"/>
                 <w:caps w:val="0"/>
@@ -8188,7 +8111,7 @@
             </w:r>
             <w:r>
               <w:rPr>
-                <w:rFonts w:ascii="Segoe UI" w:hAnsi="Segoe UI" w:eastAsia="Segoe UI" w:cs="Segoe UI"/>
+                <w:rFonts w:ascii="Segoe UI" w:eastAsia="Segoe UI" w:hAnsi="Segoe UI" w:cs="Segoe UI"/>
                 <w:i w:val="0"/>
                 <w:iCs w:val="0"/>
                 <w:caps w:val="0"/>
@@ -8202,7 +8125,7 @@
             </w:r>
             <w:r>
               <w:rPr>
-                <w:rFonts w:hint="eastAsia" w:ascii="Segoe UI" w:hAnsi="Segoe UI" w:eastAsia="宋体" w:cs="Segoe UI"/>
+                <w:rFonts w:ascii="Segoe UI" w:eastAsia="宋体" w:hAnsi="Segoe UI" w:cs="Segoe UI" w:hint="eastAsia"/>
                 <w:i w:val="0"/>
                 <w:iCs w:val="0"/>
                 <w:caps w:val="0"/>
@@ -8217,7 +8140,7 @@
             </w:r>
             <w:r>
               <w:rPr>
-                <w:rFonts w:ascii="Segoe UI" w:hAnsi="Segoe UI" w:eastAsia="Segoe UI" w:cs="Segoe UI"/>
+                <w:rFonts w:ascii="Segoe UI" w:eastAsia="Segoe UI" w:hAnsi="Segoe UI" w:cs="Segoe UI"/>
                 <w:i w:val="0"/>
                 <w:iCs w:val="0"/>
                 <w:caps w:val="0"/>
@@ -8237,7 +8160,7 @@
           </w:tcPr>
           <w:p>
             <w:pPr>
-              <w:pStyle w:val="29"/>
+              <w:pStyle w:val="a1"/>
               <w:keepNext w:val="0"/>
               <w:keepLines w:val="0"/>
               <w:pageBreakBefore w:val="0"/>
@@ -8251,7 +8174,7 @@
               <w:bidi w:val="0"/>
               <w:adjustRightInd w:val="0"/>
               <w:snapToGrid w:val="0"/>
-              <w:ind w:left="0" w:leftChars="0" w:right="0" w:rightChars="0" w:firstLine="0" w:firstLineChars="0"/>
+              <w:ind w:left="0" w:right="0" w:firstLine="0" w:leftChars="0" w:rightChars="0" w:firstLineChars="0"/>
               <w:jc w:val="center"/>
               <w:textAlignment w:val="baseline"/>
               <w:rPr>
@@ -8280,7 +8203,7 @@
           </w:tcPr>
           <w:p>
             <w:pPr>
-              <w:pStyle w:val="29"/>
+              <w:pStyle w:val="a1"/>
               <w:keepNext w:val="0"/>
               <w:keepLines w:val="0"/>
               <w:pageBreakBefore w:val="0"/>
@@ -8294,7 +8217,7 @@
               <w:bidi w:val="0"/>
               <w:adjustRightInd w:val="0"/>
               <w:snapToGrid w:val="0"/>
-              <w:ind w:left="0" w:leftChars="0" w:right="0" w:rightChars="0" w:firstLine="0" w:firstLineChars="0"/>
+              <w:ind w:left="0" w:right="0" w:firstLine="0" w:leftChars="0" w:rightChars="0" w:firstLineChars="0"/>
               <w:jc w:val="center"/>
               <w:textAlignment w:val="baseline"/>
               <w:rPr>
@@ -8307,7 +8230,7 @@
             </w:pPr>
             <w:r>
               <w:rPr>
-                <w:rFonts w:hint="eastAsia" w:ascii="微软雅黑" w:hAnsi="微软雅黑" w:eastAsia="微软雅黑" w:cs="微软雅黑"/>
+                <w:rFonts w:ascii="微软雅黑" w:eastAsia="微软雅黑" w:hAnsi="微软雅黑" w:cs="微软雅黑" w:hint="eastAsia"/>
                 <w:sz w:val="21"/>
                 <w:szCs w:val="21"/>
                 <w:vertAlign w:val="baseline"/>
@@ -8321,7 +8244,7 @@
     </w:tbl>
     <w:p>
       <w:pPr>
-        <w:pStyle w:val="29"/>
+        <w:pStyle w:val="a1"/>
         <w:keepNext w:val="0"/>
         <w:keepLines w:val="0"/>
         <w:pageBreakBefore w:val="0"/>
@@ -8334,7 +8257,7 @@
         <w:bidi w:val="0"/>
         <w:adjustRightInd w:val="0"/>
         <w:snapToGrid w:val="0"/>
-        <w:ind w:left="0" w:leftChars="0" w:right="0" w:rightChars="0" w:firstLine="0" w:firstLineChars="0"/>
+        <w:ind w:left="0" w:right="0" w:firstLine="0" w:leftChars="0" w:rightChars="0" w:firstLineChars="0"/>
         <w:jc w:val="center"/>
         <w:textAlignment w:val="baseline"/>
         <w:rPr>
@@ -8345,7 +8268,7 @@
     </w:p>
     <w:p>
       <w:pPr>
-        <w:pStyle w:val="28"/>
+        <w:pStyle w:val="1"/>
         <w:keepNext w:val="0"/>
         <w:keepLines w:val="0"/>
         <w:pageBreakBefore w:val="0"/>
@@ -8360,25 +8283,25 @@
         <w:snapToGrid w:val="0"/>
         <w:textAlignment w:val="baseline"/>
         <w:rPr>
-          <w:rStyle w:val="38"/>
-          <w:rFonts w:hint="default" w:eastAsia="宋体"/>
-          <w:lang w:val="en-US" w:eastAsia="zh-CN"/>
-        </w:rPr>
-      </w:pPr>
-      <w:bookmarkStart w:id="30" w:name="bookmark3"/>
-      <w:bookmarkEnd w:id="30"/>
-      <w:bookmarkStart w:id="31" w:name="_Toc17424"/>
-      <w:bookmarkStart w:id="32" w:name="_Toc21982"/>
-      <w:r>
-        <w:rPr>
-          <w:rStyle w:val="38"/>
-          <w:rFonts w:hint="eastAsia" w:eastAsia="宋体"/>
+          <w:rStyle w:val="1Char"/>
+          <w:rFonts w:eastAsia="宋体" w:hint="default"/>
+          <w:lang w:val="en-US" w:eastAsia="zh-CN"/>
+        </w:rPr>
+      </w:pPr>
+      <w:bookmarkStart w:id="31" w:name="bookmark3"/>
+      <w:bookmarkEnd w:id="31"/>
+      <w:bookmarkStart w:id="32" w:name="_Toc17424"/>
+      <w:bookmarkStart w:id="33" w:name="_Toc21982"/>
+      <w:r>
+        <w:rPr>
+          <w:rStyle w:val="1Char"/>
+          <w:rFonts w:eastAsia="宋体" w:hint="eastAsia"/>
           <w:lang w:val="en-US" w:eastAsia="zh-CN"/>
         </w:rPr>
         <w:t>附则</w:t>
       </w:r>
-      <w:bookmarkEnd w:id="31"/>
       <w:bookmarkEnd w:id="32"/>
+      <w:bookmarkEnd w:id="33"/>
     </w:p>
     <w:p>
       <w:pPr>
@@ -8400,17 +8323,17 @@
         <w:adjustRightInd w:val="0"/>
         <w:snapToGrid w:val="0"/>
         <w:spacing w:line="360" w:lineRule="auto"/>
-        <w:ind w:left="425" w:leftChars="0" w:hanging="425" w:firstLineChars="0"/>
+        <w:ind w:left="425" w:hanging="425" w:leftChars="0" w:firstLineChars="0"/>
         <w:textAlignment w:val="baseline"/>
         <w:rPr>
-          <w:rFonts w:ascii="宋体" w:hAnsi="宋体" w:eastAsia="宋体" w:cs="宋体"/>
+          <w:rFonts w:ascii="宋体" w:eastAsia="宋体" w:hAnsi="宋体" w:cs="宋体"/>
           <w:sz w:val="24"/>
           <w:szCs w:val="24"/>
         </w:rPr>
       </w:pPr>
       <w:r>
         <w:rPr>
-          <w:rFonts w:ascii="宋体" w:hAnsi="宋体" w:eastAsia="宋体" w:cs="宋体"/>
+          <w:rFonts w:ascii="宋体" w:eastAsia="宋体" w:hAnsi="宋体" w:cs="宋体"/>
           <w:spacing w:val="-1"/>
           <w:sz w:val="24"/>
           <w:szCs w:val="24"/>
@@ -8419,7 +8342,7 @@
       </w:r>
       <w:r>
         <w:rPr>
-          <w:rFonts w:hint="eastAsia" w:ascii="宋体" w:hAnsi="宋体" w:cs="宋体"/>
+          <w:rFonts w:ascii="宋体" w:hAnsi="宋体" w:cs="宋体" w:hint="eastAsia"/>
           <w:spacing w:val="-1"/>
           <w:sz w:val="24"/>
           <w:szCs w:val="24"/>
@@ -8429,7 +8352,7 @@
       </w:r>
       <w:r>
         <w:rPr>
-          <w:rFonts w:ascii="宋体" w:hAnsi="宋体" w:eastAsia="宋体" w:cs="宋体"/>
+          <w:rFonts w:ascii="宋体" w:eastAsia="宋体" w:hAnsi="宋体" w:cs="宋体"/>
           <w:spacing w:val="-1"/>
           <w:sz w:val="24"/>
           <w:szCs w:val="24"/>
@@ -8457,7 +8380,7 @@
         <w:adjustRightInd w:val="0"/>
         <w:snapToGrid w:val="0"/>
         <w:spacing w:line="360" w:lineRule="auto"/>
-        <w:ind w:left="425" w:leftChars="0" w:hanging="425" w:firstLineChars="0"/>
+        <w:ind w:left="425" w:hanging="425" w:leftChars="0" w:firstLineChars="0"/>
         <w:textAlignment w:val="baseline"/>
         <w:rPr>
           <w:rFonts w:hint="default"/>
@@ -8466,7 +8389,7 @@
       </w:pPr>
       <w:r>
         <w:rPr>
-          <w:rFonts w:ascii="宋体" w:hAnsi="宋体" w:eastAsia="宋体" w:cs="宋体"/>
+          <w:rFonts w:ascii="宋体" w:eastAsia="宋体" w:hAnsi="宋体" w:cs="宋体"/>
           <w:spacing w:val="-2"/>
           <w:sz w:val="24"/>
           <w:szCs w:val="24"/>
@@ -8476,7 +8399,7 @@
     </w:p>
     <w:p>
       <w:pPr>
-        <w:pStyle w:val="28"/>
+        <w:pStyle w:val="1"/>
         <w:keepNext w:val="0"/>
         <w:keepLines w:val="0"/>
         <w:pageBreakBefore w:val="0"/>
@@ -8495,9 +8418,9 @@
           <w:lang w:val="en-US" w:eastAsia="zh-CN"/>
         </w:rPr>
       </w:pPr>
-      <w:bookmarkStart w:id="33" w:name="bookmark14"/>
-      <w:bookmarkEnd w:id="33"/>
-      <w:bookmarkStart w:id="34" w:name="_Toc12013"/>
+      <w:bookmarkStart w:id="34" w:name="bookmark14"/>
+      <w:bookmarkEnd w:id="34"/>
+      <w:bookmarkStart w:id="35" w:name="_Toc12013"/>
       <w:r>
         <w:rPr>
           <w:rFonts w:hint="eastAsia"/>
@@ -8505,11 +8428,11 @@
         </w:rPr>
         <w:t>附件</w:t>
       </w:r>
-      <w:bookmarkEnd w:id="34"/>
-    </w:p>
-    <w:p>
-      <w:pPr>
-        <w:pStyle w:val="29"/>
+      <w:bookmarkEnd w:id="35"/>
+    </w:p>
+    <w:p>
+      <w:pPr>
+        <w:pStyle w:val="a1"/>
         <w:keepNext w:val="0"/>
         <w:keepLines w:val="0"/>
         <w:pageBreakBefore w:val="0"/>
@@ -8538,7 +8461,7 @@
     </w:p>
     <w:p>
       <w:pPr>
-        <w:pStyle w:val="28"/>
+        <w:pStyle w:val="1"/>
         <w:keepNext w:val="0"/>
         <w:keepLines w:val="0"/>
         <w:pageBreakBefore w:val="0"/>
@@ -8557,7 +8480,7 @@
           <w:lang w:val="en-US" w:eastAsia="zh-CN"/>
         </w:rPr>
       </w:pPr>
-      <w:bookmarkStart w:id="35" w:name="_Toc892"/>
+      <w:bookmarkStart w:id="36" w:name="_Toc892"/>
       <w:r>
         <w:rPr>
           <w:rFonts w:hint="eastAsia"/>
@@ -8565,11 +8488,11 @@
         </w:rPr>
         <w:t>记录</w:t>
       </w:r>
-      <w:bookmarkEnd w:id="35"/>
-    </w:p>
-    <w:p>
-      <w:pPr>
-        <w:pStyle w:val="29"/>
+      <w:bookmarkEnd w:id="36"/>
+    </w:p>
+    <w:p>
+      <w:pPr>
+        <w:pStyle w:val="a1"/>
         <w:keepNext w:val="0"/>
         <w:keepLines w:val="0"/>
         <w:pageBreakBefore w:val="0"/>
@@ -8597,96 +8520,52 @@
       </w:r>
     </w:p>
     <w:sectPr>
-      <w:headerReference r:id="rId7" w:type="first"/>
-      <w:footerReference r:id="rId10" w:type="first"/>
-      <w:headerReference r:id="rId5" w:type="default"/>
-      <w:footerReference r:id="rId8" w:type="default"/>
-      <w:headerReference r:id="rId6" w:type="even"/>
-      <w:footerReference r:id="rId9" w:type="even"/>
+      <w:headerReference w:type="even" r:id="rId6"/>
+      <w:headerReference w:type="default" r:id="rId7"/>
+      <w:footerReference w:type="even" r:id="rId8"/>
+      <w:footerReference w:type="default" r:id="rId9"/>
+      <w:headerReference w:type="first" r:id="rId10"/>
+      <w:footerReference w:type="first" r:id="rId11"/>
       <w:pgSz w:w="11906" w:h="16838"/>
       <w:pgMar w:top="1417" w:right="1800" w:bottom="1440" w:left="1800" w:header="1140" w:footer="992" w:gutter="0"/>
-      <w:cols w:space="425" w:num="1"/>
+      <w:cols w:num="1" w:space="425"/>
       <w:docGrid w:type="lines" w:linePitch="312" w:charSpace="0"/>
     </w:sectPr>
   </w:body>
 </w:document>
 </file>
 
-<file path=word/endnotes.xml><?xml version="1.0" encoding="utf-8"?>
-<w:endnotes xmlns:wpc="http://schemas.microsoft.com/office/word/2010/wordprocessingCanvas" xmlns:mc="http://schemas.openxmlformats.org/markup-compatibility/2006" xmlns:o="urn:schemas-microsoft-com:office:office" xmlns:r="http://schemas.openxmlformats.org/officeDocument/2006/relationships" xmlns:m="http://schemas.openxmlformats.org/officeDocument/2006/math" xmlns:v="urn:schemas-microsoft-com:vml" xmlns:wp14="http://schemas.microsoft.com/office/word/2010/wordprocessingDrawing" xmlns:wp="http://schemas.openxmlformats.org/drawingml/2006/wordprocessingDrawing" xmlns:w="http://schemas.openxmlformats.org/wordprocessingml/2006/main" xmlns:w14="http://schemas.microsoft.com/office/word/2010/wordml" xmlns:w15="http://schemas.microsoft.com/office/word/2012/wordml" xmlns:w10="urn:schemas-microsoft-com:office:word" xmlns:wpg="http://schemas.microsoft.com/office/word/2010/wordprocessingGroup" xmlns:wpi="http://schemas.microsoft.com/office/word/2010/wordprocessingInk" xmlns:wne="http://schemas.microsoft.com/office/word/2006/wordml" xmlns:wps="http://schemas.microsoft.com/office/word/2010/wordprocessingShape" xmlns:wpsCustomData="http://www.wps.cn/officeDocument/2013/wpsCustomData" mc:Ignorable="w14 w15 wp14">
-  <w:endnote w:type="separator" w:id="0">
-    <w:p>
-      <w:pPr>
-        <w:spacing w:line="240" w:lineRule="auto"/>
-      </w:pPr>
-      <w:r>
-        <w:separator/>
-      </w:r>
-    </w:p>
-  </w:endnote>
-  <w:endnote w:type="continuationSeparator" w:id="1">
-    <w:p>
-      <w:pPr>
-        <w:spacing w:line="240" w:lineRule="auto"/>
-      </w:pPr>
-      <w:r>
-        <w:continuationSeparator/>
-      </w:r>
-    </w:p>
-  </w:endnote>
-</w:endnotes>
-</file>
-
 <file path=word/footer1.xml><?xml version="1.0" encoding="utf-8"?>
-<w:ftr xmlns:wpc="http://schemas.microsoft.com/office/word/2010/wordprocessingCanvas" xmlns:mc="http://schemas.openxmlformats.org/markup-compatibility/2006" xmlns:o="urn:schemas-microsoft-com:office:office" xmlns:r="http://schemas.openxmlformats.org/officeDocument/2006/relationships" xmlns:m="http://schemas.openxmlformats.org/officeDocument/2006/math" xmlns:v="urn:schemas-microsoft-com:vml" xmlns:wp14="http://schemas.microsoft.com/office/word/2010/wordprocessingDrawing" xmlns:wp="http://schemas.openxmlformats.org/drawingml/2006/wordprocessingDrawing" xmlns:w10="urn:schemas-microsoft-com:office:word" xmlns:w="http://schemas.openxmlformats.org/wordprocessingml/2006/main" xmlns:w14="http://schemas.microsoft.com/office/word/2010/wordml" xmlns:w15="http://schemas.microsoft.com/office/word/2012/wordml" xmlns:wpg="http://schemas.microsoft.com/office/word/2010/wordprocessingGroup" xmlns:wpi="http://schemas.microsoft.com/office/word/2010/wordprocessingInk" xmlns:wne="http://schemas.microsoft.com/office/word/2006/wordml" xmlns:wps="http://schemas.microsoft.com/office/word/2010/wordprocessingShape" xmlns:wpsCustomData="http://www.wps.cn/officeDocument/2013/wpsCustomData" mc:Ignorable="w14 w15 wp14">
+<w:ftr xmlns:wpc="http://schemas.microsoft.com/office/word/2010/wordprocessingCanvas" xmlns:mc="http://schemas.openxmlformats.org/markup-compatibility/2006" xmlns:o="urn:schemas-microsoft-com:office:office" xmlns:r="http://schemas.openxmlformats.org/officeDocument/2006/relationships" xmlns:m="http://schemas.openxmlformats.org/officeDocument/2006/math" xmlns:v="urn:schemas-microsoft-com:vml" xmlns:wp14="http://schemas.microsoft.com/office/word/2010/wordprocessingDrawing" xmlns:wp="http://schemas.openxmlformats.org/drawingml/2006/wordprocessingDrawing" xmlns:w10="urn:schemas-microsoft-com:office:word" xmlns:w="http://schemas.openxmlformats.org/wordprocessingml/2006/main" xmlns:w14="http://schemas.microsoft.com/office/word/2010/wordml" xmlns:w15="http://schemas.microsoft.com/office/word/2012/wordml" xmlns:wne="http://schemas.microsoft.com/office/word/2006/wordml" xmlns:wpg="http://schemas.microsoft.com/office/word/2010/wordprocessingGroup" xmlns:wpi="http://schemas.microsoft.com/office/word/2010/wordprocessingInk" xmlns:wps="http://schemas.microsoft.com/office/word/2010/wordprocessingShape" mc:Ignorable="w14 w15 wp14">
   <w:p/>
 </w:ftr>
 </file>
 
 <file path=word/footer2.xml><?xml version="1.0" encoding="utf-8"?>
-<w:ftr xmlns:wpc="http://schemas.microsoft.com/office/word/2010/wordprocessingCanvas" xmlns:mc="http://schemas.openxmlformats.org/markup-compatibility/2006" xmlns:o="urn:schemas-microsoft-com:office:office" xmlns:r="http://schemas.openxmlformats.org/officeDocument/2006/relationships" xmlns:m="http://schemas.openxmlformats.org/officeDocument/2006/math" xmlns:v="urn:schemas-microsoft-com:vml" xmlns:wp14="http://schemas.microsoft.com/office/word/2010/wordprocessingDrawing" xmlns:wp="http://schemas.openxmlformats.org/drawingml/2006/wordprocessingDrawing" xmlns:w10="urn:schemas-microsoft-com:office:word" xmlns:w="http://schemas.openxmlformats.org/wordprocessingml/2006/main" xmlns:w14="http://schemas.microsoft.com/office/word/2010/wordml" xmlns:w15="http://schemas.microsoft.com/office/word/2012/wordml" xmlns:wpg="http://schemas.microsoft.com/office/word/2010/wordprocessingGroup" xmlns:wpi="http://schemas.microsoft.com/office/word/2010/wordprocessingInk" xmlns:wne="http://schemas.microsoft.com/office/word/2006/wordml" xmlns:wps="http://schemas.microsoft.com/office/word/2010/wordprocessingShape" xmlns:wpsCustomData="http://www.wps.cn/officeDocument/2013/wpsCustomData" mc:Ignorable="w14 w15 wp14">
+<w:ftr xmlns:wpc="http://schemas.microsoft.com/office/word/2010/wordprocessingCanvas" xmlns:mc="http://schemas.openxmlformats.org/markup-compatibility/2006" xmlns:o="urn:schemas-microsoft-com:office:office" xmlns:r="http://schemas.openxmlformats.org/officeDocument/2006/relationships" xmlns:m="http://schemas.openxmlformats.org/officeDocument/2006/math" xmlns:v="urn:schemas-microsoft-com:vml" xmlns:wp14="http://schemas.microsoft.com/office/word/2010/wordprocessingDrawing" xmlns:wp="http://schemas.openxmlformats.org/drawingml/2006/wordprocessingDrawing" xmlns:w10="urn:schemas-microsoft-com:office:word" xmlns:w="http://schemas.openxmlformats.org/wordprocessingml/2006/main" xmlns:w14="http://schemas.microsoft.com/office/word/2010/wordml" xmlns:w15="http://schemas.microsoft.com/office/word/2012/wordml" xmlns:wne="http://schemas.microsoft.com/office/word/2006/wordml" xmlns:wpg="http://schemas.microsoft.com/office/word/2010/wordprocessingGroup" xmlns:wpi="http://schemas.microsoft.com/office/word/2010/wordprocessingInk" xmlns:wps="http://schemas.microsoft.com/office/word/2010/wordprocessingShape" mc:Ignorable="w14 w15 wp14">
   <w:p/>
 </w:ftr>
 </file>
 
 <file path=word/footer3.xml><?xml version="1.0" encoding="utf-8"?>
-<w:ftr xmlns:wpc="http://schemas.microsoft.com/office/word/2010/wordprocessingCanvas" xmlns:mc="http://schemas.openxmlformats.org/markup-compatibility/2006" xmlns:o="urn:schemas-microsoft-com:office:office" xmlns:r="http://schemas.openxmlformats.org/officeDocument/2006/relationships" xmlns:m="http://schemas.openxmlformats.org/officeDocument/2006/math" xmlns:v="urn:schemas-microsoft-com:vml" xmlns:wp14="http://schemas.microsoft.com/office/word/2010/wordprocessingDrawing" xmlns:wp="http://schemas.openxmlformats.org/drawingml/2006/wordprocessingDrawing" xmlns:w10="urn:schemas-microsoft-com:office:word" xmlns:w="http://schemas.openxmlformats.org/wordprocessingml/2006/main" xmlns:w14="http://schemas.microsoft.com/office/word/2010/wordml" xmlns:w15="http://schemas.microsoft.com/office/word/2012/wordml" xmlns:wpg="http://schemas.microsoft.com/office/word/2010/wordprocessingGroup" xmlns:wpi="http://schemas.microsoft.com/office/word/2010/wordprocessingInk" xmlns:wne="http://schemas.microsoft.com/office/word/2006/wordml" xmlns:wps="http://schemas.microsoft.com/office/word/2010/wordprocessingShape" xmlns:wpsCustomData="http://www.wps.cn/officeDocument/2013/wpsCustomData" mc:Ignorable="w14 w15 wp14">
+<w:ftr xmlns:wpc="http://schemas.microsoft.com/office/word/2010/wordprocessingCanvas" xmlns:mc="http://schemas.openxmlformats.org/markup-compatibility/2006" xmlns:o="urn:schemas-microsoft-com:office:office" xmlns:r="http://schemas.openxmlformats.org/officeDocument/2006/relationships" xmlns:m="http://schemas.openxmlformats.org/officeDocument/2006/math" xmlns:v="urn:schemas-microsoft-com:vml" xmlns:wp14="http://schemas.microsoft.com/office/word/2010/wordprocessingDrawing" xmlns:wp="http://schemas.openxmlformats.org/drawingml/2006/wordprocessingDrawing" xmlns:w10="urn:schemas-microsoft-com:office:word" xmlns:w="http://schemas.openxmlformats.org/wordprocessingml/2006/main" xmlns:w14="http://schemas.microsoft.com/office/word/2010/wordml" xmlns:w15="http://schemas.microsoft.com/office/word/2012/wordml" xmlns:wne="http://schemas.microsoft.com/office/word/2006/wordml" xmlns:wpg="http://schemas.microsoft.com/office/word/2010/wordprocessingGroup" xmlns:wpi="http://schemas.microsoft.com/office/word/2010/wordprocessingInk" xmlns:wps="http://schemas.microsoft.com/office/word/2010/wordprocessingShape" mc:Ignorable="w14 w15 wp14">
   <w:p/>
 </w:ftr>
 </file>
 
-<file path=word/footnotes.xml><?xml version="1.0" encoding="utf-8"?>
-<w:footnotes xmlns:wpc="http://schemas.microsoft.com/office/word/2010/wordprocessingCanvas" xmlns:mc="http://schemas.openxmlformats.org/markup-compatibility/2006" xmlns:o="urn:schemas-microsoft-com:office:office" xmlns:r="http://schemas.openxmlformats.org/officeDocument/2006/relationships" xmlns:m="http://schemas.openxmlformats.org/officeDocument/2006/math" xmlns:v="urn:schemas-microsoft-com:vml" xmlns:wp14="http://schemas.microsoft.com/office/word/2010/wordprocessingDrawing" xmlns:wp="http://schemas.openxmlformats.org/drawingml/2006/wordprocessingDrawing" xmlns:w="http://schemas.openxmlformats.org/wordprocessingml/2006/main" xmlns:w14="http://schemas.microsoft.com/office/word/2010/wordml" xmlns:w15="http://schemas.microsoft.com/office/word/2012/wordml" xmlns:w10="urn:schemas-microsoft-com:office:word" xmlns:wpg="http://schemas.microsoft.com/office/word/2010/wordprocessingGroup" xmlns:wpi="http://schemas.microsoft.com/office/word/2010/wordprocessingInk" xmlns:wne="http://schemas.microsoft.com/office/word/2006/wordml" xmlns:wps="http://schemas.microsoft.com/office/word/2010/wordprocessingShape" xmlns:wpsCustomData="http://www.wps.cn/officeDocument/2013/wpsCustomData" mc:Ignorable="w14 w15 wp14">
-  <w:footnote w:type="separator" w:id="0">
-    <w:p>
-      <w:pPr>
-        <w:spacing w:line="360" w:lineRule="auto"/>
-      </w:pPr>
-      <w:r>
-        <w:separator/>
-      </w:r>
-    </w:p>
-  </w:footnote>
-  <w:footnote w:type="continuationSeparator" w:id="1">
-    <w:p>
-      <w:pPr>
-        <w:spacing w:line="360" w:lineRule="auto"/>
-      </w:pPr>
-      <w:r>
-        <w:continuationSeparator/>
-      </w:r>
-    </w:p>
-  </w:footnote>
-</w:footnotes>
+<file path=word/header1.xml><?xml version="1.0" encoding="utf-8"?>
+<w:hdr xmlns:wpc="http://schemas.microsoft.com/office/word/2010/wordprocessingCanvas" xmlns:mc="http://schemas.openxmlformats.org/markup-compatibility/2006" xmlns:o="urn:schemas-microsoft-com:office:office" xmlns:r="http://schemas.openxmlformats.org/officeDocument/2006/relationships" xmlns:m="http://schemas.openxmlformats.org/officeDocument/2006/math" xmlns:v="urn:schemas-microsoft-com:vml" xmlns:wp14="http://schemas.microsoft.com/office/word/2010/wordprocessingDrawing" xmlns:wp="http://schemas.openxmlformats.org/drawingml/2006/wordprocessingDrawing" xmlns:w10="urn:schemas-microsoft-com:office:word" xmlns:w="http://schemas.openxmlformats.org/wordprocessingml/2006/main" xmlns:w14="http://schemas.microsoft.com/office/word/2010/wordml" xmlns:w15="http://schemas.microsoft.com/office/word/2012/wordml" xmlns:wne="http://schemas.microsoft.com/office/word/2006/wordml" xmlns:wpg="http://schemas.microsoft.com/office/word/2010/wordprocessingGroup" xmlns:wpi="http://schemas.microsoft.com/office/word/2010/wordprocessingInk" xmlns:wps="http://schemas.microsoft.com/office/word/2010/wordprocessingShape" mc:Ignorable="w14 w15 wp14">
+  <w:p/>
+</w:hdr>
 </file>
 
-<file path=word/header1.xml><?xml version="1.0" encoding="utf-8"?>
-<w:hdr xmlns:wpc="http://schemas.microsoft.com/office/word/2010/wordprocessingCanvas" xmlns:mc="http://schemas.openxmlformats.org/markup-compatibility/2006" xmlns:o="urn:schemas-microsoft-com:office:office" xmlns:r="http://schemas.openxmlformats.org/officeDocument/2006/relationships" xmlns:m="http://schemas.openxmlformats.org/officeDocument/2006/math" xmlns:v="urn:schemas-microsoft-com:vml" xmlns:wp14="http://schemas.microsoft.com/office/word/2010/wordprocessingDrawing" xmlns:wp="http://schemas.openxmlformats.org/drawingml/2006/wordprocessingDrawing" xmlns:w10="urn:schemas-microsoft-com:office:word" xmlns:w="http://schemas.openxmlformats.org/wordprocessingml/2006/main" xmlns:w14="http://schemas.microsoft.com/office/word/2010/wordml" xmlns:w15="http://schemas.microsoft.com/office/word/2012/wordml" xmlns:wpg="http://schemas.microsoft.com/office/word/2010/wordprocessingGroup" xmlns:wpi="http://schemas.microsoft.com/office/word/2010/wordprocessingInk" xmlns:wne="http://schemas.microsoft.com/office/word/2006/wordml" xmlns:wps="http://schemas.microsoft.com/office/word/2010/wordprocessingShape" xmlns:wpsCustomData="http://www.wps.cn/officeDocument/2013/wpsCustomData" mc:Ignorable="w14 w15 wp14">
+<file path=word/header2.xml><?xml version="1.0" encoding="utf-8"?>
+<w:hdr xmlns:wpc="http://schemas.microsoft.com/office/word/2010/wordprocessingCanvas" xmlns:mc="http://schemas.openxmlformats.org/markup-compatibility/2006" xmlns:o="urn:schemas-microsoft-com:office:office" xmlns:r="http://schemas.openxmlformats.org/officeDocument/2006/relationships" xmlns:m="http://schemas.openxmlformats.org/officeDocument/2006/math" xmlns:v="urn:schemas-microsoft-com:vml" xmlns:wp14="http://schemas.microsoft.com/office/word/2010/wordprocessingDrawing" xmlns:wp="http://schemas.openxmlformats.org/drawingml/2006/wordprocessingDrawing" xmlns:w10="urn:schemas-microsoft-com:office:word" xmlns:w="http://schemas.openxmlformats.org/wordprocessingml/2006/main" xmlns:w14="http://schemas.microsoft.com/office/word/2010/wordml" xmlns:w15="http://schemas.microsoft.com/office/word/2012/wordml" xmlns:wne="http://schemas.microsoft.com/office/word/2006/wordml" xmlns:wpg="http://schemas.microsoft.com/office/word/2010/wordprocessingGroup" xmlns:wpi="http://schemas.microsoft.com/office/word/2010/wordprocessingInk" xmlns:wps="http://schemas.microsoft.com/office/word/2010/wordprocessingShape" mc:Ignorable="w14 w15 wp14">
   <w:p>
     <w:pPr>
-      <w:pStyle w:val="15"/>
+      <w:pStyle w:val="Header"/>
       <w:pBdr>
-        <w:bottom w:val="single" w:color="auto" w:sz="4" w:space="1"/>
+        <w:bottom w:val="single" w:sz="4" w:space="1" w:color="auto"/>
       </w:pBdr>
       <w:tabs>
         <w:tab w:val="left" w:pos="335"/>
@@ -8694,27 +8573,27 @@
       </w:tabs>
       <w:jc w:val="right"/>
       <w:rPr>
-        <w:rFonts w:hint="eastAsia" w:eastAsiaTheme="minorEastAsia"/>
+        <w:rFonts w:eastAsiaTheme="minorEastAsia" w:hint="eastAsia"/>
         <w:lang w:eastAsia="zh-CN"/>
       </w:rPr>
     </w:pPr>
     <w:r>
       <w:rPr>
-        <w:rFonts w:hint="eastAsia" w:eastAsiaTheme="minorEastAsia"/>
+        <w:rFonts w:eastAsiaTheme="minorEastAsia" w:hint="eastAsia"/>
         <w:lang w:val="en-US" w:eastAsia="zh-CN"/>
       </w:rPr>
       <w:tab/>
     </w:r>
     <w:r>
       <w:rPr>
-        <w:rFonts w:hint="eastAsia" w:eastAsiaTheme="minorEastAsia"/>
+        <w:rFonts w:eastAsiaTheme="minorEastAsia" w:hint="eastAsia"/>
         <w:lang w:val="en-US" w:eastAsia="zh-CN"/>
       </w:rPr>
       <w:tab/>
     </w:r>
     <w:r>
       <w:rPr>
-        <w:rFonts w:hint="eastAsia" w:eastAsiaTheme="minorEastAsia"/>
+        <w:rFonts w:eastAsiaTheme="minorEastAsia" w:hint="eastAsia"/>
         <w:lang w:val="en-US" w:eastAsia="zh-CN"/>
       </w:rPr>
       <w:t>重庆市鹧鸪哨信息技术有限责任公司</w:t>
@@ -8723,28 +8602,22 @@
 </w:hdr>
 </file>
 
-<file path=word/header2.xml><?xml version="1.0" encoding="utf-8"?>
-<w:hdr xmlns:wpc="http://schemas.microsoft.com/office/word/2010/wordprocessingCanvas" xmlns:mc="http://schemas.openxmlformats.org/markup-compatibility/2006" xmlns:o="urn:schemas-microsoft-com:office:office" xmlns:r="http://schemas.openxmlformats.org/officeDocument/2006/relationships" xmlns:m="http://schemas.openxmlformats.org/officeDocument/2006/math" xmlns:v="urn:schemas-microsoft-com:vml" xmlns:wp14="http://schemas.microsoft.com/office/word/2010/wordprocessingDrawing" xmlns:wp="http://schemas.openxmlformats.org/drawingml/2006/wordprocessingDrawing" xmlns:w10="urn:schemas-microsoft-com:office:word" xmlns:w="http://schemas.openxmlformats.org/wordprocessingml/2006/main" xmlns:w14="http://schemas.microsoft.com/office/word/2010/wordml" xmlns:w15="http://schemas.microsoft.com/office/word/2012/wordml" xmlns:wpg="http://schemas.microsoft.com/office/word/2010/wordprocessingGroup" xmlns:wpi="http://schemas.microsoft.com/office/word/2010/wordprocessingInk" xmlns:wne="http://schemas.microsoft.com/office/word/2006/wordml" xmlns:wps="http://schemas.microsoft.com/office/word/2010/wordprocessingShape" xmlns:wpsCustomData="http://www.wps.cn/officeDocument/2013/wpsCustomData" mc:Ignorable="w14 w15 wp14">
-  <w:p/>
-</w:hdr>
-</file>
-
 <file path=word/header3.xml><?xml version="1.0" encoding="utf-8"?>
-<w:hdr xmlns:wpc="http://schemas.microsoft.com/office/word/2010/wordprocessingCanvas" xmlns:mc="http://schemas.openxmlformats.org/markup-compatibility/2006" xmlns:o="urn:schemas-microsoft-com:office:office" xmlns:r="http://schemas.openxmlformats.org/officeDocument/2006/relationships" xmlns:m="http://schemas.openxmlformats.org/officeDocument/2006/math" xmlns:v="urn:schemas-microsoft-com:vml" xmlns:wp14="http://schemas.microsoft.com/office/word/2010/wordprocessingDrawing" xmlns:wp="http://schemas.openxmlformats.org/drawingml/2006/wordprocessingDrawing" xmlns:w10="urn:schemas-microsoft-com:office:word" xmlns:w="http://schemas.openxmlformats.org/wordprocessingml/2006/main" xmlns:w14="http://schemas.microsoft.com/office/word/2010/wordml" xmlns:w15="http://schemas.microsoft.com/office/word/2012/wordml" xmlns:wpg="http://schemas.microsoft.com/office/word/2010/wordprocessingGroup" xmlns:wpi="http://schemas.microsoft.com/office/word/2010/wordprocessingInk" xmlns:wne="http://schemas.microsoft.com/office/word/2006/wordml" xmlns:wps="http://schemas.microsoft.com/office/word/2010/wordprocessingShape" xmlns:wpsCustomData="http://www.wps.cn/officeDocument/2013/wpsCustomData" mc:Ignorable="w14 w15 wp14">
+<w:hdr xmlns:wpc="http://schemas.microsoft.com/office/word/2010/wordprocessingCanvas" xmlns:mc="http://schemas.openxmlformats.org/markup-compatibility/2006" xmlns:o="urn:schemas-microsoft-com:office:office" xmlns:r="http://schemas.openxmlformats.org/officeDocument/2006/relationships" xmlns:m="http://schemas.openxmlformats.org/officeDocument/2006/math" xmlns:v="urn:schemas-microsoft-com:vml" xmlns:wp14="http://schemas.microsoft.com/office/word/2010/wordprocessingDrawing" xmlns:wp="http://schemas.openxmlformats.org/drawingml/2006/wordprocessingDrawing" xmlns:w10="urn:schemas-microsoft-com:office:word" xmlns:w="http://schemas.openxmlformats.org/wordprocessingml/2006/main" xmlns:w14="http://schemas.microsoft.com/office/word/2010/wordml" xmlns:w15="http://schemas.microsoft.com/office/word/2012/wordml" xmlns:wne="http://schemas.microsoft.com/office/word/2006/wordml" xmlns:wpg="http://schemas.microsoft.com/office/word/2010/wordprocessingGroup" xmlns:wpi="http://schemas.microsoft.com/office/word/2010/wordprocessingInk" xmlns:wps="http://schemas.microsoft.com/office/word/2010/wordprocessingShape" mc:Ignorable="w14 w15 wp14">
   <w:p/>
 </w:hdr>
 </file>
 
 <file path=word/numbering.xml><?xml version="1.0" encoding="utf-8"?>
-<w:numbering xmlns:wpc="http://schemas.microsoft.com/office/word/2010/wordprocessingCanvas" xmlns:mc="http://schemas.openxmlformats.org/markup-compatibility/2006" xmlns:o="urn:schemas-microsoft-com:office:office" xmlns:r="http://schemas.openxmlformats.org/officeDocument/2006/relationships" xmlns:m="http://schemas.openxmlformats.org/officeDocument/2006/math" xmlns:v="urn:schemas-microsoft-com:vml" xmlns:wp14="http://schemas.microsoft.com/office/word/2010/wordprocessingDrawing" xmlns:wp="http://schemas.openxmlformats.org/drawingml/2006/wordprocessingDrawing" xmlns:w10="urn:schemas-microsoft-com:office:word" xmlns:w="http://schemas.openxmlformats.org/wordprocessingml/2006/main" xmlns:w14="http://schemas.microsoft.com/office/word/2010/wordml" xmlns:wpg="http://schemas.microsoft.com/office/word/2010/wordprocessingGroup" xmlns:wpi="http://schemas.microsoft.com/office/word/2010/wordprocessingInk" xmlns:wne="http://schemas.microsoft.com/office/word/2006/wordml" xmlns:wps="http://schemas.microsoft.com/office/word/2010/wordprocessingShape" xmlns:wpsCustomData="http://www.wps.cn/officeDocument/2013/wpsCustomData" mc:Ignorable="w14 wp14">
+<w:numbering xmlns:wpc="http://schemas.microsoft.com/office/word/2010/wordprocessingCanvas" xmlns:mc="http://schemas.openxmlformats.org/markup-compatibility/2006" xmlns:o="urn:schemas-microsoft-com:office:office" xmlns:r="http://schemas.openxmlformats.org/officeDocument/2006/relationships" xmlns:m="http://schemas.openxmlformats.org/officeDocument/2006/math" xmlns:v="urn:schemas-microsoft-com:vml" xmlns:wp14="http://schemas.microsoft.com/office/word/2010/wordprocessingDrawing" xmlns:wp="http://schemas.openxmlformats.org/drawingml/2006/wordprocessingDrawing" xmlns:w10="urn:schemas-microsoft-com:office:word" xmlns:w="http://schemas.openxmlformats.org/wordprocessingml/2006/main" xmlns:w14="http://schemas.microsoft.com/office/word/2010/wordml" xmlns:w15="http://schemas.microsoft.com/office/word/2012/wordml" xmlns:wne="http://schemas.microsoft.com/office/word/2006/wordml" xmlns:wpg="http://schemas.microsoft.com/office/word/2010/wordprocessingGroup" xmlns:wpi="http://schemas.microsoft.com/office/word/2010/wordprocessingInk" xmlns:wps="http://schemas.microsoft.com/office/word/2010/wordprocessingShape" mc:Ignorable="w14 w15 wp14">
   <w:abstractNum w:abstractNumId="0">
     <w:nsid w:val="8E964DCE"/>
     <w:multiLevelType w:val="multilevel"/>
     <w:tmpl w:val="8E964DCE"/>
-    <w:lvl w:ilvl="0" w:tentative="0">
+    <w:lvl w:ilvl="0">
       <w:start w:val="1"/>
       <w:numFmt w:val="decimal"/>
-      <w:pStyle w:val="2"/>
+      <w:pStyle w:val="Heading1"/>
       <w:lvlText w:val="%1."/>
       <w:lvlJc w:val="left"/>
       <w:pPr>
@@ -8754,10 +8627,10 @@
         <w:rFonts w:hint="default"/>
       </w:rPr>
     </w:lvl>
-    <w:lvl w:ilvl="1" w:tentative="0">
+    <w:lvl w:ilvl="1">
       <w:start w:val="1"/>
       <w:numFmt w:val="decimal"/>
-      <w:pStyle w:val="3"/>
+      <w:pStyle w:val="Heading2"/>
       <w:lvlText w:val="%1.%2."/>
       <w:lvlJc w:val="left"/>
       <w:pPr>
@@ -8767,10 +8640,10 @@
         <w:rFonts w:hint="default"/>
       </w:rPr>
     </w:lvl>
-    <w:lvl w:ilvl="2" w:tentative="0">
+    <w:lvl w:ilvl="2">
       <w:start w:val="1"/>
       <w:numFmt w:val="decimal"/>
-      <w:pStyle w:val="4"/>
+      <w:pStyle w:val="Heading3"/>
       <w:lvlText w:val="%1.%2.%3."/>
       <w:lvlJc w:val="left"/>
       <w:pPr>
@@ -8780,10 +8653,10 @@
         <w:rFonts w:hint="default"/>
       </w:rPr>
     </w:lvl>
-    <w:lvl w:ilvl="3" w:tentative="0">
+    <w:lvl w:ilvl="3">
       <w:start w:val="1"/>
       <w:numFmt w:val="decimal"/>
-      <w:pStyle w:val="5"/>
+      <w:pStyle w:val="Heading4"/>
       <w:lvlText w:val="%1.%2.%3.%4."/>
       <w:lvlJc w:val="left"/>
       <w:pPr>
@@ -8793,10 +8666,10 @@
         <w:rFonts w:hint="default"/>
       </w:rPr>
     </w:lvl>
-    <w:lvl w:ilvl="4" w:tentative="0">
+    <w:lvl w:ilvl="4">
       <w:start w:val="1"/>
       <w:numFmt w:val="decimal"/>
-      <w:pStyle w:val="6"/>
+      <w:pStyle w:val="Heading5"/>
       <w:lvlText w:val="%1.%2.%3.%4.%5."/>
       <w:lvlJc w:val="left"/>
       <w:pPr>
@@ -8806,10 +8679,10 @@
         <w:rFonts w:hint="default"/>
       </w:rPr>
     </w:lvl>
-    <w:lvl w:ilvl="5" w:tentative="0">
+    <w:lvl w:ilvl="5">
       <w:start w:val="1"/>
       <w:numFmt w:val="decimal"/>
-      <w:pStyle w:val="7"/>
+      <w:pStyle w:val="Heading6"/>
       <w:lvlText w:val="%1.%2.%3.%4.%5.%6."/>
       <w:lvlJc w:val="left"/>
       <w:pPr>
@@ -8819,10 +8692,10 @@
         <w:rFonts w:hint="default"/>
       </w:rPr>
     </w:lvl>
-    <w:lvl w:ilvl="6" w:tentative="0">
+    <w:lvl w:ilvl="6">
       <w:start w:val="1"/>
       <w:numFmt w:val="decimal"/>
-      <w:pStyle w:val="8"/>
+      <w:pStyle w:val="Heading7"/>
       <w:lvlText w:val="%1.%2.%3.%4.%5.%6.%7."/>
       <w:lvlJc w:val="left"/>
       <w:pPr>
@@ -8832,10 +8705,10 @@
         <w:rFonts w:hint="default"/>
       </w:rPr>
     </w:lvl>
-    <w:lvl w:ilvl="7" w:tentative="0">
+    <w:lvl w:ilvl="7">
       <w:start w:val="1"/>
       <w:numFmt w:val="decimal"/>
-      <w:pStyle w:val="9"/>
+      <w:pStyle w:val="Heading8"/>
       <w:lvlText w:val="%1.%2.%3.%4.%5.%6.%7.%8."/>
       <w:lvlJc w:val="left"/>
       <w:pPr>
@@ -8845,10 +8718,10 @@
         <w:rFonts w:hint="default"/>
       </w:rPr>
     </w:lvl>
-    <w:lvl w:ilvl="8" w:tentative="0">
+    <w:lvl w:ilvl="8">
       <w:start w:val="1"/>
       <w:numFmt w:val="decimal"/>
-      <w:pStyle w:val="10"/>
+      <w:pStyle w:val="Heading9"/>
       <w:lvlText w:val="%1.%2.%3.%4.%5.%6.%7.%8.%9."/>
       <w:lvlJc w:val="left"/>
       <w:pPr>
@@ -8863,7 +8736,7 @@
     <w:nsid w:val="F9539CF3"/>
     <w:multiLevelType w:val="singleLevel"/>
     <w:tmpl w:val="F9539CF3"/>
-    <w:lvl w:ilvl="0" w:tentative="0">
+    <w:lvl w:ilvl="0">
       <w:start w:val="1"/>
       <w:numFmt w:val="decimal"/>
       <w:lvlText w:val="%1."/>
@@ -8880,7 +8753,7 @@
     <w:nsid w:val="1FF3B22F"/>
     <w:multiLevelType w:val="singleLevel"/>
     <w:tmpl w:val="1FF3B22F"/>
-    <w:lvl w:ilvl="0" w:tentative="0">
+    <w:lvl w:ilvl="0">
       <w:start w:val="1"/>
       <w:numFmt w:val="decimal"/>
       <w:lvlText w:val="%1."/>
@@ -8897,7 +8770,7 @@
     <w:nsid w:val="61A2914F"/>
     <w:multiLevelType w:val="singleLevel"/>
     <w:tmpl w:val="61A2914F"/>
-    <w:lvl w:ilvl="0" w:tentative="0">
+    <w:lvl w:ilvl="0">
       <w:start w:val="1"/>
       <w:numFmt w:val="decimal"/>
       <w:lvlText w:val="%1."/>
@@ -8926,269 +8799,267 @@
 </file>
 
 <file path=word/styles.xml><?xml version="1.0" encoding="utf-8"?>
-<w:styles xmlns:mc="http://schemas.openxmlformats.org/markup-compatibility/2006" xmlns:o="urn:schemas-microsoft-com:office:office" xmlns:r="http://schemas.openxmlformats.org/officeDocument/2006/relationships" xmlns:m="http://schemas.openxmlformats.org/officeDocument/2006/math" xmlns:v="urn:schemas-microsoft-com:vml" xmlns:w="http://schemas.openxmlformats.org/wordprocessingml/2006/main" xmlns:w14="http://schemas.microsoft.com/office/word/2010/wordml" xmlns:w10="urn:schemas-microsoft-com:office:word" xmlns:sl="http://schemas.openxmlformats.org/schemaLibrary/2006/main" xmlns:wpsCustomData="http://www.wps.cn/officeDocument/2013/wpsCustomData" mc:Ignorable="w14">
+<w:styles xmlns:mc="http://schemas.openxmlformats.org/markup-compatibility/2006" xmlns:r="http://schemas.openxmlformats.org/officeDocument/2006/relationships" xmlns:w="http://schemas.openxmlformats.org/wordprocessingml/2006/main" xmlns:w14="http://schemas.microsoft.com/office/word/2010/wordml" xmlns:w15="http://schemas.microsoft.com/office/word/2012/wordml" mc:Ignorable="w14 w15">
   <w:docDefaults>
     <w:rPrDefault>
       <w:rPr>
-        <w:rFonts w:ascii="Times New Roman" w:hAnsi="Times New Roman" w:eastAsia="宋体" w:cs="Times New Roman"/>
+        <w:rFonts w:ascii="Times New Roman" w:eastAsia="宋体" w:hAnsi="Times New Roman" w:cs="Times New Roman"/>
       </w:rPr>
     </w:rPrDefault>
     <w:pPrDefault/>
   </w:docDefaults>
-  <w:latentStyles w:count="260" w:defQFormat="0" w:defUnhideWhenUsed="1" w:defSemiHidden="1" w:defUIPriority="99" w:defLockedState="0">
-    <w:lsdException w:qFormat="1" w:unhideWhenUsed="0" w:uiPriority="0" w:semiHidden="0" w:name="Normal"/>
-    <w:lsdException w:qFormat="1" w:unhideWhenUsed="0" w:uiPriority="0" w:semiHidden="0" w:name="heading 1"/>
-    <w:lsdException w:qFormat="1" w:uiPriority="0" w:semiHidden="0" w:name="heading 2"/>
-    <w:lsdException w:qFormat="1" w:uiPriority="0" w:name="heading 3"/>
-    <w:lsdException w:qFormat="1" w:uiPriority="0" w:semiHidden="0" w:name="heading 4"/>
-    <w:lsdException w:qFormat="1" w:uiPriority="0" w:name="heading 5"/>
-    <w:lsdException w:qFormat="1" w:uiPriority="0" w:name="heading 6"/>
-    <w:lsdException w:qFormat="1" w:uiPriority="0" w:name="heading 7"/>
-    <w:lsdException w:qFormat="1" w:uiPriority="0" w:name="heading 8"/>
-    <w:lsdException w:qFormat="1" w:uiPriority="0" w:name="heading 9"/>
-    <w:lsdException w:unhideWhenUsed="0" w:uiPriority="0" w:semiHidden="0" w:name="index 1"/>
-    <w:lsdException w:unhideWhenUsed="0" w:uiPriority="0" w:semiHidden="0" w:name="index 2"/>
-    <w:lsdException w:unhideWhenUsed="0" w:uiPriority="0" w:semiHidden="0" w:name="index 3"/>
-    <w:lsdException w:unhideWhenUsed="0" w:uiPriority="0" w:semiHidden="0" w:name="index 4"/>
-    <w:lsdException w:unhideWhenUsed="0" w:uiPriority="0" w:semiHidden="0" w:name="index 5"/>
-    <w:lsdException w:unhideWhenUsed="0" w:uiPriority="0" w:semiHidden="0" w:name="index 6"/>
-    <w:lsdException w:unhideWhenUsed="0" w:uiPriority="0" w:semiHidden="0" w:name="index 7"/>
-    <w:lsdException w:unhideWhenUsed="0" w:uiPriority="0" w:semiHidden="0" w:name="index 8"/>
-    <w:lsdException w:unhideWhenUsed="0" w:uiPriority="0" w:semiHidden="0" w:name="index 9"/>
-    <w:lsdException w:qFormat="1" w:unhideWhenUsed="0" w:uiPriority="0" w:semiHidden="0" w:name="toc 1"/>
-    <w:lsdException w:qFormat="1" w:unhideWhenUsed="0" w:uiPriority="0" w:semiHidden="0" w:name="toc 2"/>
-    <w:lsdException w:qFormat="1" w:unhideWhenUsed="0" w:uiPriority="0" w:semiHidden="0" w:name="toc 3"/>
-    <w:lsdException w:unhideWhenUsed="0" w:uiPriority="0" w:semiHidden="0" w:name="toc 4"/>
-    <w:lsdException w:unhideWhenUsed="0" w:uiPriority="0" w:semiHidden="0" w:name="toc 5"/>
-    <w:lsdException w:unhideWhenUsed="0" w:uiPriority="0" w:semiHidden="0" w:name="toc 6"/>
-    <w:lsdException w:unhideWhenUsed="0" w:uiPriority="0" w:semiHidden="0" w:name="toc 7"/>
-    <w:lsdException w:unhideWhenUsed="0" w:uiPriority="0" w:semiHidden="0" w:name="toc 8"/>
-    <w:lsdException w:unhideWhenUsed="0" w:uiPriority="0" w:semiHidden="0" w:name="toc 9"/>
-    <w:lsdException w:unhideWhenUsed="0" w:uiPriority="0" w:semiHidden="0" w:name="Normal Indent"/>
-    <w:lsdException w:unhideWhenUsed="0" w:uiPriority="0" w:semiHidden="0" w:name="footnote text"/>
-    <w:lsdException w:qFormat="1" w:unhideWhenUsed="0" w:uiPriority="0" w:semiHidden="0" w:name="annotation text"/>
-    <w:lsdException w:qFormat="1" w:unhideWhenUsed="0" w:uiPriority="0" w:semiHidden="0" w:name="header"/>
-    <w:lsdException w:qFormat="1" w:unhideWhenUsed="0" w:uiPriority="0" w:semiHidden="0" w:name="footer"/>
-    <w:lsdException w:unhideWhenUsed="0" w:uiPriority="0" w:semiHidden="0" w:name="index heading"/>
-    <w:lsdException w:qFormat="1" w:uiPriority="0" w:name="caption"/>
-    <w:lsdException w:unhideWhenUsed="0" w:uiPriority="0" w:semiHidden="0" w:name="table of figures"/>
-    <w:lsdException w:unhideWhenUsed="0" w:uiPriority="0" w:semiHidden="0" w:name="envelope address"/>
-    <w:lsdException w:unhideWhenUsed="0" w:uiPriority="0" w:semiHidden="0" w:name="envelope return"/>
-    <w:lsdException w:unhideWhenUsed="0" w:uiPriority="0" w:semiHidden="0" w:name="footnote reference"/>
-    <w:lsdException w:unhideWhenUsed="0" w:uiPriority="0" w:semiHidden="0" w:name="annotation reference"/>
-    <w:lsdException w:unhideWhenUsed="0" w:uiPriority="0" w:semiHidden="0" w:name="line number"/>
-    <w:lsdException w:unhideWhenUsed="0" w:uiPriority="0" w:semiHidden="0" w:name="page number"/>
-    <w:lsdException w:unhideWhenUsed="0" w:uiPriority="0" w:semiHidden="0" w:name="endnote reference"/>
-    <w:lsdException w:unhideWhenUsed="0" w:uiPriority="0" w:semiHidden="0" w:name="endnote text"/>
-    <w:lsdException w:unhideWhenUsed="0" w:uiPriority="0" w:semiHidden="0" w:name="table of authorities"/>
-    <w:lsdException w:unhideWhenUsed="0" w:uiPriority="0" w:semiHidden="0" w:name="macro"/>
-    <w:lsdException w:unhideWhenUsed="0" w:uiPriority="0" w:semiHidden="0" w:name="toa heading"/>
-    <w:lsdException w:unhideWhenUsed="0" w:uiPriority="0" w:semiHidden="0" w:name="List"/>
-    <w:lsdException w:unhideWhenUsed="0" w:uiPriority="0" w:semiHidden="0" w:name="List Bullet"/>
-    <w:lsdException w:unhideWhenUsed="0" w:uiPriority="0" w:semiHidden="0" w:name="List Number"/>
-    <w:lsdException w:unhideWhenUsed="0" w:uiPriority="0" w:semiHidden="0" w:name="List 2"/>
-    <w:lsdException w:unhideWhenUsed="0" w:uiPriority="0" w:semiHidden="0" w:name="List 3"/>
-    <w:lsdException w:unhideWhenUsed="0" w:uiPriority="0" w:semiHidden="0" w:name="List 4"/>
-    <w:lsdException w:unhideWhenUsed="0" w:uiPriority="0" w:semiHidden="0" w:name="List 5"/>
-    <w:lsdException w:unhideWhenUsed="0" w:uiPriority="0" w:semiHidden="0" w:name="List Bullet 2"/>
-    <w:lsdException w:unhideWhenUsed="0" w:uiPriority="0" w:semiHidden="0" w:name="List Bullet 3"/>
-    <w:lsdException w:unhideWhenUsed="0" w:uiPriority="0" w:semiHidden="0" w:name="List Bullet 4"/>
-    <w:lsdException w:unhideWhenUsed="0" w:uiPriority="0" w:semiHidden="0" w:name="List Bullet 5"/>
-    <w:lsdException w:unhideWhenUsed="0" w:uiPriority="0" w:semiHidden="0" w:name="List Number 2"/>
-    <w:lsdException w:unhideWhenUsed="0" w:uiPriority="0" w:semiHidden="0" w:name="List Number 3"/>
-    <w:lsdException w:unhideWhenUsed="0" w:uiPriority="0" w:semiHidden="0" w:name="List Number 4"/>
-    <w:lsdException w:unhideWhenUsed="0" w:uiPriority="0" w:semiHidden="0" w:name="List Number 5"/>
-    <w:lsdException w:qFormat="1" w:unhideWhenUsed="0" w:uiPriority="0" w:semiHidden="0" w:name="Title"/>
-    <w:lsdException w:unhideWhenUsed="0" w:uiPriority="0" w:semiHidden="0" w:name="Closing"/>
-    <w:lsdException w:unhideWhenUsed="0" w:uiPriority="0" w:semiHidden="0" w:name="Signature"/>
-    <w:lsdException w:qFormat="1" w:unhideWhenUsed="0" w:uiPriority="0" w:name="Default Paragraph Font"/>
-    <w:lsdException w:qFormat="1" w:unhideWhenUsed="0" w:uiPriority="0" w:name="Body Text"/>
-    <w:lsdException w:unhideWhenUsed="0" w:uiPriority="0" w:semiHidden="0" w:name="Body Text Indent"/>
-    <w:lsdException w:unhideWhenUsed="0" w:uiPriority="0" w:semiHidden="0" w:name="List Continue"/>
-    <w:lsdException w:unhideWhenUsed="0" w:uiPriority="0" w:semiHidden="0" w:name="List Continue 2"/>
-    <w:lsdException w:unhideWhenUsed="0" w:uiPriority="0" w:semiHidden="0" w:name="List Continue 3"/>
-    <w:lsdException w:unhideWhenUsed="0" w:uiPriority="0" w:semiHidden="0" w:name="List Continue 4"/>
-    <w:lsdException w:unhideWhenUsed="0" w:uiPriority="0" w:semiHidden="0" w:name="List Continue 5"/>
-    <w:lsdException w:unhideWhenUsed="0" w:uiPriority="0" w:semiHidden="0" w:name="Message Header"/>
-    <w:lsdException w:qFormat="1" w:unhideWhenUsed="0" w:uiPriority="0" w:semiHidden="0" w:name="Subtitle"/>
-    <w:lsdException w:unhideWhenUsed="0" w:uiPriority="0" w:semiHidden="0" w:name="Salutation"/>
-    <w:lsdException w:unhideWhenUsed="0" w:uiPriority="0" w:semiHidden="0" w:name="Date"/>
-    <w:lsdException w:unhideWhenUsed="0" w:uiPriority="0" w:semiHidden="0" w:name="Body Text First Indent"/>
-    <w:lsdException w:unhideWhenUsed="0" w:uiPriority="0" w:semiHidden="0" w:name="Body Text First Indent 2"/>
-    <w:lsdException w:uiPriority="99" w:name="Note Heading"/>
-    <w:lsdException w:unhideWhenUsed="0" w:uiPriority="0" w:semiHidden="0" w:name="Body Text 2"/>
-    <w:lsdException w:unhideWhenUsed="0" w:uiPriority="0" w:semiHidden="0" w:name="Body Text 3"/>
-    <w:lsdException w:unhideWhenUsed="0" w:uiPriority="0" w:semiHidden="0" w:name="Body Text Indent 2"/>
-    <w:lsdException w:unhideWhenUsed="0" w:uiPriority="0" w:semiHidden="0" w:name="Body Text Indent 3"/>
-    <w:lsdException w:unhideWhenUsed="0" w:uiPriority="0" w:semiHidden="0" w:name="Block Text"/>
-    <w:lsdException w:unhideWhenUsed="0" w:uiPriority="0" w:semiHidden="0" w:name="Hyperlink"/>
-    <w:lsdException w:unhideWhenUsed="0" w:uiPriority="0" w:semiHidden="0" w:name="FollowedHyperlink"/>
-    <w:lsdException w:qFormat="1" w:unhideWhenUsed="0" w:uiPriority="0" w:semiHidden="0" w:name="Strong"/>
-    <w:lsdException w:qFormat="1" w:unhideWhenUsed="0" w:uiPriority="0" w:semiHidden="0" w:name="Emphasis"/>
-    <w:lsdException w:unhideWhenUsed="0" w:uiPriority="0" w:semiHidden="0" w:name="Document Map"/>
-    <w:lsdException w:unhideWhenUsed="0" w:uiPriority="0" w:semiHidden="0" w:name="Plain Text"/>
-    <w:lsdException w:unhideWhenUsed="0" w:uiPriority="0" w:semiHidden="0" w:name="E-mail Signature"/>
-    <w:lsdException w:qFormat="1" w:unhideWhenUsed="0" w:uiPriority="0" w:semiHidden="0" w:name="Normal (Web)"/>
-    <w:lsdException w:unhideWhenUsed="0" w:uiPriority="0" w:semiHidden="0" w:name="HTML Acronym"/>
-    <w:lsdException w:unhideWhenUsed="0" w:uiPriority="0" w:semiHidden="0" w:name="HTML Address"/>
-    <w:lsdException w:unhideWhenUsed="0" w:uiPriority="0" w:semiHidden="0" w:name="HTML Cite"/>
-    <w:lsdException w:unhideWhenUsed="0" w:uiPriority="0" w:semiHidden="0" w:name="HTML Code"/>
-    <w:lsdException w:unhideWhenUsed="0" w:uiPriority="0" w:semiHidden="0" w:name="HTML Definition"/>
-    <w:lsdException w:unhideWhenUsed="0" w:uiPriority="0" w:semiHidden="0" w:name="HTML Keyboard"/>
-    <w:lsdException w:unhideWhenUsed="0" w:uiPriority="0" w:semiHidden="0" w:name="HTML Preformatted"/>
-    <w:lsdException w:unhideWhenUsed="0" w:uiPriority="0" w:semiHidden="0" w:name="HTML Sample"/>
-    <w:lsdException w:unhideWhenUsed="0" w:uiPriority="0" w:semiHidden="0" w:name="HTML Typewriter"/>
-    <w:lsdException w:unhideWhenUsed="0" w:uiPriority="0" w:semiHidden="0" w:name="HTML Variable"/>
-    <w:lsdException w:qFormat="1" w:unhideWhenUsed="0" w:uiPriority="0" w:name="Normal Table"/>
-    <w:lsdException w:unhideWhenUsed="0" w:uiPriority="0" w:semiHidden="0" w:name="annotation subject"/>
-    <w:lsdException w:unhideWhenUsed="0" w:uiPriority="0" w:semiHidden="0" w:name="Table Simple 1"/>
-    <w:lsdException w:unhideWhenUsed="0" w:uiPriority="0" w:semiHidden="0" w:name="Table Simple 2"/>
-    <w:lsdException w:unhideWhenUsed="0" w:uiPriority="0" w:semiHidden="0" w:name="Table Simple 3"/>
-    <w:lsdException w:unhideWhenUsed="0" w:uiPriority="0" w:semiHidden="0" w:name="Table Classic 1"/>
-    <w:lsdException w:unhideWhenUsed="0" w:uiPriority="0" w:semiHidden="0" w:name="Table Classic 2"/>
-    <w:lsdException w:unhideWhenUsed="0" w:uiPriority="0" w:semiHidden="0" w:name="Table Classic 3"/>
-    <w:lsdException w:unhideWhenUsed="0" w:uiPriority="0" w:semiHidden="0" w:name="Table Classic 4"/>
-    <w:lsdException w:unhideWhenUsed="0" w:uiPriority="0" w:semiHidden="0" w:name="Table Colorful 1"/>
-    <w:lsdException w:unhideWhenUsed="0" w:uiPriority="0" w:semiHidden="0" w:name="Table Colorful 2"/>
-    <w:lsdException w:unhideWhenUsed="0" w:uiPriority="0" w:semiHidden="0" w:name="Table Colorful 3"/>
-    <w:lsdException w:unhideWhenUsed="0" w:uiPriority="0" w:semiHidden="0" w:name="Table Columns 1"/>
-    <w:lsdException w:unhideWhenUsed="0" w:uiPriority="0" w:semiHidden="0" w:name="Table Columns 2"/>
-    <w:lsdException w:unhideWhenUsed="0" w:uiPriority="0" w:semiHidden="0" w:name="Table Columns 3"/>
-    <w:lsdException w:unhideWhenUsed="0" w:uiPriority="0" w:semiHidden="0" w:name="Table Columns 4"/>
-    <w:lsdException w:unhideWhenUsed="0" w:uiPriority="0" w:semiHidden="0" w:name="Table Columns 5"/>
-    <w:lsdException w:unhideWhenUsed="0" w:uiPriority="0" w:semiHidden="0" w:name="Table Grid 1"/>
-    <w:lsdException w:unhideWhenUsed="0" w:uiPriority="0" w:semiHidden="0" w:name="Table Grid 2"/>
-    <w:lsdException w:unhideWhenUsed="0" w:uiPriority="0" w:semiHidden="0" w:name="Table Grid 3"/>
-    <w:lsdException w:unhideWhenUsed="0" w:uiPriority="0" w:semiHidden="0" w:name="Table Grid 4"/>
-    <w:lsdException w:unhideWhenUsed="0" w:uiPriority="0" w:semiHidden="0" w:name="Table Grid 5"/>
-    <w:lsdException w:unhideWhenUsed="0" w:uiPriority="0" w:semiHidden="0" w:name="Table Grid 6"/>
-    <w:lsdException w:unhideWhenUsed="0" w:uiPriority="0" w:semiHidden="0" w:name="Table Grid 7"/>
-    <w:lsdException w:unhideWhenUsed="0" w:uiPriority="0" w:semiHidden="0" w:name="Table Grid 8"/>
-    <w:lsdException w:unhideWhenUsed="0" w:uiPriority="0" w:semiHidden="0" w:name="Table List 1"/>
-    <w:lsdException w:unhideWhenUsed="0" w:uiPriority="0" w:semiHidden="0" w:name="Table List 2"/>
-    <w:lsdException w:unhideWhenUsed="0" w:uiPriority="0" w:semiHidden="0" w:name="Table List 3"/>
-    <w:lsdException w:unhideWhenUsed="0" w:uiPriority="0" w:semiHidden="0" w:name="Table List 4"/>
-    <w:lsdException w:unhideWhenUsed="0" w:uiPriority="0" w:semiHidden="0" w:name="Table List 5"/>
-    <w:lsdException w:unhideWhenUsed="0" w:uiPriority="0" w:semiHidden="0" w:name="Table List 6"/>
-    <w:lsdException w:unhideWhenUsed="0" w:uiPriority="0" w:semiHidden="0" w:name="Table List 7"/>
-    <w:lsdException w:unhideWhenUsed="0" w:uiPriority="0" w:semiHidden="0" w:name="Table List 8"/>
-    <w:lsdException w:unhideWhenUsed="0" w:uiPriority="0" w:semiHidden="0" w:name="Table 3D effects 1"/>
-    <w:lsdException w:unhideWhenUsed="0" w:uiPriority="0" w:semiHidden="0" w:name="Table 3D effects 2"/>
-    <w:lsdException w:unhideWhenUsed="0" w:uiPriority="0" w:semiHidden="0" w:name="Table 3D effects 3"/>
-    <w:lsdException w:unhideWhenUsed="0" w:uiPriority="0" w:semiHidden="0" w:name="Table Contemporary"/>
-    <w:lsdException w:unhideWhenUsed="0" w:uiPriority="0" w:semiHidden="0" w:name="Table Elegant"/>
-    <w:lsdException w:unhideWhenUsed="0" w:uiPriority="0" w:semiHidden="0" w:name="Table Professional"/>
-    <w:lsdException w:unhideWhenUsed="0" w:uiPriority="0" w:semiHidden="0" w:name="Table Subtle 1"/>
-    <w:lsdException w:unhideWhenUsed="0" w:uiPriority="0" w:semiHidden="0" w:name="Table Subtle 2"/>
-    <w:lsdException w:unhideWhenUsed="0" w:uiPriority="0" w:semiHidden="0" w:name="Table Web 1"/>
-    <w:lsdException w:unhideWhenUsed="0" w:uiPriority="0" w:semiHidden="0" w:name="Table Web 2"/>
-    <w:lsdException w:unhideWhenUsed="0" w:uiPriority="0" w:semiHidden="0" w:name="Table Web 3"/>
-    <w:lsdException w:unhideWhenUsed="0" w:uiPriority="0" w:semiHidden="0" w:name="Balloon Text"/>
-    <w:lsdException w:qFormat="1" w:unhideWhenUsed="0" w:uiPriority="0" w:semiHidden="0" w:name="Table Grid"/>
-    <w:lsdException w:unhideWhenUsed="0" w:uiPriority="0" w:semiHidden="0" w:name="Table Theme"/>
-    <w:lsdException w:unhideWhenUsed="0" w:uiPriority="60" w:semiHidden="0" w:name="Light Shading"/>
-    <w:lsdException w:unhideWhenUsed="0" w:uiPriority="61" w:semiHidden="0" w:name="Light List"/>
-    <w:lsdException w:unhideWhenUsed="0" w:uiPriority="62" w:semiHidden="0" w:name="Light Grid"/>
-    <w:lsdException w:unhideWhenUsed="0" w:uiPriority="63" w:semiHidden="0" w:name="Medium Shading 1"/>
-    <w:lsdException w:unhideWhenUsed="0" w:uiPriority="64" w:semiHidden="0" w:name="Medium Shading 2"/>
-    <w:lsdException w:unhideWhenUsed="0" w:uiPriority="65" w:semiHidden="0" w:name="Medium List 1"/>
-    <w:lsdException w:unhideWhenUsed="0" w:uiPriority="66" w:semiHidden="0" w:name="Medium List 2"/>
-    <w:lsdException w:unhideWhenUsed="0" w:uiPriority="67" w:semiHidden="0" w:name="Medium Grid 1"/>
-    <w:lsdException w:unhideWhenUsed="0" w:uiPriority="68" w:semiHidden="0" w:name="Medium Grid 2"/>
-    <w:lsdException w:unhideWhenUsed="0" w:uiPriority="69" w:semiHidden="0" w:name="Medium Grid 3"/>
-    <w:lsdException w:unhideWhenUsed="0" w:uiPriority="70" w:semiHidden="0" w:name="Dark List"/>
-    <w:lsdException w:unhideWhenUsed="0" w:uiPriority="71" w:semiHidden="0" w:name="Colorful Shading"/>
-    <w:lsdException w:unhideWhenUsed="0" w:uiPriority="72" w:semiHidden="0" w:name="Colorful List"/>
-    <w:lsdException w:unhideWhenUsed="0" w:uiPriority="73" w:semiHidden="0" w:name="Colorful Grid"/>
-    <w:lsdException w:unhideWhenUsed="0" w:uiPriority="60" w:semiHidden="0" w:name="Light Shading Accent 1"/>
-    <w:lsdException w:unhideWhenUsed="0" w:uiPriority="61" w:semiHidden="0" w:name="Light List Accent 1"/>
-    <w:lsdException w:unhideWhenUsed="0" w:uiPriority="62" w:semiHidden="0" w:name="Light Grid Accent 1"/>
-    <w:lsdException w:unhideWhenUsed="0" w:uiPriority="63" w:semiHidden="0" w:name="Medium Shading 1 Accent 1"/>
-    <w:lsdException w:unhideWhenUsed="0" w:uiPriority="64" w:semiHidden="0" w:name="Medium Shading 2 Accent 1"/>
-    <w:lsdException w:unhideWhenUsed="0" w:uiPriority="65" w:semiHidden="0" w:name="Medium List 1 Accent 1"/>
-    <w:lsdException w:unhideWhenUsed="0" w:uiPriority="66" w:semiHidden="0" w:name="Medium List 2 Accent 1"/>
-    <w:lsdException w:unhideWhenUsed="0" w:uiPriority="67" w:semiHidden="0" w:name="Medium Grid 1 Accent 1"/>
-    <w:lsdException w:unhideWhenUsed="0" w:uiPriority="68" w:semiHidden="0" w:name="Medium Grid 2 Accent 1"/>
-    <w:lsdException w:unhideWhenUsed="0" w:uiPriority="69" w:semiHidden="0" w:name="Medium Grid 3 Accent 1"/>
-    <w:lsdException w:unhideWhenUsed="0" w:uiPriority="70" w:semiHidden="0" w:name="Dark List Accent 1"/>
-    <w:lsdException w:unhideWhenUsed="0" w:uiPriority="71" w:semiHidden="0" w:name="Colorful Shading Accent 1"/>
-    <w:lsdException w:unhideWhenUsed="0" w:uiPriority="72" w:semiHidden="0" w:name="Colorful List Accent 1"/>
-    <w:lsdException w:unhideWhenUsed="0" w:uiPriority="73" w:semiHidden="0" w:name="Colorful Grid Accent 1"/>
-    <w:lsdException w:unhideWhenUsed="0" w:uiPriority="60" w:semiHidden="0" w:name="Light Shading Accent 2"/>
-    <w:lsdException w:unhideWhenUsed="0" w:uiPriority="61" w:semiHidden="0" w:name="Light List Accent 2"/>
-    <w:lsdException w:unhideWhenUsed="0" w:uiPriority="62" w:semiHidden="0" w:name="Light Grid Accent 2"/>
-    <w:lsdException w:unhideWhenUsed="0" w:uiPriority="63" w:semiHidden="0" w:name="Medium Shading 1 Accent 2"/>
-    <w:lsdException w:unhideWhenUsed="0" w:uiPriority="64" w:semiHidden="0" w:name="Medium Shading 2 Accent 2"/>
-    <w:lsdException w:unhideWhenUsed="0" w:uiPriority="65" w:semiHidden="0" w:name="Medium List 1 Accent 2"/>
-    <w:lsdException w:unhideWhenUsed="0" w:uiPriority="66" w:semiHidden="0" w:name="Medium List 2 Accent 2"/>
-    <w:lsdException w:unhideWhenUsed="0" w:uiPriority="67" w:semiHidden="0" w:name="Medium Grid 1 Accent 2"/>
-    <w:lsdException w:unhideWhenUsed="0" w:uiPriority="68" w:semiHidden="0" w:name="Medium Grid 2 Accent 2"/>
-    <w:lsdException w:unhideWhenUsed="0" w:uiPriority="69" w:semiHidden="0" w:name="Medium Grid 3 Accent 2"/>
-    <w:lsdException w:unhideWhenUsed="0" w:uiPriority="70" w:semiHidden="0" w:name="Dark List Accent 2"/>
-    <w:lsdException w:unhideWhenUsed="0" w:uiPriority="71" w:semiHidden="0" w:name="Colorful Shading Accent 2"/>
-    <w:lsdException w:unhideWhenUsed="0" w:uiPriority="72" w:semiHidden="0" w:name="Colorful List Accent 2"/>
-    <w:lsdException w:unhideWhenUsed="0" w:uiPriority="73" w:semiHidden="0" w:name="Colorful Grid Accent 2"/>
-    <w:lsdException w:unhideWhenUsed="0" w:uiPriority="60" w:semiHidden="0" w:name="Light Shading Accent 3"/>
-    <w:lsdException w:unhideWhenUsed="0" w:uiPriority="61" w:semiHidden="0" w:name="Light List Accent 3"/>
-    <w:lsdException w:unhideWhenUsed="0" w:uiPriority="62" w:semiHidden="0" w:name="Light Grid Accent 3"/>
-    <w:lsdException w:unhideWhenUsed="0" w:uiPriority="63" w:semiHidden="0" w:name="Medium Shading 1 Accent 3"/>
-    <w:lsdException w:unhideWhenUsed="0" w:uiPriority="64" w:semiHidden="0" w:name="Medium Shading 2 Accent 3"/>
-    <w:lsdException w:unhideWhenUsed="0" w:uiPriority="65" w:semiHidden="0" w:name="Medium List 1 Accent 3"/>
-    <w:lsdException w:unhideWhenUsed="0" w:uiPriority="66" w:semiHidden="0" w:name="Medium List 2 Accent 3"/>
-    <w:lsdException w:unhideWhenUsed="0" w:uiPriority="67" w:semiHidden="0" w:name="Medium Grid 1 Accent 3"/>
-    <w:lsdException w:unhideWhenUsed="0" w:uiPriority="68" w:semiHidden="0" w:name="Medium Grid 2 Accent 3"/>
-    <w:lsdException w:unhideWhenUsed="0" w:uiPriority="69" w:semiHidden="0" w:name="Medium Grid 3 Accent 3"/>
-    <w:lsdException w:unhideWhenUsed="0" w:uiPriority="70" w:semiHidden="0" w:name="Dark List Accent 3"/>
-    <w:lsdException w:unhideWhenUsed="0" w:uiPriority="71" w:semiHidden="0" w:name="Colorful Shading Accent 3"/>
-    <w:lsdException w:unhideWhenUsed="0" w:uiPriority="72" w:semiHidden="0" w:name="Colorful List Accent 3"/>
-    <w:lsdException w:unhideWhenUsed="0" w:uiPriority="73" w:semiHidden="0" w:name="Colorful Grid Accent 3"/>
-    <w:lsdException w:unhideWhenUsed="0" w:uiPriority="60" w:semiHidden="0" w:name="Light Shading Accent 4"/>
-    <w:lsdException w:unhideWhenUsed="0" w:uiPriority="61" w:semiHidden="0" w:name="Light List Accent 4"/>
-    <w:lsdException w:unhideWhenUsed="0" w:uiPriority="62" w:semiHidden="0" w:name="Light Grid Accent 4"/>
-    <w:lsdException w:unhideWhenUsed="0" w:uiPriority="63" w:semiHidden="0" w:name="Medium Shading 1 Accent 4"/>
-    <w:lsdException w:unhideWhenUsed="0" w:uiPriority="64" w:semiHidden="0" w:name="Medium Shading 2 Accent 4"/>
-    <w:lsdException w:unhideWhenUsed="0" w:uiPriority="65" w:semiHidden="0" w:name="Medium List 1 Accent 4"/>
-    <w:lsdException w:unhideWhenUsed="0" w:uiPriority="66" w:semiHidden="0" w:name="Medium List 2 Accent 4"/>
-    <w:lsdException w:unhideWhenUsed="0" w:uiPriority="67" w:semiHidden="0" w:name="Medium Grid 1 Accent 4"/>
-    <w:lsdException w:unhideWhenUsed="0" w:uiPriority="68" w:semiHidden="0" w:name="Medium Grid 2 Accent 4"/>
-    <w:lsdException w:unhideWhenUsed="0" w:uiPriority="69" w:semiHidden="0" w:name="Medium Grid 3 Accent 4"/>
-    <w:lsdException w:unhideWhenUsed="0" w:uiPriority="70" w:semiHidden="0" w:name="Dark List Accent 4"/>
-    <w:lsdException w:unhideWhenUsed="0" w:uiPriority="71" w:semiHidden="0" w:name="Colorful Shading Accent 4"/>
-    <w:lsdException w:unhideWhenUsed="0" w:uiPriority="72" w:semiHidden="0" w:name="Colorful List Accent 4"/>
-    <w:lsdException w:unhideWhenUsed="0" w:uiPriority="73" w:semiHidden="0" w:name="Colorful Grid Accent 4"/>
-    <w:lsdException w:unhideWhenUsed="0" w:uiPriority="60" w:semiHidden="0" w:name="Light Shading Accent 5"/>
-    <w:lsdException w:unhideWhenUsed="0" w:uiPriority="61" w:semiHidden="0" w:name="Light List Accent 5"/>
-    <w:lsdException w:unhideWhenUsed="0" w:uiPriority="62" w:semiHidden="0" w:name="Light Grid Accent 5"/>
-    <w:lsdException w:unhideWhenUsed="0" w:uiPriority="63" w:semiHidden="0" w:name="Medium Shading 1 Accent 5"/>
-    <w:lsdException w:unhideWhenUsed="0" w:uiPriority="64" w:semiHidden="0" w:name="Medium Shading 2 Accent 5"/>
-    <w:lsdException w:unhideWhenUsed="0" w:uiPriority="65" w:semiHidden="0" w:name="Medium List 1 Accent 5"/>
-    <w:lsdException w:unhideWhenUsed="0" w:uiPriority="66" w:semiHidden="0" w:name="Medium List 2 Accent 5"/>
-    <w:lsdException w:unhideWhenUsed="0" w:uiPriority="67" w:semiHidden="0" w:name="Medium Grid 1 Accent 5"/>
-    <w:lsdException w:unhideWhenUsed="0" w:uiPriority="68" w:semiHidden="0" w:name="Medium Grid 2 Accent 5"/>
-    <w:lsdException w:unhideWhenUsed="0" w:uiPriority="69" w:semiHidden="0" w:name="Medium Grid 3 Accent 5"/>
-    <w:lsdException w:unhideWhenUsed="0" w:uiPriority="70" w:semiHidden="0" w:name="Dark List Accent 5"/>
-    <w:lsdException w:unhideWhenUsed="0" w:uiPriority="71" w:semiHidden="0" w:name="Colorful Shading Accent 5"/>
-    <w:lsdException w:unhideWhenUsed="0" w:uiPriority="72" w:semiHidden="0" w:name="Colorful List Accent 5"/>
-    <w:lsdException w:unhideWhenUsed="0" w:uiPriority="73" w:semiHidden="0" w:name="Colorful Grid Accent 5"/>
-    <w:lsdException w:unhideWhenUsed="0" w:uiPriority="60" w:semiHidden="0" w:name="Light Shading Accent 6"/>
-    <w:lsdException w:unhideWhenUsed="0" w:uiPriority="61" w:semiHidden="0" w:name="Light List Accent 6"/>
-    <w:lsdException w:unhideWhenUsed="0" w:uiPriority="62" w:semiHidden="0" w:name="Light Grid Accent 6"/>
-    <w:lsdException w:unhideWhenUsed="0" w:uiPriority="63" w:semiHidden="0" w:name="Medium Shading 1 Accent 6"/>
-    <w:lsdException w:unhideWhenUsed="0" w:uiPriority="64" w:semiHidden="0" w:name="Medium Shading 2 Accent 6"/>
-    <w:lsdException w:unhideWhenUsed="0" w:uiPriority="65" w:semiHidden="0" w:name="Medium List 1 Accent 6"/>
-    <w:lsdException w:unhideWhenUsed="0" w:uiPriority="66" w:semiHidden="0" w:name="Medium List 2 Accent 6"/>
-    <w:lsdException w:unhideWhenUsed="0" w:uiPriority="67" w:semiHidden="0" w:name="Medium Grid 1 Accent 6"/>
-    <w:lsdException w:unhideWhenUsed="0" w:uiPriority="68" w:semiHidden="0" w:name="Medium Grid 2 Accent 6"/>
-    <w:lsdException w:unhideWhenUsed="0" w:uiPriority="69" w:semiHidden="0" w:name="Medium Grid 3 Accent 6"/>
-    <w:lsdException w:unhideWhenUsed="0" w:uiPriority="70" w:semiHidden="0" w:name="Dark List Accent 6"/>
-    <w:lsdException w:unhideWhenUsed="0" w:uiPriority="71" w:semiHidden="0" w:name="Colorful Shading Accent 6"/>
-    <w:lsdException w:unhideWhenUsed="0" w:uiPriority="72" w:semiHidden="0" w:name="Colorful List Accent 6"/>
-    <w:lsdException w:unhideWhenUsed="0" w:uiPriority="73" w:semiHidden="0" w:name="Colorful Grid Accent 6"/>
+  <w:latentStyles w:defLockedState="0" w:defUIPriority="99" w:defSemiHidden="1" w:defUnhideWhenUsed="1" w:defQFormat="0" w:count="260">
+    <w:lsdException w:name="Normal" w:semiHidden="0" w:uiPriority="0" w:unhideWhenUsed="0" w:qFormat="1"/>
+    <w:lsdException w:name="heading 1" w:semiHidden="0" w:uiPriority="0" w:unhideWhenUsed="0" w:qFormat="1"/>
+    <w:lsdException w:name="heading 2" w:semiHidden="0" w:uiPriority="0" w:qFormat="1"/>
+    <w:lsdException w:name="heading 3" w:uiPriority="0" w:qFormat="1"/>
+    <w:lsdException w:name="heading 4" w:semiHidden="0" w:uiPriority="0" w:qFormat="1"/>
+    <w:lsdException w:name="heading 5" w:uiPriority="0" w:qFormat="1"/>
+    <w:lsdException w:name="heading 6" w:uiPriority="0" w:qFormat="1"/>
+    <w:lsdException w:name="heading 7" w:uiPriority="0" w:qFormat="1"/>
+    <w:lsdException w:name="heading 8" w:uiPriority="0" w:qFormat="1"/>
+    <w:lsdException w:name="heading 9" w:uiPriority="0" w:qFormat="1"/>
+    <w:lsdException w:name="index 1" w:semiHidden="0" w:uiPriority="0" w:unhideWhenUsed="0"/>
+    <w:lsdException w:name="index 2" w:semiHidden="0" w:uiPriority="0" w:unhideWhenUsed="0"/>
+    <w:lsdException w:name="index 3" w:semiHidden="0" w:uiPriority="0" w:unhideWhenUsed="0"/>
+    <w:lsdException w:name="index 4" w:semiHidden="0" w:uiPriority="0" w:unhideWhenUsed="0"/>
+    <w:lsdException w:name="index 5" w:semiHidden="0" w:uiPriority="0" w:unhideWhenUsed="0"/>
+    <w:lsdException w:name="index 6" w:semiHidden="0" w:uiPriority="0" w:unhideWhenUsed="0"/>
+    <w:lsdException w:name="index 7" w:semiHidden="0" w:uiPriority="0" w:unhideWhenUsed="0"/>
+    <w:lsdException w:name="index 8" w:semiHidden="0" w:uiPriority="0" w:unhideWhenUsed="0"/>
+    <w:lsdException w:name="index 9" w:semiHidden="0" w:uiPriority="0" w:unhideWhenUsed="0"/>
+    <w:lsdException w:name="toc 1" w:semiHidden="0" w:uiPriority="0" w:unhideWhenUsed="0" w:qFormat="1"/>
+    <w:lsdException w:name="toc 2" w:semiHidden="0" w:uiPriority="0" w:unhideWhenUsed="0" w:qFormat="1"/>
+    <w:lsdException w:name="toc 3" w:semiHidden="0" w:uiPriority="0" w:unhideWhenUsed="0" w:qFormat="1"/>
+    <w:lsdException w:name="toc 4" w:semiHidden="0" w:uiPriority="0" w:unhideWhenUsed="0"/>
+    <w:lsdException w:name="toc 5" w:semiHidden="0" w:uiPriority="0" w:unhideWhenUsed="0"/>
+    <w:lsdException w:name="toc 6" w:semiHidden="0" w:uiPriority="0" w:unhideWhenUsed="0"/>
+    <w:lsdException w:name="toc 7" w:semiHidden="0" w:uiPriority="0" w:unhideWhenUsed="0"/>
+    <w:lsdException w:name="toc 8" w:semiHidden="0" w:uiPriority="0" w:unhideWhenUsed="0"/>
+    <w:lsdException w:name="toc 9" w:semiHidden="0" w:uiPriority="0" w:unhideWhenUsed="0"/>
+    <w:lsdException w:name="Normal Indent" w:semiHidden="0" w:uiPriority="0" w:unhideWhenUsed="0"/>
+    <w:lsdException w:name="footnote text" w:semiHidden="0" w:uiPriority="0" w:unhideWhenUsed="0"/>
+    <w:lsdException w:name="annotation text" w:semiHidden="0" w:uiPriority="0" w:unhideWhenUsed="0" w:qFormat="1"/>
+    <w:lsdException w:name="header" w:semiHidden="0" w:uiPriority="0" w:unhideWhenUsed="0" w:qFormat="1"/>
+    <w:lsdException w:name="footer" w:semiHidden="0" w:uiPriority="0" w:unhideWhenUsed="0" w:qFormat="1"/>
+    <w:lsdException w:name="index heading" w:semiHidden="0" w:uiPriority="0" w:unhideWhenUsed="0"/>
+    <w:lsdException w:name="caption" w:uiPriority="0" w:qFormat="1"/>
+    <w:lsdException w:name="table of figures" w:semiHidden="0" w:uiPriority="0" w:unhideWhenUsed="0"/>
+    <w:lsdException w:name="envelope address" w:semiHidden="0" w:uiPriority="0" w:unhideWhenUsed="0"/>
+    <w:lsdException w:name="envelope return" w:semiHidden="0" w:uiPriority="0" w:unhideWhenUsed="0"/>
+    <w:lsdException w:name="footnote reference" w:semiHidden="0" w:uiPriority="0" w:unhideWhenUsed="0"/>
+    <w:lsdException w:name="annotation reference" w:semiHidden="0" w:uiPriority="0" w:unhideWhenUsed="0"/>
+    <w:lsdException w:name="line number" w:semiHidden="0" w:uiPriority="0" w:unhideWhenUsed="0"/>
+    <w:lsdException w:name="page number" w:semiHidden="0" w:uiPriority="0" w:unhideWhenUsed="0"/>
+    <w:lsdException w:name="endnote reference" w:semiHidden="0" w:uiPriority="0" w:unhideWhenUsed="0"/>
+    <w:lsdException w:name="endnote text" w:semiHidden="0" w:uiPriority="0" w:unhideWhenUsed="0"/>
+    <w:lsdException w:name="table of authorities" w:semiHidden="0" w:uiPriority="0" w:unhideWhenUsed="0"/>
+    <w:lsdException w:name="macro" w:semiHidden="0" w:uiPriority="0" w:unhideWhenUsed="0"/>
+    <w:lsdException w:name="toa heading" w:semiHidden="0" w:uiPriority="0" w:unhideWhenUsed="0"/>
+    <w:lsdException w:name="List" w:semiHidden="0" w:uiPriority="0" w:unhideWhenUsed="0"/>
+    <w:lsdException w:name="List Bullet" w:semiHidden="0" w:uiPriority="0" w:unhideWhenUsed="0"/>
+    <w:lsdException w:name="List Number" w:semiHidden="0" w:uiPriority="0" w:unhideWhenUsed="0"/>
+    <w:lsdException w:name="List 2" w:semiHidden="0" w:uiPriority="0" w:unhideWhenUsed="0"/>
+    <w:lsdException w:name="List 3" w:semiHidden="0" w:uiPriority="0" w:unhideWhenUsed="0"/>
+    <w:lsdException w:name="List 4" w:semiHidden="0" w:uiPriority="0" w:unhideWhenUsed="0"/>
+    <w:lsdException w:name="List 5" w:semiHidden="0" w:uiPriority="0" w:unhideWhenUsed="0"/>
+    <w:lsdException w:name="List Bullet 2" w:semiHidden="0" w:uiPriority="0" w:unhideWhenUsed="0"/>
+    <w:lsdException w:name="List Bullet 3" w:semiHidden="0" w:uiPriority="0" w:unhideWhenUsed="0"/>
+    <w:lsdException w:name="List Bullet 4" w:semiHidden="0" w:uiPriority="0" w:unhideWhenUsed="0"/>
+    <w:lsdException w:name="List Bullet 5" w:semiHidden="0" w:uiPriority="0" w:unhideWhenUsed="0"/>
+    <w:lsdException w:name="List Number 2" w:semiHidden="0" w:uiPriority="0" w:unhideWhenUsed="0"/>
+    <w:lsdException w:name="List Number 3" w:semiHidden="0" w:uiPriority="0" w:unhideWhenUsed="0"/>
+    <w:lsdException w:name="List Number 4" w:semiHidden="0" w:uiPriority="0" w:unhideWhenUsed="0"/>
+    <w:lsdException w:name="List Number 5" w:semiHidden="0" w:uiPriority="0" w:unhideWhenUsed="0"/>
+    <w:lsdException w:name="Title" w:semiHidden="0" w:uiPriority="0" w:unhideWhenUsed="0" w:qFormat="1"/>
+    <w:lsdException w:name="Closing" w:semiHidden="0" w:uiPriority="0" w:unhideWhenUsed="0"/>
+    <w:lsdException w:name="Signature" w:semiHidden="0" w:uiPriority="0" w:unhideWhenUsed="0"/>
+    <w:lsdException w:name="Default Paragraph Font" w:uiPriority="0" w:unhideWhenUsed="0" w:qFormat="1"/>
+    <w:lsdException w:name="Body Text" w:uiPriority="0" w:unhideWhenUsed="0" w:qFormat="1"/>
+    <w:lsdException w:name="Body Text Indent" w:semiHidden="0" w:uiPriority="0" w:unhideWhenUsed="0"/>
+    <w:lsdException w:name="List Continue" w:semiHidden="0" w:uiPriority="0" w:unhideWhenUsed="0"/>
+    <w:lsdException w:name="List Continue 2" w:semiHidden="0" w:uiPriority="0" w:unhideWhenUsed="0"/>
+    <w:lsdException w:name="List Continue 3" w:semiHidden="0" w:uiPriority="0" w:unhideWhenUsed="0"/>
+    <w:lsdException w:name="List Continue 4" w:semiHidden="0" w:uiPriority="0" w:unhideWhenUsed="0"/>
+    <w:lsdException w:name="List Continue 5" w:semiHidden="0" w:uiPriority="0" w:unhideWhenUsed="0"/>
+    <w:lsdException w:name="Message Header" w:semiHidden="0" w:uiPriority="0" w:unhideWhenUsed="0"/>
+    <w:lsdException w:name="Subtitle" w:semiHidden="0" w:uiPriority="0" w:unhideWhenUsed="0" w:qFormat="1"/>
+    <w:lsdException w:name="Salutation" w:semiHidden="0" w:uiPriority="0" w:unhideWhenUsed="0"/>
+    <w:lsdException w:name="Date" w:semiHidden="0" w:uiPriority="0" w:unhideWhenUsed="0"/>
+    <w:lsdException w:name="Body Text First Indent" w:semiHidden="0" w:uiPriority="0" w:unhideWhenUsed="0"/>
+    <w:lsdException w:name="Body Text First Indent 2" w:semiHidden="0" w:uiPriority="0" w:unhideWhenUsed="0"/>
+    <w:lsdException w:name="Body Text 2" w:semiHidden="0" w:uiPriority="0" w:unhideWhenUsed="0"/>
+    <w:lsdException w:name="Body Text 3" w:semiHidden="0" w:uiPriority="0" w:unhideWhenUsed="0"/>
+    <w:lsdException w:name="Body Text Indent 2" w:semiHidden="0" w:uiPriority="0" w:unhideWhenUsed="0"/>
+    <w:lsdException w:name="Body Text Indent 3" w:semiHidden="0" w:uiPriority="0" w:unhideWhenUsed="0"/>
+    <w:lsdException w:name="Block Text" w:semiHidden="0" w:uiPriority="0" w:unhideWhenUsed="0"/>
+    <w:lsdException w:name="Hyperlink" w:semiHidden="0" w:uiPriority="0" w:unhideWhenUsed="0"/>
+    <w:lsdException w:name="FollowedHyperlink" w:semiHidden="0" w:uiPriority="0" w:unhideWhenUsed="0"/>
+    <w:lsdException w:name="Strong" w:semiHidden="0" w:uiPriority="0" w:unhideWhenUsed="0" w:qFormat="1"/>
+    <w:lsdException w:name="Emphasis" w:semiHidden="0" w:uiPriority="0" w:unhideWhenUsed="0" w:qFormat="1"/>
+    <w:lsdException w:name="Document Map" w:semiHidden="0" w:uiPriority="0" w:unhideWhenUsed="0"/>
+    <w:lsdException w:name="Plain Text" w:semiHidden="0" w:uiPriority="0" w:unhideWhenUsed="0"/>
+    <w:lsdException w:name="E-mail Signature" w:semiHidden="0" w:uiPriority="0" w:unhideWhenUsed="0"/>
+    <w:lsdException w:name="Normal (Web)" w:semiHidden="0" w:uiPriority="0" w:unhideWhenUsed="0" w:qFormat="1"/>
+    <w:lsdException w:name="HTML Acronym" w:semiHidden="0" w:uiPriority="0" w:unhideWhenUsed="0"/>
+    <w:lsdException w:name="HTML Address" w:semiHidden="0" w:uiPriority="0" w:unhideWhenUsed="0"/>
+    <w:lsdException w:name="HTML Cite" w:semiHidden="0" w:uiPriority="0" w:unhideWhenUsed="0"/>
+    <w:lsdException w:name="HTML Code" w:semiHidden="0" w:uiPriority="0" w:unhideWhenUsed="0"/>
+    <w:lsdException w:name="HTML Definition" w:semiHidden="0" w:uiPriority="0" w:unhideWhenUsed="0"/>
+    <w:lsdException w:name="HTML Keyboard" w:semiHidden="0" w:uiPriority="0" w:unhideWhenUsed="0"/>
+    <w:lsdException w:name="HTML Preformatted" w:semiHidden="0" w:uiPriority="0" w:unhideWhenUsed="0"/>
+    <w:lsdException w:name="HTML Sample" w:semiHidden="0" w:uiPriority="0" w:unhideWhenUsed="0"/>
+    <w:lsdException w:name="HTML Typewriter" w:semiHidden="0" w:uiPriority="0" w:unhideWhenUsed="0"/>
+    <w:lsdException w:name="HTML Variable" w:semiHidden="0" w:uiPriority="0" w:unhideWhenUsed="0"/>
+    <w:lsdException w:name="Normal Table" w:uiPriority="0" w:unhideWhenUsed="0" w:qFormat="1"/>
+    <w:lsdException w:name="annotation subject" w:semiHidden="0" w:uiPriority="0" w:unhideWhenUsed="0"/>
+    <w:lsdException w:name="Table Simple 1" w:semiHidden="0" w:uiPriority="0" w:unhideWhenUsed="0"/>
+    <w:lsdException w:name="Table Simple 2" w:semiHidden="0" w:uiPriority="0" w:unhideWhenUsed="0"/>
+    <w:lsdException w:name="Table Simple 3" w:semiHidden="0" w:uiPriority="0" w:unhideWhenUsed="0"/>
+    <w:lsdException w:name="Table Classic 1" w:semiHidden="0" w:uiPriority="0" w:unhideWhenUsed="0"/>
+    <w:lsdException w:name="Table Classic 2" w:semiHidden="0" w:uiPriority="0" w:unhideWhenUsed="0"/>
+    <w:lsdException w:name="Table Classic 3" w:semiHidden="0" w:uiPriority="0" w:unhideWhenUsed="0"/>
+    <w:lsdException w:name="Table Classic 4" w:semiHidden="0" w:uiPriority="0" w:unhideWhenUsed="0"/>
+    <w:lsdException w:name="Table Colorful 1" w:semiHidden="0" w:uiPriority="0" w:unhideWhenUsed="0"/>
+    <w:lsdException w:name="Table Colorful 2" w:semiHidden="0" w:uiPriority="0" w:unhideWhenUsed="0"/>
+    <w:lsdException w:name="Table Colorful 3" w:semiHidden="0" w:uiPriority="0" w:unhideWhenUsed="0"/>
+    <w:lsdException w:name="Table Columns 1" w:semiHidden="0" w:uiPriority="0" w:unhideWhenUsed="0"/>
+    <w:lsdException w:name="Table Columns 2" w:semiHidden="0" w:uiPriority="0" w:unhideWhenUsed="0"/>
+    <w:lsdException w:name="Table Columns 3" w:semiHidden="0" w:uiPriority="0" w:unhideWhenUsed="0"/>
+    <w:lsdException w:name="Table Columns 4" w:semiHidden="0" w:uiPriority="0" w:unhideWhenUsed="0"/>
+    <w:lsdException w:name="Table Columns 5" w:semiHidden="0" w:uiPriority="0" w:unhideWhenUsed="0"/>
+    <w:lsdException w:name="Table Grid 1" w:semiHidden="0" w:uiPriority="0" w:unhideWhenUsed="0"/>
+    <w:lsdException w:name="Table Grid 2" w:semiHidden="0" w:uiPriority="0" w:unhideWhenUsed="0"/>
+    <w:lsdException w:name="Table Grid 3" w:semiHidden="0" w:uiPriority="0" w:unhideWhenUsed="0"/>
+    <w:lsdException w:name="Table Grid 4" w:semiHidden="0" w:uiPriority="0" w:unhideWhenUsed="0"/>
+    <w:lsdException w:name="Table Grid 5" w:semiHidden="0" w:uiPriority="0" w:unhideWhenUsed="0"/>
+    <w:lsdException w:name="Table Grid 6" w:semiHidden="0" w:uiPriority="0" w:unhideWhenUsed="0"/>
+    <w:lsdException w:name="Table Grid 7" w:semiHidden="0" w:uiPriority="0" w:unhideWhenUsed="0"/>
+    <w:lsdException w:name="Table Grid 8" w:semiHidden="0" w:uiPriority="0" w:unhideWhenUsed="0"/>
+    <w:lsdException w:name="Table List 1" w:semiHidden="0" w:uiPriority="0" w:unhideWhenUsed="0"/>
+    <w:lsdException w:name="Table List 2" w:semiHidden="0" w:uiPriority="0" w:unhideWhenUsed="0"/>
+    <w:lsdException w:name="Table List 3" w:semiHidden="0" w:uiPriority="0" w:unhideWhenUsed="0"/>
+    <w:lsdException w:name="Table List 4" w:semiHidden="0" w:uiPriority="0" w:unhideWhenUsed="0"/>
+    <w:lsdException w:name="Table List 5" w:semiHidden="0" w:uiPriority="0" w:unhideWhenUsed="0"/>
+    <w:lsdException w:name="Table List 6" w:semiHidden="0" w:uiPriority="0" w:unhideWhenUsed="0"/>
+    <w:lsdException w:name="Table List 7" w:semiHidden="0" w:uiPriority="0" w:unhideWhenUsed="0"/>
+    <w:lsdException w:name="Table List 8" w:semiHidden="0" w:uiPriority="0" w:unhideWhenUsed="0"/>
+    <w:lsdException w:name="Table 3D effects 1" w:semiHidden="0" w:uiPriority="0" w:unhideWhenUsed="0"/>
+    <w:lsdException w:name="Table 3D effects 2" w:semiHidden="0" w:uiPriority="0" w:unhideWhenUsed="0"/>
+    <w:lsdException w:name="Table 3D effects 3" w:semiHidden="0" w:uiPriority="0" w:unhideWhenUsed="0"/>
+    <w:lsdException w:name="Table Contemporary" w:semiHidden="0" w:uiPriority="0" w:unhideWhenUsed="0"/>
+    <w:lsdException w:name="Table Elegant" w:semiHidden="0" w:uiPriority="0" w:unhideWhenUsed="0"/>
+    <w:lsdException w:name="Table Professional" w:semiHidden="0" w:uiPriority="0" w:unhideWhenUsed="0"/>
+    <w:lsdException w:name="Table Subtle 1" w:semiHidden="0" w:uiPriority="0" w:unhideWhenUsed="0"/>
+    <w:lsdException w:name="Table Subtle 2" w:semiHidden="0" w:uiPriority="0" w:unhideWhenUsed="0"/>
+    <w:lsdException w:name="Table Web 1" w:semiHidden="0" w:uiPriority="0" w:unhideWhenUsed="0"/>
+    <w:lsdException w:name="Table Web 2" w:semiHidden="0" w:uiPriority="0" w:unhideWhenUsed="0"/>
+    <w:lsdException w:name="Table Web 3" w:semiHidden="0" w:uiPriority="0" w:unhideWhenUsed="0"/>
+    <w:lsdException w:name="Balloon Text" w:semiHidden="0" w:uiPriority="0" w:unhideWhenUsed="0"/>
+    <w:lsdException w:name="Table Grid" w:semiHidden="0" w:uiPriority="0" w:unhideWhenUsed="0" w:qFormat="1"/>
+    <w:lsdException w:name="Table Theme" w:semiHidden="0" w:uiPriority="0" w:unhideWhenUsed="0"/>
+    <w:lsdException w:name="Light Shading" w:semiHidden="0" w:uiPriority="60" w:unhideWhenUsed="0"/>
+    <w:lsdException w:name="Light List" w:semiHidden="0" w:uiPriority="61" w:unhideWhenUsed="0"/>
+    <w:lsdException w:name="Light Grid" w:semiHidden="0" w:uiPriority="62" w:unhideWhenUsed="0"/>
+    <w:lsdException w:name="Medium Shading 1" w:semiHidden="0" w:uiPriority="63" w:unhideWhenUsed="0"/>
+    <w:lsdException w:name="Medium Shading 2" w:semiHidden="0" w:uiPriority="64" w:unhideWhenUsed="0"/>
+    <w:lsdException w:name="Medium List 1" w:semiHidden="0" w:uiPriority="65" w:unhideWhenUsed="0"/>
+    <w:lsdException w:name="Medium List 2" w:semiHidden="0" w:uiPriority="66" w:unhideWhenUsed="0"/>
+    <w:lsdException w:name="Medium Grid 1" w:semiHidden="0" w:uiPriority="67" w:unhideWhenUsed="0"/>
+    <w:lsdException w:name="Medium Grid 2" w:semiHidden="0" w:uiPriority="68" w:unhideWhenUsed="0"/>
+    <w:lsdException w:name="Medium Grid 3" w:semiHidden="0" w:uiPriority="69" w:unhideWhenUsed="0"/>
+    <w:lsdException w:name="Dark List" w:semiHidden="0" w:uiPriority="70" w:unhideWhenUsed="0"/>
+    <w:lsdException w:name="Colorful Shading" w:semiHidden="0" w:uiPriority="71" w:unhideWhenUsed="0"/>
+    <w:lsdException w:name="Colorful List" w:semiHidden="0" w:uiPriority="72" w:unhideWhenUsed="0"/>
+    <w:lsdException w:name="Colorful Grid" w:semiHidden="0" w:uiPriority="73" w:unhideWhenUsed="0"/>
+    <w:lsdException w:name="Light Shading Accent 1" w:semiHidden="0" w:uiPriority="60" w:unhideWhenUsed="0"/>
+    <w:lsdException w:name="Light List Accent 1" w:semiHidden="0" w:uiPriority="61" w:unhideWhenUsed="0"/>
+    <w:lsdException w:name="Light Grid Accent 1" w:semiHidden="0" w:uiPriority="62" w:unhideWhenUsed="0"/>
+    <w:lsdException w:name="Medium Shading 1 Accent 1" w:semiHidden="0" w:uiPriority="63" w:unhideWhenUsed="0"/>
+    <w:lsdException w:name="Medium Shading 2 Accent 1" w:semiHidden="0" w:uiPriority="64" w:unhideWhenUsed="0"/>
+    <w:lsdException w:name="Medium List 1 Accent 1" w:semiHidden="0" w:uiPriority="65" w:unhideWhenUsed="0"/>
+    <w:lsdException w:name="Medium List 2 Accent 1" w:semiHidden="0" w:uiPriority="66" w:unhideWhenUsed="0"/>
+    <w:lsdException w:name="Medium Grid 1 Accent 1" w:semiHidden="0" w:uiPriority="67" w:unhideWhenUsed="0"/>
+    <w:lsdException w:name="Medium Grid 2 Accent 1" w:semiHidden="0" w:uiPriority="68" w:unhideWhenUsed="0"/>
+    <w:lsdException w:name="Medium Grid 3 Accent 1" w:semiHidden="0" w:uiPriority="69" w:unhideWhenUsed="0"/>
+    <w:lsdException w:name="Dark List Accent 1" w:semiHidden="0" w:uiPriority="70" w:unhideWhenUsed="0"/>
+    <w:lsdException w:name="Colorful Shading Accent 1" w:semiHidden="0" w:uiPriority="71" w:unhideWhenUsed="0"/>
+    <w:lsdException w:name="Colorful List Accent 1" w:semiHidden="0" w:uiPriority="72" w:unhideWhenUsed="0"/>
+    <w:lsdException w:name="Colorful Grid Accent 1" w:semiHidden="0" w:uiPriority="73" w:unhideWhenUsed="0"/>
+    <w:lsdException w:name="Light Shading Accent 2" w:semiHidden="0" w:uiPriority="60" w:unhideWhenUsed="0"/>
+    <w:lsdException w:name="Light List Accent 2" w:semiHidden="0" w:uiPriority="61" w:unhideWhenUsed="0"/>
+    <w:lsdException w:name="Light Grid Accent 2" w:semiHidden="0" w:uiPriority="62" w:unhideWhenUsed="0"/>
+    <w:lsdException w:name="Medium Shading 1 Accent 2" w:semiHidden="0" w:uiPriority="63" w:unhideWhenUsed="0"/>
+    <w:lsdException w:name="Medium Shading 2 Accent 2" w:semiHidden="0" w:uiPriority="64" w:unhideWhenUsed="0"/>
+    <w:lsdException w:name="Medium List 1 Accent 2" w:semiHidden="0" w:uiPriority="65" w:unhideWhenUsed="0"/>
+    <w:lsdException w:name="Medium List 2 Accent 2" w:semiHidden="0" w:uiPriority="66" w:unhideWhenUsed="0"/>
+    <w:lsdException w:name="Medium Grid 1 Accent 2" w:semiHidden="0" w:uiPriority="67" w:unhideWhenUsed="0"/>
+    <w:lsdException w:name="Medium Grid 2 Accent 2" w:semiHidden="0" w:uiPriority="68" w:unhideWhenUsed="0"/>
+    <w:lsdException w:name="Medium Grid 3 Accent 2" w:semiHidden="0" w:uiPriority="69" w:unhideWhenUsed="0"/>
+    <w:lsdException w:name="Dark List Accent 2" w:semiHidden="0" w:uiPriority="70" w:unhideWhenUsed="0"/>
+    <w:lsdException w:name="Colorful Shading Accent 2" w:semiHidden="0" w:uiPriority="71" w:unhideWhenUsed="0"/>
+    <w:lsdException w:name="Colorful List Accent 2" w:semiHidden="0" w:uiPriority="72" w:unhideWhenUsed="0"/>
+    <w:lsdException w:name="Colorful Grid Accent 2" w:semiHidden="0" w:uiPriority="73" w:unhideWhenUsed="0"/>
+    <w:lsdException w:name="Light Shading Accent 3" w:semiHidden="0" w:uiPriority="60" w:unhideWhenUsed="0"/>
+    <w:lsdException w:name="Light List Accent 3" w:semiHidden="0" w:uiPriority="61" w:unhideWhenUsed="0"/>
+    <w:lsdException w:name="Light Grid Accent 3" w:semiHidden="0" w:uiPriority="62" w:unhideWhenUsed="0"/>
+    <w:lsdException w:name="Medium Shading 1 Accent 3" w:semiHidden="0" w:uiPriority="63" w:unhideWhenUsed="0"/>
+    <w:lsdException w:name="Medium Shading 2 Accent 3" w:semiHidden="0" w:uiPriority="64" w:unhideWhenUsed="0"/>
+    <w:lsdException w:name="Medium List 1 Accent 3" w:semiHidden="0" w:uiPriority="65" w:unhideWhenUsed="0"/>
+    <w:lsdException w:name="Medium List 2 Accent 3" w:semiHidden="0" w:uiPriority="66" w:unhideWhenUsed="0"/>
+    <w:lsdException w:name="Medium Grid 1 Accent 3" w:semiHidden="0" w:uiPriority="67" w:unhideWhenUsed="0"/>
+    <w:lsdException w:name="Medium Grid 2 Accent 3" w:semiHidden="0" w:uiPriority="68" w:unhideWhenUsed="0"/>
+    <w:lsdException w:name="Medium Grid 3 Accent 3" w:semiHidden="0" w:uiPriority="69" w:unhideWhenUsed="0"/>
+    <w:lsdException w:name="Dark List Accent 3" w:semiHidden="0" w:uiPriority="70" w:unhideWhenUsed="0"/>
+    <w:lsdException w:name="Colorful Shading Accent 3" w:semiHidden="0" w:uiPriority="71" w:unhideWhenUsed="0"/>
+    <w:lsdException w:name="Colorful List Accent 3" w:semiHidden="0" w:uiPriority="72" w:unhideWhenUsed="0"/>
+    <w:lsdException w:name="Colorful Grid Accent 3" w:semiHidden="0" w:uiPriority="73" w:unhideWhenUsed="0"/>
+    <w:lsdException w:name="Light Shading Accent 4" w:semiHidden="0" w:uiPriority="60" w:unhideWhenUsed="0"/>
+    <w:lsdException w:name="Light List Accent 4" w:semiHidden="0" w:uiPriority="61" w:unhideWhenUsed="0"/>
+    <w:lsdException w:name="Light Grid Accent 4" w:semiHidden="0" w:uiPriority="62" w:unhideWhenUsed="0"/>
+    <w:lsdException w:name="Medium Shading 1 Accent 4" w:semiHidden="0" w:uiPriority="63" w:unhideWhenUsed="0"/>
+    <w:lsdException w:name="Medium Shading 2 Accent 4" w:semiHidden="0" w:uiPriority="64" w:unhideWhenUsed="0"/>
+    <w:lsdException w:name="Medium List 1 Accent 4" w:semiHidden="0" w:uiPriority="65" w:unhideWhenUsed="0"/>
+    <w:lsdException w:name="Medium List 2 Accent 4" w:semiHidden="0" w:uiPriority="66" w:unhideWhenUsed="0"/>
+    <w:lsdException w:name="Medium Grid 1 Accent 4" w:semiHidden="0" w:uiPriority="67" w:unhideWhenUsed="0"/>
+    <w:lsdException w:name="Medium Grid 2 Accent 4" w:semiHidden="0" w:uiPriority="68" w:unhideWhenUsed="0"/>
+    <w:lsdException w:name="Medium Grid 3 Accent 4" w:semiHidden="0" w:uiPriority="69" w:unhideWhenUsed="0"/>
+    <w:lsdException w:name="Dark List Accent 4" w:semiHidden="0" w:uiPriority="70" w:unhideWhenUsed="0"/>
+    <w:lsdException w:name="Colorful Shading Accent 4" w:semiHidden="0" w:uiPriority="71" w:unhideWhenUsed="0"/>
+    <w:lsdException w:name="Colorful List Accent 4" w:semiHidden="0" w:uiPriority="72" w:unhideWhenUsed="0"/>
+    <w:lsdException w:name="Colorful Grid Accent 4" w:semiHidden="0" w:uiPriority="73" w:unhideWhenUsed="0"/>
+    <w:lsdException w:name="Light Shading Accent 5" w:semiHidden="0" w:uiPriority="60" w:unhideWhenUsed="0"/>
+    <w:lsdException w:name="Light List Accent 5" w:semiHidden="0" w:uiPriority="61" w:unhideWhenUsed="0"/>
+    <w:lsdException w:name="Light Grid Accent 5" w:semiHidden="0" w:uiPriority="62" w:unhideWhenUsed="0"/>
+    <w:lsdException w:name="Medium Shading 1 Accent 5" w:semiHidden="0" w:uiPriority="63" w:unhideWhenUsed="0"/>
+    <w:lsdException w:name="Medium Shading 2 Accent 5" w:semiHidden="0" w:uiPriority="64" w:unhideWhenUsed="0"/>
+    <w:lsdException w:name="Medium List 1 Accent 5" w:semiHidden="0" w:uiPriority="65" w:unhideWhenUsed="0"/>
+    <w:lsdException w:name="Medium List 2 Accent 5" w:semiHidden="0" w:uiPriority="66" w:unhideWhenUsed="0"/>
+    <w:lsdException w:name="Medium Grid 1 Accent 5" w:semiHidden="0" w:uiPriority="67" w:unhideWhenUsed="0"/>
+    <w:lsdException w:name="Medium Grid 2 Accent 5" w:semiHidden="0" w:uiPriority="68" w:unhideWhenUsed="0"/>
+    <w:lsdException w:name="Medium Grid 3 Accent 5" w:semiHidden="0" w:uiPriority="69" w:unhideWhenUsed="0"/>
+    <w:lsdException w:name="Dark List Accent 5" w:semiHidden="0" w:uiPriority="70" w:unhideWhenUsed="0"/>
+    <w:lsdException w:name="Colorful Shading Accent 5" w:semiHidden="0" w:uiPriority="71" w:unhideWhenUsed="0"/>
+    <w:lsdException w:name="Colorful List Accent 5" w:semiHidden="0" w:uiPriority="72" w:unhideWhenUsed="0"/>
+    <w:lsdException w:name="Colorful Grid Accent 5" w:semiHidden="0" w:uiPriority="73" w:unhideWhenUsed="0"/>
+    <w:lsdException w:name="Light Shading Accent 6" w:semiHidden="0" w:uiPriority="60" w:unhideWhenUsed="0"/>
+    <w:lsdException w:name="Light List Accent 6" w:semiHidden="0" w:uiPriority="61" w:unhideWhenUsed="0"/>
+    <w:lsdException w:name="Light Grid Accent 6" w:semiHidden="0" w:uiPriority="62" w:unhideWhenUsed="0"/>
+    <w:lsdException w:name="Medium Shading 1 Accent 6" w:semiHidden="0" w:uiPriority="63" w:unhideWhenUsed="0"/>
+    <w:lsdException w:name="Medium Shading 2 Accent 6" w:semiHidden="0" w:uiPriority="64" w:unhideWhenUsed="0"/>
+    <w:lsdException w:name="Medium List 1 Accent 6" w:semiHidden="0" w:uiPriority="65" w:unhideWhenUsed="0"/>
+    <w:lsdException w:name="Medium List 2 Accent 6" w:semiHidden="0" w:uiPriority="66" w:unhideWhenUsed="0"/>
+    <w:lsdException w:name="Medium Grid 1 Accent 6" w:semiHidden="0" w:uiPriority="67" w:unhideWhenUsed="0"/>
+    <w:lsdException w:name="Medium Grid 2 Accent 6" w:semiHidden="0" w:uiPriority="68" w:unhideWhenUsed="0"/>
+    <w:lsdException w:name="Medium Grid 3 Accent 6" w:semiHidden="0" w:uiPriority="69" w:unhideWhenUsed="0"/>
+    <w:lsdException w:name="Dark List Accent 6" w:semiHidden="0" w:uiPriority="70" w:unhideWhenUsed="0"/>
+    <w:lsdException w:name="Colorful Shading Accent 6" w:semiHidden="0" w:uiPriority="71" w:unhideWhenUsed="0"/>
+    <w:lsdException w:name="Colorful List Accent 6" w:semiHidden="0" w:uiPriority="72" w:unhideWhenUsed="0"/>
+    <w:lsdException w:name="Colorful Grid Accent 6" w:semiHidden="0" w:uiPriority="73" w:unhideWhenUsed="0"/>
   </w:latentStyles>
-  <w:style w:type="paragraph" w:default="1" w:styleId="1">
+  <w:style w:type="paragraph" w:default="1" w:styleId="Normal">
     <w:name w:val="Normal"/>
     <w:qFormat/>
-    <w:uiPriority w:val="0"/>
     <w:pPr>
       <w:kinsoku w:val="0"/>
       <w:autoSpaceDE w:val="0"/>
@@ -9200,7 +9071,7 @@
       <w:textAlignment w:val="baseline"/>
     </w:pPr>
     <w:rPr>
-      <w:rFonts w:ascii="Arial" w:hAnsi="Arial" w:eastAsia="宋体" w:cs="Arial"/>
+      <w:rFonts w:ascii="Arial" w:eastAsia="宋体" w:hAnsi="Arial" w:cs="Arial"/>
       <w:snapToGrid w:val="0"/>
       <w:color w:val="000000"/>
       <w:kern w:val="0"/>
@@ -9209,12 +9080,11 @@
       <w:lang w:val="en-US" w:eastAsia="en-US" w:bidi="ar-SA"/>
     </w:rPr>
   </w:style>
-  <w:style w:type="paragraph" w:styleId="2">
+  <w:style w:type="paragraph" w:styleId="Heading1">
     <w:name w:val="heading 1"/>
-    <w:basedOn w:val="1"/>
-    <w:next w:val="1"/>
+    <w:basedOn w:val="Normal"/>
+    <w:next w:val="Normal"/>
     <w:qFormat/>
-    <w:uiPriority w:val="0"/>
     <w:pPr>
       <w:keepNext/>
       <w:keepLines/>
@@ -9232,13 +9102,12 @@
       <w:sz w:val="44"/>
     </w:rPr>
   </w:style>
-  <w:style w:type="paragraph" w:styleId="3">
+  <w:style w:type="paragraph" w:styleId="Heading2">
     <w:name w:val="heading 2"/>
-    <w:basedOn w:val="1"/>
-    <w:next w:val="1"/>
+    <w:basedOn w:val="Normal"/>
+    <w:next w:val="Normal"/>
     <w:unhideWhenUsed/>
     <w:qFormat/>
-    <w:uiPriority w:val="0"/>
     <w:pPr>
       <w:keepNext/>
       <w:keepLines/>
@@ -9251,19 +9120,18 @@
       <w:outlineLvl w:val="1"/>
     </w:pPr>
     <w:rPr>
-      <w:rFonts w:ascii="Arial" w:hAnsi="Arial" w:eastAsia="黑体"/>
+      <w:rFonts w:ascii="Arial" w:eastAsia="黑体" w:hAnsi="Arial"/>
       <w:b/>
       <w:sz w:val="32"/>
     </w:rPr>
   </w:style>
-  <w:style w:type="paragraph" w:styleId="4">
+  <w:style w:type="paragraph" w:styleId="Heading3">
     <w:name w:val="heading 3"/>
-    <w:basedOn w:val="1"/>
-    <w:next w:val="1"/>
+    <w:basedOn w:val="Normal"/>
+    <w:next w:val="Normal"/>
     <w:semiHidden/>
     <w:unhideWhenUsed/>
     <w:qFormat/>
-    <w:uiPriority w:val="0"/>
     <w:pPr>
       <w:keepNext/>
       <w:keepLines/>
@@ -9280,13 +9148,12 @@
       <w:sz w:val="32"/>
     </w:rPr>
   </w:style>
-  <w:style w:type="paragraph" w:styleId="5">
+  <w:style w:type="paragraph" w:styleId="Heading4">
     <w:name w:val="heading 4"/>
-    <w:basedOn w:val="1"/>
-    <w:next w:val="1"/>
+    <w:basedOn w:val="Normal"/>
+    <w:next w:val="Normal"/>
     <w:unhideWhenUsed/>
     <w:qFormat/>
-    <w:uiPriority w:val="0"/>
     <w:pPr>
       <w:keepNext/>
       <w:keepLines/>
@@ -9299,19 +9166,18 @@
       <w:outlineLvl w:val="3"/>
     </w:pPr>
     <w:rPr>
-      <w:rFonts w:ascii="Arial" w:hAnsi="Arial" w:eastAsia="黑体"/>
+      <w:rFonts w:ascii="Arial" w:eastAsia="黑体" w:hAnsi="Arial"/>
       <w:b/>
       <w:sz w:val="28"/>
     </w:rPr>
   </w:style>
-  <w:style w:type="paragraph" w:styleId="6">
+  <w:style w:type="paragraph" w:styleId="Heading5">
     <w:name w:val="heading 5"/>
-    <w:basedOn w:val="1"/>
-    <w:next w:val="1"/>
+    <w:basedOn w:val="Normal"/>
+    <w:next w:val="Normal"/>
     <w:semiHidden/>
     <w:unhideWhenUsed/>
     <w:qFormat/>
-    <w:uiPriority w:val="0"/>
     <w:pPr>
       <w:keepNext/>
       <w:keepLines/>
@@ -9328,14 +9194,13 @@
       <w:sz w:val="28"/>
     </w:rPr>
   </w:style>
-  <w:style w:type="paragraph" w:styleId="7">
+  <w:style w:type="paragraph" w:styleId="Heading6">
     <w:name w:val="heading 6"/>
-    <w:basedOn w:val="1"/>
-    <w:next w:val="1"/>
+    <w:basedOn w:val="Normal"/>
+    <w:next w:val="Normal"/>
     <w:semiHidden/>
     <w:unhideWhenUsed/>
     <w:qFormat/>
-    <w:uiPriority w:val="0"/>
     <w:pPr>
       <w:keepNext/>
       <w:keepLines/>
@@ -9348,19 +9213,18 @@
       <w:outlineLvl w:val="5"/>
     </w:pPr>
     <w:rPr>
-      <w:rFonts w:ascii="Arial" w:hAnsi="Arial" w:eastAsia="黑体"/>
+      <w:rFonts w:ascii="Arial" w:eastAsia="黑体" w:hAnsi="Arial"/>
       <w:b/>
       <w:sz w:val="24"/>
     </w:rPr>
   </w:style>
-  <w:style w:type="paragraph" w:styleId="8">
+  <w:style w:type="paragraph" w:styleId="Heading7">
     <w:name w:val="heading 7"/>
-    <w:basedOn w:val="1"/>
-    <w:next w:val="1"/>
+    <w:basedOn w:val="Normal"/>
+    <w:next w:val="Normal"/>
     <w:semiHidden/>
     <w:unhideWhenUsed/>
     <w:qFormat/>
-    <w:uiPriority w:val="0"/>
     <w:pPr>
       <w:keepNext/>
       <w:keepLines/>
@@ -9377,14 +9241,13 @@
       <w:sz w:val="24"/>
     </w:rPr>
   </w:style>
-  <w:style w:type="paragraph" w:styleId="9">
+  <w:style w:type="paragraph" w:styleId="Heading8">
     <w:name w:val="heading 8"/>
-    <w:basedOn w:val="1"/>
-    <w:next w:val="1"/>
+    <w:basedOn w:val="Normal"/>
+    <w:next w:val="Normal"/>
     <w:semiHidden/>
     <w:unhideWhenUsed/>
     <w:qFormat/>
-    <w:uiPriority w:val="0"/>
     <w:pPr>
       <w:keepNext/>
       <w:keepLines/>
@@ -9397,18 +9260,17 @@
       <w:outlineLvl w:val="7"/>
     </w:pPr>
     <w:rPr>
-      <w:rFonts w:ascii="Arial" w:hAnsi="Arial" w:eastAsia="黑体"/>
+      <w:rFonts w:ascii="Arial" w:eastAsia="黑体" w:hAnsi="Arial"/>
       <w:sz w:val="24"/>
     </w:rPr>
   </w:style>
-  <w:style w:type="paragraph" w:styleId="10">
+  <w:style w:type="paragraph" w:styleId="Heading9">
     <w:name w:val="heading 9"/>
-    <w:basedOn w:val="1"/>
-    <w:next w:val="1"/>
+    <w:basedOn w:val="Normal"/>
+    <w:next w:val="Normal"/>
     <w:semiHidden/>
     <w:unhideWhenUsed/>
     <w:qFormat/>
-    <w:uiPriority w:val="0"/>
     <w:pPr>
       <w:keepNext/>
       <w:keepLines/>
@@ -9421,21 +9283,19 @@
       <w:outlineLvl w:val="8"/>
     </w:pPr>
     <w:rPr>
-      <w:rFonts w:ascii="Arial" w:hAnsi="Arial" w:eastAsia="黑体"/>
+      <w:rFonts w:ascii="Arial" w:eastAsia="黑体" w:hAnsi="Arial"/>
       <w:sz w:val="21"/>
     </w:rPr>
   </w:style>
-  <w:style w:type="character" w:default="1" w:styleId="22">
+  <w:style w:type="character" w:default="1" w:styleId="DefaultParagraphFont">
     <w:name w:val="Default Paragraph Font"/>
     <w:semiHidden/>
     <w:qFormat/>
-    <w:uiPriority w:val="0"/>
   </w:style>
-  <w:style w:type="table" w:default="1" w:styleId="20">
+  <w:style w:type="table" w:default="1" w:styleId="TableNormal">
     <w:name w:val="Normal Table"/>
     <w:semiHidden/>
     <w:qFormat/>
-    <w:uiPriority w:val="0"/>
     <w:tblPr>
       <w:tblCellMar>
         <w:top w:w="0" w:type="dxa"/>
@@ -9445,43 +9305,39 @@
       </w:tblCellMar>
     </w:tblPr>
   </w:style>
-  <w:style w:type="paragraph" w:styleId="11">
+  <w:style w:type="paragraph" w:styleId="CommentText">
     <w:name w:val="annotation text"/>
-    <w:basedOn w:val="1"/>
+    <w:basedOn w:val="Normal"/>
     <w:qFormat/>
-    <w:uiPriority w:val="0"/>
     <w:pPr>
       <w:jc w:val="left"/>
     </w:pPr>
   </w:style>
-  <w:style w:type="paragraph" w:styleId="12">
+  <w:style w:type="paragraph" w:styleId="BodyText">
     <w:name w:val="Body Text"/>
-    <w:basedOn w:val="1"/>
+    <w:basedOn w:val="Normal"/>
     <w:semiHidden/>
     <w:qFormat/>
-    <w:uiPriority w:val="0"/>
     <w:rPr>
-      <w:rFonts w:ascii="Arial" w:hAnsi="Arial" w:eastAsia="Arial" w:cs="Arial"/>
+      <w:rFonts w:ascii="Arial" w:eastAsia="Arial" w:hAnsi="Arial" w:cs="Arial"/>
       <w:sz w:val="21"/>
       <w:szCs w:val="21"/>
       <w:lang w:val="en-US" w:eastAsia="en-US" w:bidi="ar-SA"/>
     </w:rPr>
   </w:style>
-  <w:style w:type="paragraph" w:styleId="13">
+  <w:style w:type="paragraph" w:styleId="TOC3">
     <w:name w:val="toc 3"/>
-    <w:basedOn w:val="1"/>
-    <w:next w:val="1"/>
+    <w:basedOn w:val="Normal"/>
+    <w:next w:val="Normal"/>
     <w:qFormat/>
-    <w:uiPriority w:val="0"/>
     <w:pPr>
       <w:ind w:left="840" w:leftChars="400"/>
     </w:pPr>
   </w:style>
-  <w:style w:type="paragraph" w:styleId="14">
+  <w:style w:type="paragraph" w:styleId="Footer">
     <w:name w:val="footer"/>
-    <w:basedOn w:val="1"/>
+    <w:basedOn w:val="Normal"/>
     <w:qFormat/>
-    <w:uiPriority w:val="0"/>
     <w:pPr>
       <w:tabs>
         <w:tab w:val="center" w:pos="4153"/>
@@ -9494,17 +9350,16 @@
       <w:sz w:val="18"/>
     </w:rPr>
   </w:style>
-  <w:style w:type="paragraph" w:styleId="15">
+  <w:style w:type="paragraph" w:styleId="Header">
     <w:name w:val="header"/>
-    <w:basedOn w:val="1"/>
+    <w:basedOn w:val="Normal"/>
     <w:qFormat/>
-    <w:uiPriority w:val="0"/>
     <w:pPr>
       <w:pBdr>
-        <w:top w:val="none" w:color="auto" w:sz="0" w:space="0"/>
-        <w:left w:val="none" w:color="auto" w:sz="0" w:space="0"/>
-        <w:bottom w:val="none" w:color="auto" w:sz="0" w:space="0"/>
-        <w:right w:val="none" w:color="auto" w:sz="0" w:space="0"/>
+        <w:top w:val="nil"/>
+        <w:left w:val="nil"/>
+        <w:bottom w:val="nil"/>
+        <w:right w:val="nil"/>
       </w:pBdr>
       <w:tabs>
         <w:tab w:val="center" w:pos="4153"/>
@@ -9519,41 +9374,37 @@
       <w:sz w:val="18"/>
     </w:rPr>
   </w:style>
-  <w:style w:type="paragraph" w:styleId="16">
+  <w:style w:type="paragraph" w:styleId="TOC1">
     <w:name w:val="toc 1"/>
-    <w:basedOn w:val="1"/>
-    <w:next w:val="1"/>
+    <w:basedOn w:val="Normal"/>
+    <w:next w:val="Normal"/>
     <w:qFormat/>
-    <w:uiPriority w:val="0"/>
     <w:rPr>
-      <w:rFonts w:ascii="Arial" w:hAnsi="Arial" w:eastAsia="Microsoft JhengHei"/>
+      <w:rFonts w:ascii="Arial" w:eastAsia="Microsoft JhengHei" w:hAnsi="Arial"/>
       <w:sz w:val="24"/>
     </w:rPr>
   </w:style>
-  <w:style w:type="paragraph" w:styleId="17">
+  <w:style w:type="paragraph" w:styleId="TOC2">
     <w:name w:val="toc 2"/>
-    <w:basedOn w:val="1"/>
-    <w:next w:val="1"/>
+    <w:basedOn w:val="Normal"/>
+    <w:next w:val="Normal"/>
     <w:qFormat/>
-    <w:uiPriority w:val="0"/>
     <w:pPr>
       <w:ind w:left="420" w:leftChars="200"/>
     </w:pPr>
   </w:style>
-  <w:style w:type="paragraph" w:styleId="18">
+  <w:style w:type="paragraph" w:styleId="NormalWeb">
     <w:name w:val="Normal (Web)"/>
-    <w:basedOn w:val="1"/>
+    <w:basedOn w:val="Normal"/>
     <w:qFormat/>
-    <w:uiPriority w:val="0"/>
     <w:rPr>
       <w:sz w:val="24"/>
     </w:rPr>
   </w:style>
-  <w:style w:type="paragraph" w:styleId="19">
+  <w:style w:type="paragraph" w:styleId="Title">
     <w:name w:val="Title"/>
-    <w:basedOn w:val="1"/>
+    <w:basedOn w:val="Normal"/>
     <w:qFormat/>
-    <w:uiPriority w:val="0"/>
     <w:pPr>
       <w:spacing w:before="240" w:beforeLines="0" w:beforeAutospacing="0" w:after="60" w:afterLines="0" w:afterAutospacing="0"/>
       <w:jc w:val="center"/>
@@ -9565,73 +9416,68 @@
       <w:sz w:val="32"/>
     </w:rPr>
   </w:style>
-  <w:style w:type="table" w:styleId="21">
+  <w:style w:type="table" w:styleId="TableGrid">
     <w:name w:val="Table Grid"/>
-    <w:basedOn w:val="20"/>
+    <w:basedOn w:val="TableNormal"/>
     <w:qFormat/>
-    <w:uiPriority w:val="0"/>
     <w:pPr>
       <w:widowControl w:val="0"/>
       <w:jc w:val="both"/>
     </w:pPr>
     <w:tblPr>
       <w:tblBorders>
-        <w:top w:val="single" w:color="auto" w:sz="4" w:space="0"/>
-        <w:left w:val="single" w:color="auto" w:sz="4" w:space="0"/>
-        <w:bottom w:val="single" w:color="auto" w:sz="4" w:space="0"/>
-        <w:right w:val="single" w:color="auto" w:sz="4" w:space="0"/>
-        <w:insideH w:val="single" w:color="auto" w:sz="4" w:space="0"/>
-        <w:insideV w:val="single" w:color="auto" w:sz="4" w:space="0"/>
+        <w:top w:val="single" w:sz="4" w:space="0" w:color="auto"/>
+        <w:left w:val="single" w:sz="4" w:space="0" w:color="auto"/>
+        <w:bottom w:val="single" w:sz="4" w:space="0" w:color="auto"/>
+        <w:right w:val="single" w:sz="4" w:space="0" w:color="auto"/>
+        <w:insideH w:val="single" w:sz="4" w:space="0" w:color="auto"/>
+        <w:insideV w:val="single" w:sz="4" w:space="0" w:color="auto"/>
       </w:tblBorders>
     </w:tblPr>
   </w:style>
-  <w:style w:type="character" w:styleId="23">
+  <w:style w:type="character" w:styleId="Strong">
     <w:name w:val="Strong"/>
-    <w:basedOn w:val="22"/>
+    <w:basedOn w:val="DefaultParagraphFont"/>
     <w:qFormat/>
-    <w:uiPriority w:val="0"/>
     <w:rPr>
       <w:b/>
     </w:rPr>
   </w:style>
-  <w:style w:type="paragraph" w:customStyle="1" w:styleId="24">
+  <w:style w:type="paragraph" w:customStyle="1" w:styleId="a">
     <w:name w:val="柴_公司名"/>
-    <w:basedOn w:val="19"/>
+    <w:basedOn w:val="Title"/>
     <w:qFormat/>
-    <w:uiPriority w:val="0"/>
     <w:pPr>
       <w:spacing w:after="600" w:afterLines="600"/>
     </w:pPr>
     <w:rPr>
-      <w:rFonts w:hint="eastAsia" w:ascii="宋体" w:hAnsi="宋体" w:eastAsia="宋体" w:cs="宋体"/>
+      <w:rFonts w:ascii="宋体" w:eastAsia="宋体" w:hAnsi="宋体" w:cs="宋体" w:hint="eastAsia"/>
       <w:bCs/>
       <w:spacing w:val="-6"/>
       <w:sz w:val="52"/>
       <w:szCs w:val="52"/>
     </w:rPr>
   </w:style>
-  <w:style w:type="paragraph" w:customStyle="1" w:styleId="25">
+  <w:style w:type="paragraph" w:customStyle="1" w:styleId="a0">
     <w:name w:val="柴_文档名"/>
-    <w:basedOn w:val="19"/>
+    <w:basedOn w:val="Title"/>
     <w:qFormat/>
-    <w:uiPriority w:val="0"/>
     <w:pPr>
       <w:spacing w:after="900" w:afterLines="900"/>
     </w:pPr>
     <w:rPr>
-      <w:rFonts w:ascii="黑体" w:hAnsi="黑体" w:eastAsia="黑体" w:cs="黑体"/>
+      <w:rFonts w:ascii="黑体" w:eastAsia="黑体" w:hAnsi="黑体" w:cs="黑体"/>
       <w:bCs/>
       <w:spacing w:val="-7"/>
       <w:sz w:val="52"/>
       <w:szCs w:val="52"/>
     </w:rPr>
   </w:style>
-  <w:style w:type="table" w:customStyle="1" w:styleId="26">
+  <w:style w:type="table" w:customStyle="1" w:styleId="TableNormal0">
     <w:name w:val="Table Normal_0"/>
     <w:semiHidden/>
     <w:unhideWhenUsed/>
     <w:qFormat/>
-    <w:uiPriority w:val="0"/>
     <w:tblPr>
       <w:tblCellMar>
         <w:top w:w="0" w:type="dxa"/>
@@ -9641,87 +9487,81 @@
       </w:tblCellMar>
     </w:tblPr>
   </w:style>
-  <w:style w:type="paragraph" w:customStyle="1" w:styleId="27">
+  <w:style w:type="paragraph" w:customStyle="1" w:styleId="TableText">
     <w:name w:val="Table Text"/>
-    <w:basedOn w:val="1"/>
+    <w:basedOn w:val="Normal"/>
     <w:semiHidden/>
     <w:qFormat/>
-    <w:uiPriority w:val="0"/>
     <w:rPr>
-      <w:rFonts w:ascii="宋体" w:hAnsi="宋体" w:eastAsia="宋体" w:cs="宋体"/>
+      <w:rFonts w:ascii="宋体" w:eastAsia="宋体" w:hAnsi="宋体" w:cs="宋体"/>
       <w:sz w:val="21"/>
       <w:szCs w:val="21"/>
       <w:lang w:val="en-US" w:eastAsia="en-US" w:bidi="ar-SA"/>
     </w:rPr>
   </w:style>
-  <w:style w:type="paragraph" w:customStyle="1" w:styleId="28">
+  <w:style w:type="paragraph" w:customStyle="1" w:styleId="1">
     <w:name w:val="柴_标题1"/>
-    <w:basedOn w:val="2"/>
-    <w:next w:val="29"/>
-    <w:link w:val="38"/>
+    <w:basedOn w:val="Heading1"/>
+    <w:next w:val="a1"/>
+    <w:link w:val="1Char"/>
     <w:qFormat/>
-    <w:uiPriority w:val="0"/>
     <w:pPr>
       <w:spacing w:before="100" w:after="90" w:line="360" w:lineRule="auto"/>
     </w:pPr>
     <w:rPr>
-      <w:rFonts w:ascii="Arial" w:hAnsi="Arial" w:eastAsia="宋体"/>
+      <w:rFonts w:ascii="Arial" w:eastAsia="宋体" w:hAnsi="Arial"/>
       <w:sz w:val="32"/>
     </w:rPr>
   </w:style>
-  <w:style w:type="paragraph" w:customStyle="1" w:styleId="29">
+  <w:style w:type="paragraph" w:customStyle="1" w:styleId="a1">
     <w:name w:val="柴_正文"/>
-    <w:basedOn w:val="12"/>
-    <w:link w:val="42"/>
+    <w:basedOn w:val="BodyText"/>
+    <w:link w:val="Char"/>
     <w:qFormat/>
-    <w:uiPriority w:val="0"/>
     <w:pPr>
       <w:spacing w:line="360" w:lineRule="auto"/>
       <w:ind w:firstLine="470" w:firstLineChars="200"/>
     </w:pPr>
     <w:rPr>
-      <w:rFonts w:ascii="Arial" w:hAnsi="Arial" w:eastAsia="宋体"/>
+      <w:rFonts w:ascii="Arial" w:eastAsia="宋体" w:hAnsi="Arial"/>
       <w:sz w:val="24"/>
       <w:lang w:eastAsia="zh-CN"/>
     </w:rPr>
   </w:style>
-  <w:style w:type="paragraph" w:customStyle="1" w:styleId="30">
+  <w:style w:type="paragraph" w:customStyle="1" w:styleId="2">
     <w:name w:val="柴_标题2"/>
-    <w:basedOn w:val="3"/>
-    <w:next w:val="29"/>
+    <w:basedOn w:val="Heading2"/>
+    <w:next w:val="a1"/>
     <w:qFormat/>
-    <w:uiPriority w:val="0"/>
     <w:pPr>
       <w:spacing w:line="360" w:lineRule="auto"/>
     </w:pPr>
     <w:rPr>
-      <w:rFonts w:ascii="Arial" w:hAnsi="Arial" w:eastAsia="宋体"/>
+      <w:rFonts w:ascii="Arial" w:eastAsia="宋体" w:hAnsi="Arial"/>
       <w:sz w:val="28"/>
     </w:rPr>
   </w:style>
-  <w:style w:type="paragraph" w:customStyle="1" w:styleId="31">
+  <w:style w:type="paragraph" w:customStyle="1" w:styleId="3">
     <w:name w:val="柴_标题3"/>
-    <w:basedOn w:val="4"/>
-    <w:next w:val="29"/>
+    <w:basedOn w:val="Heading3"/>
+    <w:next w:val="a1"/>
     <w:qFormat/>
-    <w:uiPriority w:val="0"/>
     <w:pPr>
       <w:spacing w:line="360" w:lineRule="auto"/>
       <w:ind w:left="0" w:firstLine="472" w:firstLineChars="200"/>
     </w:pPr>
     <w:rPr>
-      <w:rFonts w:ascii="宋体" w:hAnsi="宋体" w:eastAsia="宋体" w:cs="宋体"/>
+      <w:rFonts w:ascii="宋体" w:eastAsia="宋体" w:hAnsi="宋体" w:cs="宋体"/>
       <w:spacing w:val="-2"/>
       <w:sz w:val="24"/>
       <w:szCs w:val="24"/>
     </w:rPr>
   </w:style>
-  <w:style w:type="paragraph" w:customStyle="1" w:styleId="32">
+  <w:style w:type="paragraph" w:customStyle="1" w:styleId="a2">
     <w:name w:val="柴_目录"/>
-    <w:basedOn w:val="1"/>
-    <w:next w:val="12"/>
+    <w:basedOn w:val="Normal"/>
+    <w:next w:val="BodyText"/>
     <w:qFormat/>
-    <w:uiPriority w:val="0"/>
     <w:pPr>
       <w:tabs>
         <w:tab w:val="right" w:leader="dot" w:pos="8442"/>
@@ -9729,64 +9569,59 @@
       <w:ind w:left="0" w:leftChars="0"/>
     </w:pPr>
     <w:rPr>
-      <w:rFonts w:ascii="Arial" w:hAnsi="Arial" w:eastAsia="Microsoft JhengHei"/>
+      <w:rFonts w:ascii="Arial" w:eastAsia="Microsoft JhengHei" w:hAnsi="Arial"/>
       <w:sz w:val="24"/>
     </w:rPr>
   </w:style>
-  <w:style w:type="paragraph" w:customStyle="1" w:styleId="33">
+  <w:style w:type="paragraph" w:customStyle="1" w:styleId="WPSOffice1">
     <w:name w:val="WPSOffice手动目录 1"/>
     <w:qFormat/>
-    <w:uiPriority w:val="0"/>
     <w:pPr>
       <w:ind w:leftChars="0"/>
     </w:pPr>
     <w:rPr>
-      <w:rFonts w:ascii="Times New Roman" w:hAnsi="Times New Roman" w:eastAsia="宋体" w:cs="Times New Roman"/>
+      <w:rFonts w:ascii="Times New Roman" w:eastAsia="宋体" w:hAnsi="Times New Roman" w:cs="Times New Roman"/>
       <w:sz w:val="20"/>
       <w:szCs w:val="20"/>
     </w:rPr>
   </w:style>
-  <w:style w:type="paragraph" w:customStyle="1" w:styleId="34">
+  <w:style w:type="paragraph" w:customStyle="1" w:styleId="WPSOffice2">
     <w:name w:val="WPSOffice手动目录 2"/>
     <w:qFormat/>
-    <w:uiPriority w:val="0"/>
     <w:pPr>
       <w:ind w:leftChars="200"/>
     </w:pPr>
     <w:rPr>
-      <w:rFonts w:ascii="Times New Roman" w:hAnsi="Times New Roman" w:eastAsia="宋体" w:cs="Times New Roman"/>
+      <w:rFonts w:ascii="Times New Roman" w:eastAsia="宋体" w:hAnsi="Times New Roman" w:cs="Times New Roman"/>
       <w:sz w:val="20"/>
       <w:szCs w:val="20"/>
     </w:rPr>
   </w:style>
-  <w:style w:type="paragraph" w:customStyle="1" w:styleId="35">
+  <w:style w:type="paragraph" w:customStyle="1" w:styleId="WPSOffice3">
     <w:name w:val="WPSOffice手动目录 3"/>
     <w:qFormat/>
-    <w:uiPriority w:val="0"/>
     <w:pPr>
       <w:ind w:leftChars="400"/>
     </w:pPr>
     <w:rPr>
-      <w:rFonts w:ascii="Times New Roman" w:hAnsi="Times New Roman" w:eastAsia="宋体" w:cs="Times New Roman"/>
+      <w:rFonts w:ascii="Times New Roman" w:eastAsia="宋体" w:hAnsi="Times New Roman" w:cs="Times New Roman"/>
       <w:sz w:val="20"/>
       <w:szCs w:val="20"/>
     </w:rPr>
   </w:style>
-  <w:style w:type="paragraph" w:customStyle="1" w:styleId="36">
+  <w:style w:type="paragraph" w:customStyle="1" w:styleId="Compact">
     <w:name w:val="Compact"/>
-    <w:basedOn w:val="12"/>
+    <w:basedOn w:val="BodyText"/>
     <w:qFormat/>
-    <w:uiPriority w:val="0"/>
     <w:pPr>
       <w:spacing w:before="36" w:after="36"/>
     </w:pPr>
   </w:style>
-  <w:style w:type="table" w:customStyle="1" w:styleId="37">
+  <w:style w:type="table" w:customStyle="1" w:styleId="Table">
     <w:name w:val="Table"/>
     <w:semiHidden/>
     <w:unhideWhenUsed/>
     <w:qFormat/>
-    <w:uiPriority w:val="0"/>
     <w:tblPr>
       <w:tblCellMar>
         <w:top w:w="0" w:type="dxa"/>
@@ -9798,28 +9633,26 @@
     <w:tblStylePr w:type="firstRow">
       <w:tcPr>
         <w:tcBorders>
-          <w:bottom w:val="single" w:color="auto" w:sz="0" w:space="0"/>
+          <w:bottom w:val="single" w:sz="0" w:space="0" w:color="auto"/>
         </w:tcBorders>
         <w:vAlign w:val="bottom"/>
       </w:tcPr>
     </w:tblStylePr>
   </w:style>
-  <w:style w:type="character" w:customStyle="1" w:styleId="38">
+  <w:style w:type="character" w:customStyle="1" w:styleId="1Char">
     <w:name w:val="柴_标题1 Char"/>
-    <w:link w:val="28"/>
+    <w:link w:val="1"/>
     <w:qFormat/>
-    <w:uiPriority w:val="0"/>
     <w:rPr>
-      <w:rFonts w:ascii="Arial" w:hAnsi="Arial" w:eastAsia="宋体"/>
+      <w:rFonts w:ascii="Arial" w:eastAsia="宋体" w:hAnsi="Arial"/>
       <w:sz w:val="32"/>
     </w:rPr>
   </w:style>
-  <w:style w:type="table" w:customStyle="1" w:styleId="39">
+  <w:style w:type="table" w:customStyle="1" w:styleId="TableNormal1">
     <w:name w:val="Table Normal_1"/>
     <w:semiHidden/>
     <w:unhideWhenUsed/>
     <w:qFormat/>
-    <w:uiPriority w:val="0"/>
     <w:tblPr>
       <w:tblCellMar>
         <w:top w:w="0" w:type="dxa"/>
@@ -9829,11 +9662,10 @@
       </w:tblCellMar>
     </w:tblPr>
   </w:style>
-  <w:style w:type="paragraph" w:customStyle="1" w:styleId="40">
+  <w:style w:type="paragraph" w:customStyle="1" w:styleId="a3">
     <w:name w:val="柴_正文_无缩进"/>
-    <w:basedOn w:val="1"/>
+    <w:basedOn w:val="Normal"/>
     <w:qFormat/>
-    <w:uiPriority w:val="0"/>
     <w:pPr>
       <w:ind w:firstLine="0" w:firstLineChars="0"/>
     </w:pPr>
@@ -9843,31 +9675,29 @@
       <w:lang w:eastAsia="zh-CN"/>
     </w:rPr>
   </w:style>
-  <w:style w:type="paragraph" w:customStyle="1" w:styleId="41">
+  <w:style w:type="paragraph" w:customStyle="1" w:styleId="4">
     <w:name w:val="柴_标题4"/>
-    <w:basedOn w:val="5"/>
-    <w:next w:val="1"/>
+    <w:basedOn w:val="Heading4"/>
+    <w:next w:val="Normal"/>
     <w:qFormat/>
-    <w:uiPriority w:val="0"/>
     <w:pPr>
       <w:widowControl w:val="0"/>
       <w:spacing w:before="160" w:line="360" w:lineRule="auto"/>
-      <w:ind w:left="981" w:leftChars="300" w:hanging="862"/>
+      <w:ind w:left="981" w:hanging="862" w:leftChars="300"/>
     </w:pPr>
     <w:rPr>
-      <w:rFonts w:hint="eastAsia" w:ascii="Calibri" w:hAnsi="Calibri" w:eastAsia="宋体" w:cs="宋体"/>
+      <w:rFonts w:ascii="Calibri" w:eastAsia="宋体" w:hAnsi="Calibri" w:cs="宋体" w:hint="eastAsia"/>
       <w:sz w:val="24"/>
       <w:szCs w:val="24"/>
       <w:lang w:eastAsia="zh-CN" w:bidi="zh-CN"/>
     </w:rPr>
   </w:style>
-  <w:style w:type="character" w:customStyle="1" w:styleId="42">
+  <w:style w:type="character" w:customStyle="1" w:styleId="Char">
     <w:name w:val="柴_正文 Char"/>
-    <w:link w:val="29"/>
+    <w:link w:val="a1"/>
     <w:qFormat/>
-    <w:uiPriority w:val="0"/>
     <w:rPr>
-      <w:rFonts w:ascii="Arial" w:hAnsi="Arial" w:eastAsia="宋体"/>
+      <w:rFonts w:ascii="Arial" w:eastAsia="宋体" w:hAnsi="Arial"/>
       <w:sz w:val="24"/>
       <w:lang w:eastAsia="zh-CN"/>
     </w:rPr>
